--- a/assn1.docx
+++ b/assn1.docx
@@ -8,7 +8,7 @@
       </w:pPr>
       <w:r>
         <w:rPr>
-          <w:rFonts w:ascii="Noto Sans CJK KR" w:hAnsi="Noto Sans CJK KR" w:eastAsia="Noto Sans CJK KR"/>
+          <w:rFonts w:ascii="Noto Sans KR Medium" w:hAnsi="Noto Sans KR Medium" w:eastAsia="Noto Sans KR Medium" w:cs="Noto Sans KR Medium"/>
           <w:b w:val="0"/>
           <w:color w:val="637587"/>
           <w:sz w:val="22"/>
@@ -22,7 +22,7 @@
       </w:pPr>
       <w:r>
         <w:rPr>
-          <w:rFonts w:ascii="Noto Sans CJK KR" w:hAnsi="Noto Sans CJK KR" w:eastAsia="Noto Sans CJK KR"/>
+          <w:rFonts w:ascii="Noto Sans KR Medium" w:hAnsi="Noto Sans KR Medium" w:eastAsia="Noto Sans KR Medium" w:cs="Noto Sans KR Medium"/>
           <w:b/>
           <w:color w:val="173E65"/>
           <w:sz w:val="60"/>
@@ -38,7 +38,7 @@
       </w:pPr>
       <w:r>
         <w:rPr>
-          <w:rFonts w:ascii="Noto Sans CJK KR" w:hAnsi="Noto Sans CJK KR" w:eastAsia="Noto Sans CJK KR"/>
+          <w:rFonts w:ascii="Noto Sans KR Medium" w:hAnsi="Noto Sans KR Medium" w:eastAsia="Noto Sans KR Medium" w:cs="Noto Sans KR Medium"/>
           <w:b w:val="0"/>
           <w:color w:val="526B83"/>
           <w:sz w:val="34"/>
@@ -52,7 +52,7 @@
       </w:pPr>
       <w:r>
         <w:rPr>
-          <w:rFonts w:ascii="Noto Sans CJK KR" w:hAnsi="Noto Sans CJK KR" w:eastAsia="Noto Sans CJK KR"/>
+          <w:rFonts w:ascii="Noto Sans KR Medium" w:hAnsi="Noto Sans KR Medium" w:eastAsia="Noto Sans KR Medium" w:cs="Noto Sans KR Medium"/>
           <w:b/>
           <w:color w:val="173E65"/>
           <w:sz w:val="46"/>
@@ -68,7 +68,7 @@
       </w:pPr>
       <w:r>
         <w:rPr>
-          <w:rFonts w:ascii="Noto Sans CJK KR" w:hAnsi="Noto Sans CJK KR" w:eastAsia="Noto Sans CJK KR"/>
+          <w:rFonts w:ascii="Noto Sans KR Medium" w:hAnsi="Noto Sans KR Medium" w:eastAsia="Noto Sans KR Medium" w:cs="Noto Sans KR Medium"/>
           <w:b w:val="0"/>
           <w:color w:val="526B83"/>
           <w:sz w:val="24"/>
@@ -82,7 +82,7 @@
       </w:pPr>
       <w:r>
         <w:rPr>
-          <w:rFonts w:ascii="Noto Sans CJK KR" w:hAnsi="Noto Sans CJK KR" w:eastAsia="Noto Sans CJK KR"/>
+          <w:rFonts w:ascii="Noto Sans KR Medium" w:hAnsi="Noto Sans KR Medium" w:eastAsia="Noto Sans KR Medium" w:cs="Noto Sans KR Medium"/>
           <w:b w:val="0"/>
           <w:sz w:val="24"/>
         </w:rPr>
@@ -95,7 +95,7 @@
       </w:pPr>
       <w:r>
         <w:rPr>
-          <w:rFonts w:ascii="Noto Sans CJK KR" w:hAnsi="Noto Sans CJK KR" w:eastAsia="Noto Sans CJK KR"/>
+          <w:rFonts w:ascii="Noto Sans KR Medium" w:hAnsi="Noto Sans KR Medium" w:eastAsia="Noto Sans KR Medium" w:cs="Noto Sans KR Medium"/>
           <w:b w:val="0"/>
           <w:sz w:val="24"/>
         </w:rPr>
@@ -108,7 +108,7 @@
       </w:pPr>
       <w:r>
         <w:rPr>
-          <w:rFonts w:ascii="Noto Sans CJK KR" w:hAnsi="Noto Sans CJK KR" w:eastAsia="Noto Sans CJK KR"/>
+          <w:rFonts w:ascii="Noto Sans KR Medium" w:hAnsi="Noto Sans KR Medium" w:eastAsia="Noto Sans KR Medium" w:cs="Noto Sans KR Medium"/>
           <w:b w:val="0"/>
           <w:sz w:val="24"/>
         </w:rPr>
@@ -121,7 +121,7 @@
       </w:pPr>
       <w:r>
         <w:rPr>
-          <w:rFonts w:ascii="Noto Sans CJK KR" w:hAnsi="Noto Sans CJK KR" w:eastAsia="Noto Sans CJK KR"/>
+          <w:rFonts w:ascii="Noto Sans KR Medium" w:hAnsi="Noto Sans KR Medium" w:eastAsia="Noto Sans KR Medium" w:cs="Noto Sans KR Medium"/>
           <w:b w:val="0"/>
           <w:sz w:val="24"/>
         </w:rPr>
@@ -134,7 +134,7 @@
       </w:pPr>
       <w:r>
         <w:rPr>
-          <w:rFonts w:ascii="Noto Sans CJK KR" w:hAnsi="Noto Sans CJK KR" w:eastAsia="Noto Sans CJK KR"/>
+          <w:rFonts w:ascii="Noto Sans KR Medium" w:hAnsi="Noto Sans KR Medium" w:eastAsia="Noto Sans KR Medium" w:cs="Noto Sans KR Medium"/>
           <w:b/>
           <w:color w:val="173E65"/>
           <w:sz w:val="22"/>
@@ -148,7 +148,7 @@
       </w:pPr>
       <w:r>
         <w:rPr>
-          <w:rFonts w:ascii="Noto Sans CJK KR" w:hAnsi="Noto Sans CJK KR" w:eastAsia="Noto Sans CJK KR"/>
+          <w:rFonts w:ascii="Noto Sans KR Medium" w:hAnsi="Noto Sans KR Medium" w:eastAsia="Noto Sans KR Medium" w:cs="Noto Sans KR Medium"/>
           <w:b w:val="0"/>
           <w:sz w:val="20"/>
         </w:rPr>
@@ -174,7 +174,7 @@
       </w:pPr>
       <w:r>
         <w:rPr>
-          <w:rFonts w:ascii="Noto Sans CJK KR" w:hAnsi="Noto Sans CJK KR" w:eastAsia="Noto Sans CJK KR"/>
+          <w:rFonts w:ascii="Noto Sans KR Medium" w:hAnsi="Noto Sans KR Medium" w:eastAsia="Noto Sans KR Medium" w:cs="Noto Sans KR Medium"/>
           <w:b w:val="0"/>
           <w:sz w:val="20"/>
         </w:rPr>
@@ -213,7 +213,7 @@
           <w:p>
             <w:r>
               <w:rPr>
-                <w:rFonts w:ascii="Noto Sans CJK KR" w:hAnsi="Noto Sans CJK KR" w:eastAsia="Noto Sans CJK KR"/>
+                <w:rFonts w:ascii="Noto Sans KR Medium" w:hAnsi="Noto Sans KR Medium" w:eastAsia="Noto Sans KR Medium" w:cs="Noto Sans KR Medium"/>
                 <w:b/>
                 <w:color w:val="173E65"/>
                 <w:sz w:val="18"/>
@@ -230,7 +230,7 @@
           <w:p>
             <w:r>
               <w:rPr>
-                <w:rFonts w:ascii="Noto Sans CJK KR" w:hAnsi="Noto Sans CJK KR" w:eastAsia="Noto Sans CJK KR"/>
+                <w:rFonts w:ascii="Noto Sans KR Medium" w:hAnsi="Noto Sans KR Medium" w:eastAsia="Noto Sans KR Medium" w:cs="Noto Sans KR Medium"/>
                 <w:b/>
                 <w:color w:val="173E65"/>
                 <w:sz w:val="18"/>
@@ -247,7 +247,7 @@
           <w:p>
             <w:r>
               <w:rPr>
-                <w:rFonts w:ascii="Noto Sans CJK KR" w:hAnsi="Noto Sans CJK KR" w:eastAsia="Noto Sans CJK KR"/>
+                <w:rFonts w:ascii="Noto Sans KR Medium" w:hAnsi="Noto Sans KR Medium" w:eastAsia="Noto Sans KR Medium" w:cs="Noto Sans KR Medium"/>
                 <w:b/>
                 <w:color w:val="173E65"/>
                 <w:sz w:val="18"/>
@@ -271,7 +271,7 @@
             </w:pPr>
             <w:r>
               <w:rPr>
-                <w:rFonts w:ascii="Noto Sans CJK KR" w:hAnsi="Noto Sans CJK KR" w:eastAsia="Noto Sans CJK KR"/>
+                <w:rFonts w:ascii="Noto Sans KR Medium" w:hAnsi="Noto Sans KR Medium" w:eastAsia="Noto Sans KR Medium" w:cs="Noto Sans KR Medium"/>
                 <w:sz w:val="17"/>
               </w:rPr>
               <w:t>Rock (바위)</w:t>
@@ -288,7 +288,7 @@
             </w:pPr>
             <w:r>
               <w:rPr>
-                <w:rFonts w:ascii="Noto Sans CJK KR" w:hAnsi="Noto Sans CJK KR" w:eastAsia="Noto Sans CJK KR"/>
+                <w:rFonts w:ascii="Noto Sans KR Medium" w:hAnsi="Noto Sans KR Medium" w:eastAsia="Noto Sans KR Medium" w:cs="Noto Sans KR Medium"/>
                 <w:sz w:val="17"/>
               </w:rPr>
               <w:t>1</w:t>
@@ -305,7 +305,7 @@
             </w:pPr>
             <w:r>
               <w:rPr>
-                <w:rFonts w:ascii="Noto Sans CJK KR" w:hAnsi="Noto Sans CJK KR" w:eastAsia="Noto Sans CJK KR"/>
+                <w:rFonts w:ascii="Noto Sans KR Medium" w:hAnsi="Noto Sans KR Medium" w:eastAsia="Noto Sans KR Medium" w:cs="Noto Sans KR Medium"/>
                 <w:sz w:val="17"/>
               </w:rPr>
               <w:t>1단계 아래로</w:t>
@@ -327,7 +327,7 @@
             </w:pPr>
             <w:r>
               <w:rPr>
-                <w:rFonts w:ascii="Noto Sans CJK KR" w:hAnsi="Noto Sans CJK KR" w:eastAsia="Noto Sans CJK KR"/>
+                <w:rFonts w:ascii="Noto Sans KR Medium" w:hAnsi="Noto Sans KR Medium" w:eastAsia="Noto Sans KR Medium" w:cs="Noto Sans KR Medium"/>
                 <w:sz w:val="17"/>
               </w:rPr>
               <w:t>Paper (보)</w:t>
@@ -344,7 +344,7 @@
             </w:pPr>
             <w:r>
               <w:rPr>
-                <w:rFonts w:ascii="Noto Sans CJK KR" w:hAnsi="Noto Sans CJK KR" w:eastAsia="Noto Sans CJK KR"/>
+                <w:rFonts w:ascii="Noto Sans KR Medium" w:hAnsi="Noto Sans KR Medium" w:eastAsia="Noto Sans KR Medium" w:cs="Noto Sans KR Medium"/>
                 <w:sz w:val="17"/>
               </w:rPr>
               <w:t>2</w:t>
@@ -361,7 +361,7 @@
             </w:pPr>
             <w:r>
               <w:rPr>
-                <w:rFonts w:ascii="Noto Sans CJK KR" w:hAnsi="Noto Sans CJK KR" w:eastAsia="Noto Sans CJK KR"/>
+                <w:rFonts w:ascii="Noto Sans KR Medium" w:hAnsi="Noto Sans KR Medium" w:eastAsia="Noto Sans KR Medium" w:cs="Noto Sans KR Medium"/>
                 <w:sz w:val="17"/>
               </w:rPr>
               <w:t>2단계 아래로</w:t>
@@ -383,7 +383,7 @@
             </w:pPr>
             <w:r>
               <w:rPr>
-                <w:rFonts w:ascii="Noto Sans CJK KR" w:hAnsi="Noto Sans CJK KR" w:eastAsia="Noto Sans CJK KR"/>
+                <w:rFonts w:ascii="Noto Sans KR Medium" w:hAnsi="Noto Sans KR Medium" w:eastAsia="Noto Sans KR Medium" w:cs="Noto Sans KR Medium"/>
                 <w:sz w:val="17"/>
               </w:rPr>
               <w:t>Scissors (가위)</w:t>
@@ -400,7 +400,7 @@
             </w:pPr>
             <w:r>
               <w:rPr>
-                <w:rFonts w:ascii="Noto Sans CJK KR" w:hAnsi="Noto Sans CJK KR" w:eastAsia="Noto Sans CJK KR"/>
+                <w:rFonts w:ascii="Noto Sans KR Medium" w:hAnsi="Noto Sans KR Medium" w:eastAsia="Noto Sans KR Medium" w:cs="Noto Sans KR Medium"/>
                 <w:sz w:val="17"/>
               </w:rPr>
               <w:t>3</w:t>
@@ -417,7 +417,7 @@
             </w:pPr>
             <w:r>
               <w:rPr>
-                <w:rFonts w:ascii="Noto Sans CJK KR" w:hAnsi="Noto Sans CJK KR" w:eastAsia="Noto Sans CJK KR"/>
+                <w:rFonts w:ascii="Noto Sans KR Medium" w:hAnsi="Noto Sans KR Medium" w:eastAsia="Noto Sans KR Medium" w:cs="Noto Sans KR Medium"/>
                 <w:sz w:val="17"/>
               </w:rPr>
               <w:t>3단계 아래로</w:t>
@@ -439,7 +439,7 @@
             </w:pPr>
             <w:r>
               <w:rPr>
-                <w:rFonts w:ascii="Noto Sans CJK KR" w:hAnsi="Noto Sans CJK KR" w:eastAsia="Noto Sans CJK KR"/>
+                <w:rFonts w:ascii="Noto Sans KR Medium" w:hAnsi="Noto Sans KR Medium" w:eastAsia="Noto Sans KR Medium" w:cs="Noto Sans KR Medium"/>
                 <w:sz w:val="17"/>
               </w:rPr>
               <w:t>무승부</w:t>
@@ -456,7 +456,7 @@
             </w:pPr>
             <w:r>
               <w:rPr>
-                <w:rFonts w:ascii="Noto Sans CJK KR" w:hAnsi="Noto Sans CJK KR" w:eastAsia="Noto Sans CJK KR"/>
+                <w:rFonts w:ascii="Noto Sans KR Medium" w:hAnsi="Noto Sans KR Medium" w:eastAsia="Noto Sans KR Medium" w:cs="Noto Sans KR Medium"/>
                 <w:sz w:val="17"/>
               </w:rPr>
               <w:t>두 선택이 같음</w:t>
@@ -473,7 +473,7 @@
             </w:pPr>
             <w:r>
               <w:rPr>
-                <w:rFonts w:ascii="Noto Sans CJK KR" w:hAnsi="Noto Sans CJK KR" w:eastAsia="Noto Sans CJK KR"/>
+                <w:rFonts w:ascii="Noto Sans KR Medium" w:hAnsi="Noto Sans KR Medium" w:eastAsia="Noto Sans KR Medium" w:cs="Noto Sans KR Medium"/>
                 <w:sz w:val="17"/>
               </w:rPr>
               <w:t>양쪽 위치 유지</w:t>
@@ -493,7 +493,7 @@
       </w:pPr>
       <w:r>
         <w:rPr>
-          <w:rFonts w:ascii="Noto Sans CJK KR" w:hAnsi="Noto Sans CJK KR" w:eastAsia="Noto Sans CJK KR"/>
+          <w:rFonts w:ascii="Noto Sans KR Medium" w:hAnsi="Noto Sans KR Medium" w:eastAsia="Noto Sans KR Medium" w:cs="Noto Sans KR Medium"/>
           <w:b w:val="0"/>
           <w:sz w:val="20"/>
         </w:rPr>
@@ -555,7 +555,7 @@
       </w:pPr>
       <w:r>
         <w:rPr>
-          <w:rFonts w:ascii="Noto Sans CJK KR" w:hAnsi="Noto Sans CJK KR" w:eastAsia="Noto Sans CJK KR"/>
+          <w:rFonts w:ascii="Noto Sans KR Medium" w:hAnsi="Noto Sans KR Medium" w:eastAsia="Noto Sans KR Medium" w:cs="Noto Sans KR Medium"/>
           <w:b w:val="0"/>
           <w:color w:val="43596C"/>
           <w:sz w:val="16"/>
@@ -569,7 +569,7 @@
       </w:pPr>
       <w:r>
         <w:rPr>
-          <w:rFonts w:ascii="Noto Sans CJK KR" w:hAnsi="Noto Sans CJK KR" w:eastAsia="Noto Sans CJK KR"/>
+          <w:rFonts w:ascii="Noto Sans KR Medium" w:hAnsi="Noto Sans KR Medium" w:eastAsia="Noto Sans KR Medium" w:cs="Noto Sans KR Medium"/>
           <w:b w:val="0"/>
           <w:sz w:val="20"/>
         </w:rPr>
@@ -595,7 +595,7 @@
       </w:pPr>
       <w:r>
         <w:rPr>
-          <w:rFonts w:ascii="Noto Sans CJK KR" w:hAnsi="Noto Sans CJK KR" w:eastAsia="Noto Sans CJK KR"/>
+          <w:rFonts w:ascii="Noto Sans KR Medium" w:hAnsi="Noto Sans KR Medium" w:eastAsia="Noto Sans KR Medium" w:cs="Noto Sans KR Medium"/>
           <w:b w:val="0"/>
           <w:sz w:val="20"/>
         </w:rPr>
@@ -625,7 +625,7 @@
           <w:p>
             <w:r>
               <w:rPr>
-                <w:rFonts w:ascii="Noto Sans CJK KR" w:hAnsi="Noto Sans CJK KR" w:eastAsia="Noto Sans CJK KR"/>
+                <w:rFonts w:ascii="Noto Sans KR Medium" w:hAnsi="Noto Sans KR Medium" w:eastAsia="Noto Sans KR Medium" w:cs="Noto Sans KR Medium"/>
                 <w:b/>
                 <w:color w:val="173E65"/>
                 <w:sz w:val="18"/>
@@ -642,7 +642,7 @@
           <w:p>
             <w:r>
               <w:rPr>
-                <w:rFonts w:ascii="Noto Sans CJK KR" w:hAnsi="Noto Sans CJK KR" w:eastAsia="Noto Sans CJK KR"/>
+                <w:rFonts w:ascii="Noto Sans KR Medium" w:hAnsi="Noto Sans KR Medium" w:eastAsia="Noto Sans KR Medium" w:cs="Noto Sans KR Medium"/>
                 <w:b/>
                 <w:color w:val="173E65"/>
                 <w:sz w:val="18"/>
@@ -666,7 +666,7 @@
             </w:pPr>
             <w:r>
               <w:rPr>
-                <w:rFonts w:ascii="Noto Sans CJK KR" w:hAnsi="Noto Sans CJK KR" w:eastAsia="Noto Sans CJK KR"/>
+                <w:rFonts w:ascii="Noto Sans KR Medium" w:hAnsi="Noto Sans KR Medium" w:eastAsia="Noto Sans KR Medium" w:cs="Noto Sans KR Medium"/>
                 <w:sz w:val="17"/>
               </w:rPr>
               <w:t>get_player_choice()</w:t>
@@ -685,7 +685,7 @@
             </w:pPr>
             <w:r>
               <w:rPr>
-                <w:rFonts w:ascii="Noto Sans CJK KR" w:hAnsi="Noto Sans CJK KR" w:eastAsia="Noto Sans CJK KR"/>
+                <w:rFonts w:ascii="Noto Sans KR Medium" w:hAnsi="Noto Sans KR Medium" w:eastAsia="Noto Sans KR Medium" w:cs="Noto Sans KR Medium"/>
                 <w:sz w:val="17"/>
               </w:rPr>
               <w:t>0~3 정수 입력을 반복 검증</w:t>
@@ -709,7 +709,7 @@
             </w:pPr>
             <w:r>
               <w:rPr>
-                <w:rFonts w:ascii="Noto Sans CJK KR" w:hAnsi="Noto Sans CJK KR" w:eastAsia="Noto Sans CJK KR"/>
+                <w:rFonts w:ascii="Noto Sans KR Medium" w:hAnsi="Noto Sans KR Medium" w:eastAsia="Noto Sans KR Medium" w:cs="Noto Sans KR Medium"/>
                 <w:sz w:val="17"/>
               </w:rPr>
               <w:t>get_computer_choice()</w:t>
@@ -728,7 +728,7 @@
             </w:pPr>
             <w:r>
               <w:rPr>
-                <w:rFonts w:ascii="Noto Sans CJK KR" w:hAnsi="Noto Sans CJK KR" w:eastAsia="Noto Sans CJK KR"/>
+                <w:rFonts w:ascii="Noto Sans KR Medium" w:hAnsi="Noto Sans KR Medium" w:eastAsia="Noto Sans KR Medium" w:cs="Noto Sans KR Medium"/>
                 <w:sz w:val="17"/>
               </w:rPr>
               <w:t>random.randint(1, 3)으로 선택</w:t>
@@ -752,7 +752,7 @@
             </w:pPr>
             <w:r>
               <w:rPr>
-                <w:rFonts w:ascii="Noto Sans CJK KR" w:hAnsi="Noto Sans CJK KR" w:eastAsia="Noto Sans CJK KR"/>
+                <w:rFonts w:ascii="Noto Sans KR Medium" w:hAnsi="Noto Sans KR Medium" w:eastAsia="Noto Sans KR Medium" w:cs="Noto Sans KR Medium"/>
                 <w:sz w:val="17"/>
               </w:rPr>
               <w:t>print_stairs(total_steps,</w:t>
@@ -771,7 +771,7 @@
             </w:pPr>
             <w:r>
               <w:rPr>
-                <w:rFonts w:ascii="Noto Sans CJK KR" w:hAnsi="Noto Sans CJK KR" w:eastAsia="Noto Sans CJK KR"/>
+                <w:rFonts w:ascii="Noto Sans KR Medium" w:hAnsi="Noto Sans KR Medium" w:eastAsia="Noto Sans KR Medium" w:cs="Noto Sans KR Medium"/>
                 <w:sz w:val="17"/>
               </w:rPr>
               <w:t>전체 계단과 두 위치 출력</w:t>
@@ -795,7 +795,7 @@
             </w:pPr>
             <w:r>
               <w:rPr>
-                <w:rFonts w:ascii="Noto Sans CJK KR" w:hAnsi="Noto Sans CJK KR" w:eastAsia="Noto Sans CJK KR"/>
+                <w:rFonts w:ascii="Noto Sans KR Medium" w:hAnsi="Noto Sans KR Medium" w:eastAsia="Noto Sans KR Medium" w:cs="Noto Sans KR Medium"/>
                 <w:sz w:val="17"/>
               </w:rPr>
               <w:t>determine_winner(player_choice,</w:t>
@@ -814,7 +814,7 @@
             </w:pPr>
             <w:r>
               <w:rPr>
-                <w:rFonts w:ascii="Noto Sans CJK KR" w:hAnsi="Noto Sans CJK KR" w:eastAsia="Noto Sans CJK KR"/>
+                <w:rFonts w:ascii="Noto Sans KR Medium" w:hAnsi="Noto Sans KR Medium" w:eastAsia="Noto Sans KR Medium" w:cs="Noto Sans KR Medium"/>
                 <w:sz w:val="17"/>
               </w:rPr>
               <w:t>두 선택을 비교하여 승패 결정</w:t>
@@ -838,7 +838,7 @@
             </w:pPr>
             <w:r>
               <w:rPr>
-                <w:rFonts w:ascii="Noto Sans CJK KR" w:hAnsi="Noto Sans CJK KR" w:eastAsia="Noto Sans CJK KR"/>
+                <w:rFonts w:ascii="Noto Sans KR Medium" w:hAnsi="Noto Sans KR Medium" w:eastAsia="Noto Sans KR Medium" w:cs="Noto Sans KR Medium"/>
                 <w:sz w:val="17"/>
               </w:rPr>
               <w:t>update_position(current_pos,</w:t>
@@ -857,7 +857,7 @@
             </w:pPr>
             <w:r>
               <w:rPr>
-                <w:rFonts w:ascii="Noto Sans CJK KR" w:hAnsi="Noto Sans CJK KR" w:eastAsia="Noto Sans CJK KR"/>
+                <w:rFonts w:ascii="Noto Sans KR Medium" w:hAnsi="Noto Sans KR Medium" w:eastAsia="Noto Sans KR Medium" w:cs="Noto Sans KR Medium"/>
                 <w:sz w:val="17"/>
               </w:rPr>
               <w:t>이동 후 위치를 계산하고 0 하한 보정</w:t>
@@ -881,7 +881,7 @@
             </w:pPr>
             <w:r>
               <w:rPr>
-                <w:rFonts w:ascii="Noto Sans CJK KR" w:hAnsi="Noto Sans CJK KR" w:eastAsia="Noto Sans CJK KR"/>
+                <w:rFonts w:ascii="Noto Sans KR Medium" w:hAnsi="Noto Sans KR Medium" w:eastAsia="Noto Sans KR Medium" w:cs="Noto Sans KR Medium"/>
                 <w:sz w:val="17"/>
               </w:rPr>
               <w:t>play_game()</w:t>
@@ -900,7 +900,7 @@
             </w:pPr>
             <w:r>
               <w:rPr>
-                <w:rFonts w:ascii="Noto Sans CJK KR" w:hAnsi="Noto Sans CJK KR" w:eastAsia="Noto Sans CJK KR"/>
+                <w:rFonts w:ascii="Noto Sans KR Medium" w:hAnsi="Noto Sans KR Medium" w:eastAsia="Noto Sans KR Medium" w:cs="Noto Sans KR Medium"/>
                 <w:sz w:val="17"/>
               </w:rPr>
               <w:t>입력부터 최종 종료까지 진행 제어</w:t>
@@ -931,7 +931,7 @@
       </w:pPr>
       <w:r>
         <w:rPr>
-          <w:rFonts w:ascii="Noto Sans CJK KR" w:hAnsi="Noto Sans CJK KR" w:eastAsia="Noto Sans CJK KR"/>
+          <w:rFonts w:ascii="Noto Sans KR Medium" w:hAnsi="Noto Sans KR Medium" w:eastAsia="Noto Sans KR Medium" w:cs="Noto Sans KR Medium"/>
           <w:b w:val="0"/>
           <w:sz w:val="18"/>
         </w:rPr>
@@ -974,7 +974,7 @@
       </w:pPr>
       <w:r>
         <w:rPr>
-          <w:rFonts w:ascii="Noto Sans CJK KR" w:hAnsi="Noto Sans CJK KR" w:eastAsia="Noto Sans CJK KR"/>
+          <w:rFonts w:ascii="Noto Sans KR Medium" w:hAnsi="Noto Sans KR Medium" w:eastAsia="Noto Sans KR Medium" w:cs="Noto Sans KR Medium"/>
           <w:b w:val="0"/>
           <w:sz w:val="20"/>
         </w:rPr>
@@ -1000,7 +1000,7 @@
       </w:pPr>
       <w:r>
         <w:rPr>
-          <w:rFonts w:ascii="Noto Sans CJK KR" w:hAnsi="Noto Sans CJK KR" w:eastAsia="Noto Sans CJK KR"/>
+          <w:rFonts w:ascii="Noto Sans KR Medium" w:hAnsi="Noto Sans KR Medium" w:eastAsia="Noto Sans KR Medium" w:cs="Noto Sans KR Medium"/>
           <w:b w:val="0"/>
           <w:sz w:val="20"/>
         </w:rPr>
@@ -1013,7 +1013,7 @@
       </w:pPr>
       <w:r>
         <w:rPr>
-          <w:rFonts w:ascii="Noto Sans CJK KR" w:hAnsi="Noto Sans CJK KR" w:eastAsia="Noto Sans CJK KR"/>
+          <w:rFonts w:ascii="Noto Sans KR Medium" w:hAnsi="Noto Sans KR Medium" w:eastAsia="Noto Sans KR Medium" w:cs="Noto Sans KR Medium"/>
           <w:b w:val="0"/>
           <w:sz w:val="20"/>
         </w:rPr>
@@ -1067,7 +1067,7 @@
       </w:pPr>
       <w:r>
         <w:rPr>
-          <w:rFonts w:ascii="Noto Sans CJK KR" w:hAnsi="Noto Sans CJK KR" w:eastAsia="Noto Sans CJK KR"/>
+          <w:rFonts w:ascii="Noto Sans KR Medium" w:hAnsi="Noto Sans KR Medium" w:eastAsia="Noto Sans KR Medium" w:cs="Noto Sans KR Medium"/>
           <w:b w:val="0"/>
           <w:color w:val="43596C"/>
           <w:sz w:val="16"/>
@@ -1122,7 +1122,7 @@
       </w:pPr>
       <w:r>
         <w:rPr>
-          <w:rFonts w:ascii="Noto Sans CJK KR" w:hAnsi="Noto Sans CJK KR" w:eastAsia="Noto Sans CJK KR"/>
+          <w:rFonts w:ascii="Noto Sans KR Medium" w:hAnsi="Noto Sans KR Medium" w:eastAsia="Noto Sans KR Medium" w:cs="Noto Sans KR Medium"/>
           <w:b w:val="0"/>
           <w:color w:val="43596C"/>
           <w:sz w:val="16"/>
@@ -1136,7 +1136,7 @@
       </w:pPr>
       <w:r>
         <w:rPr>
-          <w:rFonts w:ascii="Noto Sans CJK KR" w:hAnsi="Noto Sans CJK KR" w:eastAsia="Noto Sans CJK KR"/>
+          <w:rFonts w:ascii="Noto Sans KR Medium" w:hAnsi="Noto Sans KR Medium" w:eastAsia="Noto Sans KR Medium" w:cs="Noto Sans KR Medium"/>
           <w:b w:val="0"/>
           <w:color w:val="526577"/>
           <w:sz w:val="16"/>
@@ -1163,7 +1163,7 @@
       </w:pPr>
       <w:r>
         <w:rPr>
-          <w:rFonts w:ascii="Noto Sans CJK KR" w:hAnsi="Noto Sans CJK KR" w:eastAsia="Noto Sans CJK KR"/>
+          <w:rFonts w:ascii="Noto Sans KR Medium" w:hAnsi="Noto Sans KR Medium" w:eastAsia="Noto Sans KR Medium" w:cs="Noto Sans KR Medium"/>
           <w:b w:val="0"/>
           <w:sz w:val="20"/>
         </w:rPr>
@@ -1217,7 +1217,7 @@
       </w:pPr>
       <w:r>
         <w:rPr>
-          <w:rFonts w:ascii="Noto Sans CJK KR" w:hAnsi="Noto Sans CJK KR" w:eastAsia="Noto Sans CJK KR"/>
+          <w:rFonts w:ascii="Noto Sans KR Medium" w:hAnsi="Noto Sans KR Medium" w:eastAsia="Noto Sans KR Medium" w:cs="Noto Sans KR Medium"/>
           <w:b w:val="0"/>
           <w:color w:val="43596C"/>
           <w:sz w:val="16"/>
@@ -1272,7 +1272,7 @@
       </w:pPr>
       <w:r>
         <w:rPr>
-          <w:rFonts w:ascii="Noto Sans CJK KR" w:hAnsi="Noto Sans CJK KR" w:eastAsia="Noto Sans CJK KR"/>
+          <w:rFonts w:ascii="Noto Sans KR Medium" w:hAnsi="Noto Sans KR Medium" w:eastAsia="Noto Sans KR Medium" w:cs="Noto Sans KR Medium"/>
           <w:b w:val="0"/>
           <w:color w:val="43596C"/>
           <w:sz w:val="16"/>
@@ -1286,7 +1286,7 @@
       </w:pPr>
       <w:r>
         <w:rPr>
-          <w:rFonts w:ascii="Noto Sans CJK KR" w:hAnsi="Noto Sans CJK KR" w:eastAsia="Noto Sans CJK KR"/>
+          <w:rFonts w:ascii="Noto Sans KR Medium" w:hAnsi="Noto Sans KR Medium" w:eastAsia="Noto Sans KR Medium" w:cs="Noto Sans KR Medium"/>
           <w:b w:val="0"/>
           <w:sz w:val="20"/>
         </w:rPr>
@@ -1353,7 +1353,7 @@
       </w:pPr>
       <w:r>
         <w:rPr>
-          <w:rFonts w:ascii="Noto Sans CJK KR" w:hAnsi="Noto Sans CJK KR" w:eastAsia="Noto Sans CJK KR"/>
+          <w:rFonts w:ascii="Noto Sans KR Medium" w:hAnsi="Noto Sans KR Medium" w:eastAsia="Noto Sans KR Medium" w:cs="Noto Sans KR Medium"/>
           <w:b w:val="0"/>
           <w:color w:val="43596C"/>
           <w:sz w:val="16"/>
@@ -1408,7 +1408,7 @@
       </w:pPr>
       <w:r>
         <w:rPr>
-          <w:rFonts w:ascii="Noto Sans CJK KR" w:hAnsi="Noto Sans CJK KR" w:eastAsia="Noto Sans CJK KR"/>
+          <w:rFonts w:ascii="Noto Sans KR Medium" w:hAnsi="Noto Sans KR Medium" w:eastAsia="Noto Sans KR Medium" w:cs="Noto Sans KR Medium"/>
           <w:b w:val="0"/>
           <w:color w:val="43596C"/>
           <w:sz w:val="16"/>
@@ -1463,7 +1463,7 @@
       </w:pPr>
       <w:r>
         <w:rPr>
-          <w:rFonts w:ascii="Noto Sans CJK KR" w:hAnsi="Noto Sans CJK KR" w:eastAsia="Noto Sans CJK KR"/>
+          <w:rFonts w:ascii="Noto Sans KR Medium" w:hAnsi="Noto Sans KR Medium" w:eastAsia="Noto Sans KR Medium" w:cs="Noto Sans KR Medium"/>
           <w:b w:val="0"/>
           <w:color w:val="43596C"/>
           <w:sz w:val="16"/>
@@ -1477,7 +1477,7 @@
       </w:pPr>
       <w:r>
         <w:rPr>
-          <w:rFonts w:ascii="Noto Sans CJK KR" w:hAnsi="Noto Sans CJK KR" w:eastAsia="Noto Sans CJK KR"/>
+          <w:rFonts w:ascii="Noto Sans KR Medium" w:hAnsi="Noto Sans KR Medium" w:eastAsia="Noto Sans KR Medium" w:cs="Noto Sans KR Medium"/>
           <w:b w:val="0"/>
           <w:sz w:val="20"/>
         </w:rPr>
@@ -1503,7 +1503,7 @@
       </w:pPr>
       <w:r>
         <w:rPr>
-          <w:rFonts w:ascii="Noto Sans CJK KR" w:hAnsi="Noto Sans CJK KR" w:eastAsia="Noto Sans CJK KR"/>
+          <w:rFonts w:ascii="Noto Sans KR Medium" w:hAnsi="Noto Sans KR Medium" w:eastAsia="Noto Sans KR Medium" w:cs="Noto Sans KR Medium"/>
           <w:b w:val="0"/>
           <w:sz w:val="20"/>
         </w:rPr>
@@ -1534,7 +1534,7 @@
           <w:p>
             <w:r>
               <w:rPr>
-                <w:rFonts w:ascii="Noto Sans CJK KR" w:hAnsi="Noto Sans CJK KR" w:eastAsia="Noto Sans CJK KR"/>
+                <w:rFonts w:ascii="Noto Sans KR Medium" w:hAnsi="Noto Sans KR Medium" w:eastAsia="Noto Sans KR Medium" w:cs="Noto Sans KR Medium"/>
                 <w:b/>
                 <w:color w:val="173E65"/>
                 <w:sz w:val="18"/>
@@ -1551,7 +1551,7 @@
           <w:p>
             <w:r>
               <w:rPr>
-                <w:rFonts w:ascii="Noto Sans CJK KR" w:hAnsi="Noto Sans CJK KR" w:eastAsia="Noto Sans CJK KR"/>
+                <w:rFonts w:ascii="Noto Sans KR Medium" w:hAnsi="Noto Sans KR Medium" w:eastAsia="Noto Sans KR Medium" w:cs="Noto Sans KR Medium"/>
                 <w:b/>
                 <w:color w:val="173E65"/>
                 <w:sz w:val="18"/>
@@ -1568,7 +1568,7 @@
           <w:p>
             <w:r>
               <w:rPr>
-                <w:rFonts w:ascii="Noto Sans CJK KR" w:hAnsi="Noto Sans CJK KR" w:eastAsia="Noto Sans CJK KR"/>
+                <w:rFonts w:ascii="Noto Sans KR Medium" w:hAnsi="Noto Sans KR Medium" w:eastAsia="Noto Sans KR Medium" w:cs="Noto Sans KR Medium"/>
                 <w:b/>
                 <w:color w:val="173E65"/>
                 <w:sz w:val="18"/>
@@ -1592,7 +1592,7 @@
             </w:pPr>
             <w:r>
               <w:rPr>
-                <w:rFonts w:ascii="Noto Sans CJK KR" w:hAnsi="Noto Sans CJK KR" w:eastAsia="Noto Sans CJK KR"/>
+                <w:rFonts w:ascii="Noto Sans KR Medium" w:hAnsi="Noto Sans KR Medium" w:eastAsia="Noto Sans KR Medium" w:cs="Noto Sans KR Medium"/>
                 <w:sz w:val="17"/>
               </w:rPr>
               <w:t>승패 / 난수</w:t>
@@ -1609,7 +1609,7 @@
             </w:pPr>
             <w:r>
               <w:rPr>
-                <w:rFonts w:ascii="Noto Sans CJK KR" w:hAnsi="Noto Sans CJK KR" w:eastAsia="Noto Sans CJK KR"/>
+                <w:rFonts w:ascii="Noto Sans KR Medium" w:hAnsi="Noto Sans KR Medium" w:eastAsia="Noto Sans KR Medium" w:cs="Noto Sans KR Medium"/>
                 <w:sz w:val="17"/>
               </w:rPr>
               <w:t>선택 9조합, randint(1, 3) 호출</w:t>
@@ -1626,7 +1626,7 @@
             </w:pPr>
             <w:r>
               <w:rPr>
-                <w:rFonts w:ascii="Noto Sans CJK KR" w:hAnsi="Noto Sans CJK KR" w:eastAsia="Noto Sans CJK KR"/>
+                <w:rFonts w:ascii="Noto Sans KR Medium" w:hAnsi="Noto Sans KR Medium" w:eastAsia="Noto Sans KR Medium" w:cs="Noto Sans KR Medium"/>
                 <w:sz w:val="17"/>
               </w:rPr>
               <w:t>통과</w:t>
@@ -1648,7 +1648,7 @@
             </w:pPr>
             <w:r>
               <w:rPr>
-                <w:rFonts w:ascii="Noto Sans CJK KR" w:hAnsi="Noto Sans CJK KR" w:eastAsia="Noto Sans CJK KR"/>
+                <w:rFonts w:ascii="Noto Sans KR Medium" w:hAnsi="Noto Sans KR Medium" w:eastAsia="Noto Sans KR Medium" w:cs="Noto Sans KR Medium"/>
                 <w:sz w:val="17"/>
               </w:rPr>
               <w:t>계단 수</w:t>
@@ -1665,7 +1665,7 @@
             </w:pPr>
             <w:r>
               <w:rPr>
-                <w:rFonts w:ascii="Noto Sans CJK KR" w:hAnsi="Noto Sans CJK KR" w:eastAsia="Noto Sans CJK KR"/>
+                <w:rFonts w:ascii="Noto Sans KR Medium" w:hAnsi="Noto Sans KR Medium" w:eastAsia="Noto Sans KR Medium" w:cs="Noto Sans KR Medium"/>
                 <w:sz w:val="17"/>
               </w:rPr>
               <w:t>5·20 허용, 4·21·음수 거부</w:t>
@@ -1682,7 +1682,7 @@
             </w:pPr>
             <w:r>
               <w:rPr>
-                <w:rFonts w:ascii="Noto Sans CJK KR" w:hAnsi="Noto Sans CJK KR" w:eastAsia="Noto Sans CJK KR"/>
+                <w:rFonts w:ascii="Noto Sans KR Medium" w:hAnsi="Noto Sans KR Medium" w:eastAsia="Noto Sans KR Medium" w:cs="Noto Sans KR Medium"/>
                 <w:sz w:val="17"/>
               </w:rPr>
               <w:t>통과</w:t>
@@ -1704,7 +1704,7 @@
             </w:pPr>
             <w:r>
               <w:rPr>
-                <w:rFonts w:ascii="Noto Sans CJK KR" w:hAnsi="Noto Sans CJK KR" w:eastAsia="Noto Sans CJK KR"/>
+                <w:rFonts w:ascii="Noto Sans KR Medium" w:hAnsi="Noto Sans KR Medium" w:eastAsia="Noto Sans KR Medium" w:cs="Noto Sans KR Medium"/>
                 <w:sz w:val="17"/>
               </w:rPr>
               <w:t>선택 입력</w:t>
@@ -1721,7 +1721,7 @@
             </w:pPr>
             <w:r>
               <w:rPr>
-                <w:rFonts w:ascii="Noto Sans CJK KR" w:hAnsi="Noto Sans CJK KR" w:eastAsia="Noto Sans CJK KR"/>
+                <w:rFonts w:ascii="Noto Sans KR Medium" w:hAnsi="Noto Sans KR Medium" w:eastAsia="Noto Sans KR Medium" w:cs="Noto Sans KR Medium"/>
                 <w:sz w:val="17"/>
               </w:rPr>
               <w:t>0~3 허용, −1·4·123 재입력</w:t>
@@ -1738,7 +1738,7 @@
             </w:pPr>
             <w:r>
               <w:rPr>
-                <w:rFonts w:ascii="Noto Sans CJK KR" w:hAnsi="Noto Sans CJK KR" w:eastAsia="Noto Sans CJK KR"/>
+                <w:rFonts w:ascii="Noto Sans KR Medium" w:hAnsi="Noto Sans KR Medium" w:eastAsia="Noto Sans KR Medium" w:cs="Noto Sans KR Medium"/>
                 <w:sz w:val="17"/>
               </w:rPr>
               <w:t>통과</w:t>
@@ -1760,7 +1760,7 @@
             </w:pPr>
             <w:r>
               <w:rPr>
-                <w:rFonts w:ascii="Noto Sans CJK KR" w:hAnsi="Noto Sans CJK KR" w:eastAsia="Noto Sans CJK KR"/>
+                <w:rFonts w:ascii="Noto Sans KR Medium" w:hAnsi="Noto Sans KR Medium" w:eastAsia="Noto Sans KR Medium" w:cs="Noto Sans KR Medium"/>
                 <w:sz w:val="17"/>
               </w:rPr>
               <w:t>계단 표시</w:t>
@@ -1777,7 +1777,7 @@
             </w:pPr>
             <w:r>
               <w:rPr>
-                <w:rFonts w:ascii="Noto Sans CJK KR" w:hAnsi="Noto Sans CJK KR" w:eastAsia="Noto Sans CJK KR"/>
+                <w:rFonts w:ascii="Noto Sans KR Medium" w:hAnsi="Noto Sans KR Medium" w:eastAsia="Noto Sans KR Medium" w:cs="Noto Sans KR Medium"/>
                 <w:sz w:val="17"/>
               </w:rPr>
               <w:t>초기·같은 위치·분리·0·두 자리 정렬</w:t>
@@ -1794,7 +1794,7 @@
             </w:pPr>
             <w:r>
               <w:rPr>
-                <w:rFonts w:ascii="Noto Sans CJK KR" w:hAnsi="Noto Sans CJK KR" w:eastAsia="Noto Sans CJK KR"/>
+                <w:rFonts w:ascii="Noto Sans KR Medium" w:hAnsi="Noto Sans KR Medium" w:eastAsia="Noto Sans KR Medium" w:cs="Noto Sans KR Medium"/>
                 <w:sz w:val="17"/>
               </w:rPr>
               <w:t>통과</w:t>
@@ -1816,7 +1816,7 @@
             </w:pPr>
             <w:r>
               <w:rPr>
-                <w:rFonts w:ascii="Noto Sans CJK KR" w:hAnsi="Noto Sans CJK KR" w:eastAsia="Noto Sans CJK KR"/>
+                <w:rFonts w:ascii="Noto Sans KR Medium" w:hAnsi="Noto Sans KR Medium" w:eastAsia="Noto Sans KR Medium" w:cs="Noto Sans KR Medium"/>
                 <w:sz w:val="17"/>
               </w:rPr>
               <w:t>이동 / 순서</w:t>
@@ -1833,7 +1833,7 @@
             </w:pPr>
             <w:r>
               <w:rPr>
-                <w:rFonts w:ascii="Noto Sans CJK KR" w:hAnsi="Noto Sans CJK KR" w:eastAsia="Noto Sans CJK KR"/>
+                <w:rFonts w:ascii="Noto Sans KR Medium" w:hAnsi="Noto Sans KR Medium" w:eastAsia="Noto Sans KR Medium" w:cs="Noto Sans KR Medium"/>
                 <w:sz w:val="17"/>
               </w:rPr>
               <w:t>승자 선택값, ENTER 후 갱신, 0 보정</w:t>
@@ -1850,7 +1850,7 @@
             </w:pPr>
             <w:r>
               <w:rPr>
-                <w:rFonts w:ascii="Noto Sans CJK KR" w:hAnsi="Noto Sans CJK KR" w:eastAsia="Noto Sans CJK KR"/>
+                <w:rFonts w:ascii="Noto Sans KR Medium" w:hAnsi="Noto Sans KR Medium" w:eastAsia="Noto Sans KR Medium" w:cs="Noto Sans KR Medium"/>
                 <w:sz w:val="17"/>
               </w:rPr>
               <w:t>통과</w:t>
@@ -1872,7 +1872,7 @@
             </w:pPr>
             <w:r>
               <w:rPr>
-                <w:rFonts w:ascii="Noto Sans CJK KR" w:hAnsi="Noto Sans CJK KR" w:eastAsia="Noto Sans CJK KR"/>
+                <w:rFonts w:ascii="Noto Sans KR Medium" w:hAnsi="Noto Sans KR Medium" w:eastAsia="Noto Sans KR Medium" w:cs="Noto Sans KR Medium"/>
                 <w:sz w:val="17"/>
               </w:rPr>
               <w:t>게임 흐름</w:t>
@@ -1889,7 +1889,7 @@
             </w:pPr>
             <w:r>
               <w:rPr>
-                <w:rFonts w:ascii="Noto Sans CJK KR" w:hAnsi="Noto Sans CJK KR" w:eastAsia="Noto Sans CJK KR"/>
+                <w:rFonts w:ascii="Noto Sans KR Medium" w:hAnsi="Noto Sans KR Medium" w:eastAsia="Noto Sans KR Medium" w:cs="Noto Sans KR Medium"/>
                 <w:sz w:val="17"/>
               </w:rPr>
               <w:t>무승부 유지, 양측 최종 승리</w:t>
@@ -1906,7 +1906,7 @@
             </w:pPr>
             <w:r>
               <w:rPr>
-                <w:rFonts w:ascii="Noto Sans CJK KR" w:hAnsi="Noto Sans CJK KR" w:eastAsia="Noto Sans CJK KR"/>
+                <w:rFonts w:ascii="Noto Sans KR Medium" w:hAnsi="Noto Sans KR Medium" w:eastAsia="Noto Sans KR Medium" w:cs="Noto Sans KR Medium"/>
                 <w:sz w:val="17"/>
               </w:rPr>
               <w:t>통과</w:t>
@@ -1928,7 +1928,7 @@
             </w:pPr>
             <w:r>
               <w:rPr>
-                <w:rFonts w:ascii="Noto Sans CJK KR" w:hAnsi="Noto Sans CJK KR" w:eastAsia="Noto Sans CJK KR"/>
+                <w:rFonts w:ascii="Noto Sans KR Medium" w:hAnsi="Noto Sans KR Medium" w:eastAsia="Noto Sans KR Medium" w:cs="Noto Sans KR Medium"/>
                 <w:sz w:val="17"/>
               </w:rPr>
               <w:t>종료 확인</w:t>
@@ -1945,7 +1945,7 @@
             </w:pPr>
             <w:r>
               <w:rPr>
-                <w:rFonts w:ascii="Noto Sans CJK KR" w:hAnsi="Noto Sans CJK KR" w:eastAsia="Noto Sans CJK KR"/>
+                <w:rFonts w:ascii="Noto Sans KR Medium" w:hAnsi="Noto Sans KR Medium" w:eastAsia="Noto Sans KR Medium" w:cs="Noto Sans KR Medium"/>
                 <w:sz w:val="17"/>
               </w:rPr>
               <w:t>대소문자, 오타, 취소 후 재확인</w:t>
@@ -1962,7 +1962,7 @@
             </w:pPr>
             <w:r>
               <w:rPr>
-                <w:rFonts w:ascii="Noto Sans CJK KR" w:hAnsi="Noto Sans CJK KR" w:eastAsia="Noto Sans CJK KR"/>
+                <w:rFonts w:ascii="Noto Sans KR Medium" w:hAnsi="Noto Sans KR Medium" w:eastAsia="Noto Sans KR Medium" w:cs="Noto Sans KR Medium"/>
                 <w:sz w:val="17"/>
               </w:rPr>
               <w:t>통과</w:t>
@@ -1984,7 +1984,7 @@
             </w:pPr>
             <w:r>
               <w:rPr>
-                <w:rFonts w:ascii="Noto Sans CJK KR" w:hAnsi="Noto Sans CJK KR" w:eastAsia="Noto Sans CJK KR"/>
+                <w:rFonts w:ascii="Noto Sans KR Medium" w:hAnsi="Noto Sans KR Medium" w:eastAsia="Noto Sans KR Medium" w:cs="Noto Sans KR Medium"/>
                 <w:sz w:val="17"/>
               </w:rPr>
               <w:t>독립 실행</w:t>
@@ -2001,7 +2001,7 @@
             </w:pPr>
             <w:r>
               <w:rPr>
-                <w:rFonts w:ascii="Noto Sans CJK KR" w:hAnsi="Noto Sans CJK KR" w:eastAsia="Noto Sans CJK KR"/>
+                <w:rFonts w:ascii="Noto Sans KR Medium" w:hAnsi="Noto Sans KR Medium" w:eastAsia="Noto Sans KR Medium" w:cs="Noto Sans KR Medium"/>
                 <w:sz w:val="17"/>
               </w:rPr>
               <w:t>CLI 종료 코드 0, import 시 자동 실행 없음</w:t>
@@ -2018,7 +2018,7 @@
             </w:pPr>
             <w:r>
               <w:rPr>
-                <w:rFonts w:ascii="Noto Sans CJK KR" w:hAnsi="Noto Sans CJK KR" w:eastAsia="Noto Sans CJK KR"/>
+                <w:rFonts w:ascii="Noto Sans KR Medium" w:hAnsi="Noto Sans KR Medium" w:eastAsia="Noto Sans KR Medium" w:cs="Noto Sans KR Medium"/>
                 <w:sz w:val="17"/>
               </w:rPr>
               <w:t>통과</w:t>
@@ -2046,7 +2046,7 @@
       </w:pPr>
       <w:r>
         <w:rPr>
-          <w:rFonts w:ascii="Noto Sans CJK KR" w:hAnsi="Noto Sans CJK KR" w:eastAsia="Noto Sans CJK KR"/>
+          <w:rFonts w:ascii="Noto Sans KR Medium" w:hAnsi="Noto Sans KR Medium" w:eastAsia="Noto Sans KR Medium" w:cs="Noto Sans KR Medium"/>
           <w:b w:val="0"/>
           <w:sz w:val="20"/>
         </w:rPr>
@@ -2059,7 +2059,7 @@
       </w:pPr>
       <w:r>
         <w:rPr>
-          <w:rFonts w:ascii="Noto Sans CJK KR" w:hAnsi="Noto Sans CJK KR" w:eastAsia="Noto Sans CJK KR"/>
+          <w:rFonts w:ascii="Noto Sans KR Medium" w:hAnsi="Noto Sans KR Medium" w:eastAsia="Noto Sans KR Medium" w:cs="Noto Sans KR Medium"/>
           <w:b w:val="0"/>
           <w:sz w:val="20"/>
         </w:rPr>
@@ -2080,7 +2080,7 @@
       </w:pPr>
       <w:r>
         <w:rPr>
-          <w:rFonts w:ascii="Noto Sans CJK KR" w:hAnsi="Noto Sans CJK KR" w:eastAsia="Noto Sans CJK KR"/>
+          <w:rFonts w:ascii="Noto Sans KR Medium" w:hAnsi="Noto Sans KR Medium" w:eastAsia="Noto Sans KR Medium" w:cs="Noto Sans KR Medium"/>
           <w:b w:val="0"/>
           <w:sz w:val="20"/>
         </w:rPr>
@@ -2101,7 +2101,7 @@
       </w:pPr>
       <w:r>
         <w:rPr>
-          <w:rFonts w:ascii="Noto Sans CJK KR" w:hAnsi="Noto Sans CJK KR" w:eastAsia="Noto Sans CJK KR"/>
+          <w:rFonts w:ascii="Noto Sans KR Medium" w:hAnsi="Noto Sans KR Medium" w:eastAsia="Noto Sans KR Medium" w:cs="Noto Sans KR Medium"/>
           <w:b w:val="0"/>
           <w:sz w:val="20"/>
         </w:rPr>
@@ -2122,7 +2122,7 @@
       </w:pPr>
       <w:r>
         <w:rPr>
-          <w:rFonts w:ascii="Noto Sans CJK KR" w:hAnsi="Noto Sans CJK KR" w:eastAsia="Noto Sans CJK KR"/>
+          <w:rFonts w:ascii="Noto Sans KR Medium" w:hAnsi="Noto Sans KR Medium" w:eastAsia="Noto Sans KR Medium" w:cs="Noto Sans KR Medium"/>
           <w:b w:val="0"/>
           <w:color w:val="526577"/>
           <w:sz w:val="16"/>
@@ -2157,7 +2157,7 @@
     </w:pPr>
     <w:r>
       <w:rPr>
-        <w:rFonts w:ascii="Noto Sans CJK KR" w:hAnsi="Noto Sans CJK KR" w:eastAsia="Noto Sans CJK KR"/>
+        <w:rFonts w:ascii="Noto Sans KR Medium" w:hAnsi="Noto Sans KR Medium" w:eastAsia="Noto Sans KR Medium" w:cs="Noto Sans KR Medium"/>
         <w:color w:val="637587"/>
         <w:sz w:val="16"/>
       </w:rPr>
@@ -2176,7 +2176,7 @@
     </w:pPr>
     <w:r>
       <w:rPr>
-        <w:rFonts w:ascii="Noto Sans CJK KR" w:hAnsi="Noto Sans CJK KR" w:eastAsia="Noto Sans CJK KR"/>
+        <w:rFonts w:ascii="Noto Sans KR Medium" w:hAnsi="Noto Sans KR Medium" w:eastAsia="Noto Sans KR Medium" w:cs="Noto Sans KR Medium"/>
         <w:color w:val="637587"/>
         <w:sz w:val="16"/>
       </w:rPr>
@@ -2394,7 +2394,7 @@
   <w:docDefaults>
     <w:rPrDefault>
       <w:rPr>
-        <w:rFonts w:asciiTheme="minorHAnsi" w:eastAsiaTheme="minorEastAsia" w:hAnsiTheme="minorHAnsi" w:cstheme="minorBidi"/>
+        <w:rFonts w:ascii="Noto Sans KR Medium" w:hAnsi="Noto Sans KR Medium" w:eastAsia="Noto Sans KR Medium" w:cs="Noto Sans KR Medium"/>
         <w:sz w:val="22"/>
         <w:szCs w:val="22"/>
         <w:lang w:val="en-US" w:eastAsia="en-US" w:bidi="ar-SA"/>
@@ -2553,7 +2553,7 @@
       <w:spacing w:line="288" w:lineRule="auto" w:after="100"/>
     </w:pPr>
     <w:rPr>
-      <w:rFonts w:ascii="Noto Sans CJK KR" w:hAnsi="Noto Sans CJK KR" w:eastAsia="Noto Sans CJK KR"/>
+      <w:rFonts w:ascii="Noto Sans KR Medium" w:hAnsi="Noto Sans KR Medium" w:eastAsia="Noto Sans KR Medium" w:cs="Noto Sans KR Medium"/>
       <w:sz w:val="20"/>
     </w:rPr>
   </w:style>
@@ -2571,6 +2571,9 @@
       </w:tabs>
       <w:spacing w:after="0" w:line="240" w:lineRule="auto"/>
     </w:pPr>
+    <w:rPr>
+      <w:rFonts w:ascii="Noto Sans KR Medium" w:hAnsi="Noto Sans KR Medium" w:eastAsia="Noto Sans KR Medium" w:cs="Noto Sans KR Medium"/>
+    </w:rPr>
   </w:style>
   <w:style w:type="character" w:customStyle="1" w:styleId="HeaderChar">
     <w:name w:val="Header Char"/>
@@ -2578,6 +2581,9 @@
     <w:link w:val="Header"/>
     <w:uiPriority w:val="99"/>
     <w:rsid w:val="00E618BF"/>
+    <w:rPr>
+      <w:rFonts w:ascii="Noto Sans KR Medium" w:hAnsi="Noto Sans KR Medium" w:eastAsia="Noto Sans KR Medium" w:cs="Noto Sans KR Medium"/>
+    </w:rPr>
   </w:style>
   <w:style w:type="paragraph" w:styleId="Footer">
     <w:name w:val="footer"/>
@@ -2593,6 +2599,9 @@
       </w:tabs>
       <w:spacing w:after="0" w:line="240" w:lineRule="auto"/>
     </w:pPr>
+    <w:rPr>
+      <w:rFonts w:ascii="Noto Sans KR Medium" w:hAnsi="Noto Sans KR Medium" w:eastAsia="Noto Sans KR Medium" w:cs="Noto Sans KR Medium"/>
+    </w:rPr>
   </w:style>
   <w:style w:type="character" w:customStyle="1" w:styleId="FooterChar">
     <w:name w:val="Footer Char"/>
@@ -2600,6 +2609,9 @@
     <w:link w:val="Footer"/>
     <w:uiPriority w:val="99"/>
     <w:rsid w:val="00E618BF"/>
+    <w:rPr>
+      <w:rFonts w:ascii="Noto Sans KR Medium" w:hAnsi="Noto Sans KR Medium" w:eastAsia="Noto Sans KR Medium" w:cs="Noto Sans KR Medium"/>
+    </w:rPr>
   </w:style>
   <w:style w:type="paragraph" w:styleId="Heading1">
     <w:name w:val="heading 1"/>
@@ -2616,7 +2628,7 @@
       <w:outlineLvl w:val="0"/>
     </w:pPr>
     <w:rPr>
-      <w:rFonts w:asciiTheme="majorHAnsi" w:eastAsiaTheme="majorEastAsia" w:hAnsiTheme="majorHAnsi" w:cstheme="majorBidi" w:ascii="Noto Sans CJK KR" w:hAnsi="Noto Sans CJK KR" w:eastAsia="Noto Sans CJK KR"/>
+      <w:rFonts w:ascii="Noto Sans KR Medium" w:hAnsi="Noto Sans KR Medium" w:eastAsia="Noto Sans KR Medium" w:cs="Noto Sans KR Medium"/>
       <w:b/>
       <w:bCs/>
       <w:color w:val="173E65"/>
@@ -2640,7 +2652,7 @@
       <w:outlineLvl w:val="1"/>
     </w:pPr>
     <w:rPr>
-      <w:rFonts w:asciiTheme="majorHAnsi" w:eastAsiaTheme="majorEastAsia" w:hAnsiTheme="majorHAnsi" w:cstheme="majorBidi" w:ascii="Noto Sans CJK KR" w:hAnsi="Noto Sans CJK KR" w:eastAsia="Noto Sans CJK KR"/>
+      <w:rFonts w:ascii="Noto Sans KR Medium" w:hAnsi="Noto Sans KR Medium" w:eastAsia="Noto Sans KR Medium" w:cs="Noto Sans KR Medium"/>
       <w:b/>
       <w:bCs/>
       <w:color w:val="173E65"/>
@@ -2664,7 +2676,7 @@
       <w:outlineLvl w:val="2"/>
     </w:pPr>
     <w:rPr>
-      <w:rFonts w:asciiTheme="majorHAnsi" w:eastAsiaTheme="majorEastAsia" w:hAnsiTheme="majorHAnsi" w:cstheme="majorBidi"/>
+      <w:rFonts w:ascii="Noto Sans KR Medium" w:hAnsi="Noto Sans KR Medium" w:eastAsia="Noto Sans KR Medium" w:cs="Noto Sans KR Medium"/>
       <w:b/>
       <w:bCs/>
       <w:color w:val="4F81BD" w:themeColor="accent1"/>
@@ -2687,7 +2699,7 @@
       <w:outlineLvl w:val="3"/>
     </w:pPr>
     <w:rPr>
-      <w:rFonts w:asciiTheme="majorHAnsi" w:eastAsiaTheme="majorEastAsia" w:hAnsiTheme="majorHAnsi" w:cstheme="majorBidi"/>
+      <w:rFonts w:ascii="Noto Sans KR Medium" w:hAnsi="Noto Sans KR Medium" w:eastAsia="Noto Sans KR Medium" w:cs="Noto Sans KR Medium"/>
       <w:b/>
       <w:bCs/>
       <w:i/>
@@ -2712,7 +2724,7 @@
       <w:outlineLvl w:val="4"/>
     </w:pPr>
     <w:rPr>
-      <w:rFonts w:asciiTheme="majorHAnsi" w:eastAsiaTheme="majorEastAsia" w:hAnsiTheme="majorHAnsi" w:cstheme="majorBidi"/>
+      <w:rFonts w:ascii="Noto Sans KR Medium" w:hAnsi="Noto Sans KR Medium" w:eastAsia="Noto Sans KR Medium" w:cs="Noto Sans KR Medium"/>
       <w:color w:val="243F60" w:themeColor="accent1" w:themeShade="7F"/>
     </w:rPr>
   </w:style>
@@ -2733,7 +2745,7 @@
       <w:outlineLvl w:val="5"/>
     </w:pPr>
     <w:rPr>
-      <w:rFonts w:asciiTheme="majorHAnsi" w:eastAsiaTheme="majorEastAsia" w:hAnsiTheme="majorHAnsi" w:cstheme="majorBidi"/>
+      <w:rFonts w:ascii="Noto Sans KR Medium" w:hAnsi="Noto Sans KR Medium" w:eastAsia="Noto Sans KR Medium" w:cs="Noto Sans KR Medium"/>
       <w:i/>
       <w:iCs/>
       <w:color w:val="243F60" w:themeColor="accent1" w:themeShade="7F"/>
@@ -2756,7 +2768,7 @@
       <w:outlineLvl w:val="6"/>
     </w:pPr>
     <w:rPr>
-      <w:rFonts w:asciiTheme="majorHAnsi" w:eastAsiaTheme="majorEastAsia" w:hAnsiTheme="majorHAnsi" w:cstheme="majorBidi"/>
+      <w:rFonts w:ascii="Noto Sans KR Medium" w:hAnsi="Noto Sans KR Medium" w:eastAsia="Noto Sans KR Medium" w:cs="Noto Sans KR Medium"/>
       <w:i/>
       <w:iCs/>
       <w:color w:val="404040" w:themeColor="text1" w:themeTint="BF"/>
@@ -2779,7 +2791,7 @@
       <w:outlineLvl w:val="7"/>
     </w:pPr>
     <w:rPr>
-      <w:rFonts w:asciiTheme="majorHAnsi" w:eastAsiaTheme="majorEastAsia" w:hAnsiTheme="majorHAnsi" w:cstheme="majorBidi"/>
+      <w:rFonts w:ascii="Noto Sans KR Medium" w:hAnsi="Noto Sans KR Medium" w:eastAsia="Noto Sans KR Medium" w:cs="Noto Sans KR Medium"/>
       <w:color w:val="4F81BD" w:themeColor="accent1"/>
       <w:sz w:val="20"/>
       <w:szCs w:val="20"/>
@@ -2802,7 +2814,7 @@
       <w:outlineLvl w:val="8"/>
     </w:pPr>
     <w:rPr>
-      <w:rFonts w:asciiTheme="majorHAnsi" w:eastAsiaTheme="majorEastAsia" w:hAnsiTheme="majorHAnsi" w:cstheme="majorBidi"/>
+      <w:rFonts w:ascii="Noto Sans KR Medium" w:hAnsi="Noto Sans KR Medium" w:eastAsia="Noto Sans KR Medium" w:cs="Noto Sans KR Medium"/>
       <w:i/>
       <w:iCs/>
       <w:color w:val="404040" w:themeColor="text1" w:themeTint="BF"/>
@@ -2815,12 +2827,18 @@
     <w:uiPriority w:val="1"/>
     <w:semiHidden/>
     <w:unhideWhenUsed/>
+    <w:rPr>
+      <w:rFonts w:ascii="Noto Sans KR Medium" w:hAnsi="Noto Sans KR Medium" w:eastAsia="Noto Sans KR Medium" w:cs="Noto Sans KR Medium"/>
+    </w:rPr>
   </w:style>
   <w:style w:type="table" w:default="1" w:styleId="TableNormal">
     <w:name w:val="Normal Table"/>
     <w:uiPriority w:val="99"/>
     <w:semiHidden/>
     <w:unhideWhenUsed/>
+    <w:rPr>
+      <w:rFonts w:ascii="Noto Sans KR Medium" w:hAnsi="Noto Sans KR Medium" w:eastAsia="Noto Sans KR Medium" w:cs="Noto Sans KR Medium"/>
+    </w:rPr>
     <w:tblPr>
       <w:tblInd w:w="0" w:type="dxa"/>
       <w:tblCellMar>
@@ -2836,6 +2854,9 @@
     <w:uiPriority w:val="99"/>
     <w:semiHidden/>
     <w:unhideWhenUsed/>
+    <w:rPr>
+      <w:rFonts w:ascii="Noto Sans KR Medium" w:hAnsi="Noto Sans KR Medium" w:eastAsia="Noto Sans KR Medium" w:cs="Noto Sans KR Medium"/>
+    </w:rPr>
   </w:style>
   <w:style w:type="paragraph" w:styleId="NoSpacing">
     <w:name w:val="No Spacing"/>
@@ -2845,6 +2866,9 @@
     <w:pPr>
       <w:spacing w:after="0" w:line="240" w:lineRule="auto"/>
     </w:pPr>
+    <w:rPr>
+      <w:rFonts w:ascii="Noto Sans KR Medium" w:hAnsi="Noto Sans KR Medium" w:eastAsia="Noto Sans KR Medium" w:cs="Noto Sans KR Medium"/>
+    </w:rPr>
   </w:style>
   <w:style w:type="character" w:customStyle="1" w:styleId="Heading1Char">
     <w:name w:val="Heading 1 Char"/>
@@ -2853,7 +2877,7 @@
     <w:uiPriority w:val="9"/>
     <w:rsid w:val="00FC693F"/>
     <w:rPr>
-      <w:rFonts w:asciiTheme="majorHAnsi" w:eastAsiaTheme="majorEastAsia" w:hAnsiTheme="majorHAnsi" w:cstheme="majorBidi"/>
+      <w:rFonts w:ascii="Noto Sans KR Medium" w:hAnsi="Noto Sans KR Medium" w:eastAsia="Noto Sans KR Medium" w:cs="Noto Sans KR Medium"/>
       <w:b/>
       <w:bCs/>
       <w:color w:val="365F91" w:themeColor="accent1" w:themeShade="BF"/>
@@ -2868,7 +2892,7 @@
     <w:uiPriority w:val="9"/>
     <w:rsid w:val="00FC693F"/>
     <w:rPr>
-      <w:rFonts w:asciiTheme="majorHAnsi" w:eastAsiaTheme="majorEastAsia" w:hAnsiTheme="majorHAnsi" w:cstheme="majorBidi"/>
+      <w:rFonts w:ascii="Noto Sans KR Medium" w:hAnsi="Noto Sans KR Medium" w:eastAsia="Noto Sans KR Medium" w:cs="Noto Sans KR Medium"/>
       <w:b/>
       <w:bCs/>
       <w:color w:val="4F81BD" w:themeColor="accent1"/>
@@ -2883,7 +2907,7 @@
     <w:uiPriority w:val="9"/>
     <w:rsid w:val="00FC693F"/>
     <w:rPr>
-      <w:rFonts w:asciiTheme="majorHAnsi" w:eastAsiaTheme="majorEastAsia" w:hAnsiTheme="majorHAnsi" w:cstheme="majorBidi"/>
+      <w:rFonts w:ascii="Noto Sans KR Medium" w:hAnsi="Noto Sans KR Medium" w:eastAsia="Noto Sans KR Medium" w:cs="Noto Sans KR Medium"/>
       <w:b/>
       <w:bCs/>
       <w:color w:val="4F81BD" w:themeColor="accent1"/>
@@ -2905,7 +2929,7 @@
       <w:contextualSpacing/>
     </w:pPr>
     <w:rPr>
-      <w:rFonts w:asciiTheme="majorHAnsi" w:eastAsiaTheme="majorEastAsia" w:hAnsiTheme="majorHAnsi" w:cstheme="majorBidi" w:ascii="Noto Sans CJK KR" w:hAnsi="Noto Sans CJK KR" w:eastAsia="Noto Sans CJK KR"/>
+      <w:rFonts w:ascii="Noto Sans KR Medium" w:hAnsi="Noto Sans KR Medium" w:eastAsia="Noto Sans KR Medium" w:cs="Noto Sans KR Medium"/>
       <w:color w:val="173E65"/>
       <w:spacing w:val="5"/>
       <w:kern w:val="28"/>
@@ -2920,7 +2944,7 @@
     <w:uiPriority w:val="10"/>
     <w:rsid w:val="00FC693F"/>
     <w:rPr>
-      <w:rFonts w:asciiTheme="majorHAnsi" w:eastAsiaTheme="majorEastAsia" w:hAnsiTheme="majorHAnsi" w:cstheme="majorBidi"/>
+      <w:rFonts w:ascii="Noto Sans KR Medium" w:hAnsi="Noto Sans KR Medium" w:eastAsia="Noto Sans KR Medium" w:cs="Noto Sans KR Medium"/>
       <w:color w:val="17365D" w:themeColor="text2" w:themeShade="BF"/>
       <w:spacing w:val="5"/>
       <w:kern w:val="28"/>
@@ -2942,7 +2966,7 @@
       </w:numPr>
     </w:pPr>
     <w:rPr>
-      <w:rFonts w:asciiTheme="majorHAnsi" w:eastAsiaTheme="majorEastAsia" w:hAnsiTheme="majorHAnsi" w:cstheme="majorBidi"/>
+      <w:rFonts w:ascii="Noto Sans KR Medium" w:hAnsi="Noto Sans KR Medium" w:eastAsia="Noto Sans KR Medium" w:cs="Noto Sans KR Medium"/>
       <w:i/>
       <w:iCs/>
       <w:color w:val="4F81BD" w:themeColor="accent1"/>
@@ -2958,7 +2982,7 @@
     <w:uiPriority w:val="11"/>
     <w:rsid w:val="00FC693F"/>
     <w:rPr>
-      <w:rFonts w:asciiTheme="majorHAnsi" w:eastAsiaTheme="majorEastAsia" w:hAnsiTheme="majorHAnsi" w:cstheme="majorBidi"/>
+      <w:rFonts w:ascii="Noto Sans KR Medium" w:hAnsi="Noto Sans KR Medium" w:eastAsia="Noto Sans KR Medium" w:cs="Noto Sans KR Medium"/>
       <w:i/>
       <w:iCs/>
       <w:color w:val="4F81BD" w:themeColor="accent1"/>
@@ -2977,6 +3001,9 @@
       <w:ind w:left="720"/>
       <w:contextualSpacing/>
     </w:pPr>
+    <w:rPr>
+      <w:rFonts w:ascii="Noto Sans KR Medium" w:hAnsi="Noto Sans KR Medium" w:eastAsia="Noto Sans KR Medium" w:cs="Noto Sans KR Medium"/>
+    </w:rPr>
   </w:style>
   <w:style w:type="paragraph" w:styleId="BodyText">
     <w:name w:val="Body Text"/>
@@ -2988,6 +3015,9 @@
     <w:pPr>
       <w:spacing w:after="120"/>
     </w:pPr>
+    <w:rPr>
+      <w:rFonts w:ascii="Noto Sans KR Medium" w:hAnsi="Noto Sans KR Medium" w:eastAsia="Noto Sans KR Medium" w:cs="Noto Sans KR Medium"/>
+    </w:rPr>
   </w:style>
   <w:style w:type="character" w:customStyle="1" w:styleId="BodyTextChar">
     <w:name w:val="Body Text Char"/>
@@ -2995,6 +3025,9 @@
     <w:link w:val="BodyText"/>
     <w:uiPriority w:val="99"/>
     <w:rsid w:val="00AA1D8D"/>
+    <w:rPr>
+      <w:rFonts w:ascii="Noto Sans KR Medium" w:hAnsi="Noto Sans KR Medium" w:eastAsia="Noto Sans KR Medium" w:cs="Noto Sans KR Medium"/>
+    </w:rPr>
   </w:style>
   <w:style w:type="paragraph" w:styleId="BodyText2">
     <w:name w:val="Body Text 2"/>
@@ -3006,6 +3039,9 @@
     <w:pPr>
       <w:spacing w:after="120" w:line="480" w:lineRule="auto"/>
     </w:pPr>
+    <w:rPr>
+      <w:rFonts w:ascii="Noto Sans KR Medium" w:hAnsi="Noto Sans KR Medium" w:eastAsia="Noto Sans KR Medium" w:cs="Noto Sans KR Medium"/>
+    </w:rPr>
   </w:style>
   <w:style w:type="character" w:customStyle="1" w:styleId="BodyText2Char">
     <w:name w:val="Body Text 2 Char"/>
@@ -3013,6 +3049,9 @@
     <w:link w:val="BodyText2"/>
     <w:uiPriority w:val="99"/>
     <w:rsid w:val="00AA1D8D"/>
+    <w:rPr>
+      <w:rFonts w:ascii="Noto Sans KR Medium" w:hAnsi="Noto Sans KR Medium" w:eastAsia="Noto Sans KR Medium" w:cs="Noto Sans KR Medium"/>
+    </w:rPr>
   </w:style>
   <w:style w:type="paragraph" w:styleId="BodyText3">
     <w:name w:val="Body Text 3"/>
@@ -3025,6 +3064,7 @@
       <w:spacing w:after="120"/>
     </w:pPr>
     <w:rPr>
+      <w:rFonts w:ascii="Noto Sans KR Medium" w:hAnsi="Noto Sans KR Medium" w:eastAsia="Noto Sans KR Medium" w:cs="Noto Sans KR Medium"/>
       <w:sz w:val="16"/>
       <w:szCs w:val="16"/>
     </w:rPr>
@@ -3036,6 +3076,7 @@
     <w:uiPriority w:val="99"/>
     <w:rsid w:val="00AA1D8D"/>
     <w:rPr>
+      <w:rFonts w:ascii="Noto Sans KR Medium" w:hAnsi="Noto Sans KR Medium" w:eastAsia="Noto Sans KR Medium" w:cs="Noto Sans KR Medium"/>
       <w:sz w:val="16"/>
       <w:szCs w:val="16"/>
     </w:rPr>
@@ -3050,6 +3091,9 @@
       <w:ind w:left="360" w:hanging="360"/>
       <w:contextualSpacing/>
     </w:pPr>
+    <w:rPr>
+      <w:rFonts w:ascii="Noto Sans KR Medium" w:hAnsi="Noto Sans KR Medium" w:eastAsia="Noto Sans KR Medium" w:cs="Noto Sans KR Medium"/>
+    </w:rPr>
   </w:style>
   <w:style w:type="paragraph" w:styleId="List2">
     <w:name w:val="List 2"/>
@@ -3061,6 +3105,9 @@
       <w:ind w:left="720" w:hanging="360"/>
       <w:contextualSpacing/>
     </w:pPr>
+    <w:rPr>
+      <w:rFonts w:ascii="Noto Sans KR Medium" w:hAnsi="Noto Sans KR Medium" w:eastAsia="Noto Sans KR Medium" w:cs="Noto Sans KR Medium"/>
+    </w:rPr>
   </w:style>
   <w:style w:type="paragraph" w:styleId="List3">
     <w:name w:val="List 3"/>
@@ -3072,6 +3119,9 @@
       <w:ind w:left="1080" w:hanging="360"/>
       <w:contextualSpacing/>
     </w:pPr>
+    <w:rPr>
+      <w:rFonts w:ascii="Noto Sans KR Medium" w:hAnsi="Noto Sans KR Medium" w:eastAsia="Noto Sans KR Medium" w:cs="Noto Sans KR Medium"/>
+    </w:rPr>
   </w:style>
   <w:style w:type="paragraph" w:styleId="ListBullet">
     <w:name w:val="List Bullet"/>
@@ -3085,6 +3135,9 @@
       </w:numPr>
       <w:contextualSpacing/>
     </w:pPr>
+    <w:rPr>
+      <w:rFonts w:ascii="Noto Sans KR Medium" w:hAnsi="Noto Sans KR Medium" w:eastAsia="Noto Sans KR Medium" w:cs="Noto Sans KR Medium"/>
+    </w:rPr>
   </w:style>
   <w:style w:type="paragraph" w:styleId="ListBullet2">
     <w:name w:val="List Bullet 2"/>
@@ -3098,6 +3151,9 @@
       </w:numPr>
       <w:contextualSpacing/>
     </w:pPr>
+    <w:rPr>
+      <w:rFonts w:ascii="Noto Sans KR Medium" w:hAnsi="Noto Sans KR Medium" w:eastAsia="Noto Sans KR Medium" w:cs="Noto Sans KR Medium"/>
+    </w:rPr>
   </w:style>
   <w:style w:type="paragraph" w:styleId="ListBullet3">
     <w:name w:val="List Bullet 3"/>
@@ -3111,6 +3167,9 @@
       </w:numPr>
       <w:contextualSpacing/>
     </w:pPr>
+    <w:rPr>
+      <w:rFonts w:ascii="Noto Sans KR Medium" w:hAnsi="Noto Sans KR Medium" w:eastAsia="Noto Sans KR Medium" w:cs="Noto Sans KR Medium"/>
+    </w:rPr>
   </w:style>
   <w:style w:type="paragraph" w:styleId="ListNumber">
     <w:name w:val="List Number"/>
@@ -3124,6 +3183,9 @@
       </w:numPr>
       <w:contextualSpacing/>
     </w:pPr>
+    <w:rPr>
+      <w:rFonts w:ascii="Noto Sans KR Medium" w:hAnsi="Noto Sans KR Medium" w:eastAsia="Noto Sans KR Medium" w:cs="Noto Sans KR Medium"/>
+    </w:rPr>
   </w:style>
   <w:style w:type="paragraph" w:styleId="ListNumber2">
     <w:name w:val="List Number 2"/>
@@ -3137,6 +3199,9 @@
       </w:numPr>
       <w:contextualSpacing/>
     </w:pPr>
+    <w:rPr>
+      <w:rFonts w:ascii="Noto Sans KR Medium" w:hAnsi="Noto Sans KR Medium" w:eastAsia="Noto Sans KR Medium" w:cs="Noto Sans KR Medium"/>
+    </w:rPr>
   </w:style>
   <w:style w:type="paragraph" w:styleId="ListNumber3">
     <w:name w:val="List Number 3"/>
@@ -3150,6 +3215,9 @@
       </w:numPr>
       <w:contextualSpacing/>
     </w:pPr>
+    <w:rPr>
+      <w:rFonts w:ascii="Noto Sans KR Medium" w:hAnsi="Noto Sans KR Medium" w:eastAsia="Noto Sans KR Medium" w:cs="Noto Sans KR Medium"/>
+    </w:rPr>
   </w:style>
   <w:style w:type="paragraph" w:styleId="ListContinue">
     <w:name w:val="List Continue"/>
@@ -3162,6 +3230,9 @@
       <w:ind w:left="360"/>
       <w:contextualSpacing/>
     </w:pPr>
+    <w:rPr>
+      <w:rFonts w:ascii="Noto Sans KR Medium" w:hAnsi="Noto Sans KR Medium" w:eastAsia="Noto Sans KR Medium" w:cs="Noto Sans KR Medium"/>
+    </w:rPr>
   </w:style>
   <w:style w:type="paragraph" w:styleId="ListContinue2">
     <w:name w:val="List Continue 2"/>
@@ -3174,6 +3245,9 @@
       <w:ind w:left="720"/>
       <w:contextualSpacing/>
     </w:pPr>
+    <w:rPr>
+      <w:rFonts w:ascii="Noto Sans KR Medium" w:hAnsi="Noto Sans KR Medium" w:eastAsia="Noto Sans KR Medium" w:cs="Noto Sans KR Medium"/>
+    </w:rPr>
   </w:style>
   <w:style w:type="paragraph" w:styleId="ListContinue3">
     <w:name w:val="List Continue 3"/>
@@ -3186,6 +3260,9 @@
       <w:ind w:left="1080"/>
       <w:contextualSpacing/>
     </w:pPr>
+    <w:rPr>
+      <w:rFonts w:ascii="Noto Sans KR Medium" w:hAnsi="Noto Sans KR Medium" w:eastAsia="Noto Sans KR Medium" w:cs="Noto Sans KR Medium"/>
+    </w:rPr>
   </w:style>
   <w:style w:type="paragraph" w:styleId="MacroText">
     <w:name w:val="macro"/>
@@ -3205,7 +3282,7 @@
       </w:tabs>
     </w:pPr>
     <w:rPr>
-      <w:rFonts w:ascii="Courier" w:hAnsi="Courier"/>
+      <w:rFonts w:ascii="Noto Sans KR Medium" w:hAnsi="Noto Sans KR Medium" w:eastAsia="Noto Sans KR Medium" w:cs="Noto Sans KR Medium"/>
       <w:sz w:val="20"/>
       <w:szCs w:val="20"/>
     </w:rPr>
@@ -3217,7 +3294,7 @@
     <w:uiPriority w:val="99"/>
     <w:rsid w:val="0029639D"/>
     <w:rPr>
-      <w:rFonts w:ascii="Courier" w:hAnsi="Courier"/>
+      <w:rFonts w:ascii="Noto Sans KR Medium" w:hAnsi="Noto Sans KR Medium" w:eastAsia="Noto Sans KR Medium" w:cs="Noto Sans KR Medium"/>
       <w:sz w:val="20"/>
       <w:szCs w:val="20"/>
     </w:rPr>
@@ -3231,6 +3308,7 @@
     <w:qFormat/>
     <w:rsid w:val="00FC693F"/>
     <w:rPr>
+      <w:rFonts w:ascii="Noto Sans KR Medium" w:hAnsi="Noto Sans KR Medium" w:eastAsia="Noto Sans KR Medium" w:cs="Noto Sans KR Medium"/>
       <w:i/>
       <w:iCs/>
       <w:color w:val="000000" w:themeColor="text1"/>
@@ -3243,6 +3321,7 @@
     <w:uiPriority w:val="29"/>
     <w:rsid w:val="00FC693F"/>
     <w:rPr>
+      <w:rFonts w:ascii="Noto Sans KR Medium" w:hAnsi="Noto Sans KR Medium" w:eastAsia="Noto Sans KR Medium" w:cs="Noto Sans KR Medium"/>
       <w:i/>
       <w:iCs/>
       <w:color w:val="000000" w:themeColor="text1"/>
@@ -3256,7 +3335,7 @@
     <w:semiHidden/>
     <w:rsid w:val="00FC693F"/>
     <w:rPr>
-      <w:rFonts w:asciiTheme="majorHAnsi" w:eastAsiaTheme="majorEastAsia" w:hAnsiTheme="majorHAnsi" w:cstheme="majorBidi"/>
+      <w:rFonts w:ascii="Noto Sans KR Medium" w:hAnsi="Noto Sans KR Medium" w:eastAsia="Noto Sans KR Medium" w:cs="Noto Sans KR Medium"/>
       <w:b/>
       <w:bCs/>
       <w:i/>
@@ -3272,7 +3351,7 @@
     <w:semiHidden/>
     <w:rsid w:val="00FC693F"/>
     <w:rPr>
-      <w:rFonts w:asciiTheme="majorHAnsi" w:eastAsiaTheme="majorEastAsia" w:hAnsiTheme="majorHAnsi" w:cstheme="majorBidi"/>
+      <w:rFonts w:ascii="Noto Sans KR Medium" w:hAnsi="Noto Sans KR Medium" w:eastAsia="Noto Sans KR Medium" w:cs="Noto Sans KR Medium"/>
       <w:color w:val="243F60" w:themeColor="accent1" w:themeShade="7F"/>
     </w:rPr>
   </w:style>
@@ -3284,7 +3363,7 @@
     <w:semiHidden/>
     <w:rsid w:val="00FC693F"/>
     <w:rPr>
-      <w:rFonts w:asciiTheme="majorHAnsi" w:eastAsiaTheme="majorEastAsia" w:hAnsiTheme="majorHAnsi" w:cstheme="majorBidi"/>
+      <w:rFonts w:ascii="Noto Sans KR Medium" w:hAnsi="Noto Sans KR Medium" w:eastAsia="Noto Sans KR Medium" w:cs="Noto Sans KR Medium"/>
       <w:i/>
       <w:iCs/>
       <w:color w:val="243F60" w:themeColor="accent1" w:themeShade="7F"/>
@@ -3298,7 +3377,7 @@
     <w:semiHidden/>
     <w:rsid w:val="00FC693F"/>
     <w:rPr>
-      <w:rFonts w:asciiTheme="majorHAnsi" w:eastAsiaTheme="majorEastAsia" w:hAnsiTheme="majorHAnsi" w:cstheme="majorBidi"/>
+      <w:rFonts w:ascii="Noto Sans KR Medium" w:hAnsi="Noto Sans KR Medium" w:eastAsia="Noto Sans KR Medium" w:cs="Noto Sans KR Medium"/>
       <w:i/>
       <w:iCs/>
       <w:color w:val="404040" w:themeColor="text1" w:themeTint="BF"/>
@@ -3312,7 +3391,7 @@
     <w:semiHidden/>
     <w:rsid w:val="00FC693F"/>
     <w:rPr>
-      <w:rFonts w:asciiTheme="majorHAnsi" w:eastAsiaTheme="majorEastAsia" w:hAnsiTheme="majorHAnsi" w:cstheme="majorBidi"/>
+      <w:rFonts w:ascii="Noto Sans KR Medium" w:hAnsi="Noto Sans KR Medium" w:eastAsia="Noto Sans KR Medium" w:cs="Noto Sans KR Medium"/>
       <w:color w:val="4F81BD" w:themeColor="accent1"/>
       <w:sz w:val="20"/>
       <w:szCs w:val="20"/>
@@ -3326,7 +3405,7 @@
     <w:semiHidden/>
     <w:rsid w:val="00FC693F"/>
     <w:rPr>
-      <w:rFonts w:asciiTheme="majorHAnsi" w:eastAsiaTheme="majorEastAsia" w:hAnsiTheme="majorHAnsi" w:cstheme="majorBidi"/>
+      <w:rFonts w:ascii="Noto Sans KR Medium" w:hAnsi="Noto Sans KR Medium" w:eastAsia="Noto Sans KR Medium" w:cs="Noto Sans KR Medium"/>
       <w:i/>
       <w:iCs/>
       <w:color w:val="404040" w:themeColor="text1" w:themeTint="BF"/>
@@ -3347,6 +3426,7 @@
       <w:spacing w:line="240" w:lineRule="auto"/>
     </w:pPr>
     <w:rPr>
+      <w:rFonts w:ascii="Noto Sans KR Medium" w:hAnsi="Noto Sans KR Medium" w:eastAsia="Noto Sans KR Medium" w:cs="Noto Sans KR Medium"/>
       <w:b/>
       <w:bCs/>
       <w:color w:val="4F81BD" w:themeColor="accent1"/>
@@ -3361,6 +3441,7 @@
     <w:qFormat/>
     <w:rsid w:val="00FC693F"/>
     <w:rPr>
+      <w:rFonts w:ascii="Noto Sans KR Medium" w:hAnsi="Noto Sans KR Medium" w:eastAsia="Noto Sans KR Medium" w:cs="Noto Sans KR Medium"/>
       <w:b/>
       <w:bCs/>
     </w:rPr>
@@ -3372,6 +3453,7 @@
     <w:qFormat/>
     <w:rsid w:val="00FC693F"/>
     <w:rPr>
+      <w:rFonts w:ascii="Noto Sans KR Medium" w:hAnsi="Noto Sans KR Medium" w:eastAsia="Noto Sans KR Medium" w:cs="Noto Sans KR Medium"/>
       <w:i/>
       <w:iCs/>
     </w:rPr>
@@ -3392,6 +3474,7 @@
       <w:ind w:left="936" w:right="936"/>
     </w:pPr>
     <w:rPr>
+      <w:rFonts w:ascii="Noto Sans KR Medium" w:hAnsi="Noto Sans KR Medium" w:eastAsia="Noto Sans KR Medium" w:cs="Noto Sans KR Medium"/>
       <w:b/>
       <w:bCs/>
       <w:i/>
@@ -3406,6 +3489,7 @@
     <w:uiPriority w:val="30"/>
     <w:rsid w:val="00FC693F"/>
     <w:rPr>
+      <w:rFonts w:ascii="Noto Sans KR Medium" w:hAnsi="Noto Sans KR Medium" w:eastAsia="Noto Sans KR Medium" w:cs="Noto Sans KR Medium"/>
       <w:b/>
       <w:bCs/>
       <w:i/>
@@ -3420,6 +3504,7 @@
     <w:qFormat/>
     <w:rsid w:val="00FC693F"/>
     <w:rPr>
+      <w:rFonts w:ascii="Noto Sans KR Medium" w:hAnsi="Noto Sans KR Medium" w:eastAsia="Noto Sans KR Medium" w:cs="Noto Sans KR Medium"/>
       <w:i/>
       <w:iCs/>
       <w:color w:val="808080" w:themeColor="text1" w:themeTint="7F"/>
@@ -3432,6 +3517,7 @@
     <w:qFormat/>
     <w:rsid w:val="00FC693F"/>
     <w:rPr>
+      <w:rFonts w:ascii="Noto Sans KR Medium" w:hAnsi="Noto Sans KR Medium" w:eastAsia="Noto Sans KR Medium" w:cs="Noto Sans KR Medium"/>
       <w:b/>
       <w:bCs/>
       <w:i/>
@@ -3446,6 +3532,7 @@
     <w:qFormat/>
     <w:rsid w:val="00FC693F"/>
     <w:rPr>
+      <w:rFonts w:ascii="Noto Sans KR Medium" w:hAnsi="Noto Sans KR Medium" w:eastAsia="Noto Sans KR Medium" w:cs="Noto Sans KR Medium"/>
       <w:smallCaps/>
       <w:color w:val="C0504D" w:themeColor="accent2"/>
       <w:u w:val="single"/>
@@ -3458,6 +3545,7 @@
     <w:qFormat/>
     <w:rsid w:val="00FC693F"/>
     <w:rPr>
+      <w:rFonts w:ascii="Noto Sans KR Medium" w:hAnsi="Noto Sans KR Medium" w:eastAsia="Noto Sans KR Medium" w:cs="Noto Sans KR Medium"/>
       <w:b/>
       <w:bCs/>
       <w:smallCaps/>
@@ -3473,6 +3561,7 @@
     <w:qFormat/>
     <w:rsid w:val="00FC693F"/>
     <w:rPr>
+      <w:rFonts w:ascii="Noto Sans KR Medium" w:hAnsi="Noto Sans KR Medium" w:eastAsia="Noto Sans KR Medium" w:cs="Noto Sans KR Medium"/>
       <w:b/>
       <w:bCs/>
       <w:smallCaps/>
@@ -3491,6 +3580,9 @@
     <w:pPr>
       <w:outlineLvl w:val="9"/>
     </w:pPr>
+    <w:rPr>
+      <w:rFonts w:ascii="Noto Sans KR Medium" w:hAnsi="Noto Sans KR Medium" w:eastAsia="Noto Sans KR Medium" w:cs="Noto Sans KR Medium"/>
+    </w:rPr>
   </w:style>
   <w:style w:type="table" w:styleId="TableGrid">
     <w:name w:val="Table Grid"/>
@@ -3500,6 +3592,9 @@
     <w:pPr>
       <w:spacing w:after="0" w:line="240" w:lineRule="auto"/>
     </w:pPr>
+    <w:rPr>
+      <w:rFonts w:ascii="Noto Sans KR Medium" w:hAnsi="Noto Sans KR Medium" w:eastAsia="Noto Sans KR Medium" w:cs="Noto Sans KR Medium"/>
+    </w:rPr>
     <w:tblPr>
       <w:tblInd w:w="0" w:type="dxa"/>
       <w:tblBorders>
@@ -3527,6 +3622,7 @@
       <w:spacing w:after="0" w:line="240" w:lineRule="auto"/>
     </w:pPr>
     <w:rPr>
+      <w:rFonts w:ascii="Noto Sans KR Medium" w:hAnsi="Noto Sans KR Medium" w:eastAsia="Noto Sans KR Medium" w:cs="Noto Sans KR Medium"/>
       <w:color w:val="000000" w:themeColor="text1" w:themeShade="BF"/>
     </w:rPr>
     <w:tblPr>
@@ -3549,6 +3645,7 @@
         <w:spacing w:before="0" w:after="0" w:line="240" w:lineRule="auto"/>
       </w:pPr>
       <w:rPr>
+        <w:rFonts w:ascii="Noto Sans KR Medium" w:hAnsi="Noto Sans KR Medium" w:eastAsia="Noto Sans KR Medium" w:cs="Noto Sans KR Medium"/>
         <w:b/>
         <w:bCs/>
       </w:rPr>
@@ -3569,6 +3666,7 @@
         <w:spacing w:before="0" w:after="0" w:line="240" w:lineRule="auto"/>
       </w:pPr>
       <w:rPr>
+        <w:rFonts w:ascii="Noto Sans KR Medium" w:hAnsi="Noto Sans KR Medium" w:eastAsia="Noto Sans KR Medium" w:cs="Noto Sans KR Medium"/>
         <w:b/>
         <w:bCs/>
       </w:rPr>
@@ -3586,12 +3684,14 @@
     </w:tblStylePr>
     <w:tblStylePr w:type="firstCol">
       <w:rPr>
+        <w:rFonts w:ascii="Noto Sans KR Medium" w:hAnsi="Noto Sans KR Medium" w:eastAsia="Noto Sans KR Medium" w:cs="Noto Sans KR Medium"/>
         <w:b/>
         <w:bCs/>
       </w:rPr>
     </w:tblStylePr>
     <w:tblStylePr w:type="lastCol">
       <w:rPr>
+        <w:rFonts w:ascii="Noto Sans KR Medium" w:hAnsi="Noto Sans KR Medium" w:eastAsia="Noto Sans KR Medium" w:cs="Noto Sans KR Medium"/>
         <w:b/>
         <w:bCs/>
       </w:rPr>
@@ -3630,6 +3730,7 @@
       <w:spacing w:after="0" w:line="240" w:lineRule="auto"/>
     </w:pPr>
     <w:rPr>
+      <w:rFonts w:ascii="Noto Sans KR Medium" w:hAnsi="Noto Sans KR Medium" w:eastAsia="Noto Sans KR Medium" w:cs="Noto Sans KR Medium"/>
       <w:color w:val="365F91" w:themeColor="accent1" w:themeShade="BF"/>
     </w:rPr>
     <w:tblPr>
@@ -3652,6 +3753,7 @@
         <w:spacing w:before="0" w:after="0" w:line="240" w:lineRule="auto"/>
       </w:pPr>
       <w:rPr>
+        <w:rFonts w:ascii="Noto Sans KR Medium" w:hAnsi="Noto Sans KR Medium" w:eastAsia="Noto Sans KR Medium" w:cs="Noto Sans KR Medium"/>
         <w:b/>
         <w:bCs/>
       </w:rPr>
@@ -3672,6 +3774,7 @@
         <w:spacing w:before="0" w:after="0" w:line="240" w:lineRule="auto"/>
       </w:pPr>
       <w:rPr>
+        <w:rFonts w:ascii="Noto Sans KR Medium" w:hAnsi="Noto Sans KR Medium" w:eastAsia="Noto Sans KR Medium" w:cs="Noto Sans KR Medium"/>
         <w:b/>
         <w:bCs/>
       </w:rPr>
@@ -3689,12 +3792,14 @@
     </w:tblStylePr>
     <w:tblStylePr w:type="firstCol">
       <w:rPr>
+        <w:rFonts w:ascii="Noto Sans KR Medium" w:hAnsi="Noto Sans KR Medium" w:eastAsia="Noto Sans KR Medium" w:cs="Noto Sans KR Medium"/>
         <w:b/>
         <w:bCs/>
       </w:rPr>
     </w:tblStylePr>
     <w:tblStylePr w:type="lastCol">
       <w:rPr>
+        <w:rFonts w:ascii="Noto Sans KR Medium" w:hAnsi="Noto Sans KR Medium" w:eastAsia="Noto Sans KR Medium" w:cs="Noto Sans KR Medium"/>
         <w:b/>
         <w:bCs/>
       </w:rPr>
@@ -3733,6 +3838,7 @@
       <w:spacing w:after="0" w:line="240" w:lineRule="auto"/>
     </w:pPr>
     <w:rPr>
+      <w:rFonts w:ascii="Noto Sans KR Medium" w:hAnsi="Noto Sans KR Medium" w:eastAsia="Noto Sans KR Medium" w:cs="Noto Sans KR Medium"/>
       <w:color w:val="943634" w:themeColor="accent2" w:themeShade="BF"/>
     </w:rPr>
     <w:tblPr>
@@ -3755,6 +3861,7 @@
         <w:spacing w:before="0" w:after="0" w:line="240" w:lineRule="auto"/>
       </w:pPr>
       <w:rPr>
+        <w:rFonts w:ascii="Noto Sans KR Medium" w:hAnsi="Noto Sans KR Medium" w:eastAsia="Noto Sans KR Medium" w:cs="Noto Sans KR Medium"/>
         <w:b/>
         <w:bCs/>
       </w:rPr>
@@ -3775,6 +3882,7 @@
         <w:spacing w:before="0" w:after="0" w:line="240" w:lineRule="auto"/>
       </w:pPr>
       <w:rPr>
+        <w:rFonts w:ascii="Noto Sans KR Medium" w:hAnsi="Noto Sans KR Medium" w:eastAsia="Noto Sans KR Medium" w:cs="Noto Sans KR Medium"/>
         <w:b/>
         <w:bCs/>
       </w:rPr>
@@ -3792,12 +3900,14 @@
     </w:tblStylePr>
     <w:tblStylePr w:type="firstCol">
       <w:rPr>
+        <w:rFonts w:ascii="Noto Sans KR Medium" w:hAnsi="Noto Sans KR Medium" w:eastAsia="Noto Sans KR Medium" w:cs="Noto Sans KR Medium"/>
         <w:b/>
         <w:bCs/>
       </w:rPr>
     </w:tblStylePr>
     <w:tblStylePr w:type="lastCol">
       <w:rPr>
+        <w:rFonts w:ascii="Noto Sans KR Medium" w:hAnsi="Noto Sans KR Medium" w:eastAsia="Noto Sans KR Medium" w:cs="Noto Sans KR Medium"/>
         <w:b/>
         <w:bCs/>
       </w:rPr>
@@ -3836,6 +3946,7 @@
       <w:spacing w:after="0" w:line="240" w:lineRule="auto"/>
     </w:pPr>
     <w:rPr>
+      <w:rFonts w:ascii="Noto Sans KR Medium" w:hAnsi="Noto Sans KR Medium" w:eastAsia="Noto Sans KR Medium" w:cs="Noto Sans KR Medium"/>
       <w:color w:val="76923C" w:themeColor="accent3" w:themeShade="BF"/>
     </w:rPr>
     <w:tblPr>
@@ -3858,6 +3969,7 @@
         <w:spacing w:before="0" w:after="0" w:line="240" w:lineRule="auto"/>
       </w:pPr>
       <w:rPr>
+        <w:rFonts w:ascii="Noto Sans KR Medium" w:hAnsi="Noto Sans KR Medium" w:eastAsia="Noto Sans KR Medium" w:cs="Noto Sans KR Medium"/>
         <w:b/>
         <w:bCs/>
       </w:rPr>
@@ -3878,6 +3990,7 @@
         <w:spacing w:before="0" w:after="0" w:line="240" w:lineRule="auto"/>
       </w:pPr>
       <w:rPr>
+        <w:rFonts w:ascii="Noto Sans KR Medium" w:hAnsi="Noto Sans KR Medium" w:eastAsia="Noto Sans KR Medium" w:cs="Noto Sans KR Medium"/>
         <w:b/>
         <w:bCs/>
       </w:rPr>
@@ -3895,12 +4008,14 @@
     </w:tblStylePr>
     <w:tblStylePr w:type="firstCol">
       <w:rPr>
+        <w:rFonts w:ascii="Noto Sans KR Medium" w:hAnsi="Noto Sans KR Medium" w:eastAsia="Noto Sans KR Medium" w:cs="Noto Sans KR Medium"/>
         <w:b/>
         <w:bCs/>
       </w:rPr>
     </w:tblStylePr>
     <w:tblStylePr w:type="lastCol">
       <w:rPr>
+        <w:rFonts w:ascii="Noto Sans KR Medium" w:hAnsi="Noto Sans KR Medium" w:eastAsia="Noto Sans KR Medium" w:cs="Noto Sans KR Medium"/>
         <w:b/>
         <w:bCs/>
       </w:rPr>
@@ -3939,6 +4054,7 @@
       <w:spacing w:after="0" w:line="240" w:lineRule="auto"/>
     </w:pPr>
     <w:rPr>
+      <w:rFonts w:ascii="Noto Sans KR Medium" w:hAnsi="Noto Sans KR Medium" w:eastAsia="Noto Sans KR Medium" w:cs="Noto Sans KR Medium"/>
       <w:color w:val="5F497A" w:themeColor="accent4" w:themeShade="BF"/>
     </w:rPr>
     <w:tblPr>
@@ -3961,6 +4077,7 @@
         <w:spacing w:before="0" w:after="0" w:line="240" w:lineRule="auto"/>
       </w:pPr>
       <w:rPr>
+        <w:rFonts w:ascii="Noto Sans KR Medium" w:hAnsi="Noto Sans KR Medium" w:eastAsia="Noto Sans KR Medium" w:cs="Noto Sans KR Medium"/>
         <w:b/>
         <w:bCs/>
       </w:rPr>
@@ -3981,6 +4098,7 @@
         <w:spacing w:before="0" w:after="0" w:line="240" w:lineRule="auto"/>
       </w:pPr>
       <w:rPr>
+        <w:rFonts w:ascii="Noto Sans KR Medium" w:hAnsi="Noto Sans KR Medium" w:eastAsia="Noto Sans KR Medium" w:cs="Noto Sans KR Medium"/>
         <w:b/>
         <w:bCs/>
       </w:rPr>
@@ -3998,12 +4116,14 @@
     </w:tblStylePr>
     <w:tblStylePr w:type="firstCol">
       <w:rPr>
+        <w:rFonts w:ascii="Noto Sans KR Medium" w:hAnsi="Noto Sans KR Medium" w:eastAsia="Noto Sans KR Medium" w:cs="Noto Sans KR Medium"/>
         <w:b/>
         <w:bCs/>
       </w:rPr>
     </w:tblStylePr>
     <w:tblStylePr w:type="lastCol">
       <w:rPr>
+        <w:rFonts w:ascii="Noto Sans KR Medium" w:hAnsi="Noto Sans KR Medium" w:eastAsia="Noto Sans KR Medium" w:cs="Noto Sans KR Medium"/>
         <w:b/>
         <w:bCs/>
       </w:rPr>
@@ -4042,6 +4162,7 @@
       <w:spacing w:after="0" w:line="240" w:lineRule="auto"/>
     </w:pPr>
     <w:rPr>
+      <w:rFonts w:ascii="Noto Sans KR Medium" w:hAnsi="Noto Sans KR Medium" w:eastAsia="Noto Sans KR Medium" w:cs="Noto Sans KR Medium"/>
       <w:color w:val="31849B" w:themeColor="accent5" w:themeShade="BF"/>
     </w:rPr>
     <w:tblPr>
@@ -4064,6 +4185,7 @@
         <w:spacing w:before="0" w:after="0" w:line="240" w:lineRule="auto"/>
       </w:pPr>
       <w:rPr>
+        <w:rFonts w:ascii="Noto Sans KR Medium" w:hAnsi="Noto Sans KR Medium" w:eastAsia="Noto Sans KR Medium" w:cs="Noto Sans KR Medium"/>
         <w:b/>
         <w:bCs/>
       </w:rPr>
@@ -4084,6 +4206,7 @@
         <w:spacing w:before="0" w:after="0" w:line="240" w:lineRule="auto"/>
       </w:pPr>
       <w:rPr>
+        <w:rFonts w:ascii="Noto Sans KR Medium" w:hAnsi="Noto Sans KR Medium" w:eastAsia="Noto Sans KR Medium" w:cs="Noto Sans KR Medium"/>
         <w:b/>
         <w:bCs/>
       </w:rPr>
@@ -4101,12 +4224,14 @@
     </w:tblStylePr>
     <w:tblStylePr w:type="firstCol">
       <w:rPr>
+        <w:rFonts w:ascii="Noto Sans KR Medium" w:hAnsi="Noto Sans KR Medium" w:eastAsia="Noto Sans KR Medium" w:cs="Noto Sans KR Medium"/>
         <w:b/>
         <w:bCs/>
       </w:rPr>
     </w:tblStylePr>
     <w:tblStylePr w:type="lastCol">
       <w:rPr>
+        <w:rFonts w:ascii="Noto Sans KR Medium" w:hAnsi="Noto Sans KR Medium" w:eastAsia="Noto Sans KR Medium" w:cs="Noto Sans KR Medium"/>
         <w:b/>
         <w:bCs/>
       </w:rPr>
@@ -4145,6 +4270,7 @@
       <w:spacing w:after="0" w:line="240" w:lineRule="auto"/>
     </w:pPr>
     <w:rPr>
+      <w:rFonts w:ascii="Noto Sans KR Medium" w:hAnsi="Noto Sans KR Medium" w:eastAsia="Noto Sans KR Medium" w:cs="Noto Sans KR Medium"/>
       <w:color w:val="E36C0A" w:themeColor="accent6" w:themeShade="BF"/>
     </w:rPr>
     <w:tblPr>
@@ -4167,6 +4293,7 @@
         <w:spacing w:before="0" w:after="0" w:line="240" w:lineRule="auto"/>
       </w:pPr>
       <w:rPr>
+        <w:rFonts w:ascii="Noto Sans KR Medium" w:hAnsi="Noto Sans KR Medium" w:eastAsia="Noto Sans KR Medium" w:cs="Noto Sans KR Medium"/>
         <w:b/>
         <w:bCs/>
       </w:rPr>
@@ -4187,6 +4314,7 @@
         <w:spacing w:before="0" w:after="0" w:line="240" w:lineRule="auto"/>
       </w:pPr>
       <w:rPr>
+        <w:rFonts w:ascii="Noto Sans KR Medium" w:hAnsi="Noto Sans KR Medium" w:eastAsia="Noto Sans KR Medium" w:cs="Noto Sans KR Medium"/>
         <w:b/>
         <w:bCs/>
       </w:rPr>
@@ -4204,12 +4332,14 @@
     </w:tblStylePr>
     <w:tblStylePr w:type="firstCol">
       <w:rPr>
+        <w:rFonts w:ascii="Noto Sans KR Medium" w:hAnsi="Noto Sans KR Medium" w:eastAsia="Noto Sans KR Medium" w:cs="Noto Sans KR Medium"/>
         <w:b/>
         <w:bCs/>
       </w:rPr>
     </w:tblStylePr>
     <w:tblStylePr w:type="lastCol">
       <w:rPr>
+        <w:rFonts w:ascii="Noto Sans KR Medium" w:hAnsi="Noto Sans KR Medium" w:eastAsia="Noto Sans KR Medium" w:cs="Noto Sans KR Medium"/>
         <w:b/>
         <w:bCs/>
       </w:rPr>
@@ -4247,6 +4377,9 @@
     <w:pPr>
       <w:spacing w:after="0" w:line="240" w:lineRule="auto"/>
     </w:pPr>
+    <w:rPr>
+      <w:rFonts w:ascii="Noto Sans KR Medium" w:hAnsi="Noto Sans KR Medium" w:eastAsia="Noto Sans KR Medium" w:cs="Noto Sans KR Medium"/>
+    </w:rPr>
     <w:tblPr>
       <w:tblStyleRowBandSize w:val="1"/>
       <w:tblStyleColBandSize w:val="1"/>
@@ -4269,6 +4402,7 @@
         <w:spacing w:before="0" w:after="0" w:line="240" w:lineRule="auto"/>
       </w:pPr>
       <w:rPr>
+        <w:rFonts w:ascii="Noto Sans KR Medium" w:hAnsi="Noto Sans KR Medium" w:eastAsia="Noto Sans KR Medium" w:cs="Noto Sans KR Medium"/>
         <w:b/>
         <w:bCs/>
         <w:color w:val="FFFFFF" w:themeColor="background1"/>
@@ -4283,6 +4417,7 @@
         <w:spacing w:before="0" w:after="0" w:line="240" w:lineRule="auto"/>
       </w:pPr>
       <w:rPr>
+        <w:rFonts w:ascii="Noto Sans KR Medium" w:hAnsi="Noto Sans KR Medium" w:eastAsia="Noto Sans KR Medium" w:cs="Noto Sans KR Medium"/>
         <w:b/>
         <w:bCs/>
       </w:rPr>
@@ -4298,12 +4433,14 @@
     </w:tblStylePr>
     <w:tblStylePr w:type="firstCol">
       <w:rPr>
+        <w:rFonts w:ascii="Noto Sans KR Medium" w:hAnsi="Noto Sans KR Medium" w:eastAsia="Noto Sans KR Medium" w:cs="Noto Sans KR Medium"/>
         <w:b/>
         <w:bCs/>
       </w:rPr>
     </w:tblStylePr>
     <w:tblStylePr w:type="lastCol">
       <w:rPr>
+        <w:rFonts w:ascii="Noto Sans KR Medium" w:hAnsi="Noto Sans KR Medium" w:eastAsia="Noto Sans KR Medium" w:cs="Noto Sans KR Medium"/>
         <w:b/>
         <w:bCs/>
       </w:rPr>
@@ -4339,6 +4476,9 @@
     <w:pPr>
       <w:spacing w:after="0" w:line="240" w:lineRule="auto"/>
     </w:pPr>
+    <w:rPr>
+      <w:rFonts w:ascii="Noto Sans KR Medium" w:hAnsi="Noto Sans KR Medium" w:eastAsia="Noto Sans KR Medium" w:cs="Noto Sans KR Medium"/>
+    </w:rPr>
     <w:tblPr>
       <w:tblStyleRowBandSize w:val="1"/>
       <w:tblStyleColBandSize w:val="1"/>
@@ -4361,6 +4501,7 @@
         <w:spacing w:before="0" w:after="0" w:line="240" w:lineRule="auto"/>
       </w:pPr>
       <w:rPr>
+        <w:rFonts w:ascii="Noto Sans KR Medium" w:hAnsi="Noto Sans KR Medium" w:eastAsia="Noto Sans KR Medium" w:cs="Noto Sans KR Medium"/>
         <w:b/>
         <w:bCs/>
         <w:color w:val="FFFFFF" w:themeColor="background1"/>
@@ -4375,6 +4516,7 @@
         <w:spacing w:before="0" w:after="0" w:line="240" w:lineRule="auto"/>
       </w:pPr>
       <w:rPr>
+        <w:rFonts w:ascii="Noto Sans KR Medium" w:hAnsi="Noto Sans KR Medium" w:eastAsia="Noto Sans KR Medium" w:cs="Noto Sans KR Medium"/>
         <w:b/>
         <w:bCs/>
       </w:rPr>
@@ -4390,12 +4532,14 @@
     </w:tblStylePr>
     <w:tblStylePr w:type="firstCol">
       <w:rPr>
+        <w:rFonts w:ascii="Noto Sans KR Medium" w:hAnsi="Noto Sans KR Medium" w:eastAsia="Noto Sans KR Medium" w:cs="Noto Sans KR Medium"/>
         <w:b/>
         <w:bCs/>
       </w:rPr>
     </w:tblStylePr>
     <w:tblStylePr w:type="lastCol">
       <w:rPr>
+        <w:rFonts w:ascii="Noto Sans KR Medium" w:hAnsi="Noto Sans KR Medium" w:eastAsia="Noto Sans KR Medium" w:cs="Noto Sans KR Medium"/>
         <w:b/>
         <w:bCs/>
       </w:rPr>
@@ -4431,6 +4575,9 @@
     <w:pPr>
       <w:spacing w:after="0" w:line="240" w:lineRule="auto"/>
     </w:pPr>
+    <w:rPr>
+      <w:rFonts w:ascii="Noto Sans KR Medium" w:hAnsi="Noto Sans KR Medium" w:eastAsia="Noto Sans KR Medium" w:cs="Noto Sans KR Medium"/>
+    </w:rPr>
     <w:tblPr>
       <w:tblStyleRowBandSize w:val="1"/>
       <w:tblStyleColBandSize w:val="1"/>
@@ -4453,6 +4600,7 @@
         <w:spacing w:before="0" w:after="0" w:line="240" w:lineRule="auto"/>
       </w:pPr>
       <w:rPr>
+        <w:rFonts w:ascii="Noto Sans KR Medium" w:hAnsi="Noto Sans KR Medium" w:eastAsia="Noto Sans KR Medium" w:cs="Noto Sans KR Medium"/>
         <w:b/>
         <w:bCs/>
         <w:color w:val="FFFFFF" w:themeColor="background1"/>
@@ -4467,6 +4615,7 @@
         <w:spacing w:before="0" w:after="0" w:line="240" w:lineRule="auto"/>
       </w:pPr>
       <w:rPr>
+        <w:rFonts w:ascii="Noto Sans KR Medium" w:hAnsi="Noto Sans KR Medium" w:eastAsia="Noto Sans KR Medium" w:cs="Noto Sans KR Medium"/>
         <w:b/>
         <w:bCs/>
       </w:rPr>
@@ -4482,12 +4631,14 @@
     </w:tblStylePr>
     <w:tblStylePr w:type="firstCol">
       <w:rPr>
+        <w:rFonts w:ascii="Noto Sans KR Medium" w:hAnsi="Noto Sans KR Medium" w:eastAsia="Noto Sans KR Medium" w:cs="Noto Sans KR Medium"/>
         <w:b/>
         <w:bCs/>
       </w:rPr>
     </w:tblStylePr>
     <w:tblStylePr w:type="lastCol">
       <w:rPr>
+        <w:rFonts w:ascii="Noto Sans KR Medium" w:hAnsi="Noto Sans KR Medium" w:eastAsia="Noto Sans KR Medium" w:cs="Noto Sans KR Medium"/>
         <w:b/>
         <w:bCs/>
       </w:rPr>
@@ -4523,6 +4674,9 @@
     <w:pPr>
       <w:spacing w:after="0" w:line="240" w:lineRule="auto"/>
     </w:pPr>
+    <w:rPr>
+      <w:rFonts w:ascii="Noto Sans KR Medium" w:hAnsi="Noto Sans KR Medium" w:eastAsia="Noto Sans KR Medium" w:cs="Noto Sans KR Medium"/>
+    </w:rPr>
     <w:tblPr>
       <w:tblStyleRowBandSize w:val="1"/>
       <w:tblStyleColBandSize w:val="1"/>
@@ -4545,6 +4699,7 @@
         <w:spacing w:before="0" w:after="0" w:line="240" w:lineRule="auto"/>
       </w:pPr>
       <w:rPr>
+        <w:rFonts w:ascii="Noto Sans KR Medium" w:hAnsi="Noto Sans KR Medium" w:eastAsia="Noto Sans KR Medium" w:cs="Noto Sans KR Medium"/>
         <w:b/>
         <w:bCs/>
         <w:color w:val="FFFFFF" w:themeColor="background1"/>
@@ -4559,6 +4714,7 @@
         <w:spacing w:before="0" w:after="0" w:line="240" w:lineRule="auto"/>
       </w:pPr>
       <w:rPr>
+        <w:rFonts w:ascii="Noto Sans KR Medium" w:hAnsi="Noto Sans KR Medium" w:eastAsia="Noto Sans KR Medium" w:cs="Noto Sans KR Medium"/>
         <w:b/>
         <w:bCs/>
       </w:rPr>
@@ -4574,12 +4730,14 @@
     </w:tblStylePr>
     <w:tblStylePr w:type="firstCol">
       <w:rPr>
+        <w:rFonts w:ascii="Noto Sans KR Medium" w:hAnsi="Noto Sans KR Medium" w:eastAsia="Noto Sans KR Medium" w:cs="Noto Sans KR Medium"/>
         <w:b/>
         <w:bCs/>
       </w:rPr>
     </w:tblStylePr>
     <w:tblStylePr w:type="lastCol">
       <w:rPr>
+        <w:rFonts w:ascii="Noto Sans KR Medium" w:hAnsi="Noto Sans KR Medium" w:eastAsia="Noto Sans KR Medium" w:cs="Noto Sans KR Medium"/>
         <w:b/>
         <w:bCs/>
       </w:rPr>
@@ -4615,6 +4773,9 @@
     <w:pPr>
       <w:spacing w:after="0" w:line="240" w:lineRule="auto"/>
     </w:pPr>
+    <w:rPr>
+      <w:rFonts w:ascii="Noto Sans KR Medium" w:hAnsi="Noto Sans KR Medium" w:eastAsia="Noto Sans KR Medium" w:cs="Noto Sans KR Medium"/>
+    </w:rPr>
     <w:tblPr>
       <w:tblStyleRowBandSize w:val="1"/>
       <w:tblStyleColBandSize w:val="1"/>
@@ -4637,6 +4798,7 @@
         <w:spacing w:before="0" w:after="0" w:line="240" w:lineRule="auto"/>
       </w:pPr>
       <w:rPr>
+        <w:rFonts w:ascii="Noto Sans KR Medium" w:hAnsi="Noto Sans KR Medium" w:eastAsia="Noto Sans KR Medium" w:cs="Noto Sans KR Medium"/>
         <w:b/>
         <w:bCs/>
         <w:color w:val="FFFFFF" w:themeColor="background1"/>
@@ -4651,6 +4813,7 @@
         <w:spacing w:before="0" w:after="0" w:line="240" w:lineRule="auto"/>
       </w:pPr>
       <w:rPr>
+        <w:rFonts w:ascii="Noto Sans KR Medium" w:hAnsi="Noto Sans KR Medium" w:eastAsia="Noto Sans KR Medium" w:cs="Noto Sans KR Medium"/>
         <w:b/>
         <w:bCs/>
       </w:rPr>
@@ -4666,12 +4829,14 @@
     </w:tblStylePr>
     <w:tblStylePr w:type="firstCol">
       <w:rPr>
+        <w:rFonts w:ascii="Noto Sans KR Medium" w:hAnsi="Noto Sans KR Medium" w:eastAsia="Noto Sans KR Medium" w:cs="Noto Sans KR Medium"/>
         <w:b/>
         <w:bCs/>
       </w:rPr>
     </w:tblStylePr>
     <w:tblStylePr w:type="lastCol">
       <w:rPr>
+        <w:rFonts w:ascii="Noto Sans KR Medium" w:hAnsi="Noto Sans KR Medium" w:eastAsia="Noto Sans KR Medium" w:cs="Noto Sans KR Medium"/>
         <w:b/>
         <w:bCs/>
       </w:rPr>
@@ -4707,6 +4872,9 @@
     <w:pPr>
       <w:spacing w:after="0" w:line="240" w:lineRule="auto"/>
     </w:pPr>
+    <w:rPr>
+      <w:rFonts w:ascii="Noto Sans KR Medium" w:hAnsi="Noto Sans KR Medium" w:eastAsia="Noto Sans KR Medium" w:cs="Noto Sans KR Medium"/>
+    </w:rPr>
     <w:tblPr>
       <w:tblStyleRowBandSize w:val="1"/>
       <w:tblStyleColBandSize w:val="1"/>
@@ -4729,6 +4897,7 @@
         <w:spacing w:before="0" w:after="0" w:line="240" w:lineRule="auto"/>
       </w:pPr>
       <w:rPr>
+        <w:rFonts w:ascii="Noto Sans KR Medium" w:hAnsi="Noto Sans KR Medium" w:eastAsia="Noto Sans KR Medium" w:cs="Noto Sans KR Medium"/>
         <w:b/>
         <w:bCs/>
         <w:color w:val="FFFFFF" w:themeColor="background1"/>
@@ -4743,6 +4912,7 @@
         <w:spacing w:before="0" w:after="0" w:line="240" w:lineRule="auto"/>
       </w:pPr>
       <w:rPr>
+        <w:rFonts w:ascii="Noto Sans KR Medium" w:hAnsi="Noto Sans KR Medium" w:eastAsia="Noto Sans KR Medium" w:cs="Noto Sans KR Medium"/>
         <w:b/>
         <w:bCs/>
       </w:rPr>
@@ -4758,12 +4928,14 @@
     </w:tblStylePr>
     <w:tblStylePr w:type="firstCol">
       <w:rPr>
+        <w:rFonts w:ascii="Noto Sans KR Medium" w:hAnsi="Noto Sans KR Medium" w:eastAsia="Noto Sans KR Medium" w:cs="Noto Sans KR Medium"/>
         <w:b/>
         <w:bCs/>
       </w:rPr>
     </w:tblStylePr>
     <w:tblStylePr w:type="lastCol">
       <w:rPr>
+        <w:rFonts w:ascii="Noto Sans KR Medium" w:hAnsi="Noto Sans KR Medium" w:eastAsia="Noto Sans KR Medium" w:cs="Noto Sans KR Medium"/>
         <w:b/>
         <w:bCs/>
       </w:rPr>
@@ -4799,6 +4971,9 @@
     <w:pPr>
       <w:spacing w:after="0" w:line="240" w:lineRule="auto"/>
     </w:pPr>
+    <w:rPr>
+      <w:rFonts w:ascii="Noto Sans KR Medium" w:hAnsi="Noto Sans KR Medium" w:eastAsia="Noto Sans KR Medium" w:cs="Noto Sans KR Medium"/>
+    </w:rPr>
     <w:tblPr>
       <w:tblStyleRowBandSize w:val="1"/>
       <w:tblStyleColBandSize w:val="1"/>
@@ -4821,6 +4996,7 @@
         <w:spacing w:before="0" w:after="0" w:line="240" w:lineRule="auto"/>
       </w:pPr>
       <w:rPr>
+        <w:rFonts w:ascii="Noto Sans KR Medium" w:hAnsi="Noto Sans KR Medium" w:eastAsia="Noto Sans KR Medium" w:cs="Noto Sans KR Medium"/>
         <w:b/>
         <w:bCs/>
         <w:color w:val="FFFFFF" w:themeColor="background1"/>
@@ -4835,6 +5011,7 @@
         <w:spacing w:before="0" w:after="0" w:line="240" w:lineRule="auto"/>
       </w:pPr>
       <w:rPr>
+        <w:rFonts w:ascii="Noto Sans KR Medium" w:hAnsi="Noto Sans KR Medium" w:eastAsia="Noto Sans KR Medium" w:cs="Noto Sans KR Medium"/>
         <w:b/>
         <w:bCs/>
       </w:rPr>
@@ -4850,12 +5027,14 @@
     </w:tblStylePr>
     <w:tblStylePr w:type="firstCol">
       <w:rPr>
+        <w:rFonts w:ascii="Noto Sans KR Medium" w:hAnsi="Noto Sans KR Medium" w:eastAsia="Noto Sans KR Medium" w:cs="Noto Sans KR Medium"/>
         <w:b/>
         <w:bCs/>
       </w:rPr>
     </w:tblStylePr>
     <w:tblStylePr w:type="lastCol">
       <w:rPr>
+        <w:rFonts w:ascii="Noto Sans KR Medium" w:hAnsi="Noto Sans KR Medium" w:eastAsia="Noto Sans KR Medium" w:cs="Noto Sans KR Medium"/>
         <w:b/>
         <w:bCs/>
       </w:rPr>
@@ -4891,6 +5070,9 @@
     <w:pPr>
       <w:spacing w:after="0" w:line="240" w:lineRule="auto"/>
     </w:pPr>
+    <w:rPr>
+      <w:rFonts w:ascii="Noto Sans KR Medium" w:hAnsi="Noto Sans KR Medium" w:eastAsia="Noto Sans KR Medium" w:cs="Noto Sans KR Medium"/>
+    </w:rPr>
     <w:tblPr>
       <w:tblStyleRowBandSize w:val="1"/>
       <w:tblStyleColBandSize w:val="1"/>
@@ -4915,7 +5097,7 @@
         <w:spacing w:before="0" w:after="0" w:line="240" w:lineRule="auto"/>
       </w:pPr>
       <w:rPr>
-        <w:rFonts w:asciiTheme="majorHAnsi" w:eastAsiaTheme="majorEastAsia" w:hAnsiTheme="majorHAnsi" w:cstheme="majorBidi"/>
+        <w:rFonts w:ascii="Noto Sans KR Medium" w:hAnsi="Noto Sans KR Medium" w:eastAsia="Noto Sans KR Medium" w:cs="Noto Sans KR Medium"/>
         <w:b/>
         <w:bCs/>
       </w:rPr>
@@ -4936,7 +5118,7 @@
         <w:spacing w:before="0" w:after="0" w:line="240" w:lineRule="auto"/>
       </w:pPr>
       <w:rPr>
-        <w:rFonts w:asciiTheme="majorHAnsi" w:eastAsiaTheme="majorEastAsia" w:hAnsiTheme="majorHAnsi" w:cstheme="majorBidi"/>
+        <w:rFonts w:ascii="Noto Sans KR Medium" w:hAnsi="Noto Sans KR Medium" w:eastAsia="Noto Sans KR Medium" w:cs="Noto Sans KR Medium"/>
         <w:b/>
         <w:bCs/>
       </w:rPr>
@@ -4954,14 +5136,14 @@
     </w:tblStylePr>
     <w:tblStylePr w:type="firstCol">
       <w:rPr>
-        <w:rFonts w:asciiTheme="majorHAnsi" w:eastAsiaTheme="majorEastAsia" w:hAnsiTheme="majorHAnsi" w:cstheme="majorBidi"/>
+        <w:rFonts w:ascii="Noto Sans KR Medium" w:hAnsi="Noto Sans KR Medium" w:eastAsia="Noto Sans KR Medium" w:cs="Noto Sans KR Medium"/>
         <w:b/>
         <w:bCs/>
       </w:rPr>
     </w:tblStylePr>
     <w:tblStylePr w:type="lastCol">
       <w:rPr>
-        <w:rFonts w:asciiTheme="majorHAnsi" w:eastAsiaTheme="majorEastAsia" w:hAnsiTheme="majorHAnsi" w:cstheme="majorBidi"/>
+        <w:rFonts w:ascii="Noto Sans KR Medium" w:hAnsi="Noto Sans KR Medium" w:eastAsia="Noto Sans KR Medium" w:cs="Noto Sans KR Medium"/>
         <w:b/>
         <w:bCs/>
       </w:rPr>
@@ -5021,6 +5203,9 @@
     <w:pPr>
       <w:spacing w:after="0" w:line="240" w:lineRule="auto"/>
     </w:pPr>
+    <w:rPr>
+      <w:rFonts w:ascii="Noto Sans KR Medium" w:hAnsi="Noto Sans KR Medium" w:eastAsia="Noto Sans KR Medium" w:cs="Noto Sans KR Medium"/>
+    </w:rPr>
     <w:tblPr>
       <w:tblStyleRowBandSize w:val="1"/>
       <w:tblStyleColBandSize w:val="1"/>
@@ -5045,7 +5230,7 @@
         <w:spacing w:before="0" w:after="0" w:line="240" w:lineRule="auto"/>
       </w:pPr>
       <w:rPr>
-        <w:rFonts w:asciiTheme="majorHAnsi" w:eastAsiaTheme="majorEastAsia" w:hAnsiTheme="majorHAnsi" w:cstheme="majorBidi"/>
+        <w:rFonts w:ascii="Noto Sans KR Medium" w:hAnsi="Noto Sans KR Medium" w:eastAsia="Noto Sans KR Medium" w:cs="Noto Sans KR Medium"/>
         <w:b/>
         <w:bCs/>
       </w:rPr>
@@ -5066,7 +5251,7 @@
         <w:spacing w:before="0" w:after="0" w:line="240" w:lineRule="auto"/>
       </w:pPr>
       <w:rPr>
-        <w:rFonts w:asciiTheme="majorHAnsi" w:eastAsiaTheme="majorEastAsia" w:hAnsiTheme="majorHAnsi" w:cstheme="majorBidi"/>
+        <w:rFonts w:ascii="Noto Sans KR Medium" w:hAnsi="Noto Sans KR Medium" w:eastAsia="Noto Sans KR Medium" w:cs="Noto Sans KR Medium"/>
         <w:b/>
         <w:bCs/>
       </w:rPr>
@@ -5084,14 +5269,14 @@
     </w:tblStylePr>
     <w:tblStylePr w:type="firstCol">
       <w:rPr>
-        <w:rFonts w:asciiTheme="majorHAnsi" w:eastAsiaTheme="majorEastAsia" w:hAnsiTheme="majorHAnsi" w:cstheme="majorBidi"/>
+        <w:rFonts w:ascii="Noto Sans KR Medium" w:hAnsi="Noto Sans KR Medium" w:eastAsia="Noto Sans KR Medium" w:cs="Noto Sans KR Medium"/>
         <w:b/>
         <w:bCs/>
       </w:rPr>
     </w:tblStylePr>
     <w:tblStylePr w:type="lastCol">
       <w:rPr>
-        <w:rFonts w:asciiTheme="majorHAnsi" w:eastAsiaTheme="majorEastAsia" w:hAnsiTheme="majorHAnsi" w:cstheme="majorBidi"/>
+        <w:rFonts w:ascii="Noto Sans KR Medium" w:hAnsi="Noto Sans KR Medium" w:eastAsia="Noto Sans KR Medium" w:cs="Noto Sans KR Medium"/>
         <w:b/>
         <w:bCs/>
       </w:rPr>
@@ -5151,6 +5336,9 @@
     <w:pPr>
       <w:spacing w:after="0" w:line="240" w:lineRule="auto"/>
     </w:pPr>
+    <w:rPr>
+      <w:rFonts w:ascii="Noto Sans KR Medium" w:hAnsi="Noto Sans KR Medium" w:eastAsia="Noto Sans KR Medium" w:cs="Noto Sans KR Medium"/>
+    </w:rPr>
     <w:tblPr>
       <w:tblStyleRowBandSize w:val="1"/>
       <w:tblStyleColBandSize w:val="1"/>
@@ -5175,7 +5363,7 @@
         <w:spacing w:before="0" w:after="0" w:line="240" w:lineRule="auto"/>
       </w:pPr>
       <w:rPr>
-        <w:rFonts w:asciiTheme="majorHAnsi" w:eastAsiaTheme="majorEastAsia" w:hAnsiTheme="majorHAnsi" w:cstheme="majorBidi"/>
+        <w:rFonts w:ascii="Noto Sans KR Medium" w:hAnsi="Noto Sans KR Medium" w:eastAsia="Noto Sans KR Medium" w:cs="Noto Sans KR Medium"/>
         <w:b/>
         <w:bCs/>
       </w:rPr>
@@ -5196,7 +5384,7 @@
         <w:spacing w:before="0" w:after="0" w:line="240" w:lineRule="auto"/>
       </w:pPr>
       <w:rPr>
-        <w:rFonts w:asciiTheme="majorHAnsi" w:eastAsiaTheme="majorEastAsia" w:hAnsiTheme="majorHAnsi" w:cstheme="majorBidi"/>
+        <w:rFonts w:ascii="Noto Sans KR Medium" w:hAnsi="Noto Sans KR Medium" w:eastAsia="Noto Sans KR Medium" w:cs="Noto Sans KR Medium"/>
         <w:b/>
         <w:bCs/>
       </w:rPr>
@@ -5214,14 +5402,14 @@
     </w:tblStylePr>
     <w:tblStylePr w:type="firstCol">
       <w:rPr>
-        <w:rFonts w:asciiTheme="majorHAnsi" w:eastAsiaTheme="majorEastAsia" w:hAnsiTheme="majorHAnsi" w:cstheme="majorBidi"/>
+        <w:rFonts w:ascii="Noto Sans KR Medium" w:hAnsi="Noto Sans KR Medium" w:eastAsia="Noto Sans KR Medium" w:cs="Noto Sans KR Medium"/>
         <w:b/>
         <w:bCs/>
       </w:rPr>
     </w:tblStylePr>
     <w:tblStylePr w:type="lastCol">
       <w:rPr>
-        <w:rFonts w:asciiTheme="majorHAnsi" w:eastAsiaTheme="majorEastAsia" w:hAnsiTheme="majorHAnsi" w:cstheme="majorBidi"/>
+        <w:rFonts w:ascii="Noto Sans KR Medium" w:hAnsi="Noto Sans KR Medium" w:eastAsia="Noto Sans KR Medium" w:cs="Noto Sans KR Medium"/>
         <w:b/>
         <w:bCs/>
       </w:rPr>
@@ -5281,6 +5469,9 @@
     <w:pPr>
       <w:spacing w:after="0" w:line="240" w:lineRule="auto"/>
     </w:pPr>
+    <w:rPr>
+      <w:rFonts w:ascii="Noto Sans KR Medium" w:hAnsi="Noto Sans KR Medium" w:eastAsia="Noto Sans KR Medium" w:cs="Noto Sans KR Medium"/>
+    </w:rPr>
     <w:tblPr>
       <w:tblStyleRowBandSize w:val="1"/>
       <w:tblStyleColBandSize w:val="1"/>
@@ -5305,7 +5496,7 @@
         <w:spacing w:before="0" w:after="0" w:line="240" w:lineRule="auto"/>
       </w:pPr>
       <w:rPr>
-        <w:rFonts w:asciiTheme="majorHAnsi" w:eastAsiaTheme="majorEastAsia" w:hAnsiTheme="majorHAnsi" w:cstheme="majorBidi"/>
+        <w:rFonts w:ascii="Noto Sans KR Medium" w:hAnsi="Noto Sans KR Medium" w:eastAsia="Noto Sans KR Medium" w:cs="Noto Sans KR Medium"/>
         <w:b/>
         <w:bCs/>
       </w:rPr>
@@ -5326,7 +5517,7 @@
         <w:spacing w:before="0" w:after="0" w:line="240" w:lineRule="auto"/>
       </w:pPr>
       <w:rPr>
-        <w:rFonts w:asciiTheme="majorHAnsi" w:eastAsiaTheme="majorEastAsia" w:hAnsiTheme="majorHAnsi" w:cstheme="majorBidi"/>
+        <w:rFonts w:ascii="Noto Sans KR Medium" w:hAnsi="Noto Sans KR Medium" w:eastAsia="Noto Sans KR Medium" w:cs="Noto Sans KR Medium"/>
         <w:b/>
         <w:bCs/>
       </w:rPr>
@@ -5344,14 +5535,14 @@
     </w:tblStylePr>
     <w:tblStylePr w:type="firstCol">
       <w:rPr>
-        <w:rFonts w:asciiTheme="majorHAnsi" w:eastAsiaTheme="majorEastAsia" w:hAnsiTheme="majorHAnsi" w:cstheme="majorBidi"/>
+        <w:rFonts w:ascii="Noto Sans KR Medium" w:hAnsi="Noto Sans KR Medium" w:eastAsia="Noto Sans KR Medium" w:cs="Noto Sans KR Medium"/>
         <w:b/>
         <w:bCs/>
       </w:rPr>
     </w:tblStylePr>
     <w:tblStylePr w:type="lastCol">
       <w:rPr>
-        <w:rFonts w:asciiTheme="majorHAnsi" w:eastAsiaTheme="majorEastAsia" w:hAnsiTheme="majorHAnsi" w:cstheme="majorBidi"/>
+        <w:rFonts w:ascii="Noto Sans KR Medium" w:hAnsi="Noto Sans KR Medium" w:eastAsia="Noto Sans KR Medium" w:cs="Noto Sans KR Medium"/>
         <w:b/>
         <w:bCs/>
       </w:rPr>
@@ -5411,6 +5602,9 @@
     <w:pPr>
       <w:spacing w:after="0" w:line="240" w:lineRule="auto"/>
     </w:pPr>
+    <w:rPr>
+      <w:rFonts w:ascii="Noto Sans KR Medium" w:hAnsi="Noto Sans KR Medium" w:eastAsia="Noto Sans KR Medium" w:cs="Noto Sans KR Medium"/>
+    </w:rPr>
     <w:tblPr>
       <w:tblStyleRowBandSize w:val="1"/>
       <w:tblStyleColBandSize w:val="1"/>
@@ -5435,7 +5629,7 @@
         <w:spacing w:before="0" w:after="0" w:line="240" w:lineRule="auto"/>
       </w:pPr>
       <w:rPr>
-        <w:rFonts w:asciiTheme="majorHAnsi" w:eastAsiaTheme="majorEastAsia" w:hAnsiTheme="majorHAnsi" w:cstheme="majorBidi"/>
+        <w:rFonts w:ascii="Noto Sans KR Medium" w:hAnsi="Noto Sans KR Medium" w:eastAsia="Noto Sans KR Medium" w:cs="Noto Sans KR Medium"/>
         <w:b/>
         <w:bCs/>
       </w:rPr>
@@ -5456,7 +5650,7 @@
         <w:spacing w:before="0" w:after="0" w:line="240" w:lineRule="auto"/>
       </w:pPr>
       <w:rPr>
-        <w:rFonts w:asciiTheme="majorHAnsi" w:eastAsiaTheme="majorEastAsia" w:hAnsiTheme="majorHAnsi" w:cstheme="majorBidi"/>
+        <w:rFonts w:ascii="Noto Sans KR Medium" w:hAnsi="Noto Sans KR Medium" w:eastAsia="Noto Sans KR Medium" w:cs="Noto Sans KR Medium"/>
         <w:b/>
         <w:bCs/>
       </w:rPr>
@@ -5474,14 +5668,14 @@
     </w:tblStylePr>
     <w:tblStylePr w:type="firstCol">
       <w:rPr>
-        <w:rFonts w:asciiTheme="majorHAnsi" w:eastAsiaTheme="majorEastAsia" w:hAnsiTheme="majorHAnsi" w:cstheme="majorBidi"/>
+        <w:rFonts w:ascii="Noto Sans KR Medium" w:hAnsi="Noto Sans KR Medium" w:eastAsia="Noto Sans KR Medium" w:cs="Noto Sans KR Medium"/>
         <w:b/>
         <w:bCs/>
       </w:rPr>
     </w:tblStylePr>
     <w:tblStylePr w:type="lastCol">
       <w:rPr>
-        <w:rFonts w:asciiTheme="majorHAnsi" w:eastAsiaTheme="majorEastAsia" w:hAnsiTheme="majorHAnsi" w:cstheme="majorBidi"/>
+        <w:rFonts w:ascii="Noto Sans KR Medium" w:hAnsi="Noto Sans KR Medium" w:eastAsia="Noto Sans KR Medium" w:cs="Noto Sans KR Medium"/>
         <w:b/>
         <w:bCs/>
       </w:rPr>
@@ -5541,6 +5735,9 @@
     <w:pPr>
       <w:spacing w:after="0" w:line="240" w:lineRule="auto"/>
     </w:pPr>
+    <w:rPr>
+      <w:rFonts w:ascii="Noto Sans KR Medium" w:hAnsi="Noto Sans KR Medium" w:eastAsia="Noto Sans KR Medium" w:cs="Noto Sans KR Medium"/>
+    </w:rPr>
     <w:tblPr>
       <w:tblStyleRowBandSize w:val="1"/>
       <w:tblStyleColBandSize w:val="1"/>
@@ -5565,7 +5762,7 @@
         <w:spacing w:before="0" w:after="0" w:line="240" w:lineRule="auto"/>
       </w:pPr>
       <w:rPr>
-        <w:rFonts w:asciiTheme="majorHAnsi" w:eastAsiaTheme="majorEastAsia" w:hAnsiTheme="majorHAnsi" w:cstheme="majorBidi"/>
+        <w:rFonts w:ascii="Noto Sans KR Medium" w:hAnsi="Noto Sans KR Medium" w:eastAsia="Noto Sans KR Medium" w:cs="Noto Sans KR Medium"/>
         <w:b/>
         <w:bCs/>
       </w:rPr>
@@ -5586,7 +5783,7 @@
         <w:spacing w:before="0" w:after="0" w:line="240" w:lineRule="auto"/>
       </w:pPr>
       <w:rPr>
-        <w:rFonts w:asciiTheme="majorHAnsi" w:eastAsiaTheme="majorEastAsia" w:hAnsiTheme="majorHAnsi" w:cstheme="majorBidi"/>
+        <w:rFonts w:ascii="Noto Sans KR Medium" w:hAnsi="Noto Sans KR Medium" w:eastAsia="Noto Sans KR Medium" w:cs="Noto Sans KR Medium"/>
         <w:b/>
         <w:bCs/>
       </w:rPr>
@@ -5604,14 +5801,14 @@
     </w:tblStylePr>
     <w:tblStylePr w:type="firstCol">
       <w:rPr>
-        <w:rFonts w:asciiTheme="majorHAnsi" w:eastAsiaTheme="majorEastAsia" w:hAnsiTheme="majorHAnsi" w:cstheme="majorBidi"/>
+        <w:rFonts w:ascii="Noto Sans KR Medium" w:hAnsi="Noto Sans KR Medium" w:eastAsia="Noto Sans KR Medium" w:cs="Noto Sans KR Medium"/>
         <w:b/>
         <w:bCs/>
       </w:rPr>
     </w:tblStylePr>
     <w:tblStylePr w:type="lastCol">
       <w:rPr>
-        <w:rFonts w:asciiTheme="majorHAnsi" w:eastAsiaTheme="majorEastAsia" w:hAnsiTheme="majorHAnsi" w:cstheme="majorBidi"/>
+        <w:rFonts w:ascii="Noto Sans KR Medium" w:hAnsi="Noto Sans KR Medium" w:eastAsia="Noto Sans KR Medium" w:cs="Noto Sans KR Medium"/>
         <w:b/>
         <w:bCs/>
       </w:rPr>
@@ -5671,6 +5868,9 @@
     <w:pPr>
       <w:spacing w:after="0" w:line="240" w:lineRule="auto"/>
     </w:pPr>
+    <w:rPr>
+      <w:rFonts w:ascii="Noto Sans KR Medium" w:hAnsi="Noto Sans KR Medium" w:eastAsia="Noto Sans KR Medium" w:cs="Noto Sans KR Medium"/>
+    </w:rPr>
     <w:tblPr>
       <w:tblStyleRowBandSize w:val="1"/>
       <w:tblStyleColBandSize w:val="1"/>
@@ -5695,7 +5895,7 @@
         <w:spacing w:before="0" w:after="0" w:line="240" w:lineRule="auto"/>
       </w:pPr>
       <w:rPr>
-        <w:rFonts w:asciiTheme="majorHAnsi" w:eastAsiaTheme="majorEastAsia" w:hAnsiTheme="majorHAnsi" w:cstheme="majorBidi"/>
+        <w:rFonts w:ascii="Noto Sans KR Medium" w:hAnsi="Noto Sans KR Medium" w:eastAsia="Noto Sans KR Medium" w:cs="Noto Sans KR Medium"/>
         <w:b/>
         <w:bCs/>
       </w:rPr>
@@ -5716,7 +5916,7 @@
         <w:spacing w:before="0" w:after="0" w:line="240" w:lineRule="auto"/>
       </w:pPr>
       <w:rPr>
-        <w:rFonts w:asciiTheme="majorHAnsi" w:eastAsiaTheme="majorEastAsia" w:hAnsiTheme="majorHAnsi" w:cstheme="majorBidi"/>
+        <w:rFonts w:ascii="Noto Sans KR Medium" w:hAnsi="Noto Sans KR Medium" w:eastAsia="Noto Sans KR Medium" w:cs="Noto Sans KR Medium"/>
         <w:b/>
         <w:bCs/>
       </w:rPr>
@@ -5734,14 +5934,14 @@
     </w:tblStylePr>
     <w:tblStylePr w:type="firstCol">
       <w:rPr>
-        <w:rFonts w:asciiTheme="majorHAnsi" w:eastAsiaTheme="majorEastAsia" w:hAnsiTheme="majorHAnsi" w:cstheme="majorBidi"/>
+        <w:rFonts w:ascii="Noto Sans KR Medium" w:hAnsi="Noto Sans KR Medium" w:eastAsia="Noto Sans KR Medium" w:cs="Noto Sans KR Medium"/>
         <w:b/>
         <w:bCs/>
       </w:rPr>
     </w:tblStylePr>
     <w:tblStylePr w:type="lastCol">
       <w:rPr>
-        <w:rFonts w:asciiTheme="majorHAnsi" w:eastAsiaTheme="majorEastAsia" w:hAnsiTheme="majorHAnsi" w:cstheme="majorBidi"/>
+        <w:rFonts w:ascii="Noto Sans KR Medium" w:hAnsi="Noto Sans KR Medium" w:eastAsia="Noto Sans KR Medium" w:cs="Noto Sans KR Medium"/>
         <w:b/>
         <w:bCs/>
       </w:rPr>
@@ -5801,6 +6001,9 @@
     <w:pPr>
       <w:spacing w:after="0" w:line="240" w:lineRule="auto"/>
     </w:pPr>
+    <w:rPr>
+      <w:rFonts w:ascii="Noto Sans KR Medium" w:hAnsi="Noto Sans KR Medium" w:eastAsia="Noto Sans KR Medium" w:cs="Noto Sans KR Medium"/>
+    </w:rPr>
     <w:tblPr>
       <w:tblStyleRowBandSize w:val="1"/>
       <w:tblStyleColBandSize w:val="1"/>
@@ -5824,6 +6027,7 @@
         <w:spacing w:before="0" w:after="0" w:line="240" w:lineRule="auto"/>
       </w:pPr>
       <w:rPr>
+        <w:rFonts w:ascii="Noto Sans KR Medium" w:hAnsi="Noto Sans KR Medium" w:eastAsia="Noto Sans KR Medium" w:cs="Noto Sans KR Medium"/>
         <w:b/>
         <w:bCs/>
         <w:color w:val="FFFFFF" w:themeColor="background1"/>
@@ -5846,6 +6050,7 @@
         <w:spacing w:before="0" w:after="0" w:line="240" w:lineRule="auto"/>
       </w:pPr>
       <w:rPr>
+        <w:rFonts w:ascii="Noto Sans KR Medium" w:hAnsi="Noto Sans KR Medium" w:eastAsia="Noto Sans KR Medium" w:cs="Noto Sans KR Medium"/>
         <w:b/>
         <w:bCs/>
       </w:rPr>
@@ -5863,12 +6068,14 @@
     </w:tblStylePr>
     <w:tblStylePr w:type="firstCol">
       <w:rPr>
+        <w:rFonts w:ascii="Noto Sans KR Medium" w:hAnsi="Noto Sans KR Medium" w:eastAsia="Noto Sans KR Medium" w:cs="Noto Sans KR Medium"/>
         <w:b/>
         <w:bCs/>
       </w:rPr>
     </w:tblStylePr>
     <w:tblStylePr w:type="lastCol">
       <w:rPr>
+        <w:rFonts w:ascii="Noto Sans KR Medium" w:hAnsi="Noto Sans KR Medium" w:eastAsia="Noto Sans KR Medium" w:cs="Noto Sans KR Medium"/>
         <w:b/>
         <w:bCs/>
       </w:rPr>
@@ -5907,6 +6114,9 @@
     <w:pPr>
       <w:spacing w:after="0" w:line="240" w:lineRule="auto"/>
     </w:pPr>
+    <w:rPr>
+      <w:rFonts w:ascii="Noto Sans KR Medium" w:hAnsi="Noto Sans KR Medium" w:eastAsia="Noto Sans KR Medium" w:cs="Noto Sans KR Medium"/>
+    </w:rPr>
     <w:tblPr>
       <w:tblStyleRowBandSize w:val="1"/>
       <w:tblStyleColBandSize w:val="1"/>
@@ -5930,6 +6140,7 @@
         <w:spacing w:before="0" w:after="0" w:line="240" w:lineRule="auto"/>
       </w:pPr>
       <w:rPr>
+        <w:rFonts w:ascii="Noto Sans KR Medium" w:hAnsi="Noto Sans KR Medium" w:eastAsia="Noto Sans KR Medium" w:cs="Noto Sans KR Medium"/>
         <w:b/>
         <w:bCs/>
         <w:color w:val="FFFFFF" w:themeColor="background1"/>
@@ -5952,6 +6163,7 @@
         <w:spacing w:before="0" w:after="0" w:line="240" w:lineRule="auto"/>
       </w:pPr>
       <w:rPr>
+        <w:rFonts w:ascii="Noto Sans KR Medium" w:hAnsi="Noto Sans KR Medium" w:eastAsia="Noto Sans KR Medium" w:cs="Noto Sans KR Medium"/>
         <w:b/>
         <w:bCs/>
       </w:rPr>
@@ -5969,12 +6181,14 @@
     </w:tblStylePr>
     <w:tblStylePr w:type="firstCol">
       <w:rPr>
+        <w:rFonts w:ascii="Noto Sans KR Medium" w:hAnsi="Noto Sans KR Medium" w:eastAsia="Noto Sans KR Medium" w:cs="Noto Sans KR Medium"/>
         <w:b/>
         <w:bCs/>
       </w:rPr>
     </w:tblStylePr>
     <w:tblStylePr w:type="lastCol">
       <w:rPr>
+        <w:rFonts w:ascii="Noto Sans KR Medium" w:hAnsi="Noto Sans KR Medium" w:eastAsia="Noto Sans KR Medium" w:cs="Noto Sans KR Medium"/>
         <w:b/>
         <w:bCs/>
       </w:rPr>
@@ -6013,6 +6227,9 @@
     <w:pPr>
       <w:spacing w:after="0" w:line="240" w:lineRule="auto"/>
     </w:pPr>
+    <w:rPr>
+      <w:rFonts w:ascii="Noto Sans KR Medium" w:hAnsi="Noto Sans KR Medium" w:eastAsia="Noto Sans KR Medium" w:cs="Noto Sans KR Medium"/>
+    </w:rPr>
     <w:tblPr>
       <w:tblStyleRowBandSize w:val="1"/>
       <w:tblStyleColBandSize w:val="1"/>
@@ -6036,6 +6253,7 @@
         <w:spacing w:before="0" w:after="0" w:line="240" w:lineRule="auto"/>
       </w:pPr>
       <w:rPr>
+        <w:rFonts w:ascii="Noto Sans KR Medium" w:hAnsi="Noto Sans KR Medium" w:eastAsia="Noto Sans KR Medium" w:cs="Noto Sans KR Medium"/>
         <w:b/>
         <w:bCs/>
         <w:color w:val="FFFFFF" w:themeColor="background1"/>
@@ -6058,6 +6276,7 @@
         <w:spacing w:before="0" w:after="0" w:line="240" w:lineRule="auto"/>
       </w:pPr>
       <w:rPr>
+        <w:rFonts w:ascii="Noto Sans KR Medium" w:hAnsi="Noto Sans KR Medium" w:eastAsia="Noto Sans KR Medium" w:cs="Noto Sans KR Medium"/>
         <w:b/>
         <w:bCs/>
       </w:rPr>
@@ -6075,12 +6294,14 @@
     </w:tblStylePr>
     <w:tblStylePr w:type="firstCol">
       <w:rPr>
+        <w:rFonts w:ascii="Noto Sans KR Medium" w:hAnsi="Noto Sans KR Medium" w:eastAsia="Noto Sans KR Medium" w:cs="Noto Sans KR Medium"/>
         <w:b/>
         <w:bCs/>
       </w:rPr>
     </w:tblStylePr>
     <w:tblStylePr w:type="lastCol">
       <w:rPr>
+        <w:rFonts w:ascii="Noto Sans KR Medium" w:hAnsi="Noto Sans KR Medium" w:eastAsia="Noto Sans KR Medium" w:cs="Noto Sans KR Medium"/>
         <w:b/>
         <w:bCs/>
       </w:rPr>
@@ -6119,6 +6340,9 @@
     <w:pPr>
       <w:spacing w:after="0" w:line="240" w:lineRule="auto"/>
     </w:pPr>
+    <w:rPr>
+      <w:rFonts w:ascii="Noto Sans KR Medium" w:hAnsi="Noto Sans KR Medium" w:eastAsia="Noto Sans KR Medium" w:cs="Noto Sans KR Medium"/>
+    </w:rPr>
     <w:tblPr>
       <w:tblStyleRowBandSize w:val="1"/>
       <w:tblStyleColBandSize w:val="1"/>
@@ -6142,6 +6366,7 @@
         <w:spacing w:before="0" w:after="0" w:line="240" w:lineRule="auto"/>
       </w:pPr>
       <w:rPr>
+        <w:rFonts w:ascii="Noto Sans KR Medium" w:hAnsi="Noto Sans KR Medium" w:eastAsia="Noto Sans KR Medium" w:cs="Noto Sans KR Medium"/>
         <w:b/>
         <w:bCs/>
         <w:color w:val="FFFFFF" w:themeColor="background1"/>
@@ -6164,6 +6389,7 @@
         <w:spacing w:before="0" w:after="0" w:line="240" w:lineRule="auto"/>
       </w:pPr>
       <w:rPr>
+        <w:rFonts w:ascii="Noto Sans KR Medium" w:hAnsi="Noto Sans KR Medium" w:eastAsia="Noto Sans KR Medium" w:cs="Noto Sans KR Medium"/>
         <w:b/>
         <w:bCs/>
       </w:rPr>
@@ -6181,12 +6407,14 @@
     </w:tblStylePr>
     <w:tblStylePr w:type="firstCol">
       <w:rPr>
+        <w:rFonts w:ascii="Noto Sans KR Medium" w:hAnsi="Noto Sans KR Medium" w:eastAsia="Noto Sans KR Medium" w:cs="Noto Sans KR Medium"/>
         <w:b/>
         <w:bCs/>
       </w:rPr>
     </w:tblStylePr>
     <w:tblStylePr w:type="lastCol">
       <w:rPr>
+        <w:rFonts w:ascii="Noto Sans KR Medium" w:hAnsi="Noto Sans KR Medium" w:eastAsia="Noto Sans KR Medium" w:cs="Noto Sans KR Medium"/>
         <w:b/>
         <w:bCs/>
       </w:rPr>
@@ -6225,6 +6453,9 @@
     <w:pPr>
       <w:spacing w:after="0" w:line="240" w:lineRule="auto"/>
     </w:pPr>
+    <w:rPr>
+      <w:rFonts w:ascii="Noto Sans KR Medium" w:hAnsi="Noto Sans KR Medium" w:eastAsia="Noto Sans KR Medium" w:cs="Noto Sans KR Medium"/>
+    </w:rPr>
     <w:tblPr>
       <w:tblStyleRowBandSize w:val="1"/>
       <w:tblStyleColBandSize w:val="1"/>
@@ -6248,6 +6479,7 @@
         <w:spacing w:before="0" w:after="0" w:line="240" w:lineRule="auto"/>
       </w:pPr>
       <w:rPr>
+        <w:rFonts w:ascii="Noto Sans KR Medium" w:hAnsi="Noto Sans KR Medium" w:eastAsia="Noto Sans KR Medium" w:cs="Noto Sans KR Medium"/>
         <w:b/>
         <w:bCs/>
         <w:color w:val="FFFFFF" w:themeColor="background1"/>
@@ -6270,6 +6502,7 @@
         <w:spacing w:before="0" w:after="0" w:line="240" w:lineRule="auto"/>
       </w:pPr>
       <w:rPr>
+        <w:rFonts w:ascii="Noto Sans KR Medium" w:hAnsi="Noto Sans KR Medium" w:eastAsia="Noto Sans KR Medium" w:cs="Noto Sans KR Medium"/>
         <w:b/>
         <w:bCs/>
       </w:rPr>
@@ -6287,12 +6520,14 @@
     </w:tblStylePr>
     <w:tblStylePr w:type="firstCol">
       <w:rPr>
+        <w:rFonts w:ascii="Noto Sans KR Medium" w:hAnsi="Noto Sans KR Medium" w:eastAsia="Noto Sans KR Medium" w:cs="Noto Sans KR Medium"/>
         <w:b/>
         <w:bCs/>
       </w:rPr>
     </w:tblStylePr>
     <w:tblStylePr w:type="lastCol">
       <w:rPr>
+        <w:rFonts w:ascii="Noto Sans KR Medium" w:hAnsi="Noto Sans KR Medium" w:eastAsia="Noto Sans KR Medium" w:cs="Noto Sans KR Medium"/>
         <w:b/>
         <w:bCs/>
       </w:rPr>
@@ -6331,6 +6566,9 @@
     <w:pPr>
       <w:spacing w:after="0" w:line="240" w:lineRule="auto"/>
     </w:pPr>
+    <w:rPr>
+      <w:rFonts w:ascii="Noto Sans KR Medium" w:hAnsi="Noto Sans KR Medium" w:eastAsia="Noto Sans KR Medium" w:cs="Noto Sans KR Medium"/>
+    </w:rPr>
     <w:tblPr>
       <w:tblStyleRowBandSize w:val="1"/>
       <w:tblStyleColBandSize w:val="1"/>
@@ -6354,6 +6592,7 @@
         <w:spacing w:before="0" w:after="0" w:line="240" w:lineRule="auto"/>
       </w:pPr>
       <w:rPr>
+        <w:rFonts w:ascii="Noto Sans KR Medium" w:hAnsi="Noto Sans KR Medium" w:eastAsia="Noto Sans KR Medium" w:cs="Noto Sans KR Medium"/>
         <w:b/>
         <w:bCs/>
         <w:color w:val="FFFFFF" w:themeColor="background1"/>
@@ -6376,6 +6615,7 @@
         <w:spacing w:before="0" w:after="0" w:line="240" w:lineRule="auto"/>
       </w:pPr>
       <w:rPr>
+        <w:rFonts w:ascii="Noto Sans KR Medium" w:hAnsi="Noto Sans KR Medium" w:eastAsia="Noto Sans KR Medium" w:cs="Noto Sans KR Medium"/>
         <w:b/>
         <w:bCs/>
       </w:rPr>
@@ -6393,12 +6633,14 @@
     </w:tblStylePr>
     <w:tblStylePr w:type="firstCol">
       <w:rPr>
+        <w:rFonts w:ascii="Noto Sans KR Medium" w:hAnsi="Noto Sans KR Medium" w:eastAsia="Noto Sans KR Medium" w:cs="Noto Sans KR Medium"/>
         <w:b/>
         <w:bCs/>
       </w:rPr>
     </w:tblStylePr>
     <w:tblStylePr w:type="lastCol">
       <w:rPr>
+        <w:rFonts w:ascii="Noto Sans KR Medium" w:hAnsi="Noto Sans KR Medium" w:eastAsia="Noto Sans KR Medium" w:cs="Noto Sans KR Medium"/>
         <w:b/>
         <w:bCs/>
       </w:rPr>
@@ -6437,6 +6679,9 @@
     <w:pPr>
       <w:spacing w:after="0" w:line="240" w:lineRule="auto"/>
     </w:pPr>
+    <w:rPr>
+      <w:rFonts w:ascii="Noto Sans KR Medium" w:hAnsi="Noto Sans KR Medium" w:eastAsia="Noto Sans KR Medium" w:cs="Noto Sans KR Medium"/>
+    </w:rPr>
     <w:tblPr>
       <w:tblStyleRowBandSize w:val="1"/>
       <w:tblStyleColBandSize w:val="1"/>
@@ -6460,6 +6705,7 @@
         <w:spacing w:before="0" w:after="0" w:line="240" w:lineRule="auto"/>
       </w:pPr>
       <w:rPr>
+        <w:rFonts w:ascii="Noto Sans KR Medium" w:hAnsi="Noto Sans KR Medium" w:eastAsia="Noto Sans KR Medium" w:cs="Noto Sans KR Medium"/>
         <w:b/>
         <w:bCs/>
         <w:color w:val="FFFFFF" w:themeColor="background1"/>
@@ -6482,6 +6728,7 @@
         <w:spacing w:before="0" w:after="0" w:line="240" w:lineRule="auto"/>
       </w:pPr>
       <w:rPr>
+        <w:rFonts w:ascii="Noto Sans KR Medium" w:hAnsi="Noto Sans KR Medium" w:eastAsia="Noto Sans KR Medium" w:cs="Noto Sans KR Medium"/>
         <w:b/>
         <w:bCs/>
       </w:rPr>
@@ -6499,12 +6746,14 @@
     </w:tblStylePr>
     <w:tblStylePr w:type="firstCol">
       <w:rPr>
+        <w:rFonts w:ascii="Noto Sans KR Medium" w:hAnsi="Noto Sans KR Medium" w:eastAsia="Noto Sans KR Medium" w:cs="Noto Sans KR Medium"/>
         <w:b/>
         <w:bCs/>
       </w:rPr>
     </w:tblStylePr>
     <w:tblStylePr w:type="lastCol">
       <w:rPr>
+        <w:rFonts w:ascii="Noto Sans KR Medium" w:hAnsi="Noto Sans KR Medium" w:eastAsia="Noto Sans KR Medium" w:cs="Noto Sans KR Medium"/>
         <w:b/>
         <w:bCs/>
       </w:rPr>
@@ -6543,6 +6792,9 @@
     <w:pPr>
       <w:spacing w:after="0" w:line="240" w:lineRule="auto"/>
     </w:pPr>
+    <w:rPr>
+      <w:rFonts w:ascii="Noto Sans KR Medium" w:hAnsi="Noto Sans KR Medium" w:eastAsia="Noto Sans KR Medium" w:cs="Noto Sans KR Medium"/>
+    </w:rPr>
     <w:tblPr>
       <w:tblStyleRowBandSize w:val="1"/>
       <w:tblStyleColBandSize w:val="1"/>
@@ -6563,6 +6815,7 @@
         <w:spacing w:before="0" w:after="0" w:line="240" w:lineRule="auto"/>
       </w:pPr>
       <w:rPr>
+        <w:rFonts w:ascii="Noto Sans KR Medium" w:hAnsi="Noto Sans KR Medium" w:eastAsia="Noto Sans KR Medium" w:cs="Noto Sans KR Medium"/>
         <w:b/>
         <w:bCs/>
         <w:color w:val="FFFFFF" w:themeColor="background1"/>
@@ -6585,6 +6838,7 @@
         <w:spacing w:before="0" w:after="0" w:line="240" w:lineRule="auto"/>
       </w:pPr>
       <w:rPr>
+        <w:rFonts w:ascii="Noto Sans KR Medium" w:hAnsi="Noto Sans KR Medium" w:eastAsia="Noto Sans KR Medium" w:cs="Noto Sans KR Medium"/>
         <w:color w:val="auto"/>
       </w:rPr>
       <w:tblPr/>
@@ -6602,6 +6856,7 @@
     </w:tblStylePr>
     <w:tblStylePr w:type="firstCol">
       <w:rPr>
+        <w:rFonts w:ascii="Noto Sans KR Medium" w:hAnsi="Noto Sans KR Medium" w:eastAsia="Noto Sans KR Medium" w:cs="Noto Sans KR Medium"/>
         <w:b/>
         <w:bCs/>
         <w:color w:val="FFFFFF" w:themeColor="background1"/>
@@ -6621,6 +6876,7 @@
     </w:tblStylePr>
     <w:tblStylePr w:type="lastCol">
       <w:rPr>
+        <w:rFonts w:ascii="Noto Sans KR Medium" w:hAnsi="Noto Sans KR Medium" w:eastAsia="Noto Sans KR Medium" w:cs="Noto Sans KR Medium"/>
         <w:b/>
         <w:bCs/>
         <w:color w:val="FFFFFF" w:themeColor="background1"/>
@@ -6669,6 +6925,7 @@
     </w:tblStylePr>
     <w:tblStylePr w:type="nwCell">
       <w:rPr>
+        <w:rFonts w:ascii="Noto Sans KR Medium" w:hAnsi="Noto Sans KR Medium" w:eastAsia="Noto Sans KR Medium" w:cs="Noto Sans KR Medium"/>
         <w:color w:val="FFFFFF" w:themeColor="background1"/>
       </w:rPr>
       <w:tblPr/>
@@ -6692,6 +6949,9 @@
     <w:pPr>
       <w:spacing w:after="0" w:line="240" w:lineRule="auto"/>
     </w:pPr>
+    <w:rPr>
+      <w:rFonts w:ascii="Noto Sans KR Medium" w:hAnsi="Noto Sans KR Medium" w:eastAsia="Noto Sans KR Medium" w:cs="Noto Sans KR Medium"/>
+    </w:rPr>
     <w:tblPr>
       <w:tblStyleRowBandSize w:val="1"/>
       <w:tblStyleColBandSize w:val="1"/>
@@ -6712,6 +6972,7 @@
         <w:spacing w:before="0" w:after="0" w:line="240" w:lineRule="auto"/>
       </w:pPr>
       <w:rPr>
+        <w:rFonts w:ascii="Noto Sans KR Medium" w:hAnsi="Noto Sans KR Medium" w:eastAsia="Noto Sans KR Medium" w:cs="Noto Sans KR Medium"/>
         <w:b/>
         <w:bCs/>
         <w:color w:val="FFFFFF" w:themeColor="background1"/>
@@ -6734,6 +6995,7 @@
         <w:spacing w:before="0" w:after="0" w:line="240" w:lineRule="auto"/>
       </w:pPr>
       <w:rPr>
+        <w:rFonts w:ascii="Noto Sans KR Medium" w:hAnsi="Noto Sans KR Medium" w:eastAsia="Noto Sans KR Medium" w:cs="Noto Sans KR Medium"/>
         <w:color w:val="auto"/>
       </w:rPr>
       <w:tblPr/>
@@ -6751,6 +7013,7 @@
     </w:tblStylePr>
     <w:tblStylePr w:type="firstCol">
       <w:rPr>
+        <w:rFonts w:ascii="Noto Sans KR Medium" w:hAnsi="Noto Sans KR Medium" w:eastAsia="Noto Sans KR Medium" w:cs="Noto Sans KR Medium"/>
         <w:b/>
         <w:bCs/>
         <w:color w:val="FFFFFF" w:themeColor="background1"/>
@@ -6770,6 +7033,7 @@
     </w:tblStylePr>
     <w:tblStylePr w:type="lastCol">
       <w:rPr>
+        <w:rFonts w:ascii="Noto Sans KR Medium" w:hAnsi="Noto Sans KR Medium" w:eastAsia="Noto Sans KR Medium" w:cs="Noto Sans KR Medium"/>
         <w:b/>
         <w:bCs/>
         <w:color w:val="FFFFFF" w:themeColor="background1"/>
@@ -6818,6 +7082,7 @@
     </w:tblStylePr>
     <w:tblStylePr w:type="nwCell">
       <w:rPr>
+        <w:rFonts w:ascii="Noto Sans KR Medium" w:hAnsi="Noto Sans KR Medium" w:eastAsia="Noto Sans KR Medium" w:cs="Noto Sans KR Medium"/>
         <w:color w:val="FFFFFF" w:themeColor="background1"/>
       </w:rPr>
       <w:tblPr/>
@@ -6841,6 +7106,9 @@
     <w:pPr>
       <w:spacing w:after="0" w:line="240" w:lineRule="auto"/>
     </w:pPr>
+    <w:rPr>
+      <w:rFonts w:ascii="Noto Sans KR Medium" w:hAnsi="Noto Sans KR Medium" w:eastAsia="Noto Sans KR Medium" w:cs="Noto Sans KR Medium"/>
+    </w:rPr>
     <w:tblPr>
       <w:tblStyleRowBandSize w:val="1"/>
       <w:tblStyleColBandSize w:val="1"/>
@@ -6861,6 +7129,7 @@
         <w:spacing w:before="0" w:after="0" w:line="240" w:lineRule="auto"/>
       </w:pPr>
       <w:rPr>
+        <w:rFonts w:ascii="Noto Sans KR Medium" w:hAnsi="Noto Sans KR Medium" w:eastAsia="Noto Sans KR Medium" w:cs="Noto Sans KR Medium"/>
         <w:b/>
         <w:bCs/>
         <w:color w:val="FFFFFF" w:themeColor="background1"/>
@@ -6883,6 +7152,7 @@
         <w:spacing w:before="0" w:after="0" w:line="240" w:lineRule="auto"/>
       </w:pPr>
       <w:rPr>
+        <w:rFonts w:ascii="Noto Sans KR Medium" w:hAnsi="Noto Sans KR Medium" w:eastAsia="Noto Sans KR Medium" w:cs="Noto Sans KR Medium"/>
         <w:color w:val="auto"/>
       </w:rPr>
       <w:tblPr/>
@@ -6900,6 +7170,7 @@
     </w:tblStylePr>
     <w:tblStylePr w:type="firstCol">
       <w:rPr>
+        <w:rFonts w:ascii="Noto Sans KR Medium" w:hAnsi="Noto Sans KR Medium" w:eastAsia="Noto Sans KR Medium" w:cs="Noto Sans KR Medium"/>
         <w:b/>
         <w:bCs/>
         <w:color w:val="FFFFFF" w:themeColor="background1"/>
@@ -6919,6 +7190,7 @@
     </w:tblStylePr>
     <w:tblStylePr w:type="lastCol">
       <w:rPr>
+        <w:rFonts w:ascii="Noto Sans KR Medium" w:hAnsi="Noto Sans KR Medium" w:eastAsia="Noto Sans KR Medium" w:cs="Noto Sans KR Medium"/>
         <w:b/>
         <w:bCs/>
         <w:color w:val="FFFFFF" w:themeColor="background1"/>
@@ -6967,6 +7239,7 @@
     </w:tblStylePr>
     <w:tblStylePr w:type="nwCell">
       <w:rPr>
+        <w:rFonts w:ascii="Noto Sans KR Medium" w:hAnsi="Noto Sans KR Medium" w:eastAsia="Noto Sans KR Medium" w:cs="Noto Sans KR Medium"/>
         <w:color w:val="FFFFFF" w:themeColor="background1"/>
       </w:rPr>
       <w:tblPr/>
@@ -6990,6 +7263,9 @@
     <w:pPr>
       <w:spacing w:after="0" w:line="240" w:lineRule="auto"/>
     </w:pPr>
+    <w:rPr>
+      <w:rFonts w:ascii="Noto Sans KR Medium" w:hAnsi="Noto Sans KR Medium" w:eastAsia="Noto Sans KR Medium" w:cs="Noto Sans KR Medium"/>
+    </w:rPr>
     <w:tblPr>
       <w:tblStyleRowBandSize w:val="1"/>
       <w:tblStyleColBandSize w:val="1"/>
@@ -7010,6 +7286,7 @@
         <w:spacing w:before="0" w:after="0" w:line="240" w:lineRule="auto"/>
       </w:pPr>
       <w:rPr>
+        <w:rFonts w:ascii="Noto Sans KR Medium" w:hAnsi="Noto Sans KR Medium" w:eastAsia="Noto Sans KR Medium" w:cs="Noto Sans KR Medium"/>
         <w:b/>
         <w:bCs/>
         <w:color w:val="FFFFFF" w:themeColor="background1"/>
@@ -7032,6 +7309,7 @@
         <w:spacing w:before="0" w:after="0" w:line="240" w:lineRule="auto"/>
       </w:pPr>
       <w:rPr>
+        <w:rFonts w:ascii="Noto Sans KR Medium" w:hAnsi="Noto Sans KR Medium" w:eastAsia="Noto Sans KR Medium" w:cs="Noto Sans KR Medium"/>
         <w:color w:val="auto"/>
       </w:rPr>
       <w:tblPr/>
@@ -7049,6 +7327,7 @@
     </w:tblStylePr>
     <w:tblStylePr w:type="firstCol">
       <w:rPr>
+        <w:rFonts w:ascii="Noto Sans KR Medium" w:hAnsi="Noto Sans KR Medium" w:eastAsia="Noto Sans KR Medium" w:cs="Noto Sans KR Medium"/>
         <w:b/>
         <w:bCs/>
         <w:color w:val="FFFFFF" w:themeColor="background1"/>
@@ -7068,6 +7347,7 @@
     </w:tblStylePr>
     <w:tblStylePr w:type="lastCol">
       <w:rPr>
+        <w:rFonts w:ascii="Noto Sans KR Medium" w:hAnsi="Noto Sans KR Medium" w:eastAsia="Noto Sans KR Medium" w:cs="Noto Sans KR Medium"/>
         <w:b/>
         <w:bCs/>
         <w:color w:val="FFFFFF" w:themeColor="background1"/>
@@ -7116,6 +7396,7 @@
     </w:tblStylePr>
     <w:tblStylePr w:type="nwCell">
       <w:rPr>
+        <w:rFonts w:ascii="Noto Sans KR Medium" w:hAnsi="Noto Sans KR Medium" w:eastAsia="Noto Sans KR Medium" w:cs="Noto Sans KR Medium"/>
         <w:color w:val="FFFFFF" w:themeColor="background1"/>
       </w:rPr>
       <w:tblPr/>
@@ -7139,6 +7420,9 @@
     <w:pPr>
       <w:spacing w:after="0" w:line="240" w:lineRule="auto"/>
     </w:pPr>
+    <w:rPr>
+      <w:rFonts w:ascii="Noto Sans KR Medium" w:hAnsi="Noto Sans KR Medium" w:eastAsia="Noto Sans KR Medium" w:cs="Noto Sans KR Medium"/>
+    </w:rPr>
     <w:tblPr>
       <w:tblStyleRowBandSize w:val="1"/>
       <w:tblStyleColBandSize w:val="1"/>
@@ -7159,6 +7443,7 @@
         <w:spacing w:before="0" w:after="0" w:line="240" w:lineRule="auto"/>
       </w:pPr>
       <w:rPr>
+        <w:rFonts w:ascii="Noto Sans KR Medium" w:hAnsi="Noto Sans KR Medium" w:eastAsia="Noto Sans KR Medium" w:cs="Noto Sans KR Medium"/>
         <w:b/>
         <w:bCs/>
         <w:color w:val="FFFFFF" w:themeColor="background1"/>
@@ -7181,6 +7466,7 @@
         <w:spacing w:before="0" w:after="0" w:line="240" w:lineRule="auto"/>
       </w:pPr>
       <w:rPr>
+        <w:rFonts w:ascii="Noto Sans KR Medium" w:hAnsi="Noto Sans KR Medium" w:eastAsia="Noto Sans KR Medium" w:cs="Noto Sans KR Medium"/>
         <w:color w:val="auto"/>
       </w:rPr>
       <w:tblPr/>
@@ -7198,6 +7484,7 @@
     </w:tblStylePr>
     <w:tblStylePr w:type="firstCol">
       <w:rPr>
+        <w:rFonts w:ascii="Noto Sans KR Medium" w:hAnsi="Noto Sans KR Medium" w:eastAsia="Noto Sans KR Medium" w:cs="Noto Sans KR Medium"/>
         <w:b/>
         <w:bCs/>
         <w:color w:val="FFFFFF" w:themeColor="background1"/>
@@ -7217,6 +7504,7 @@
     </w:tblStylePr>
     <w:tblStylePr w:type="lastCol">
       <w:rPr>
+        <w:rFonts w:ascii="Noto Sans KR Medium" w:hAnsi="Noto Sans KR Medium" w:eastAsia="Noto Sans KR Medium" w:cs="Noto Sans KR Medium"/>
         <w:b/>
         <w:bCs/>
         <w:color w:val="FFFFFF" w:themeColor="background1"/>
@@ -7265,6 +7553,7 @@
     </w:tblStylePr>
     <w:tblStylePr w:type="nwCell">
       <w:rPr>
+        <w:rFonts w:ascii="Noto Sans KR Medium" w:hAnsi="Noto Sans KR Medium" w:eastAsia="Noto Sans KR Medium" w:cs="Noto Sans KR Medium"/>
         <w:color w:val="FFFFFF" w:themeColor="background1"/>
       </w:rPr>
       <w:tblPr/>
@@ -7288,6 +7577,9 @@
     <w:pPr>
       <w:spacing w:after="0" w:line="240" w:lineRule="auto"/>
     </w:pPr>
+    <w:rPr>
+      <w:rFonts w:ascii="Noto Sans KR Medium" w:hAnsi="Noto Sans KR Medium" w:eastAsia="Noto Sans KR Medium" w:cs="Noto Sans KR Medium"/>
+    </w:rPr>
     <w:tblPr>
       <w:tblStyleRowBandSize w:val="1"/>
       <w:tblStyleColBandSize w:val="1"/>
@@ -7308,6 +7600,7 @@
         <w:spacing w:before="0" w:after="0" w:line="240" w:lineRule="auto"/>
       </w:pPr>
       <w:rPr>
+        <w:rFonts w:ascii="Noto Sans KR Medium" w:hAnsi="Noto Sans KR Medium" w:eastAsia="Noto Sans KR Medium" w:cs="Noto Sans KR Medium"/>
         <w:b/>
         <w:bCs/>
         <w:color w:val="FFFFFF" w:themeColor="background1"/>
@@ -7330,6 +7623,7 @@
         <w:spacing w:before="0" w:after="0" w:line="240" w:lineRule="auto"/>
       </w:pPr>
       <w:rPr>
+        <w:rFonts w:ascii="Noto Sans KR Medium" w:hAnsi="Noto Sans KR Medium" w:eastAsia="Noto Sans KR Medium" w:cs="Noto Sans KR Medium"/>
         <w:color w:val="auto"/>
       </w:rPr>
       <w:tblPr/>
@@ -7347,6 +7641,7 @@
     </w:tblStylePr>
     <w:tblStylePr w:type="firstCol">
       <w:rPr>
+        <w:rFonts w:ascii="Noto Sans KR Medium" w:hAnsi="Noto Sans KR Medium" w:eastAsia="Noto Sans KR Medium" w:cs="Noto Sans KR Medium"/>
         <w:b/>
         <w:bCs/>
         <w:color w:val="FFFFFF" w:themeColor="background1"/>
@@ -7366,6 +7661,7 @@
     </w:tblStylePr>
     <w:tblStylePr w:type="lastCol">
       <w:rPr>
+        <w:rFonts w:ascii="Noto Sans KR Medium" w:hAnsi="Noto Sans KR Medium" w:eastAsia="Noto Sans KR Medium" w:cs="Noto Sans KR Medium"/>
         <w:b/>
         <w:bCs/>
         <w:color w:val="FFFFFF" w:themeColor="background1"/>
@@ -7414,6 +7710,7 @@
     </w:tblStylePr>
     <w:tblStylePr w:type="nwCell">
       <w:rPr>
+        <w:rFonts w:ascii="Noto Sans KR Medium" w:hAnsi="Noto Sans KR Medium" w:eastAsia="Noto Sans KR Medium" w:cs="Noto Sans KR Medium"/>
         <w:color w:val="FFFFFF" w:themeColor="background1"/>
       </w:rPr>
       <w:tblPr/>
@@ -7437,6 +7734,9 @@
     <w:pPr>
       <w:spacing w:after="0" w:line="240" w:lineRule="auto"/>
     </w:pPr>
+    <w:rPr>
+      <w:rFonts w:ascii="Noto Sans KR Medium" w:hAnsi="Noto Sans KR Medium" w:eastAsia="Noto Sans KR Medium" w:cs="Noto Sans KR Medium"/>
+    </w:rPr>
     <w:tblPr>
       <w:tblStyleRowBandSize w:val="1"/>
       <w:tblStyleColBandSize w:val="1"/>
@@ -7457,6 +7757,7 @@
         <w:spacing w:before="0" w:after="0" w:line="240" w:lineRule="auto"/>
       </w:pPr>
       <w:rPr>
+        <w:rFonts w:ascii="Noto Sans KR Medium" w:hAnsi="Noto Sans KR Medium" w:eastAsia="Noto Sans KR Medium" w:cs="Noto Sans KR Medium"/>
         <w:b/>
         <w:bCs/>
         <w:color w:val="FFFFFF" w:themeColor="background1"/>
@@ -7479,6 +7780,7 @@
         <w:spacing w:before="0" w:after="0" w:line="240" w:lineRule="auto"/>
       </w:pPr>
       <w:rPr>
+        <w:rFonts w:ascii="Noto Sans KR Medium" w:hAnsi="Noto Sans KR Medium" w:eastAsia="Noto Sans KR Medium" w:cs="Noto Sans KR Medium"/>
         <w:color w:val="auto"/>
       </w:rPr>
       <w:tblPr/>
@@ -7496,6 +7798,7 @@
     </w:tblStylePr>
     <w:tblStylePr w:type="firstCol">
       <w:rPr>
+        <w:rFonts w:ascii="Noto Sans KR Medium" w:hAnsi="Noto Sans KR Medium" w:eastAsia="Noto Sans KR Medium" w:cs="Noto Sans KR Medium"/>
         <w:b/>
         <w:bCs/>
         <w:color w:val="FFFFFF" w:themeColor="background1"/>
@@ -7515,6 +7818,7 @@
     </w:tblStylePr>
     <w:tblStylePr w:type="lastCol">
       <w:rPr>
+        <w:rFonts w:ascii="Noto Sans KR Medium" w:hAnsi="Noto Sans KR Medium" w:eastAsia="Noto Sans KR Medium" w:cs="Noto Sans KR Medium"/>
         <w:b/>
         <w:bCs/>
         <w:color w:val="FFFFFF" w:themeColor="background1"/>
@@ -7563,6 +7867,7 @@
     </w:tblStylePr>
     <w:tblStylePr w:type="nwCell">
       <w:rPr>
+        <w:rFonts w:ascii="Noto Sans KR Medium" w:hAnsi="Noto Sans KR Medium" w:eastAsia="Noto Sans KR Medium" w:cs="Noto Sans KR Medium"/>
         <w:color w:val="FFFFFF" w:themeColor="background1"/>
       </w:rPr>
       <w:tblPr/>
@@ -7587,6 +7892,7 @@
       <w:spacing w:after="0" w:line="240" w:lineRule="auto"/>
     </w:pPr>
     <w:rPr>
+      <w:rFonts w:ascii="Noto Sans KR Medium" w:hAnsi="Noto Sans KR Medium" w:eastAsia="Noto Sans KR Medium" w:cs="Noto Sans KR Medium"/>
       <w:color w:val="000000" w:themeColor="text1"/>
     </w:rPr>
     <w:tblPr>
@@ -7606,7 +7912,7 @@
     </w:tblPr>
     <w:tblStylePr w:type="firstRow">
       <w:rPr>
-        <w:rFonts w:asciiTheme="majorHAnsi" w:eastAsiaTheme="majorEastAsia" w:hAnsiTheme="majorHAnsi" w:cstheme="majorBidi"/>
+        <w:rFonts w:ascii="Noto Sans KR Medium" w:hAnsi="Noto Sans KR Medium" w:eastAsia="Noto Sans KR Medium" w:cs="Noto Sans KR Medium"/>
       </w:rPr>
       <w:tblPr/>
       <w:tcPr>
@@ -7618,6 +7924,7 @@
     </w:tblStylePr>
     <w:tblStylePr w:type="lastRow">
       <w:rPr>
+        <w:rFonts w:ascii="Noto Sans KR Medium" w:hAnsi="Noto Sans KR Medium" w:eastAsia="Noto Sans KR Medium" w:cs="Noto Sans KR Medium"/>
         <w:b/>
         <w:bCs/>
         <w:color w:val="1F497D" w:themeColor="text2"/>
@@ -7632,12 +7939,14 @@
     </w:tblStylePr>
     <w:tblStylePr w:type="firstCol">
       <w:rPr>
+        <w:rFonts w:ascii="Noto Sans KR Medium" w:hAnsi="Noto Sans KR Medium" w:eastAsia="Noto Sans KR Medium" w:cs="Noto Sans KR Medium"/>
         <w:b/>
         <w:bCs/>
       </w:rPr>
     </w:tblStylePr>
     <w:tblStylePr w:type="lastCol">
       <w:rPr>
+        <w:rFonts w:ascii="Noto Sans KR Medium" w:hAnsi="Noto Sans KR Medium" w:eastAsia="Noto Sans KR Medium" w:cs="Noto Sans KR Medium"/>
         <w:b/>
         <w:bCs/>
       </w:rPr>
@@ -7671,6 +7980,7 @@
       <w:spacing w:after="0" w:line="240" w:lineRule="auto"/>
     </w:pPr>
     <w:rPr>
+      <w:rFonts w:ascii="Noto Sans KR Medium" w:hAnsi="Noto Sans KR Medium" w:eastAsia="Noto Sans KR Medium" w:cs="Noto Sans KR Medium"/>
       <w:color w:val="000000" w:themeColor="text1"/>
     </w:rPr>
     <w:tblPr>
@@ -7690,7 +8000,7 @@
     </w:tblPr>
     <w:tblStylePr w:type="firstRow">
       <w:rPr>
-        <w:rFonts w:asciiTheme="majorHAnsi" w:eastAsiaTheme="majorEastAsia" w:hAnsiTheme="majorHAnsi" w:cstheme="majorBidi"/>
+        <w:rFonts w:ascii="Noto Sans KR Medium" w:hAnsi="Noto Sans KR Medium" w:eastAsia="Noto Sans KR Medium" w:cs="Noto Sans KR Medium"/>
       </w:rPr>
       <w:tblPr/>
       <w:tcPr>
@@ -7702,6 +8012,7 @@
     </w:tblStylePr>
     <w:tblStylePr w:type="lastRow">
       <w:rPr>
+        <w:rFonts w:ascii="Noto Sans KR Medium" w:hAnsi="Noto Sans KR Medium" w:eastAsia="Noto Sans KR Medium" w:cs="Noto Sans KR Medium"/>
         <w:b/>
         <w:bCs/>
         <w:color w:val="1F497D" w:themeColor="text2"/>
@@ -7716,12 +8027,14 @@
     </w:tblStylePr>
     <w:tblStylePr w:type="firstCol">
       <w:rPr>
+        <w:rFonts w:ascii="Noto Sans KR Medium" w:hAnsi="Noto Sans KR Medium" w:eastAsia="Noto Sans KR Medium" w:cs="Noto Sans KR Medium"/>
         <w:b/>
         <w:bCs/>
       </w:rPr>
     </w:tblStylePr>
     <w:tblStylePr w:type="lastCol">
       <w:rPr>
+        <w:rFonts w:ascii="Noto Sans KR Medium" w:hAnsi="Noto Sans KR Medium" w:eastAsia="Noto Sans KR Medium" w:cs="Noto Sans KR Medium"/>
         <w:b/>
         <w:bCs/>
       </w:rPr>
@@ -7755,6 +8068,7 @@
       <w:spacing w:after="0" w:line="240" w:lineRule="auto"/>
     </w:pPr>
     <w:rPr>
+      <w:rFonts w:ascii="Noto Sans KR Medium" w:hAnsi="Noto Sans KR Medium" w:eastAsia="Noto Sans KR Medium" w:cs="Noto Sans KR Medium"/>
       <w:color w:val="000000" w:themeColor="text1"/>
     </w:rPr>
     <w:tblPr>
@@ -7774,7 +8088,7 @@
     </w:tblPr>
     <w:tblStylePr w:type="firstRow">
       <w:rPr>
-        <w:rFonts w:asciiTheme="majorHAnsi" w:eastAsiaTheme="majorEastAsia" w:hAnsiTheme="majorHAnsi" w:cstheme="majorBidi"/>
+        <w:rFonts w:ascii="Noto Sans KR Medium" w:hAnsi="Noto Sans KR Medium" w:eastAsia="Noto Sans KR Medium" w:cs="Noto Sans KR Medium"/>
       </w:rPr>
       <w:tblPr/>
       <w:tcPr>
@@ -7786,6 +8100,7 @@
     </w:tblStylePr>
     <w:tblStylePr w:type="lastRow">
       <w:rPr>
+        <w:rFonts w:ascii="Noto Sans KR Medium" w:hAnsi="Noto Sans KR Medium" w:eastAsia="Noto Sans KR Medium" w:cs="Noto Sans KR Medium"/>
         <w:b/>
         <w:bCs/>
         <w:color w:val="1F497D" w:themeColor="text2"/>
@@ -7800,12 +8115,14 @@
     </w:tblStylePr>
     <w:tblStylePr w:type="firstCol">
       <w:rPr>
+        <w:rFonts w:ascii="Noto Sans KR Medium" w:hAnsi="Noto Sans KR Medium" w:eastAsia="Noto Sans KR Medium" w:cs="Noto Sans KR Medium"/>
         <w:b/>
         <w:bCs/>
       </w:rPr>
     </w:tblStylePr>
     <w:tblStylePr w:type="lastCol">
       <w:rPr>
+        <w:rFonts w:ascii="Noto Sans KR Medium" w:hAnsi="Noto Sans KR Medium" w:eastAsia="Noto Sans KR Medium" w:cs="Noto Sans KR Medium"/>
         <w:b/>
         <w:bCs/>
       </w:rPr>
@@ -7839,6 +8156,7 @@
       <w:spacing w:after="0" w:line="240" w:lineRule="auto"/>
     </w:pPr>
     <w:rPr>
+      <w:rFonts w:ascii="Noto Sans KR Medium" w:hAnsi="Noto Sans KR Medium" w:eastAsia="Noto Sans KR Medium" w:cs="Noto Sans KR Medium"/>
       <w:color w:val="000000" w:themeColor="text1"/>
     </w:rPr>
     <w:tblPr>
@@ -7858,7 +8176,7 @@
     </w:tblPr>
     <w:tblStylePr w:type="firstRow">
       <w:rPr>
-        <w:rFonts w:asciiTheme="majorHAnsi" w:eastAsiaTheme="majorEastAsia" w:hAnsiTheme="majorHAnsi" w:cstheme="majorBidi"/>
+        <w:rFonts w:ascii="Noto Sans KR Medium" w:hAnsi="Noto Sans KR Medium" w:eastAsia="Noto Sans KR Medium" w:cs="Noto Sans KR Medium"/>
       </w:rPr>
       <w:tblPr/>
       <w:tcPr>
@@ -7870,6 +8188,7 @@
     </w:tblStylePr>
     <w:tblStylePr w:type="lastRow">
       <w:rPr>
+        <w:rFonts w:ascii="Noto Sans KR Medium" w:hAnsi="Noto Sans KR Medium" w:eastAsia="Noto Sans KR Medium" w:cs="Noto Sans KR Medium"/>
         <w:b/>
         <w:bCs/>
         <w:color w:val="1F497D" w:themeColor="text2"/>
@@ -7884,12 +8203,14 @@
     </w:tblStylePr>
     <w:tblStylePr w:type="firstCol">
       <w:rPr>
+        <w:rFonts w:ascii="Noto Sans KR Medium" w:hAnsi="Noto Sans KR Medium" w:eastAsia="Noto Sans KR Medium" w:cs="Noto Sans KR Medium"/>
         <w:b/>
         <w:bCs/>
       </w:rPr>
     </w:tblStylePr>
     <w:tblStylePr w:type="lastCol">
       <w:rPr>
+        <w:rFonts w:ascii="Noto Sans KR Medium" w:hAnsi="Noto Sans KR Medium" w:eastAsia="Noto Sans KR Medium" w:cs="Noto Sans KR Medium"/>
         <w:b/>
         <w:bCs/>
       </w:rPr>
@@ -7923,6 +8244,7 @@
       <w:spacing w:after="0" w:line="240" w:lineRule="auto"/>
     </w:pPr>
     <w:rPr>
+      <w:rFonts w:ascii="Noto Sans KR Medium" w:hAnsi="Noto Sans KR Medium" w:eastAsia="Noto Sans KR Medium" w:cs="Noto Sans KR Medium"/>
       <w:color w:val="000000" w:themeColor="text1"/>
     </w:rPr>
     <w:tblPr>
@@ -7942,7 +8264,7 @@
     </w:tblPr>
     <w:tblStylePr w:type="firstRow">
       <w:rPr>
-        <w:rFonts w:asciiTheme="majorHAnsi" w:eastAsiaTheme="majorEastAsia" w:hAnsiTheme="majorHAnsi" w:cstheme="majorBidi"/>
+        <w:rFonts w:ascii="Noto Sans KR Medium" w:hAnsi="Noto Sans KR Medium" w:eastAsia="Noto Sans KR Medium" w:cs="Noto Sans KR Medium"/>
       </w:rPr>
       <w:tblPr/>
       <w:tcPr>
@@ -7954,6 +8276,7 @@
     </w:tblStylePr>
     <w:tblStylePr w:type="lastRow">
       <w:rPr>
+        <w:rFonts w:ascii="Noto Sans KR Medium" w:hAnsi="Noto Sans KR Medium" w:eastAsia="Noto Sans KR Medium" w:cs="Noto Sans KR Medium"/>
         <w:b/>
         <w:bCs/>
         <w:color w:val="1F497D" w:themeColor="text2"/>
@@ -7968,12 +8291,14 @@
     </w:tblStylePr>
     <w:tblStylePr w:type="firstCol">
       <w:rPr>
+        <w:rFonts w:ascii="Noto Sans KR Medium" w:hAnsi="Noto Sans KR Medium" w:eastAsia="Noto Sans KR Medium" w:cs="Noto Sans KR Medium"/>
         <w:b/>
         <w:bCs/>
       </w:rPr>
     </w:tblStylePr>
     <w:tblStylePr w:type="lastCol">
       <w:rPr>
+        <w:rFonts w:ascii="Noto Sans KR Medium" w:hAnsi="Noto Sans KR Medium" w:eastAsia="Noto Sans KR Medium" w:cs="Noto Sans KR Medium"/>
         <w:b/>
         <w:bCs/>
       </w:rPr>
@@ -8007,6 +8332,7 @@
       <w:spacing w:after="0" w:line="240" w:lineRule="auto"/>
     </w:pPr>
     <w:rPr>
+      <w:rFonts w:ascii="Noto Sans KR Medium" w:hAnsi="Noto Sans KR Medium" w:eastAsia="Noto Sans KR Medium" w:cs="Noto Sans KR Medium"/>
       <w:color w:val="000000" w:themeColor="text1"/>
     </w:rPr>
     <w:tblPr>
@@ -8026,7 +8352,7 @@
     </w:tblPr>
     <w:tblStylePr w:type="firstRow">
       <w:rPr>
-        <w:rFonts w:asciiTheme="majorHAnsi" w:eastAsiaTheme="majorEastAsia" w:hAnsiTheme="majorHAnsi" w:cstheme="majorBidi"/>
+        <w:rFonts w:ascii="Noto Sans KR Medium" w:hAnsi="Noto Sans KR Medium" w:eastAsia="Noto Sans KR Medium" w:cs="Noto Sans KR Medium"/>
       </w:rPr>
       <w:tblPr/>
       <w:tcPr>
@@ -8038,6 +8364,7 @@
     </w:tblStylePr>
     <w:tblStylePr w:type="lastRow">
       <w:rPr>
+        <w:rFonts w:ascii="Noto Sans KR Medium" w:hAnsi="Noto Sans KR Medium" w:eastAsia="Noto Sans KR Medium" w:cs="Noto Sans KR Medium"/>
         <w:b/>
         <w:bCs/>
         <w:color w:val="1F497D" w:themeColor="text2"/>
@@ -8052,12 +8379,14 @@
     </w:tblStylePr>
     <w:tblStylePr w:type="firstCol">
       <w:rPr>
+        <w:rFonts w:ascii="Noto Sans KR Medium" w:hAnsi="Noto Sans KR Medium" w:eastAsia="Noto Sans KR Medium" w:cs="Noto Sans KR Medium"/>
         <w:b/>
         <w:bCs/>
       </w:rPr>
     </w:tblStylePr>
     <w:tblStylePr w:type="lastCol">
       <w:rPr>
+        <w:rFonts w:ascii="Noto Sans KR Medium" w:hAnsi="Noto Sans KR Medium" w:eastAsia="Noto Sans KR Medium" w:cs="Noto Sans KR Medium"/>
         <w:b/>
         <w:bCs/>
       </w:rPr>
@@ -8091,6 +8420,7 @@
       <w:spacing w:after="0" w:line="240" w:lineRule="auto"/>
     </w:pPr>
     <w:rPr>
+      <w:rFonts w:ascii="Noto Sans KR Medium" w:hAnsi="Noto Sans KR Medium" w:eastAsia="Noto Sans KR Medium" w:cs="Noto Sans KR Medium"/>
       <w:color w:val="000000" w:themeColor="text1"/>
     </w:rPr>
     <w:tblPr>
@@ -8110,7 +8440,7 @@
     </w:tblPr>
     <w:tblStylePr w:type="firstRow">
       <w:rPr>
-        <w:rFonts w:asciiTheme="majorHAnsi" w:eastAsiaTheme="majorEastAsia" w:hAnsiTheme="majorHAnsi" w:cstheme="majorBidi"/>
+        <w:rFonts w:ascii="Noto Sans KR Medium" w:hAnsi="Noto Sans KR Medium" w:eastAsia="Noto Sans KR Medium" w:cs="Noto Sans KR Medium"/>
       </w:rPr>
       <w:tblPr/>
       <w:tcPr>
@@ -8122,6 +8452,7 @@
     </w:tblStylePr>
     <w:tblStylePr w:type="lastRow">
       <w:rPr>
+        <w:rFonts w:ascii="Noto Sans KR Medium" w:hAnsi="Noto Sans KR Medium" w:eastAsia="Noto Sans KR Medium" w:cs="Noto Sans KR Medium"/>
         <w:b/>
         <w:bCs/>
         <w:color w:val="1F497D" w:themeColor="text2"/>
@@ -8136,12 +8467,14 @@
     </w:tblStylePr>
     <w:tblStylePr w:type="firstCol">
       <w:rPr>
+        <w:rFonts w:ascii="Noto Sans KR Medium" w:hAnsi="Noto Sans KR Medium" w:eastAsia="Noto Sans KR Medium" w:cs="Noto Sans KR Medium"/>
         <w:b/>
         <w:bCs/>
       </w:rPr>
     </w:tblStylePr>
     <w:tblStylePr w:type="lastCol">
       <w:rPr>
+        <w:rFonts w:ascii="Noto Sans KR Medium" w:hAnsi="Noto Sans KR Medium" w:eastAsia="Noto Sans KR Medium" w:cs="Noto Sans KR Medium"/>
         <w:b/>
         <w:bCs/>
       </w:rPr>
@@ -8175,7 +8508,7 @@
       <w:spacing w:after="0" w:line="240" w:lineRule="auto"/>
     </w:pPr>
     <w:rPr>
-      <w:rFonts w:asciiTheme="majorHAnsi" w:eastAsiaTheme="majorEastAsia" w:hAnsiTheme="majorHAnsi" w:cstheme="majorBidi"/>
+      <w:rFonts w:ascii="Noto Sans KR Medium" w:hAnsi="Noto Sans KR Medium" w:eastAsia="Noto Sans KR Medium" w:cs="Noto Sans KR Medium"/>
       <w:color w:val="000000" w:themeColor="text1"/>
     </w:rPr>
     <w:tblPr>
@@ -8197,6 +8530,7 @@
     </w:tblPr>
     <w:tblStylePr w:type="firstRow">
       <w:rPr>
+        <w:rFonts w:ascii="Noto Sans KR Medium" w:hAnsi="Noto Sans KR Medium" w:eastAsia="Noto Sans KR Medium" w:cs="Noto Sans KR Medium"/>
         <w:sz w:val="24"/>
         <w:szCs w:val="24"/>
       </w:rPr>
@@ -8303,7 +8637,7 @@
       <w:spacing w:after="0" w:line="240" w:lineRule="auto"/>
     </w:pPr>
     <w:rPr>
-      <w:rFonts w:asciiTheme="majorHAnsi" w:eastAsiaTheme="majorEastAsia" w:hAnsiTheme="majorHAnsi" w:cstheme="majorBidi"/>
+      <w:rFonts w:ascii="Noto Sans KR Medium" w:hAnsi="Noto Sans KR Medium" w:eastAsia="Noto Sans KR Medium" w:cs="Noto Sans KR Medium"/>
       <w:color w:val="000000" w:themeColor="text1"/>
     </w:rPr>
     <w:tblPr>
@@ -8325,6 +8659,7 @@
     </w:tblPr>
     <w:tblStylePr w:type="firstRow">
       <w:rPr>
+        <w:rFonts w:ascii="Noto Sans KR Medium" w:hAnsi="Noto Sans KR Medium" w:eastAsia="Noto Sans KR Medium" w:cs="Noto Sans KR Medium"/>
         <w:sz w:val="24"/>
         <w:szCs w:val="24"/>
       </w:rPr>
@@ -8431,7 +8766,7 @@
       <w:spacing w:after="0" w:line="240" w:lineRule="auto"/>
     </w:pPr>
     <w:rPr>
-      <w:rFonts w:asciiTheme="majorHAnsi" w:eastAsiaTheme="majorEastAsia" w:hAnsiTheme="majorHAnsi" w:cstheme="majorBidi"/>
+      <w:rFonts w:ascii="Noto Sans KR Medium" w:hAnsi="Noto Sans KR Medium" w:eastAsia="Noto Sans KR Medium" w:cs="Noto Sans KR Medium"/>
       <w:color w:val="000000" w:themeColor="text1"/>
     </w:rPr>
     <w:tblPr>
@@ -8453,6 +8788,7 @@
     </w:tblPr>
     <w:tblStylePr w:type="firstRow">
       <w:rPr>
+        <w:rFonts w:ascii="Noto Sans KR Medium" w:hAnsi="Noto Sans KR Medium" w:eastAsia="Noto Sans KR Medium" w:cs="Noto Sans KR Medium"/>
         <w:sz w:val="24"/>
         <w:szCs w:val="24"/>
       </w:rPr>
@@ -8559,7 +8895,7 @@
       <w:spacing w:after="0" w:line="240" w:lineRule="auto"/>
     </w:pPr>
     <w:rPr>
-      <w:rFonts w:asciiTheme="majorHAnsi" w:eastAsiaTheme="majorEastAsia" w:hAnsiTheme="majorHAnsi" w:cstheme="majorBidi"/>
+      <w:rFonts w:ascii="Noto Sans KR Medium" w:hAnsi="Noto Sans KR Medium" w:eastAsia="Noto Sans KR Medium" w:cs="Noto Sans KR Medium"/>
       <w:color w:val="000000" w:themeColor="text1"/>
     </w:rPr>
     <w:tblPr>
@@ -8581,6 +8917,7 @@
     </w:tblPr>
     <w:tblStylePr w:type="firstRow">
       <w:rPr>
+        <w:rFonts w:ascii="Noto Sans KR Medium" w:hAnsi="Noto Sans KR Medium" w:eastAsia="Noto Sans KR Medium" w:cs="Noto Sans KR Medium"/>
         <w:sz w:val="24"/>
         <w:szCs w:val="24"/>
       </w:rPr>
@@ -8687,7 +9024,7 @@
       <w:spacing w:after="0" w:line="240" w:lineRule="auto"/>
     </w:pPr>
     <w:rPr>
-      <w:rFonts w:asciiTheme="majorHAnsi" w:eastAsiaTheme="majorEastAsia" w:hAnsiTheme="majorHAnsi" w:cstheme="majorBidi"/>
+      <w:rFonts w:ascii="Noto Sans KR Medium" w:hAnsi="Noto Sans KR Medium" w:eastAsia="Noto Sans KR Medium" w:cs="Noto Sans KR Medium"/>
       <w:color w:val="000000" w:themeColor="text1"/>
     </w:rPr>
     <w:tblPr>
@@ -8709,6 +9046,7 @@
     </w:tblPr>
     <w:tblStylePr w:type="firstRow">
       <w:rPr>
+        <w:rFonts w:ascii="Noto Sans KR Medium" w:hAnsi="Noto Sans KR Medium" w:eastAsia="Noto Sans KR Medium" w:cs="Noto Sans KR Medium"/>
         <w:sz w:val="24"/>
         <w:szCs w:val="24"/>
       </w:rPr>
@@ -8815,7 +9153,7 @@
       <w:spacing w:after="0" w:line="240" w:lineRule="auto"/>
     </w:pPr>
     <w:rPr>
-      <w:rFonts w:asciiTheme="majorHAnsi" w:eastAsiaTheme="majorEastAsia" w:hAnsiTheme="majorHAnsi" w:cstheme="majorBidi"/>
+      <w:rFonts w:ascii="Noto Sans KR Medium" w:hAnsi="Noto Sans KR Medium" w:eastAsia="Noto Sans KR Medium" w:cs="Noto Sans KR Medium"/>
       <w:color w:val="000000" w:themeColor="text1"/>
     </w:rPr>
     <w:tblPr>
@@ -8837,6 +9175,7 @@
     </w:tblPr>
     <w:tblStylePr w:type="firstRow">
       <w:rPr>
+        <w:rFonts w:ascii="Noto Sans KR Medium" w:hAnsi="Noto Sans KR Medium" w:eastAsia="Noto Sans KR Medium" w:cs="Noto Sans KR Medium"/>
         <w:sz w:val="24"/>
         <w:szCs w:val="24"/>
       </w:rPr>
@@ -8943,7 +9282,7 @@
       <w:spacing w:after="0" w:line="240" w:lineRule="auto"/>
     </w:pPr>
     <w:rPr>
-      <w:rFonts w:asciiTheme="majorHAnsi" w:eastAsiaTheme="majorEastAsia" w:hAnsiTheme="majorHAnsi" w:cstheme="majorBidi"/>
+      <w:rFonts w:ascii="Noto Sans KR Medium" w:hAnsi="Noto Sans KR Medium" w:eastAsia="Noto Sans KR Medium" w:cs="Noto Sans KR Medium"/>
       <w:color w:val="000000" w:themeColor="text1"/>
     </w:rPr>
     <w:tblPr>
@@ -8965,6 +9304,7 @@
     </w:tblPr>
     <w:tblStylePr w:type="firstRow">
       <w:rPr>
+        <w:rFonts w:ascii="Noto Sans KR Medium" w:hAnsi="Noto Sans KR Medium" w:eastAsia="Noto Sans KR Medium" w:cs="Noto Sans KR Medium"/>
         <w:sz w:val="24"/>
         <w:szCs w:val="24"/>
       </w:rPr>
@@ -9070,6 +9410,9 @@
     <w:pPr>
       <w:spacing w:after="0" w:line="240" w:lineRule="auto"/>
     </w:pPr>
+    <w:rPr>
+      <w:rFonts w:ascii="Noto Sans KR Medium" w:hAnsi="Noto Sans KR Medium" w:eastAsia="Noto Sans KR Medium" w:cs="Noto Sans KR Medium"/>
+    </w:rPr>
     <w:tblPr>
       <w:tblStyleRowBandSize w:val="1"/>
       <w:tblStyleColBandSize w:val="1"/>
@@ -9094,12 +9437,14 @@
     </w:tcPr>
     <w:tblStylePr w:type="firstRow">
       <w:rPr>
+        <w:rFonts w:ascii="Noto Sans KR Medium" w:hAnsi="Noto Sans KR Medium" w:eastAsia="Noto Sans KR Medium" w:cs="Noto Sans KR Medium"/>
         <w:b/>
         <w:bCs/>
       </w:rPr>
     </w:tblStylePr>
     <w:tblStylePr w:type="lastRow">
       <w:rPr>
+        <w:rFonts w:ascii="Noto Sans KR Medium" w:hAnsi="Noto Sans KR Medium" w:eastAsia="Noto Sans KR Medium" w:cs="Noto Sans KR Medium"/>
         <w:b/>
         <w:bCs/>
       </w:rPr>
@@ -9112,12 +9457,14 @@
     </w:tblStylePr>
     <w:tblStylePr w:type="firstCol">
       <w:rPr>
+        <w:rFonts w:ascii="Noto Sans KR Medium" w:hAnsi="Noto Sans KR Medium" w:eastAsia="Noto Sans KR Medium" w:cs="Noto Sans KR Medium"/>
         <w:b/>
         <w:bCs/>
       </w:rPr>
     </w:tblStylePr>
     <w:tblStylePr w:type="lastCol">
       <w:rPr>
+        <w:rFonts w:ascii="Noto Sans KR Medium" w:hAnsi="Noto Sans KR Medium" w:eastAsia="Noto Sans KR Medium" w:cs="Noto Sans KR Medium"/>
         <w:b/>
         <w:bCs/>
       </w:rPr>
@@ -9143,6 +9490,9 @@
     <w:pPr>
       <w:spacing w:after="0" w:line="240" w:lineRule="auto"/>
     </w:pPr>
+    <w:rPr>
+      <w:rFonts w:ascii="Noto Sans KR Medium" w:hAnsi="Noto Sans KR Medium" w:eastAsia="Noto Sans KR Medium" w:cs="Noto Sans KR Medium"/>
+    </w:rPr>
     <w:tblPr>
       <w:tblStyleRowBandSize w:val="1"/>
       <w:tblStyleColBandSize w:val="1"/>
@@ -9167,12 +9517,14 @@
     </w:tcPr>
     <w:tblStylePr w:type="firstRow">
       <w:rPr>
+        <w:rFonts w:ascii="Noto Sans KR Medium" w:hAnsi="Noto Sans KR Medium" w:eastAsia="Noto Sans KR Medium" w:cs="Noto Sans KR Medium"/>
         <w:b/>
         <w:bCs/>
       </w:rPr>
     </w:tblStylePr>
     <w:tblStylePr w:type="lastRow">
       <w:rPr>
+        <w:rFonts w:ascii="Noto Sans KR Medium" w:hAnsi="Noto Sans KR Medium" w:eastAsia="Noto Sans KR Medium" w:cs="Noto Sans KR Medium"/>
         <w:b/>
         <w:bCs/>
       </w:rPr>
@@ -9185,12 +9537,14 @@
     </w:tblStylePr>
     <w:tblStylePr w:type="firstCol">
       <w:rPr>
+        <w:rFonts w:ascii="Noto Sans KR Medium" w:hAnsi="Noto Sans KR Medium" w:eastAsia="Noto Sans KR Medium" w:cs="Noto Sans KR Medium"/>
         <w:b/>
         <w:bCs/>
       </w:rPr>
     </w:tblStylePr>
     <w:tblStylePr w:type="lastCol">
       <w:rPr>
+        <w:rFonts w:ascii="Noto Sans KR Medium" w:hAnsi="Noto Sans KR Medium" w:eastAsia="Noto Sans KR Medium" w:cs="Noto Sans KR Medium"/>
         <w:b/>
         <w:bCs/>
       </w:rPr>
@@ -9216,6 +9570,9 @@
     <w:pPr>
       <w:spacing w:after="0" w:line="240" w:lineRule="auto"/>
     </w:pPr>
+    <w:rPr>
+      <w:rFonts w:ascii="Noto Sans KR Medium" w:hAnsi="Noto Sans KR Medium" w:eastAsia="Noto Sans KR Medium" w:cs="Noto Sans KR Medium"/>
+    </w:rPr>
     <w:tblPr>
       <w:tblStyleRowBandSize w:val="1"/>
       <w:tblStyleColBandSize w:val="1"/>
@@ -9240,12 +9597,14 @@
     </w:tcPr>
     <w:tblStylePr w:type="firstRow">
       <w:rPr>
+        <w:rFonts w:ascii="Noto Sans KR Medium" w:hAnsi="Noto Sans KR Medium" w:eastAsia="Noto Sans KR Medium" w:cs="Noto Sans KR Medium"/>
         <w:b/>
         <w:bCs/>
       </w:rPr>
     </w:tblStylePr>
     <w:tblStylePr w:type="lastRow">
       <w:rPr>
+        <w:rFonts w:ascii="Noto Sans KR Medium" w:hAnsi="Noto Sans KR Medium" w:eastAsia="Noto Sans KR Medium" w:cs="Noto Sans KR Medium"/>
         <w:b/>
         <w:bCs/>
       </w:rPr>
@@ -9258,12 +9617,14 @@
     </w:tblStylePr>
     <w:tblStylePr w:type="firstCol">
       <w:rPr>
+        <w:rFonts w:ascii="Noto Sans KR Medium" w:hAnsi="Noto Sans KR Medium" w:eastAsia="Noto Sans KR Medium" w:cs="Noto Sans KR Medium"/>
         <w:b/>
         <w:bCs/>
       </w:rPr>
     </w:tblStylePr>
     <w:tblStylePr w:type="lastCol">
       <w:rPr>
+        <w:rFonts w:ascii="Noto Sans KR Medium" w:hAnsi="Noto Sans KR Medium" w:eastAsia="Noto Sans KR Medium" w:cs="Noto Sans KR Medium"/>
         <w:b/>
         <w:bCs/>
       </w:rPr>
@@ -9289,6 +9650,9 @@
     <w:pPr>
       <w:spacing w:after="0" w:line="240" w:lineRule="auto"/>
     </w:pPr>
+    <w:rPr>
+      <w:rFonts w:ascii="Noto Sans KR Medium" w:hAnsi="Noto Sans KR Medium" w:eastAsia="Noto Sans KR Medium" w:cs="Noto Sans KR Medium"/>
+    </w:rPr>
     <w:tblPr>
       <w:tblStyleRowBandSize w:val="1"/>
       <w:tblStyleColBandSize w:val="1"/>
@@ -9313,12 +9677,14 @@
     </w:tcPr>
     <w:tblStylePr w:type="firstRow">
       <w:rPr>
+        <w:rFonts w:ascii="Noto Sans KR Medium" w:hAnsi="Noto Sans KR Medium" w:eastAsia="Noto Sans KR Medium" w:cs="Noto Sans KR Medium"/>
         <w:b/>
         <w:bCs/>
       </w:rPr>
     </w:tblStylePr>
     <w:tblStylePr w:type="lastRow">
       <w:rPr>
+        <w:rFonts w:ascii="Noto Sans KR Medium" w:hAnsi="Noto Sans KR Medium" w:eastAsia="Noto Sans KR Medium" w:cs="Noto Sans KR Medium"/>
         <w:b/>
         <w:bCs/>
       </w:rPr>
@@ -9331,12 +9697,14 @@
     </w:tblStylePr>
     <w:tblStylePr w:type="firstCol">
       <w:rPr>
+        <w:rFonts w:ascii="Noto Sans KR Medium" w:hAnsi="Noto Sans KR Medium" w:eastAsia="Noto Sans KR Medium" w:cs="Noto Sans KR Medium"/>
         <w:b/>
         <w:bCs/>
       </w:rPr>
     </w:tblStylePr>
     <w:tblStylePr w:type="lastCol">
       <w:rPr>
+        <w:rFonts w:ascii="Noto Sans KR Medium" w:hAnsi="Noto Sans KR Medium" w:eastAsia="Noto Sans KR Medium" w:cs="Noto Sans KR Medium"/>
         <w:b/>
         <w:bCs/>
       </w:rPr>
@@ -9362,6 +9730,9 @@
     <w:pPr>
       <w:spacing w:after="0" w:line="240" w:lineRule="auto"/>
     </w:pPr>
+    <w:rPr>
+      <w:rFonts w:ascii="Noto Sans KR Medium" w:hAnsi="Noto Sans KR Medium" w:eastAsia="Noto Sans KR Medium" w:cs="Noto Sans KR Medium"/>
+    </w:rPr>
     <w:tblPr>
       <w:tblStyleRowBandSize w:val="1"/>
       <w:tblStyleColBandSize w:val="1"/>
@@ -9386,12 +9757,14 @@
     </w:tcPr>
     <w:tblStylePr w:type="firstRow">
       <w:rPr>
+        <w:rFonts w:ascii="Noto Sans KR Medium" w:hAnsi="Noto Sans KR Medium" w:eastAsia="Noto Sans KR Medium" w:cs="Noto Sans KR Medium"/>
         <w:b/>
         <w:bCs/>
       </w:rPr>
     </w:tblStylePr>
     <w:tblStylePr w:type="lastRow">
       <w:rPr>
+        <w:rFonts w:ascii="Noto Sans KR Medium" w:hAnsi="Noto Sans KR Medium" w:eastAsia="Noto Sans KR Medium" w:cs="Noto Sans KR Medium"/>
         <w:b/>
         <w:bCs/>
       </w:rPr>
@@ -9404,12 +9777,14 @@
     </w:tblStylePr>
     <w:tblStylePr w:type="firstCol">
       <w:rPr>
+        <w:rFonts w:ascii="Noto Sans KR Medium" w:hAnsi="Noto Sans KR Medium" w:eastAsia="Noto Sans KR Medium" w:cs="Noto Sans KR Medium"/>
         <w:b/>
         <w:bCs/>
       </w:rPr>
     </w:tblStylePr>
     <w:tblStylePr w:type="lastCol">
       <w:rPr>
+        <w:rFonts w:ascii="Noto Sans KR Medium" w:hAnsi="Noto Sans KR Medium" w:eastAsia="Noto Sans KR Medium" w:cs="Noto Sans KR Medium"/>
         <w:b/>
         <w:bCs/>
       </w:rPr>
@@ -9435,6 +9810,9 @@
     <w:pPr>
       <w:spacing w:after="0" w:line="240" w:lineRule="auto"/>
     </w:pPr>
+    <w:rPr>
+      <w:rFonts w:ascii="Noto Sans KR Medium" w:hAnsi="Noto Sans KR Medium" w:eastAsia="Noto Sans KR Medium" w:cs="Noto Sans KR Medium"/>
+    </w:rPr>
     <w:tblPr>
       <w:tblStyleRowBandSize w:val="1"/>
       <w:tblStyleColBandSize w:val="1"/>
@@ -9459,12 +9837,14 @@
     </w:tcPr>
     <w:tblStylePr w:type="firstRow">
       <w:rPr>
+        <w:rFonts w:ascii="Noto Sans KR Medium" w:hAnsi="Noto Sans KR Medium" w:eastAsia="Noto Sans KR Medium" w:cs="Noto Sans KR Medium"/>
         <w:b/>
         <w:bCs/>
       </w:rPr>
     </w:tblStylePr>
     <w:tblStylePr w:type="lastRow">
       <w:rPr>
+        <w:rFonts w:ascii="Noto Sans KR Medium" w:hAnsi="Noto Sans KR Medium" w:eastAsia="Noto Sans KR Medium" w:cs="Noto Sans KR Medium"/>
         <w:b/>
         <w:bCs/>
       </w:rPr>
@@ -9477,12 +9857,14 @@
     </w:tblStylePr>
     <w:tblStylePr w:type="firstCol">
       <w:rPr>
+        <w:rFonts w:ascii="Noto Sans KR Medium" w:hAnsi="Noto Sans KR Medium" w:eastAsia="Noto Sans KR Medium" w:cs="Noto Sans KR Medium"/>
         <w:b/>
         <w:bCs/>
       </w:rPr>
     </w:tblStylePr>
     <w:tblStylePr w:type="lastCol">
       <w:rPr>
+        <w:rFonts w:ascii="Noto Sans KR Medium" w:hAnsi="Noto Sans KR Medium" w:eastAsia="Noto Sans KR Medium" w:cs="Noto Sans KR Medium"/>
         <w:b/>
         <w:bCs/>
       </w:rPr>
@@ -9508,6 +9890,9 @@
     <w:pPr>
       <w:spacing w:after="0" w:line="240" w:lineRule="auto"/>
     </w:pPr>
+    <w:rPr>
+      <w:rFonts w:ascii="Noto Sans KR Medium" w:hAnsi="Noto Sans KR Medium" w:eastAsia="Noto Sans KR Medium" w:cs="Noto Sans KR Medium"/>
+    </w:rPr>
     <w:tblPr>
       <w:tblStyleRowBandSize w:val="1"/>
       <w:tblStyleColBandSize w:val="1"/>
@@ -9532,12 +9917,14 @@
     </w:tcPr>
     <w:tblStylePr w:type="firstRow">
       <w:rPr>
+        <w:rFonts w:ascii="Noto Sans KR Medium" w:hAnsi="Noto Sans KR Medium" w:eastAsia="Noto Sans KR Medium" w:cs="Noto Sans KR Medium"/>
         <w:b/>
         <w:bCs/>
       </w:rPr>
     </w:tblStylePr>
     <w:tblStylePr w:type="lastRow">
       <w:rPr>
+        <w:rFonts w:ascii="Noto Sans KR Medium" w:hAnsi="Noto Sans KR Medium" w:eastAsia="Noto Sans KR Medium" w:cs="Noto Sans KR Medium"/>
         <w:b/>
         <w:bCs/>
       </w:rPr>
@@ -9550,12 +9937,14 @@
     </w:tblStylePr>
     <w:tblStylePr w:type="firstCol">
       <w:rPr>
+        <w:rFonts w:ascii="Noto Sans KR Medium" w:hAnsi="Noto Sans KR Medium" w:eastAsia="Noto Sans KR Medium" w:cs="Noto Sans KR Medium"/>
         <w:b/>
         <w:bCs/>
       </w:rPr>
     </w:tblStylePr>
     <w:tblStylePr w:type="lastCol">
       <w:rPr>
+        <w:rFonts w:ascii="Noto Sans KR Medium" w:hAnsi="Noto Sans KR Medium" w:eastAsia="Noto Sans KR Medium" w:cs="Noto Sans KR Medium"/>
         <w:b/>
         <w:bCs/>
       </w:rPr>
@@ -9582,7 +9971,7 @@
       <w:spacing w:after="0" w:line="240" w:lineRule="auto"/>
     </w:pPr>
     <w:rPr>
-      <w:rFonts w:asciiTheme="majorHAnsi" w:eastAsiaTheme="majorEastAsia" w:hAnsiTheme="majorHAnsi" w:cstheme="majorBidi"/>
+      <w:rFonts w:ascii="Noto Sans KR Medium" w:hAnsi="Noto Sans KR Medium" w:eastAsia="Noto Sans KR Medium" w:cs="Noto Sans KR Medium"/>
       <w:color w:val="000000" w:themeColor="text1"/>
     </w:rPr>
     <w:tblPr>
@@ -9609,6 +9998,7 @@
     </w:tcPr>
     <w:tblStylePr w:type="firstRow">
       <w:rPr>
+        <w:rFonts w:ascii="Noto Sans KR Medium" w:hAnsi="Noto Sans KR Medium" w:eastAsia="Noto Sans KR Medium" w:cs="Noto Sans KR Medium"/>
         <w:b/>
         <w:bCs/>
         <w:color w:val="000000" w:themeColor="text1"/>
@@ -9620,6 +10010,7 @@
     </w:tblStylePr>
     <w:tblStylePr w:type="lastRow">
       <w:rPr>
+        <w:rFonts w:ascii="Noto Sans KR Medium" w:hAnsi="Noto Sans KR Medium" w:eastAsia="Noto Sans KR Medium" w:cs="Noto Sans KR Medium"/>
         <w:b/>
         <w:bCs/>
         <w:color w:val="000000" w:themeColor="text1"/>
@@ -9639,6 +10030,7 @@
     </w:tblStylePr>
     <w:tblStylePr w:type="firstCol">
       <w:rPr>
+        <w:rFonts w:ascii="Noto Sans KR Medium" w:hAnsi="Noto Sans KR Medium" w:eastAsia="Noto Sans KR Medium" w:cs="Noto Sans KR Medium"/>
         <w:b/>
         <w:bCs/>
         <w:color w:val="000000" w:themeColor="text1"/>
@@ -9658,6 +10050,7 @@
     </w:tblStylePr>
     <w:tblStylePr w:type="lastCol">
       <w:rPr>
+        <w:rFonts w:ascii="Noto Sans KR Medium" w:hAnsi="Noto Sans KR Medium" w:eastAsia="Noto Sans KR Medium" w:cs="Noto Sans KR Medium"/>
         <w:b w:val="0"/>
         <w:bCs w:val="0"/>
         <w:color w:val="000000" w:themeColor="text1"/>
@@ -9707,7 +10100,7 @@
       <w:spacing w:after="0" w:line="240" w:lineRule="auto"/>
     </w:pPr>
     <w:rPr>
-      <w:rFonts w:asciiTheme="majorHAnsi" w:eastAsiaTheme="majorEastAsia" w:hAnsiTheme="majorHAnsi" w:cstheme="majorBidi"/>
+      <w:rFonts w:ascii="Noto Sans KR Medium" w:hAnsi="Noto Sans KR Medium" w:eastAsia="Noto Sans KR Medium" w:cs="Noto Sans KR Medium"/>
       <w:color w:val="000000" w:themeColor="text1"/>
     </w:rPr>
     <w:tblPr>
@@ -9734,6 +10127,7 @@
     </w:tcPr>
     <w:tblStylePr w:type="firstRow">
       <w:rPr>
+        <w:rFonts w:ascii="Noto Sans KR Medium" w:hAnsi="Noto Sans KR Medium" w:eastAsia="Noto Sans KR Medium" w:cs="Noto Sans KR Medium"/>
         <w:b/>
         <w:bCs/>
         <w:color w:val="000000" w:themeColor="text1"/>
@@ -9745,6 +10139,7 @@
     </w:tblStylePr>
     <w:tblStylePr w:type="lastRow">
       <w:rPr>
+        <w:rFonts w:ascii="Noto Sans KR Medium" w:hAnsi="Noto Sans KR Medium" w:eastAsia="Noto Sans KR Medium" w:cs="Noto Sans KR Medium"/>
         <w:b/>
         <w:bCs/>
         <w:color w:val="000000" w:themeColor="text1"/>
@@ -9764,6 +10159,7 @@
     </w:tblStylePr>
     <w:tblStylePr w:type="firstCol">
       <w:rPr>
+        <w:rFonts w:ascii="Noto Sans KR Medium" w:hAnsi="Noto Sans KR Medium" w:eastAsia="Noto Sans KR Medium" w:cs="Noto Sans KR Medium"/>
         <w:b/>
         <w:bCs/>
         <w:color w:val="000000" w:themeColor="text1"/>
@@ -9783,6 +10179,7 @@
     </w:tblStylePr>
     <w:tblStylePr w:type="lastCol">
       <w:rPr>
+        <w:rFonts w:ascii="Noto Sans KR Medium" w:hAnsi="Noto Sans KR Medium" w:eastAsia="Noto Sans KR Medium" w:cs="Noto Sans KR Medium"/>
         <w:b w:val="0"/>
         <w:bCs w:val="0"/>
         <w:color w:val="000000" w:themeColor="text1"/>
@@ -9832,7 +10229,7 @@
       <w:spacing w:after="0" w:line="240" w:lineRule="auto"/>
     </w:pPr>
     <w:rPr>
-      <w:rFonts w:asciiTheme="majorHAnsi" w:eastAsiaTheme="majorEastAsia" w:hAnsiTheme="majorHAnsi" w:cstheme="majorBidi"/>
+      <w:rFonts w:ascii="Noto Sans KR Medium" w:hAnsi="Noto Sans KR Medium" w:eastAsia="Noto Sans KR Medium" w:cs="Noto Sans KR Medium"/>
       <w:color w:val="000000" w:themeColor="text1"/>
     </w:rPr>
     <w:tblPr>
@@ -9859,6 +10256,7 @@
     </w:tcPr>
     <w:tblStylePr w:type="firstRow">
       <w:rPr>
+        <w:rFonts w:ascii="Noto Sans KR Medium" w:hAnsi="Noto Sans KR Medium" w:eastAsia="Noto Sans KR Medium" w:cs="Noto Sans KR Medium"/>
         <w:b/>
         <w:bCs/>
         <w:color w:val="000000" w:themeColor="text1"/>
@@ -9870,6 +10268,7 @@
     </w:tblStylePr>
     <w:tblStylePr w:type="lastRow">
       <w:rPr>
+        <w:rFonts w:ascii="Noto Sans KR Medium" w:hAnsi="Noto Sans KR Medium" w:eastAsia="Noto Sans KR Medium" w:cs="Noto Sans KR Medium"/>
         <w:b/>
         <w:bCs/>
         <w:color w:val="000000" w:themeColor="text1"/>
@@ -9889,6 +10288,7 @@
     </w:tblStylePr>
     <w:tblStylePr w:type="firstCol">
       <w:rPr>
+        <w:rFonts w:ascii="Noto Sans KR Medium" w:hAnsi="Noto Sans KR Medium" w:eastAsia="Noto Sans KR Medium" w:cs="Noto Sans KR Medium"/>
         <w:b/>
         <w:bCs/>
         <w:color w:val="000000" w:themeColor="text1"/>
@@ -9908,6 +10308,7 @@
     </w:tblStylePr>
     <w:tblStylePr w:type="lastCol">
       <w:rPr>
+        <w:rFonts w:ascii="Noto Sans KR Medium" w:hAnsi="Noto Sans KR Medium" w:eastAsia="Noto Sans KR Medium" w:cs="Noto Sans KR Medium"/>
         <w:b w:val="0"/>
         <w:bCs w:val="0"/>
         <w:color w:val="000000" w:themeColor="text1"/>
@@ -9957,7 +10358,7 @@
       <w:spacing w:after="0" w:line="240" w:lineRule="auto"/>
     </w:pPr>
     <w:rPr>
-      <w:rFonts w:asciiTheme="majorHAnsi" w:eastAsiaTheme="majorEastAsia" w:hAnsiTheme="majorHAnsi" w:cstheme="majorBidi"/>
+      <w:rFonts w:ascii="Noto Sans KR Medium" w:hAnsi="Noto Sans KR Medium" w:eastAsia="Noto Sans KR Medium" w:cs="Noto Sans KR Medium"/>
       <w:color w:val="000000" w:themeColor="text1"/>
     </w:rPr>
     <w:tblPr>
@@ -9984,6 +10385,7 @@
     </w:tcPr>
     <w:tblStylePr w:type="firstRow">
       <w:rPr>
+        <w:rFonts w:ascii="Noto Sans KR Medium" w:hAnsi="Noto Sans KR Medium" w:eastAsia="Noto Sans KR Medium" w:cs="Noto Sans KR Medium"/>
         <w:b/>
         <w:bCs/>
         <w:color w:val="000000" w:themeColor="text1"/>
@@ -9995,6 +10397,7 @@
     </w:tblStylePr>
     <w:tblStylePr w:type="lastRow">
       <w:rPr>
+        <w:rFonts w:ascii="Noto Sans KR Medium" w:hAnsi="Noto Sans KR Medium" w:eastAsia="Noto Sans KR Medium" w:cs="Noto Sans KR Medium"/>
         <w:b/>
         <w:bCs/>
         <w:color w:val="000000" w:themeColor="text1"/>
@@ -10014,6 +10417,7 @@
     </w:tblStylePr>
     <w:tblStylePr w:type="firstCol">
       <w:rPr>
+        <w:rFonts w:ascii="Noto Sans KR Medium" w:hAnsi="Noto Sans KR Medium" w:eastAsia="Noto Sans KR Medium" w:cs="Noto Sans KR Medium"/>
         <w:b/>
         <w:bCs/>
         <w:color w:val="000000" w:themeColor="text1"/>
@@ -10033,6 +10437,7 @@
     </w:tblStylePr>
     <w:tblStylePr w:type="lastCol">
       <w:rPr>
+        <w:rFonts w:ascii="Noto Sans KR Medium" w:hAnsi="Noto Sans KR Medium" w:eastAsia="Noto Sans KR Medium" w:cs="Noto Sans KR Medium"/>
         <w:b w:val="0"/>
         <w:bCs w:val="0"/>
         <w:color w:val="000000" w:themeColor="text1"/>
@@ -10082,7 +10487,7 @@
       <w:spacing w:after="0" w:line="240" w:lineRule="auto"/>
     </w:pPr>
     <w:rPr>
-      <w:rFonts w:asciiTheme="majorHAnsi" w:eastAsiaTheme="majorEastAsia" w:hAnsiTheme="majorHAnsi" w:cstheme="majorBidi"/>
+      <w:rFonts w:ascii="Noto Sans KR Medium" w:hAnsi="Noto Sans KR Medium" w:eastAsia="Noto Sans KR Medium" w:cs="Noto Sans KR Medium"/>
       <w:color w:val="000000" w:themeColor="text1"/>
     </w:rPr>
     <w:tblPr>
@@ -10109,6 +10514,7 @@
     </w:tcPr>
     <w:tblStylePr w:type="firstRow">
       <w:rPr>
+        <w:rFonts w:ascii="Noto Sans KR Medium" w:hAnsi="Noto Sans KR Medium" w:eastAsia="Noto Sans KR Medium" w:cs="Noto Sans KR Medium"/>
         <w:b/>
         <w:bCs/>
         <w:color w:val="000000" w:themeColor="text1"/>
@@ -10120,6 +10526,7 @@
     </w:tblStylePr>
     <w:tblStylePr w:type="lastRow">
       <w:rPr>
+        <w:rFonts w:ascii="Noto Sans KR Medium" w:hAnsi="Noto Sans KR Medium" w:eastAsia="Noto Sans KR Medium" w:cs="Noto Sans KR Medium"/>
         <w:b/>
         <w:bCs/>
         <w:color w:val="000000" w:themeColor="text1"/>
@@ -10139,6 +10546,7 @@
     </w:tblStylePr>
     <w:tblStylePr w:type="firstCol">
       <w:rPr>
+        <w:rFonts w:ascii="Noto Sans KR Medium" w:hAnsi="Noto Sans KR Medium" w:eastAsia="Noto Sans KR Medium" w:cs="Noto Sans KR Medium"/>
         <w:b/>
         <w:bCs/>
         <w:color w:val="000000" w:themeColor="text1"/>
@@ -10158,6 +10566,7 @@
     </w:tblStylePr>
     <w:tblStylePr w:type="lastCol">
       <w:rPr>
+        <w:rFonts w:ascii="Noto Sans KR Medium" w:hAnsi="Noto Sans KR Medium" w:eastAsia="Noto Sans KR Medium" w:cs="Noto Sans KR Medium"/>
         <w:b w:val="0"/>
         <w:bCs w:val="0"/>
         <w:color w:val="000000" w:themeColor="text1"/>
@@ -10207,7 +10616,7 @@
       <w:spacing w:after="0" w:line="240" w:lineRule="auto"/>
     </w:pPr>
     <w:rPr>
-      <w:rFonts w:asciiTheme="majorHAnsi" w:eastAsiaTheme="majorEastAsia" w:hAnsiTheme="majorHAnsi" w:cstheme="majorBidi"/>
+      <w:rFonts w:ascii="Noto Sans KR Medium" w:hAnsi="Noto Sans KR Medium" w:eastAsia="Noto Sans KR Medium" w:cs="Noto Sans KR Medium"/>
       <w:color w:val="000000" w:themeColor="text1"/>
     </w:rPr>
     <w:tblPr>
@@ -10234,6 +10643,7 @@
     </w:tcPr>
     <w:tblStylePr w:type="firstRow">
       <w:rPr>
+        <w:rFonts w:ascii="Noto Sans KR Medium" w:hAnsi="Noto Sans KR Medium" w:eastAsia="Noto Sans KR Medium" w:cs="Noto Sans KR Medium"/>
         <w:b/>
         <w:bCs/>
         <w:color w:val="000000" w:themeColor="text1"/>
@@ -10245,6 +10655,7 @@
     </w:tblStylePr>
     <w:tblStylePr w:type="lastRow">
       <w:rPr>
+        <w:rFonts w:ascii="Noto Sans KR Medium" w:hAnsi="Noto Sans KR Medium" w:eastAsia="Noto Sans KR Medium" w:cs="Noto Sans KR Medium"/>
         <w:b/>
         <w:bCs/>
         <w:color w:val="000000" w:themeColor="text1"/>
@@ -10264,6 +10675,7 @@
     </w:tblStylePr>
     <w:tblStylePr w:type="firstCol">
       <w:rPr>
+        <w:rFonts w:ascii="Noto Sans KR Medium" w:hAnsi="Noto Sans KR Medium" w:eastAsia="Noto Sans KR Medium" w:cs="Noto Sans KR Medium"/>
         <w:b/>
         <w:bCs/>
         <w:color w:val="000000" w:themeColor="text1"/>
@@ -10283,6 +10695,7 @@
     </w:tblStylePr>
     <w:tblStylePr w:type="lastCol">
       <w:rPr>
+        <w:rFonts w:ascii="Noto Sans KR Medium" w:hAnsi="Noto Sans KR Medium" w:eastAsia="Noto Sans KR Medium" w:cs="Noto Sans KR Medium"/>
         <w:b w:val="0"/>
         <w:bCs w:val="0"/>
         <w:color w:val="000000" w:themeColor="text1"/>
@@ -10332,7 +10745,7 @@
       <w:spacing w:after="0" w:line="240" w:lineRule="auto"/>
     </w:pPr>
     <w:rPr>
-      <w:rFonts w:asciiTheme="majorHAnsi" w:eastAsiaTheme="majorEastAsia" w:hAnsiTheme="majorHAnsi" w:cstheme="majorBidi"/>
+      <w:rFonts w:ascii="Noto Sans KR Medium" w:hAnsi="Noto Sans KR Medium" w:eastAsia="Noto Sans KR Medium" w:cs="Noto Sans KR Medium"/>
       <w:color w:val="000000" w:themeColor="text1"/>
     </w:rPr>
     <w:tblPr>
@@ -10359,6 +10772,7 @@
     </w:tcPr>
     <w:tblStylePr w:type="firstRow">
       <w:rPr>
+        <w:rFonts w:ascii="Noto Sans KR Medium" w:hAnsi="Noto Sans KR Medium" w:eastAsia="Noto Sans KR Medium" w:cs="Noto Sans KR Medium"/>
         <w:b/>
         <w:bCs/>
         <w:color w:val="000000" w:themeColor="text1"/>
@@ -10370,6 +10784,7 @@
     </w:tblStylePr>
     <w:tblStylePr w:type="lastRow">
       <w:rPr>
+        <w:rFonts w:ascii="Noto Sans KR Medium" w:hAnsi="Noto Sans KR Medium" w:eastAsia="Noto Sans KR Medium" w:cs="Noto Sans KR Medium"/>
         <w:b/>
         <w:bCs/>
         <w:color w:val="000000" w:themeColor="text1"/>
@@ -10389,6 +10804,7 @@
     </w:tblStylePr>
     <w:tblStylePr w:type="firstCol">
       <w:rPr>
+        <w:rFonts w:ascii="Noto Sans KR Medium" w:hAnsi="Noto Sans KR Medium" w:eastAsia="Noto Sans KR Medium" w:cs="Noto Sans KR Medium"/>
         <w:b/>
         <w:bCs/>
         <w:color w:val="000000" w:themeColor="text1"/>
@@ -10408,6 +10824,7 @@
     </w:tblStylePr>
     <w:tblStylePr w:type="lastCol">
       <w:rPr>
+        <w:rFonts w:ascii="Noto Sans KR Medium" w:hAnsi="Noto Sans KR Medium" w:eastAsia="Noto Sans KR Medium" w:cs="Noto Sans KR Medium"/>
         <w:b w:val="0"/>
         <w:bCs w:val="0"/>
         <w:color w:val="000000" w:themeColor="text1"/>
@@ -10456,6 +10873,9 @@
     <w:pPr>
       <w:spacing w:after="0" w:line="240" w:lineRule="auto"/>
     </w:pPr>
+    <w:rPr>
+      <w:rFonts w:ascii="Noto Sans KR Medium" w:hAnsi="Noto Sans KR Medium" w:eastAsia="Noto Sans KR Medium" w:cs="Noto Sans KR Medium"/>
+    </w:rPr>
     <w:tblPr>
       <w:tblStyleRowBandSize w:val="1"/>
       <w:tblStyleColBandSize w:val="1"/>
@@ -10480,6 +10900,7 @@
     </w:tcPr>
     <w:tblStylePr w:type="firstRow">
       <w:rPr>
+        <w:rFonts w:ascii="Noto Sans KR Medium" w:hAnsi="Noto Sans KR Medium" w:eastAsia="Noto Sans KR Medium" w:cs="Noto Sans KR Medium"/>
         <w:b/>
         <w:bCs/>
         <w:i w:val="0"/>
@@ -10501,6 +10922,7 @@
     </w:tblStylePr>
     <w:tblStylePr w:type="lastRow">
       <w:rPr>
+        <w:rFonts w:ascii="Noto Sans KR Medium" w:hAnsi="Noto Sans KR Medium" w:eastAsia="Noto Sans KR Medium" w:cs="Noto Sans KR Medium"/>
         <w:b/>
         <w:bCs/>
         <w:i w:val="0"/>
@@ -10522,6 +10944,7 @@
     </w:tblStylePr>
     <w:tblStylePr w:type="firstCol">
       <w:rPr>
+        <w:rFonts w:ascii="Noto Sans KR Medium" w:hAnsi="Noto Sans KR Medium" w:eastAsia="Noto Sans KR Medium" w:cs="Noto Sans KR Medium"/>
         <w:b/>
         <w:bCs/>
         <w:i w:val="0"/>
@@ -10541,6 +10964,7 @@
     </w:tblStylePr>
     <w:tblStylePr w:type="lastCol">
       <w:rPr>
+        <w:rFonts w:ascii="Noto Sans KR Medium" w:hAnsi="Noto Sans KR Medium" w:eastAsia="Noto Sans KR Medium" w:cs="Noto Sans KR Medium"/>
         <w:b/>
         <w:bCs/>
         <w:i w:val="0"/>
@@ -10597,6 +11021,9 @@
     <w:pPr>
       <w:spacing w:after="0" w:line="240" w:lineRule="auto"/>
     </w:pPr>
+    <w:rPr>
+      <w:rFonts w:ascii="Noto Sans KR Medium" w:hAnsi="Noto Sans KR Medium" w:eastAsia="Noto Sans KR Medium" w:cs="Noto Sans KR Medium"/>
+    </w:rPr>
     <w:tblPr>
       <w:tblStyleRowBandSize w:val="1"/>
       <w:tblStyleColBandSize w:val="1"/>
@@ -10621,6 +11048,7 @@
     </w:tcPr>
     <w:tblStylePr w:type="firstRow">
       <w:rPr>
+        <w:rFonts w:ascii="Noto Sans KR Medium" w:hAnsi="Noto Sans KR Medium" w:eastAsia="Noto Sans KR Medium" w:cs="Noto Sans KR Medium"/>
         <w:b/>
         <w:bCs/>
         <w:i w:val="0"/>
@@ -10642,6 +11070,7 @@
     </w:tblStylePr>
     <w:tblStylePr w:type="lastRow">
       <w:rPr>
+        <w:rFonts w:ascii="Noto Sans KR Medium" w:hAnsi="Noto Sans KR Medium" w:eastAsia="Noto Sans KR Medium" w:cs="Noto Sans KR Medium"/>
         <w:b/>
         <w:bCs/>
         <w:i w:val="0"/>
@@ -10663,6 +11092,7 @@
     </w:tblStylePr>
     <w:tblStylePr w:type="firstCol">
       <w:rPr>
+        <w:rFonts w:ascii="Noto Sans KR Medium" w:hAnsi="Noto Sans KR Medium" w:eastAsia="Noto Sans KR Medium" w:cs="Noto Sans KR Medium"/>
         <w:b/>
         <w:bCs/>
         <w:i w:val="0"/>
@@ -10682,6 +11112,7 @@
     </w:tblStylePr>
     <w:tblStylePr w:type="lastCol">
       <w:rPr>
+        <w:rFonts w:ascii="Noto Sans KR Medium" w:hAnsi="Noto Sans KR Medium" w:eastAsia="Noto Sans KR Medium" w:cs="Noto Sans KR Medium"/>
         <w:b/>
         <w:bCs/>
         <w:i w:val="0"/>
@@ -10738,6 +11169,9 @@
     <w:pPr>
       <w:spacing w:after="0" w:line="240" w:lineRule="auto"/>
     </w:pPr>
+    <w:rPr>
+      <w:rFonts w:ascii="Noto Sans KR Medium" w:hAnsi="Noto Sans KR Medium" w:eastAsia="Noto Sans KR Medium" w:cs="Noto Sans KR Medium"/>
+    </w:rPr>
     <w:tblPr>
       <w:tblStyleRowBandSize w:val="1"/>
       <w:tblStyleColBandSize w:val="1"/>
@@ -10762,6 +11196,7 @@
     </w:tcPr>
     <w:tblStylePr w:type="firstRow">
       <w:rPr>
+        <w:rFonts w:ascii="Noto Sans KR Medium" w:hAnsi="Noto Sans KR Medium" w:eastAsia="Noto Sans KR Medium" w:cs="Noto Sans KR Medium"/>
         <w:b/>
         <w:bCs/>
         <w:i w:val="0"/>
@@ -10783,6 +11218,7 @@
     </w:tblStylePr>
     <w:tblStylePr w:type="lastRow">
       <w:rPr>
+        <w:rFonts w:ascii="Noto Sans KR Medium" w:hAnsi="Noto Sans KR Medium" w:eastAsia="Noto Sans KR Medium" w:cs="Noto Sans KR Medium"/>
         <w:b/>
         <w:bCs/>
         <w:i w:val="0"/>
@@ -10804,6 +11240,7 @@
     </w:tblStylePr>
     <w:tblStylePr w:type="firstCol">
       <w:rPr>
+        <w:rFonts w:ascii="Noto Sans KR Medium" w:hAnsi="Noto Sans KR Medium" w:eastAsia="Noto Sans KR Medium" w:cs="Noto Sans KR Medium"/>
         <w:b/>
         <w:bCs/>
         <w:i w:val="0"/>
@@ -10823,6 +11260,7 @@
     </w:tblStylePr>
     <w:tblStylePr w:type="lastCol">
       <w:rPr>
+        <w:rFonts w:ascii="Noto Sans KR Medium" w:hAnsi="Noto Sans KR Medium" w:eastAsia="Noto Sans KR Medium" w:cs="Noto Sans KR Medium"/>
         <w:b/>
         <w:bCs/>
         <w:i w:val="0"/>
@@ -10879,6 +11317,9 @@
     <w:pPr>
       <w:spacing w:after="0" w:line="240" w:lineRule="auto"/>
     </w:pPr>
+    <w:rPr>
+      <w:rFonts w:ascii="Noto Sans KR Medium" w:hAnsi="Noto Sans KR Medium" w:eastAsia="Noto Sans KR Medium" w:cs="Noto Sans KR Medium"/>
+    </w:rPr>
     <w:tblPr>
       <w:tblStyleRowBandSize w:val="1"/>
       <w:tblStyleColBandSize w:val="1"/>
@@ -10903,6 +11344,7 @@
     </w:tcPr>
     <w:tblStylePr w:type="firstRow">
       <w:rPr>
+        <w:rFonts w:ascii="Noto Sans KR Medium" w:hAnsi="Noto Sans KR Medium" w:eastAsia="Noto Sans KR Medium" w:cs="Noto Sans KR Medium"/>
         <w:b/>
         <w:bCs/>
         <w:i w:val="0"/>
@@ -10924,6 +11366,7 @@
     </w:tblStylePr>
     <w:tblStylePr w:type="lastRow">
       <w:rPr>
+        <w:rFonts w:ascii="Noto Sans KR Medium" w:hAnsi="Noto Sans KR Medium" w:eastAsia="Noto Sans KR Medium" w:cs="Noto Sans KR Medium"/>
         <w:b/>
         <w:bCs/>
         <w:i w:val="0"/>
@@ -10945,6 +11388,7 @@
     </w:tblStylePr>
     <w:tblStylePr w:type="firstCol">
       <w:rPr>
+        <w:rFonts w:ascii="Noto Sans KR Medium" w:hAnsi="Noto Sans KR Medium" w:eastAsia="Noto Sans KR Medium" w:cs="Noto Sans KR Medium"/>
         <w:b/>
         <w:bCs/>
         <w:i w:val="0"/>
@@ -10964,6 +11408,7 @@
     </w:tblStylePr>
     <w:tblStylePr w:type="lastCol">
       <w:rPr>
+        <w:rFonts w:ascii="Noto Sans KR Medium" w:hAnsi="Noto Sans KR Medium" w:eastAsia="Noto Sans KR Medium" w:cs="Noto Sans KR Medium"/>
         <w:b/>
         <w:bCs/>
         <w:i w:val="0"/>
@@ -11020,6 +11465,9 @@
     <w:pPr>
       <w:spacing w:after="0" w:line="240" w:lineRule="auto"/>
     </w:pPr>
+    <w:rPr>
+      <w:rFonts w:ascii="Noto Sans KR Medium" w:hAnsi="Noto Sans KR Medium" w:eastAsia="Noto Sans KR Medium" w:cs="Noto Sans KR Medium"/>
+    </w:rPr>
     <w:tblPr>
       <w:tblStyleRowBandSize w:val="1"/>
       <w:tblStyleColBandSize w:val="1"/>
@@ -11044,6 +11492,7 @@
     </w:tcPr>
     <w:tblStylePr w:type="firstRow">
       <w:rPr>
+        <w:rFonts w:ascii="Noto Sans KR Medium" w:hAnsi="Noto Sans KR Medium" w:eastAsia="Noto Sans KR Medium" w:cs="Noto Sans KR Medium"/>
         <w:b/>
         <w:bCs/>
         <w:i w:val="0"/>
@@ -11065,6 +11514,7 @@
     </w:tblStylePr>
     <w:tblStylePr w:type="lastRow">
       <w:rPr>
+        <w:rFonts w:ascii="Noto Sans KR Medium" w:hAnsi="Noto Sans KR Medium" w:eastAsia="Noto Sans KR Medium" w:cs="Noto Sans KR Medium"/>
         <w:b/>
         <w:bCs/>
         <w:i w:val="0"/>
@@ -11086,6 +11536,7 @@
     </w:tblStylePr>
     <w:tblStylePr w:type="firstCol">
       <w:rPr>
+        <w:rFonts w:ascii="Noto Sans KR Medium" w:hAnsi="Noto Sans KR Medium" w:eastAsia="Noto Sans KR Medium" w:cs="Noto Sans KR Medium"/>
         <w:b/>
         <w:bCs/>
         <w:i w:val="0"/>
@@ -11105,6 +11556,7 @@
     </w:tblStylePr>
     <w:tblStylePr w:type="lastCol">
       <w:rPr>
+        <w:rFonts w:ascii="Noto Sans KR Medium" w:hAnsi="Noto Sans KR Medium" w:eastAsia="Noto Sans KR Medium" w:cs="Noto Sans KR Medium"/>
         <w:b/>
         <w:bCs/>
         <w:i w:val="0"/>
@@ -11161,6 +11613,9 @@
     <w:pPr>
       <w:spacing w:after="0" w:line="240" w:lineRule="auto"/>
     </w:pPr>
+    <w:rPr>
+      <w:rFonts w:ascii="Noto Sans KR Medium" w:hAnsi="Noto Sans KR Medium" w:eastAsia="Noto Sans KR Medium" w:cs="Noto Sans KR Medium"/>
+    </w:rPr>
     <w:tblPr>
       <w:tblStyleRowBandSize w:val="1"/>
       <w:tblStyleColBandSize w:val="1"/>
@@ -11185,6 +11640,7 @@
     </w:tcPr>
     <w:tblStylePr w:type="firstRow">
       <w:rPr>
+        <w:rFonts w:ascii="Noto Sans KR Medium" w:hAnsi="Noto Sans KR Medium" w:eastAsia="Noto Sans KR Medium" w:cs="Noto Sans KR Medium"/>
         <w:b/>
         <w:bCs/>
         <w:i w:val="0"/>
@@ -11206,6 +11662,7 @@
     </w:tblStylePr>
     <w:tblStylePr w:type="lastRow">
       <w:rPr>
+        <w:rFonts w:ascii="Noto Sans KR Medium" w:hAnsi="Noto Sans KR Medium" w:eastAsia="Noto Sans KR Medium" w:cs="Noto Sans KR Medium"/>
         <w:b/>
         <w:bCs/>
         <w:i w:val="0"/>
@@ -11227,6 +11684,7 @@
     </w:tblStylePr>
     <w:tblStylePr w:type="firstCol">
       <w:rPr>
+        <w:rFonts w:ascii="Noto Sans KR Medium" w:hAnsi="Noto Sans KR Medium" w:eastAsia="Noto Sans KR Medium" w:cs="Noto Sans KR Medium"/>
         <w:b/>
         <w:bCs/>
         <w:i w:val="0"/>
@@ -11246,6 +11704,7 @@
     </w:tblStylePr>
     <w:tblStylePr w:type="lastCol">
       <w:rPr>
+        <w:rFonts w:ascii="Noto Sans KR Medium" w:hAnsi="Noto Sans KR Medium" w:eastAsia="Noto Sans KR Medium" w:cs="Noto Sans KR Medium"/>
         <w:b/>
         <w:bCs/>
         <w:i w:val="0"/>
@@ -11302,6 +11761,9 @@
     <w:pPr>
       <w:spacing w:after="0" w:line="240" w:lineRule="auto"/>
     </w:pPr>
+    <w:rPr>
+      <w:rFonts w:ascii="Noto Sans KR Medium" w:hAnsi="Noto Sans KR Medium" w:eastAsia="Noto Sans KR Medium" w:cs="Noto Sans KR Medium"/>
+    </w:rPr>
     <w:tblPr>
       <w:tblStyleRowBandSize w:val="1"/>
       <w:tblStyleColBandSize w:val="1"/>
@@ -11326,6 +11788,7 @@
     </w:tcPr>
     <w:tblStylePr w:type="firstRow">
       <w:rPr>
+        <w:rFonts w:ascii="Noto Sans KR Medium" w:hAnsi="Noto Sans KR Medium" w:eastAsia="Noto Sans KR Medium" w:cs="Noto Sans KR Medium"/>
         <w:b/>
         <w:bCs/>
         <w:i w:val="0"/>
@@ -11347,6 +11810,7 @@
     </w:tblStylePr>
     <w:tblStylePr w:type="lastRow">
       <w:rPr>
+        <w:rFonts w:ascii="Noto Sans KR Medium" w:hAnsi="Noto Sans KR Medium" w:eastAsia="Noto Sans KR Medium" w:cs="Noto Sans KR Medium"/>
         <w:b/>
         <w:bCs/>
         <w:i w:val="0"/>
@@ -11368,6 +11832,7 @@
     </w:tblStylePr>
     <w:tblStylePr w:type="firstCol">
       <w:rPr>
+        <w:rFonts w:ascii="Noto Sans KR Medium" w:hAnsi="Noto Sans KR Medium" w:eastAsia="Noto Sans KR Medium" w:cs="Noto Sans KR Medium"/>
         <w:b/>
         <w:bCs/>
         <w:i w:val="0"/>
@@ -11387,6 +11852,7 @@
     </w:tblStylePr>
     <w:tblStylePr w:type="lastCol">
       <w:rPr>
+        <w:rFonts w:ascii="Noto Sans KR Medium" w:hAnsi="Noto Sans KR Medium" w:eastAsia="Noto Sans KR Medium" w:cs="Noto Sans KR Medium"/>
         <w:b/>
         <w:bCs/>
         <w:i w:val="0"/>
@@ -11444,6 +11910,7 @@
       <w:spacing w:after="0" w:line="240" w:lineRule="auto"/>
     </w:pPr>
     <w:rPr>
+      <w:rFonts w:ascii="Noto Sans KR Medium" w:hAnsi="Noto Sans KR Medium" w:eastAsia="Noto Sans KR Medium" w:cs="Noto Sans KR Medium"/>
       <w:color w:val="FFFFFF" w:themeColor="background1"/>
     </w:rPr>
     <w:tblPr>
@@ -11462,6 +11929,7 @@
     </w:tcPr>
     <w:tblStylePr w:type="firstRow">
       <w:rPr>
+        <w:rFonts w:ascii="Noto Sans KR Medium" w:hAnsi="Noto Sans KR Medium" w:eastAsia="Noto Sans KR Medium" w:cs="Noto Sans KR Medium"/>
         <w:b/>
         <w:bCs/>
       </w:rPr>
@@ -11558,6 +12026,7 @@
       <w:spacing w:after="0" w:line="240" w:lineRule="auto"/>
     </w:pPr>
     <w:rPr>
+      <w:rFonts w:ascii="Noto Sans KR Medium" w:hAnsi="Noto Sans KR Medium" w:eastAsia="Noto Sans KR Medium" w:cs="Noto Sans KR Medium"/>
       <w:color w:val="FFFFFF" w:themeColor="background1"/>
     </w:rPr>
     <w:tblPr>
@@ -11576,6 +12045,7 @@
     </w:tcPr>
     <w:tblStylePr w:type="firstRow">
       <w:rPr>
+        <w:rFonts w:ascii="Noto Sans KR Medium" w:hAnsi="Noto Sans KR Medium" w:eastAsia="Noto Sans KR Medium" w:cs="Noto Sans KR Medium"/>
         <w:b/>
         <w:bCs/>
       </w:rPr>
@@ -11672,6 +12142,7 @@
       <w:spacing w:after="0" w:line="240" w:lineRule="auto"/>
     </w:pPr>
     <w:rPr>
+      <w:rFonts w:ascii="Noto Sans KR Medium" w:hAnsi="Noto Sans KR Medium" w:eastAsia="Noto Sans KR Medium" w:cs="Noto Sans KR Medium"/>
       <w:color w:val="FFFFFF" w:themeColor="background1"/>
     </w:rPr>
     <w:tblPr>
@@ -11690,6 +12161,7 @@
     </w:tcPr>
     <w:tblStylePr w:type="firstRow">
       <w:rPr>
+        <w:rFonts w:ascii="Noto Sans KR Medium" w:hAnsi="Noto Sans KR Medium" w:eastAsia="Noto Sans KR Medium" w:cs="Noto Sans KR Medium"/>
         <w:b/>
         <w:bCs/>
       </w:rPr>
@@ -11786,6 +12258,7 @@
       <w:spacing w:after="0" w:line="240" w:lineRule="auto"/>
     </w:pPr>
     <w:rPr>
+      <w:rFonts w:ascii="Noto Sans KR Medium" w:hAnsi="Noto Sans KR Medium" w:eastAsia="Noto Sans KR Medium" w:cs="Noto Sans KR Medium"/>
       <w:color w:val="FFFFFF" w:themeColor="background1"/>
     </w:rPr>
     <w:tblPr>
@@ -11804,6 +12277,7 @@
     </w:tcPr>
     <w:tblStylePr w:type="firstRow">
       <w:rPr>
+        <w:rFonts w:ascii="Noto Sans KR Medium" w:hAnsi="Noto Sans KR Medium" w:eastAsia="Noto Sans KR Medium" w:cs="Noto Sans KR Medium"/>
         <w:b/>
         <w:bCs/>
       </w:rPr>
@@ -11900,6 +12374,7 @@
       <w:spacing w:after="0" w:line="240" w:lineRule="auto"/>
     </w:pPr>
     <w:rPr>
+      <w:rFonts w:ascii="Noto Sans KR Medium" w:hAnsi="Noto Sans KR Medium" w:eastAsia="Noto Sans KR Medium" w:cs="Noto Sans KR Medium"/>
       <w:color w:val="FFFFFF" w:themeColor="background1"/>
     </w:rPr>
     <w:tblPr>
@@ -11918,6 +12393,7 @@
     </w:tcPr>
     <w:tblStylePr w:type="firstRow">
       <w:rPr>
+        <w:rFonts w:ascii="Noto Sans KR Medium" w:hAnsi="Noto Sans KR Medium" w:eastAsia="Noto Sans KR Medium" w:cs="Noto Sans KR Medium"/>
         <w:b/>
         <w:bCs/>
       </w:rPr>
@@ -12014,6 +12490,7 @@
       <w:spacing w:after="0" w:line="240" w:lineRule="auto"/>
     </w:pPr>
     <w:rPr>
+      <w:rFonts w:ascii="Noto Sans KR Medium" w:hAnsi="Noto Sans KR Medium" w:eastAsia="Noto Sans KR Medium" w:cs="Noto Sans KR Medium"/>
       <w:color w:val="FFFFFF" w:themeColor="background1"/>
     </w:rPr>
     <w:tblPr>
@@ -12032,6 +12509,7 @@
     </w:tcPr>
     <w:tblStylePr w:type="firstRow">
       <w:rPr>
+        <w:rFonts w:ascii="Noto Sans KR Medium" w:hAnsi="Noto Sans KR Medium" w:eastAsia="Noto Sans KR Medium" w:cs="Noto Sans KR Medium"/>
         <w:b/>
         <w:bCs/>
       </w:rPr>
@@ -12128,6 +12606,7 @@
       <w:spacing w:after="0" w:line="240" w:lineRule="auto"/>
     </w:pPr>
     <w:rPr>
+      <w:rFonts w:ascii="Noto Sans KR Medium" w:hAnsi="Noto Sans KR Medium" w:eastAsia="Noto Sans KR Medium" w:cs="Noto Sans KR Medium"/>
       <w:color w:val="FFFFFF" w:themeColor="background1"/>
     </w:rPr>
     <w:tblPr>
@@ -12146,6 +12625,7 @@
     </w:tcPr>
     <w:tblStylePr w:type="firstRow">
       <w:rPr>
+        <w:rFonts w:ascii="Noto Sans KR Medium" w:hAnsi="Noto Sans KR Medium" w:eastAsia="Noto Sans KR Medium" w:cs="Noto Sans KR Medium"/>
         <w:b/>
         <w:bCs/>
       </w:rPr>
@@ -12242,6 +12722,7 @@
       <w:spacing w:after="0" w:line="240" w:lineRule="auto"/>
     </w:pPr>
     <w:rPr>
+      <w:rFonts w:ascii="Noto Sans KR Medium" w:hAnsi="Noto Sans KR Medium" w:eastAsia="Noto Sans KR Medium" w:cs="Noto Sans KR Medium"/>
       <w:color w:val="000000" w:themeColor="text1"/>
     </w:rPr>
     <w:tblPr>
@@ -12268,6 +12749,7 @@
     </w:tcPr>
     <w:tblStylePr w:type="firstRow">
       <w:rPr>
+        <w:rFonts w:ascii="Noto Sans KR Medium" w:hAnsi="Noto Sans KR Medium" w:eastAsia="Noto Sans KR Medium" w:cs="Noto Sans KR Medium"/>
         <w:b/>
         <w:bCs/>
       </w:rPr>
@@ -12286,6 +12768,7 @@
     </w:tblStylePr>
     <w:tblStylePr w:type="lastRow">
       <w:rPr>
+        <w:rFonts w:ascii="Noto Sans KR Medium" w:hAnsi="Noto Sans KR Medium" w:eastAsia="Noto Sans KR Medium" w:cs="Noto Sans KR Medium"/>
         <w:b/>
         <w:bCs/>
         <w:color w:val="FFFFFF" w:themeColor="background1"/>
@@ -12300,6 +12783,7 @@
     </w:tblStylePr>
     <w:tblStylePr w:type="firstCol">
       <w:rPr>
+        <w:rFonts w:ascii="Noto Sans KR Medium" w:hAnsi="Noto Sans KR Medium" w:eastAsia="Noto Sans KR Medium" w:cs="Noto Sans KR Medium"/>
         <w:color w:val="FFFFFF" w:themeColor="background1"/>
       </w:rPr>
       <w:tblPr/>
@@ -12317,6 +12801,7 @@
     </w:tblStylePr>
     <w:tblStylePr w:type="lastCol">
       <w:rPr>
+        <w:rFonts w:ascii="Noto Sans KR Medium" w:hAnsi="Noto Sans KR Medium" w:eastAsia="Noto Sans KR Medium" w:cs="Noto Sans KR Medium"/>
         <w:color w:val="FFFFFF" w:themeColor="background1"/>
       </w:rPr>
       <w:tblPr/>
@@ -12346,11 +12831,13 @@
     </w:tblStylePr>
     <w:tblStylePr w:type="neCell">
       <w:rPr>
+        <w:rFonts w:ascii="Noto Sans KR Medium" w:hAnsi="Noto Sans KR Medium" w:eastAsia="Noto Sans KR Medium" w:cs="Noto Sans KR Medium"/>
         <w:color w:val="000000" w:themeColor="text1"/>
       </w:rPr>
     </w:tblStylePr>
     <w:tblStylePr w:type="nwCell">
       <w:rPr>
+        <w:rFonts w:ascii="Noto Sans KR Medium" w:hAnsi="Noto Sans KR Medium" w:eastAsia="Noto Sans KR Medium" w:cs="Noto Sans KR Medium"/>
         <w:color w:val="000000" w:themeColor="text1"/>
       </w:rPr>
     </w:tblStylePr>
@@ -12364,6 +12851,7 @@
       <w:spacing w:after="0" w:line="240" w:lineRule="auto"/>
     </w:pPr>
     <w:rPr>
+      <w:rFonts w:ascii="Noto Sans KR Medium" w:hAnsi="Noto Sans KR Medium" w:eastAsia="Noto Sans KR Medium" w:cs="Noto Sans KR Medium"/>
       <w:color w:val="000000" w:themeColor="text1"/>
     </w:rPr>
     <w:tblPr>
@@ -12390,6 +12878,7 @@
     </w:tcPr>
     <w:tblStylePr w:type="firstRow">
       <w:rPr>
+        <w:rFonts w:ascii="Noto Sans KR Medium" w:hAnsi="Noto Sans KR Medium" w:eastAsia="Noto Sans KR Medium" w:cs="Noto Sans KR Medium"/>
         <w:b/>
         <w:bCs/>
       </w:rPr>
@@ -12408,6 +12897,7 @@
     </w:tblStylePr>
     <w:tblStylePr w:type="lastRow">
       <w:rPr>
+        <w:rFonts w:ascii="Noto Sans KR Medium" w:hAnsi="Noto Sans KR Medium" w:eastAsia="Noto Sans KR Medium" w:cs="Noto Sans KR Medium"/>
         <w:b/>
         <w:bCs/>
         <w:color w:val="FFFFFF" w:themeColor="background1"/>
@@ -12422,6 +12912,7 @@
     </w:tblStylePr>
     <w:tblStylePr w:type="firstCol">
       <w:rPr>
+        <w:rFonts w:ascii="Noto Sans KR Medium" w:hAnsi="Noto Sans KR Medium" w:eastAsia="Noto Sans KR Medium" w:cs="Noto Sans KR Medium"/>
         <w:color w:val="FFFFFF" w:themeColor="background1"/>
       </w:rPr>
       <w:tblPr/>
@@ -12439,6 +12930,7 @@
     </w:tblStylePr>
     <w:tblStylePr w:type="lastCol">
       <w:rPr>
+        <w:rFonts w:ascii="Noto Sans KR Medium" w:hAnsi="Noto Sans KR Medium" w:eastAsia="Noto Sans KR Medium" w:cs="Noto Sans KR Medium"/>
         <w:color w:val="FFFFFF" w:themeColor="background1"/>
       </w:rPr>
       <w:tblPr/>
@@ -12468,11 +12960,13 @@
     </w:tblStylePr>
     <w:tblStylePr w:type="neCell">
       <w:rPr>
+        <w:rFonts w:ascii="Noto Sans KR Medium" w:hAnsi="Noto Sans KR Medium" w:eastAsia="Noto Sans KR Medium" w:cs="Noto Sans KR Medium"/>
         <w:color w:val="000000" w:themeColor="text1"/>
       </w:rPr>
     </w:tblStylePr>
     <w:tblStylePr w:type="nwCell">
       <w:rPr>
+        <w:rFonts w:ascii="Noto Sans KR Medium" w:hAnsi="Noto Sans KR Medium" w:eastAsia="Noto Sans KR Medium" w:cs="Noto Sans KR Medium"/>
         <w:color w:val="000000" w:themeColor="text1"/>
       </w:rPr>
     </w:tblStylePr>
@@ -12486,6 +12980,7 @@
       <w:spacing w:after="0" w:line="240" w:lineRule="auto"/>
     </w:pPr>
     <w:rPr>
+      <w:rFonts w:ascii="Noto Sans KR Medium" w:hAnsi="Noto Sans KR Medium" w:eastAsia="Noto Sans KR Medium" w:cs="Noto Sans KR Medium"/>
       <w:color w:val="000000" w:themeColor="text1"/>
     </w:rPr>
     <w:tblPr>
@@ -12512,6 +13007,7 @@
     </w:tcPr>
     <w:tblStylePr w:type="firstRow">
       <w:rPr>
+        <w:rFonts w:ascii="Noto Sans KR Medium" w:hAnsi="Noto Sans KR Medium" w:eastAsia="Noto Sans KR Medium" w:cs="Noto Sans KR Medium"/>
         <w:b/>
         <w:bCs/>
       </w:rPr>
@@ -12530,6 +13026,7 @@
     </w:tblStylePr>
     <w:tblStylePr w:type="lastRow">
       <w:rPr>
+        <w:rFonts w:ascii="Noto Sans KR Medium" w:hAnsi="Noto Sans KR Medium" w:eastAsia="Noto Sans KR Medium" w:cs="Noto Sans KR Medium"/>
         <w:b/>
         <w:bCs/>
         <w:color w:val="FFFFFF" w:themeColor="background1"/>
@@ -12544,6 +13041,7 @@
     </w:tblStylePr>
     <w:tblStylePr w:type="firstCol">
       <w:rPr>
+        <w:rFonts w:ascii="Noto Sans KR Medium" w:hAnsi="Noto Sans KR Medium" w:eastAsia="Noto Sans KR Medium" w:cs="Noto Sans KR Medium"/>
         <w:color w:val="FFFFFF" w:themeColor="background1"/>
       </w:rPr>
       <w:tblPr/>
@@ -12561,6 +13059,7 @@
     </w:tblStylePr>
     <w:tblStylePr w:type="lastCol">
       <w:rPr>
+        <w:rFonts w:ascii="Noto Sans KR Medium" w:hAnsi="Noto Sans KR Medium" w:eastAsia="Noto Sans KR Medium" w:cs="Noto Sans KR Medium"/>
         <w:color w:val="FFFFFF" w:themeColor="background1"/>
       </w:rPr>
       <w:tblPr/>
@@ -12590,11 +13089,13 @@
     </w:tblStylePr>
     <w:tblStylePr w:type="neCell">
       <w:rPr>
+        <w:rFonts w:ascii="Noto Sans KR Medium" w:hAnsi="Noto Sans KR Medium" w:eastAsia="Noto Sans KR Medium" w:cs="Noto Sans KR Medium"/>
         <w:color w:val="000000" w:themeColor="text1"/>
       </w:rPr>
     </w:tblStylePr>
     <w:tblStylePr w:type="nwCell">
       <w:rPr>
+        <w:rFonts w:ascii="Noto Sans KR Medium" w:hAnsi="Noto Sans KR Medium" w:eastAsia="Noto Sans KR Medium" w:cs="Noto Sans KR Medium"/>
         <w:color w:val="000000" w:themeColor="text1"/>
       </w:rPr>
     </w:tblStylePr>
@@ -12608,6 +13109,7 @@
       <w:spacing w:after="0" w:line="240" w:lineRule="auto"/>
     </w:pPr>
     <w:rPr>
+      <w:rFonts w:ascii="Noto Sans KR Medium" w:hAnsi="Noto Sans KR Medium" w:eastAsia="Noto Sans KR Medium" w:cs="Noto Sans KR Medium"/>
       <w:color w:val="000000" w:themeColor="text1"/>
     </w:rPr>
     <w:tblPr>
@@ -12634,6 +13136,7 @@
     </w:tcPr>
     <w:tblStylePr w:type="firstRow">
       <w:rPr>
+        <w:rFonts w:ascii="Noto Sans KR Medium" w:hAnsi="Noto Sans KR Medium" w:eastAsia="Noto Sans KR Medium" w:cs="Noto Sans KR Medium"/>
         <w:b/>
         <w:bCs/>
       </w:rPr>
@@ -12652,6 +13155,7 @@
     </w:tblStylePr>
     <w:tblStylePr w:type="lastRow">
       <w:rPr>
+        <w:rFonts w:ascii="Noto Sans KR Medium" w:hAnsi="Noto Sans KR Medium" w:eastAsia="Noto Sans KR Medium" w:cs="Noto Sans KR Medium"/>
         <w:b/>
         <w:bCs/>
         <w:color w:val="FFFFFF" w:themeColor="background1"/>
@@ -12666,6 +13170,7 @@
     </w:tblStylePr>
     <w:tblStylePr w:type="firstCol">
       <w:rPr>
+        <w:rFonts w:ascii="Noto Sans KR Medium" w:hAnsi="Noto Sans KR Medium" w:eastAsia="Noto Sans KR Medium" w:cs="Noto Sans KR Medium"/>
         <w:color w:val="FFFFFF" w:themeColor="background1"/>
       </w:rPr>
       <w:tblPr/>
@@ -12683,6 +13188,7 @@
     </w:tblStylePr>
     <w:tblStylePr w:type="lastCol">
       <w:rPr>
+        <w:rFonts w:ascii="Noto Sans KR Medium" w:hAnsi="Noto Sans KR Medium" w:eastAsia="Noto Sans KR Medium" w:cs="Noto Sans KR Medium"/>
         <w:color w:val="FFFFFF" w:themeColor="background1"/>
       </w:rPr>
       <w:tblPr/>
@@ -12720,6 +13226,7 @@
       <w:spacing w:after="0" w:line="240" w:lineRule="auto"/>
     </w:pPr>
     <w:rPr>
+      <w:rFonts w:ascii="Noto Sans KR Medium" w:hAnsi="Noto Sans KR Medium" w:eastAsia="Noto Sans KR Medium" w:cs="Noto Sans KR Medium"/>
       <w:color w:val="000000" w:themeColor="text1"/>
     </w:rPr>
     <w:tblPr>
@@ -12746,6 +13253,7 @@
     </w:tcPr>
     <w:tblStylePr w:type="firstRow">
       <w:rPr>
+        <w:rFonts w:ascii="Noto Sans KR Medium" w:hAnsi="Noto Sans KR Medium" w:eastAsia="Noto Sans KR Medium" w:cs="Noto Sans KR Medium"/>
         <w:b/>
         <w:bCs/>
       </w:rPr>
@@ -12764,6 +13272,7 @@
     </w:tblStylePr>
     <w:tblStylePr w:type="lastRow">
       <w:rPr>
+        <w:rFonts w:ascii="Noto Sans KR Medium" w:hAnsi="Noto Sans KR Medium" w:eastAsia="Noto Sans KR Medium" w:cs="Noto Sans KR Medium"/>
         <w:b/>
         <w:bCs/>
         <w:color w:val="FFFFFF" w:themeColor="background1"/>
@@ -12778,6 +13287,7 @@
     </w:tblStylePr>
     <w:tblStylePr w:type="firstCol">
       <w:rPr>
+        <w:rFonts w:ascii="Noto Sans KR Medium" w:hAnsi="Noto Sans KR Medium" w:eastAsia="Noto Sans KR Medium" w:cs="Noto Sans KR Medium"/>
         <w:color w:val="FFFFFF" w:themeColor="background1"/>
       </w:rPr>
       <w:tblPr/>
@@ -12795,6 +13305,7 @@
     </w:tblStylePr>
     <w:tblStylePr w:type="lastCol">
       <w:rPr>
+        <w:rFonts w:ascii="Noto Sans KR Medium" w:hAnsi="Noto Sans KR Medium" w:eastAsia="Noto Sans KR Medium" w:cs="Noto Sans KR Medium"/>
         <w:color w:val="FFFFFF" w:themeColor="background1"/>
       </w:rPr>
       <w:tblPr/>
@@ -12824,11 +13335,13 @@
     </w:tblStylePr>
     <w:tblStylePr w:type="neCell">
       <w:rPr>
+        <w:rFonts w:ascii="Noto Sans KR Medium" w:hAnsi="Noto Sans KR Medium" w:eastAsia="Noto Sans KR Medium" w:cs="Noto Sans KR Medium"/>
         <w:color w:val="000000" w:themeColor="text1"/>
       </w:rPr>
     </w:tblStylePr>
     <w:tblStylePr w:type="nwCell">
       <w:rPr>
+        <w:rFonts w:ascii="Noto Sans KR Medium" w:hAnsi="Noto Sans KR Medium" w:eastAsia="Noto Sans KR Medium" w:cs="Noto Sans KR Medium"/>
         <w:color w:val="000000" w:themeColor="text1"/>
       </w:rPr>
     </w:tblStylePr>
@@ -12842,6 +13355,7 @@
       <w:spacing w:after="0" w:line="240" w:lineRule="auto"/>
     </w:pPr>
     <w:rPr>
+      <w:rFonts w:ascii="Noto Sans KR Medium" w:hAnsi="Noto Sans KR Medium" w:eastAsia="Noto Sans KR Medium" w:cs="Noto Sans KR Medium"/>
       <w:color w:val="000000" w:themeColor="text1"/>
     </w:rPr>
     <w:tblPr>
@@ -12868,6 +13382,7 @@
     </w:tcPr>
     <w:tblStylePr w:type="firstRow">
       <w:rPr>
+        <w:rFonts w:ascii="Noto Sans KR Medium" w:hAnsi="Noto Sans KR Medium" w:eastAsia="Noto Sans KR Medium" w:cs="Noto Sans KR Medium"/>
         <w:b/>
         <w:bCs/>
       </w:rPr>
@@ -12886,6 +13401,7 @@
     </w:tblStylePr>
     <w:tblStylePr w:type="lastRow">
       <w:rPr>
+        <w:rFonts w:ascii="Noto Sans KR Medium" w:hAnsi="Noto Sans KR Medium" w:eastAsia="Noto Sans KR Medium" w:cs="Noto Sans KR Medium"/>
         <w:b/>
         <w:bCs/>
         <w:color w:val="FFFFFF" w:themeColor="background1"/>
@@ -12900,6 +13416,7 @@
     </w:tblStylePr>
     <w:tblStylePr w:type="firstCol">
       <w:rPr>
+        <w:rFonts w:ascii="Noto Sans KR Medium" w:hAnsi="Noto Sans KR Medium" w:eastAsia="Noto Sans KR Medium" w:cs="Noto Sans KR Medium"/>
         <w:color w:val="FFFFFF" w:themeColor="background1"/>
       </w:rPr>
       <w:tblPr/>
@@ -12917,6 +13434,7 @@
     </w:tblStylePr>
     <w:tblStylePr w:type="lastCol">
       <w:rPr>
+        <w:rFonts w:ascii="Noto Sans KR Medium" w:hAnsi="Noto Sans KR Medium" w:eastAsia="Noto Sans KR Medium" w:cs="Noto Sans KR Medium"/>
         <w:color w:val="FFFFFF" w:themeColor="background1"/>
       </w:rPr>
       <w:tblPr/>
@@ -12946,11 +13464,13 @@
     </w:tblStylePr>
     <w:tblStylePr w:type="neCell">
       <w:rPr>
+        <w:rFonts w:ascii="Noto Sans KR Medium" w:hAnsi="Noto Sans KR Medium" w:eastAsia="Noto Sans KR Medium" w:cs="Noto Sans KR Medium"/>
         <w:color w:val="000000" w:themeColor="text1"/>
       </w:rPr>
     </w:tblStylePr>
     <w:tblStylePr w:type="nwCell">
       <w:rPr>
+        <w:rFonts w:ascii="Noto Sans KR Medium" w:hAnsi="Noto Sans KR Medium" w:eastAsia="Noto Sans KR Medium" w:cs="Noto Sans KR Medium"/>
         <w:color w:val="000000" w:themeColor="text1"/>
       </w:rPr>
     </w:tblStylePr>
@@ -12964,6 +13484,7 @@
       <w:spacing w:after="0" w:line="240" w:lineRule="auto"/>
     </w:pPr>
     <w:rPr>
+      <w:rFonts w:ascii="Noto Sans KR Medium" w:hAnsi="Noto Sans KR Medium" w:eastAsia="Noto Sans KR Medium" w:cs="Noto Sans KR Medium"/>
       <w:color w:val="000000" w:themeColor="text1"/>
     </w:rPr>
     <w:tblPr>
@@ -12990,6 +13511,7 @@
     </w:tcPr>
     <w:tblStylePr w:type="firstRow">
       <w:rPr>
+        <w:rFonts w:ascii="Noto Sans KR Medium" w:hAnsi="Noto Sans KR Medium" w:eastAsia="Noto Sans KR Medium" w:cs="Noto Sans KR Medium"/>
         <w:b/>
         <w:bCs/>
       </w:rPr>
@@ -13008,6 +13530,7 @@
     </w:tblStylePr>
     <w:tblStylePr w:type="lastRow">
       <w:rPr>
+        <w:rFonts w:ascii="Noto Sans KR Medium" w:hAnsi="Noto Sans KR Medium" w:eastAsia="Noto Sans KR Medium" w:cs="Noto Sans KR Medium"/>
         <w:b/>
         <w:bCs/>
         <w:color w:val="FFFFFF" w:themeColor="background1"/>
@@ -13022,6 +13545,7 @@
     </w:tblStylePr>
     <w:tblStylePr w:type="firstCol">
       <w:rPr>
+        <w:rFonts w:ascii="Noto Sans KR Medium" w:hAnsi="Noto Sans KR Medium" w:eastAsia="Noto Sans KR Medium" w:cs="Noto Sans KR Medium"/>
         <w:color w:val="FFFFFF" w:themeColor="background1"/>
       </w:rPr>
       <w:tblPr/>
@@ -13039,6 +13563,7 @@
     </w:tblStylePr>
     <w:tblStylePr w:type="lastCol">
       <w:rPr>
+        <w:rFonts w:ascii="Noto Sans KR Medium" w:hAnsi="Noto Sans KR Medium" w:eastAsia="Noto Sans KR Medium" w:cs="Noto Sans KR Medium"/>
         <w:color w:val="FFFFFF" w:themeColor="background1"/>
       </w:rPr>
       <w:tblPr/>
@@ -13068,11 +13593,13 @@
     </w:tblStylePr>
     <w:tblStylePr w:type="neCell">
       <w:rPr>
+        <w:rFonts w:ascii="Noto Sans KR Medium" w:hAnsi="Noto Sans KR Medium" w:eastAsia="Noto Sans KR Medium" w:cs="Noto Sans KR Medium"/>
         <w:color w:val="000000" w:themeColor="text1"/>
       </w:rPr>
     </w:tblStylePr>
     <w:tblStylePr w:type="nwCell">
       <w:rPr>
+        <w:rFonts w:ascii="Noto Sans KR Medium" w:hAnsi="Noto Sans KR Medium" w:eastAsia="Noto Sans KR Medium" w:cs="Noto Sans KR Medium"/>
         <w:color w:val="000000" w:themeColor="text1"/>
       </w:rPr>
     </w:tblStylePr>
@@ -13086,6 +13613,7 @@
       <w:spacing w:after="0" w:line="240" w:lineRule="auto"/>
     </w:pPr>
     <w:rPr>
+      <w:rFonts w:ascii="Noto Sans KR Medium" w:hAnsi="Noto Sans KR Medium" w:eastAsia="Noto Sans KR Medium" w:cs="Noto Sans KR Medium"/>
       <w:color w:val="000000" w:themeColor="text1"/>
     </w:rPr>
     <w:tblPr>
@@ -13104,6 +13632,7 @@
     </w:tcPr>
     <w:tblStylePr w:type="firstRow">
       <w:rPr>
+        <w:rFonts w:ascii="Noto Sans KR Medium" w:hAnsi="Noto Sans KR Medium" w:eastAsia="Noto Sans KR Medium" w:cs="Noto Sans KR Medium"/>
         <w:b/>
         <w:bCs/>
         <w:color w:val="FFFFFF" w:themeColor="background1"/>
@@ -13118,6 +13647,7 @@
     </w:tblStylePr>
     <w:tblStylePr w:type="lastRow">
       <w:rPr>
+        <w:rFonts w:ascii="Noto Sans KR Medium" w:hAnsi="Noto Sans KR Medium" w:eastAsia="Noto Sans KR Medium" w:cs="Noto Sans KR Medium"/>
         <w:b/>
         <w:bCs/>
         <w:color w:val="9E3A38" w:themeColor="accent2" w:themeShade="CC"/>
@@ -13132,12 +13662,14 @@
     </w:tblStylePr>
     <w:tblStylePr w:type="firstCol">
       <w:rPr>
+        <w:rFonts w:ascii="Noto Sans KR Medium" w:hAnsi="Noto Sans KR Medium" w:eastAsia="Noto Sans KR Medium" w:cs="Noto Sans KR Medium"/>
         <w:b/>
         <w:bCs/>
       </w:rPr>
     </w:tblStylePr>
     <w:tblStylePr w:type="lastCol">
       <w:rPr>
+        <w:rFonts w:ascii="Noto Sans KR Medium" w:hAnsi="Noto Sans KR Medium" w:eastAsia="Noto Sans KR Medium" w:cs="Noto Sans KR Medium"/>
         <w:b/>
         <w:bCs/>
       </w:rPr>
@@ -13172,6 +13704,7 @@
       <w:spacing w:after="0" w:line="240" w:lineRule="auto"/>
     </w:pPr>
     <w:rPr>
+      <w:rFonts w:ascii="Noto Sans KR Medium" w:hAnsi="Noto Sans KR Medium" w:eastAsia="Noto Sans KR Medium" w:cs="Noto Sans KR Medium"/>
       <w:color w:val="000000" w:themeColor="text1"/>
     </w:rPr>
     <w:tblPr>
@@ -13190,6 +13723,7 @@
     </w:tcPr>
     <w:tblStylePr w:type="firstRow">
       <w:rPr>
+        <w:rFonts w:ascii="Noto Sans KR Medium" w:hAnsi="Noto Sans KR Medium" w:eastAsia="Noto Sans KR Medium" w:cs="Noto Sans KR Medium"/>
         <w:b/>
         <w:bCs/>
         <w:color w:val="FFFFFF" w:themeColor="background1"/>
@@ -13204,6 +13738,7 @@
     </w:tblStylePr>
     <w:tblStylePr w:type="lastRow">
       <w:rPr>
+        <w:rFonts w:ascii="Noto Sans KR Medium" w:hAnsi="Noto Sans KR Medium" w:eastAsia="Noto Sans KR Medium" w:cs="Noto Sans KR Medium"/>
         <w:b/>
         <w:bCs/>
         <w:color w:val="9E3A38" w:themeColor="accent2" w:themeShade="CC"/>
@@ -13218,12 +13753,14 @@
     </w:tblStylePr>
     <w:tblStylePr w:type="firstCol">
       <w:rPr>
+        <w:rFonts w:ascii="Noto Sans KR Medium" w:hAnsi="Noto Sans KR Medium" w:eastAsia="Noto Sans KR Medium" w:cs="Noto Sans KR Medium"/>
         <w:b/>
         <w:bCs/>
       </w:rPr>
     </w:tblStylePr>
     <w:tblStylePr w:type="lastCol">
       <w:rPr>
+        <w:rFonts w:ascii="Noto Sans KR Medium" w:hAnsi="Noto Sans KR Medium" w:eastAsia="Noto Sans KR Medium" w:cs="Noto Sans KR Medium"/>
         <w:b/>
         <w:bCs/>
       </w:rPr>
@@ -13258,6 +13795,7 @@
       <w:spacing w:after="0" w:line="240" w:lineRule="auto"/>
     </w:pPr>
     <w:rPr>
+      <w:rFonts w:ascii="Noto Sans KR Medium" w:hAnsi="Noto Sans KR Medium" w:eastAsia="Noto Sans KR Medium" w:cs="Noto Sans KR Medium"/>
       <w:color w:val="000000" w:themeColor="text1"/>
     </w:rPr>
     <w:tblPr>
@@ -13276,6 +13814,7 @@
     </w:tcPr>
     <w:tblStylePr w:type="firstRow">
       <w:rPr>
+        <w:rFonts w:ascii="Noto Sans KR Medium" w:hAnsi="Noto Sans KR Medium" w:eastAsia="Noto Sans KR Medium" w:cs="Noto Sans KR Medium"/>
         <w:b/>
         <w:bCs/>
         <w:color w:val="FFFFFF" w:themeColor="background1"/>
@@ -13290,6 +13829,7 @@
     </w:tblStylePr>
     <w:tblStylePr w:type="lastRow">
       <w:rPr>
+        <w:rFonts w:ascii="Noto Sans KR Medium" w:hAnsi="Noto Sans KR Medium" w:eastAsia="Noto Sans KR Medium" w:cs="Noto Sans KR Medium"/>
         <w:b/>
         <w:bCs/>
         <w:color w:val="9E3A38" w:themeColor="accent2" w:themeShade="CC"/>
@@ -13304,12 +13844,14 @@
     </w:tblStylePr>
     <w:tblStylePr w:type="firstCol">
       <w:rPr>
+        <w:rFonts w:ascii="Noto Sans KR Medium" w:hAnsi="Noto Sans KR Medium" w:eastAsia="Noto Sans KR Medium" w:cs="Noto Sans KR Medium"/>
         <w:b/>
         <w:bCs/>
       </w:rPr>
     </w:tblStylePr>
     <w:tblStylePr w:type="lastCol">
       <w:rPr>
+        <w:rFonts w:ascii="Noto Sans KR Medium" w:hAnsi="Noto Sans KR Medium" w:eastAsia="Noto Sans KR Medium" w:cs="Noto Sans KR Medium"/>
         <w:b/>
         <w:bCs/>
       </w:rPr>
@@ -13344,6 +13886,7 @@
       <w:spacing w:after="0" w:line="240" w:lineRule="auto"/>
     </w:pPr>
     <w:rPr>
+      <w:rFonts w:ascii="Noto Sans KR Medium" w:hAnsi="Noto Sans KR Medium" w:eastAsia="Noto Sans KR Medium" w:cs="Noto Sans KR Medium"/>
       <w:color w:val="000000" w:themeColor="text1"/>
     </w:rPr>
     <w:tblPr>
@@ -13362,6 +13905,7 @@
     </w:tcPr>
     <w:tblStylePr w:type="firstRow">
       <w:rPr>
+        <w:rFonts w:ascii="Noto Sans KR Medium" w:hAnsi="Noto Sans KR Medium" w:eastAsia="Noto Sans KR Medium" w:cs="Noto Sans KR Medium"/>
         <w:b/>
         <w:bCs/>
         <w:color w:val="FFFFFF" w:themeColor="background1"/>
@@ -13376,6 +13920,7 @@
     </w:tblStylePr>
     <w:tblStylePr w:type="lastRow">
       <w:rPr>
+        <w:rFonts w:ascii="Noto Sans KR Medium" w:hAnsi="Noto Sans KR Medium" w:eastAsia="Noto Sans KR Medium" w:cs="Noto Sans KR Medium"/>
         <w:b/>
         <w:bCs/>
         <w:color w:val="664E82" w:themeColor="accent4" w:themeShade="CC"/>
@@ -13390,12 +13935,14 @@
     </w:tblStylePr>
     <w:tblStylePr w:type="firstCol">
       <w:rPr>
+        <w:rFonts w:ascii="Noto Sans KR Medium" w:hAnsi="Noto Sans KR Medium" w:eastAsia="Noto Sans KR Medium" w:cs="Noto Sans KR Medium"/>
         <w:b/>
         <w:bCs/>
       </w:rPr>
     </w:tblStylePr>
     <w:tblStylePr w:type="lastCol">
       <w:rPr>
+        <w:rFonts w:ascii="Noto Sans KR Medium" w:hAnsi="Noto Sans KR Medium" w:eastAsia="Noto Sans KR Medium" w:cs="Noto Sans KR Medium"/>
         <w:b/>
         <w:bCs/>
       </w:rPr>
@@ -13430,6 +13977,7 @@
       <w:spacing w:after="0" w:line="240" w:lineRule="auto"/>
     </w:pPr>
     <w:rPr>
+      <w:rFonts w:ascii="Noto Sans KR Medium" w:hAnsi="Noto Sans KR Medium" w:eastAsia="Noto Sans KR Medium" w:cs="Noto Sans KR Medium"/>
       <w:color w:val="000000" w:themeColor="text1"/>
     </w:rPr>
     <w:tblPr>
@@ -13448,6 +13996,7 @@
     </w:tcPr>
     <w:tblStylePr w:type="firstRow">
       <w:rPr>
+        <w:rFonts w:ascii="Noto Sans KR Medium" w:hAnsi="Noto Sans KR Medium" w:eastAsia="Noto Sans KR Medium" w:cs="Noto Sans KR Medium"/>
         <w:b/>
         <w:bCs/>
         <w:color w:val="FFFFFF" w:themeColor="background1"/>
@@ -13462,6 +14011,7 @@
     </w:tblStylePr>
     <w:tblStylePr w:type="lastRow">
       <w:rPr>
+        <w:rFonts w:ascii="Noto Sans KR Medium" w:hAnsi="Noto Sans KR Medium" w:eastAsia="Noto Sans KR Medium" w:cs="Noto Sans KR Medium"/>
         <w:b/>
         <w:bCs/>
         <w:color w:val="7E9C40" w:themeColor="accent3" w:themeShade="CC"/>
@@ -13476,12 +14026,14 @@
     </w:tblStylePr>
     <w:tblStylePr w:type="firstCol">
       <w:rPr>
+        <w:rFonts w:ascii="Noto Sans KR Medium" w:hAnsi="Noto Sans KR Medium" w:eastAsia="Noto Sans KR Medium" w:cs="Noto Sans KR Medium"/>
         <w:b/>
         <w:bCs/>
       </w:rPr>
     </w:tblStylePr>
     <w:tblStylePr w:type="lastCol">
       <w:rPr>
+        <w:rFonts w:ascii="Noto Sans KR Medium" w:hAnsi="Noto Sans KR Medium" w:eastAsia="Noto Sans KR Medium" w:cs="Noto Sans KR Medium"/>
         <w:b/>
         <w:bCs/>
       </w:rPr>
@@ -13516,6 +14068,7 @@
       <w:spacing w:after="0" w:line="240" w:lineRule="auto"/>
     </w:pPr>
     <w:rPr>
+      <w:rFonts w:ascii="Noto Sans KR Medium" w:hAnsi="Noto Sans KR Medium" w:eastAsia="Noto Sans KR Medium" w:cs="Noto Sans KR Medium"/>
       <w:color w:val="000000" w:themeColor="text1"/>
     </w:rPr>
     <w:tblPr>
@@ -13534,6 +14087,7 @@
     </w:tcPr>
     <w:tblStylePr w:type="firstRow">
       <w:rPr>
+        <w:rFonts w:ascii="Noto Sans KR Medium" w:hAnsi="Noto Sans KR Medium" w:eastAsia="Noto Sans KR Medium" w:cs="Noto Sans KR Medium"/>
         <w:b/>
         <w:bCs/>
         <w:color w:val="FFFFFF" w:themeColor="background1"/>
@@ -13548,6 +14102,7 @@
     </w:tblStylePr>
     <w:tblStylePr w:type="lastRow">
       <w:rPr>
+        <w:rFonts w:ascii="Noto Sans KR Medium" w:hAnsi="Noto Sans KR Medium" w:eastAsia="Noto Sans KR Medium" w:cs="Noto Sans KR Medium"/>
         <w:b/>
         <w:bCs/>
         <w:color w:val="F2730A" w:themeColor="accent6" w:themeShade="CC"/>
@@ -13562,12 +14117,14 @@
     </w:tblStylePr>
     <w:tblStylePr w:type="firstCol">
       <w:rPr>
+        <w:rFonts w:ascii="Noto Sans KR Medium" w:hAnsi="Noto Sans KR Medium" w:eastAsia="Noto Sans KR Medium" w:cs="Noto Sans KR Medium"/>
         <w:b/>
         <w:bCs/>
       </w:rPr>
     </w:tblStylePr>
     <w:tblStylePr w:type="lastCol">
       <w:rPr>
+        <w:rFonts w:ascii="Noto Sans KR Medium" w:hAnsi="Noto Sans KR Medium" w:eastAsia="Noto Sans KR Medium" w:cs="Noto Sans KR Medium"/>
         <w:b/>
         <w:bCs/>
       </w:rPr>
@@ -13602,6 +14159,7 @@
       <w:spacing w:after="0" w:line="240" w:lineRule="auto"/>
     </w:pPr>
     <w:rPr>
+      <w:rFonts w:ascii="Noto Sans KR Medium" w:hAnsi="Noto Sans KR Medium" w:eastAsia="Noto Sans KR Medium" w:cs="Noto Sans KR Medium"/>
       <w:color w:val="000000" w:themeColor="text1"/>
     </w:rPr>
     <w:tblPr>
@@ -13620,6 +14178,7 @@
     </w:tcPr>
     <w:tblStylePr w:type="firstRow">
       <w:rPr>
+        <w:rFonts w:ascii="Noto Sans KR Medium" w:hAnsi="Noto Sans KR Medium" w:eastAsia="Noto Sans KR Medium" w:cs="Noto Sans KR Medium"/>
         <w:b/>
         <w:bCs/>
         <w:color w:val="FFFFFF" w:themeColor="background1"/>
@@ -13634,6 +14193,7 @@
     </w:tblStylePr>
     <w:tblStylePr w:type="lastRow">
       <w:rPr>
+        <w:rFonts w:ascii="Noto Sans KR Medium" w:hAnsi="Noto Sans KR Medium" w:eastAsia="Noto Sans KR Medium" w:cs="Noto Sans KR Medium"/>
         <w:b/>
         <w:bCs/>
         <w:color w:val="348DA5" w:themeColor="accent5" w:themeShade="CC"/>
@@ -13648,12 +14208,14 @@
     </w:tblStylePr>
     <w:tblStylePr w:type="firstCol">
       <w:rPr>
+        <w:rFonts w:ascii="Noto Sans KR Medium" w:hAnsi="Noto Sans KR Medium" w:eastAsia="Noto Sans KR Medium" w:cs="Noto Sans KR Medium"/>
         <w:b/>
         <w:bCs/>
       </w:rPr>
     </w:tblStylePr>
     <w:tblStylePr w:type="lastCol">
       <w:rPr>
+        <w:rFonts w:ascii="Noto Sans KR Medium" w:hAnsi="Noto Sans KR Medium" w:eastAsia="Noto Sans KR Medium" w:cs="Noto Sans KR Medium"/>
         <w:b/>
         <w:bCs/>
       </w:rPr>
@@ -13688,6 +14250,7 @@
       <w:spacing w:after="0" w:line="240" w:lineRule="auto"/>
     </w:pPr>
     <w:rPr>
+      <w:rFonts w:ascii="Noto Sans KR Medium" w:hAnsi="Noto Sans KR Medium" w:eastAsia="Noto Sans KR Medium" w:cs="Noto Sans KR Medium"/>
       <w:color w:val="000000" w:themeColor="text1"/>
     </w:rPr>
     <w:tblPr>
@@ -13709,6 +14272,7 @@
     </w:tcPr>
     <w:tblStylePr w:type="firstRow">
       <w:rPr>
+        <w:rFonts w:ascii="Noto Sans KR Medium" w:hAnsi="Noto Sans KR Medium" w:eastAsia="Noto Sans KR Medium" w:cs="Noto Sans KR Medium"/>
         <w:b/>
         <w:bCs/>
       </w:rPr>
@@ -13719,6 +14283,7 @@
     </w:tblStylePr>
     <w:tblStylePr w:type="lastRow">
       <w:rPr>
+        <w:rFonts w:ascii="Noto Sans KR Medium" w:hAnsi="Noto Sans KR Medium" w:eastAsia="Noto Sans KR Medium" w:cs="Noto Sans KR Medium"/>
         <w:b/>
         <w:bCs/>
         <w:color w:val="000000" w:themeColor="text1"/>
@@ -13730,6 +14295,7 @@
     </w:tblStylePr>
     <w:tblStylePr w:type="firstCol">
       <w:rPr>
+        <w:rFonts w:ascii="Noto Sans KR Medium" w:hAnsi="Noto Sans KR Medium" w:eastAsia="Noto Sans KR Medium" w:cs="Noto Sans KR Medium"/>
         <w:color w:val="FFFFFF" w:themeColor="background1"/>
       </w:rPr>
       <w:tblPr/>
@@ -13739,6 +14305,7 @@
     </w:tblStylePr>
     <w:tblStylePr w:type="lastCol">
       <w:rPr>
+        <w:rFonts w:ascii="Noto Sans KR Medium" w:hAnsi="Noto Sans KR Medium" w:eastAsia="Noto Sans KR Medium" w:cs="Noto Sans KR Medium"/>
         <w:color w:val="FFFFFF" w:themeColor="background1"/>
       </w:rPr>
       <w:tblPr/>
@@ -13768,6 +14335,7 @@
       <w:spacing w:after="0" w:line="240" w:lineRule="auto"/>
     </w:pPr>
     <w:rPr>
+      <w:rFonts w:ascii="Noto Sans KR Medium" w:hAnsi="Noto Sans KR Medium" w:eastAsia="Noto Sans KR Medium" w:cs="Noto Sans KR Medium"/>
       <w:color w:val="000000" w:themeColor="text1"/>
     </w:rPr>
     <w:tblPr>
@@ -13789,6 +14357,7 @@
     </w:tcPr>
     <w:tblStylePr w:type="firstRow">
       <w:rPr>
+        <w:rFonts w:ascii="Noto Sans KR Medium" w:hAnsi="Noto Sans KR Medium" w:eastAsia="Noto Sans KR Medium" w:cs="Noto Sans KR Medium"/>
         <w:b/>
         <w:bCs/>
       </w:rPr>
@@ -13799,6 +14368,7 @@
     </w:tblStylePr>
     <w:tblStylePr w:type="lastRow">
       <w:rPr>
+        <w:rFonts w:ascii="Noto Sans KR Medium" w:hAnsi="Noto Sans KR Medium" w:eastAsia="Noto Sans KR Medium" w:cs="Noto Sans KR Medium"/>
         <w:b/>
         <w:bCs/>
         <w:color w:val="000000" w:themeColor="text1"/>
@@ -13810,6 +14380,7 @@
     </w:tblStylePr>
     <w:tblStylePr w:type="firstCol">
       <w:rPr>
+        <w:rFonts w:ascii="Noto Sans KR Medium" w:hAnsi="Noto Sans KR Medium" w:eastAsia="Noto Sans KR Medium" w:cs="Noto Sans KR Medium"/>
         <w:color w:val="FFFFFF" w:themeColor="background1"/>
       </w:rPr>
       <w:tblPr/>
@@ -13819,6 +14390,7 @@
     </w:tblStylePr>
     <w:tblStylePr w:type="lastCol">
       <w:rPr>
+        <w:rFonts w:ascii="Noto Sans KR Medium" w:hAnsi="Noto Sans KR Medium" w:eastAsia="Noto Sans KR Medium" w:cs="Noto Sans KR Medium"/>
         <w:color w:val="FFFFFF" w:themeColor="background1"/>
       </w:rPr>
       <w:tblPr/>
@@ -13848,6 +14420,7 @@
       <w:spacing w:after="0" w:line="240" w:lineRule="auto"/>
     </w:pPr>
     <w:rPr>
+      <w:rFonts w:ascii="Noto Sans KR Medium" w:hAnsi="Noto Sans KR Medium" w:eastAsia="Noto Sans KR Medium" w:cs="Noto Sans KR Medium"/>
       <w:color w:val="000000" w:themeColor="text1"/>
     </w:rPr>
     <w:tblPr>
@@ -13869,6 +14442,7 @@
     </w:tcPr>
     <w:tblStylePr w:type="firstRow">
       <w:rPr>
+        <w:rFonts w:ascii="Noto Sans KR Medium" w:hAnsi="Noto Sans KR Medium" w:eastAsia="Noto Sans KR Medium" w:cs="Noto Sans KR Medium"/>
         <w:b/>
         <w:bCs/>
       </w:rPr>
@@ -13879,6 +14453,7 @@
     </w:tblStylePr>
     <w:tblStylePr w:type="lastRow">
       <w:rPr>
+        <w:rFonts w:ascii="Noto Sans KR Medium" w:hAnsi="Noto Sans KR Medium" w:eastAsia="Noto Sans KR Medium" w:cs="Noto Sans KR Medium"/>
         <w:b/>
         <w:bCs/>
         <w:color w:val="000000" w:themeColor="text1"/>
@@ -13890,6 +14465,7 @@
     </w:tblStylePr>
     <w:tblStylePr w:type="firstCol">
       <w:rPr>
+        <w:rFonts w:ascii="Noto Sans KR Medium" w:hAnsi="Noto Sans KR Medium" w:eastAsia="Noto Sans KR Medium" w:cs="Noto Sans KR Medium"/>
         <w:color w:val="FFFFFF" w:themeColor="background1"/>
       </w:rPr>
       <w:tblPr/>
@@ -13899,6 +14475,7 @@
     </w:tblStylePr>
     <w:tblStylePr w:type="lastCol">
       <w:rPr>
+        <w:rFonts w:ascii="Noto Sans KR Medium" w:hAnsi="Noto Sans KR Medium" w:eastAsia="Noto Sans KR Medium" w:cs="Noto Sans KR Medium"/>
         <w:color w:val="FFFFFF" w:themeColor="background1"/>
       </w:rPr>
       <w:tblPr/>
@@ -13928,6 +14505,7 @@
       <w:spacing w:after="0" w:line="240" w:lineRule="auto"/>
     </w:pPr>
     <w:rPr>
+      <w:rFonts w:ascii="Noto Sans KR Medium" w:hAnsi="Noto Sans KR Medium" w:eastAsia="Noto Sans KR Medium" w:cs="Noto Sans KR Medium"/>
       <w:color w:val="000000" w:themeColor="text1"/>
     </w:rPr>
     <w:tblPr>
@@ -13949,6 +14527,7 @@
     </w:tcPr>
     <w:tblStylePr w:type="firstRow">
       <w:rPr>
+        <w:rFonts w:ascii="Noto Sans KR Medium" w:hAnsi="Noto Sans KR Medium" w:eastAsia="Noto Sans KR Medium" w:cs="Noto Sans KR Medium"/>
         <w:b/>
         <w:bCs/>
       </w:rPr>
@@ -13959,6 +14538,7 @@
     </w:tblStylePr>
     <w:tblStylePr w:type="lastRow">
       <w:rPr>
+        <w:rFonts w:ascii="Noto Sans KR Medium" w:hAnsi="Noto Sans KR Medium" w:eastAsia="Noto Sans KR Medium" w:cs="Noto Sans KR Medium"/>
         <w:b/>
         <w:bCs/>
         <w:color w:val="000000" w:themeColor="text1"/>
@@ -13970,6 +14550,7 @@
     </w:tblStylePr>
     <w:tblStylePr w:type="firstCol">
       <w:rPr>
+        <w:rFonts w:ascii="Noto Sans KR Medium" w:hAnsi="Noto Sans KR Medium" w:eastAsia="Noto Sans KR Medium" w:cs="Noto Sans KR Medium"/>
         <w:color w:val="FFFFFF" w:themeColor="background1"/>
       </w:rPr>
       <w:tblPr/>
@@ -13979,6 +14560,7 @@
     </w:tblStylePr>
     <w:tblStylePr w:type="lastCol">
       <w:rPr>
+        <w:rFonts w:ascii="Noto Sans KR Medium" w:hAnsi="Noto Sans KR Medium" w:eastAsia="Noto Sans KR Medium" w:cs="Noto Sans KR Medium"/>
         <w:color w:val="FFFFFF" w:themeColor="background1"/>
       </w:rPr>
       <w:tblPr/>
@@ -14008,6 +14590,7 @@
       <w:spacing w:after="0" w:line="240" w:lineRule="auto"/>
     </w:pPr>
     <w:rPr>
+      <w:rFonts w:ascii="Noto Sans KR Medium" w:hAnsi="Noto Sans KR Medium" w:eastAsia="Noto Sans KR Medium" w:cs="Noto Sans KR Medium"/>
       <w:color w:val="000000" w:themeColor="text1"/>
     </w:rPr>
     <w:tblPr>
@@ -14029,6 +14612,7 @@
     </w:tcPr>
     <w:tblStylePr w:type="firstRow">
       <w:rPr>
+        <w:rFonts w:ascii="Noto Sans KR Medium" w:hAnsi="Noto Sans KR Medium" w:eastAsia="Noto Sans KR Medium" w:cs="Noto Sans KR Medium"/>
         <w:b/>
         <w:bCs/>
       </w:rPr>
@@ -14039,6 +14623,7 @@
     </w:tblStylePr>
     <w:tblStylePr w:type="lastRow">
       <w:rPr>
+        <w:rFonts w:ascii="Noto Sans KR Medium" w:hAnsi="Noto Sans KR Medium" w:eastAsia="Noto Sans KR Medium" w:cs="Noto Sans KR Medium"/>
         <w:b/>
         <w:bCs/>
         <w:color w:val="000000" w:themeColor="text1"/>
@@ -14050,6 +14635,7 @@
     </w:tblStylePr>
     <w:tblStylePr w:type="firstCol">
       <w:rPr>
+        <w:rFonts w:ascii="Noto Sans KR Medium" w:hAnsi="Noto Sans KR Medium" w:eastAsia="Noto Sans KR Medium" w:cs="Noto Sans KR Medium"/>
         <w:color w:val="FFFFFF" w:themeColor="background1"/>
       </w:rPr>
       <w:tblPr/>
@@ -14059,6 +14645,7 @@
     </w:tblStylePr>
     <w:tblStylePr w:type="lastCol">
       <w:rPr>
+        <w:rFonts w:ascii="Noto Sans KR Medium" w:hAnsi="Noto Sans KR Medium" w:eastAsia="Noto Sans KR Medium" w:cs="Noto Sans KR Medium"/>
         <w:color w:val="FFFFFF" w:themeColor="background1"/>
       </w:rPr>
       <w:tblPr/>
@@ -14088,6 +14675,7 @@
       <w:spacing w:after="0" w:line="240" w:lineRule="auto"/>
     </w:pPr>
     <w:rPr>
+      <w:rFonts w:ascii="Noto Sans KR Medium" w:hAnsi="Noto Sans KR Medium" w:eastAsia="Noto Sans KR Medium" w:cs="Noto Sans KR Medium"/>
       <w:color w:val="000000" w:themeColor="text1"/>
     </w:rPr>
     <w:tblPr>
@@ -14109,6 +14697,7 @@
     </w:tcPr>
     <w:tblStylePr w:type="firstRow">
       <w:rPr>
+        <w:rFonts w:ascii="Noto Sans KR Medium" w:hAnsi="Noto Sans KR Medium" w:eastAsia="Noto Sans KR Medium" w:cs="Noto Sans KR Medium"/>
         <w:b/>
         <w:bCs/>
       </w:rPr>
@@ -14119,6 +14708,7 @@
     </w:tblStylePr>
     <w:tblStylePr w:type="lastRow">
       <w:rPr>
+        <w:rFonts w:ascii="Noto Sans KR Medium" w:hAnsi="Noto Sans KR Medium" w:eastAsia="Noto Sans KR Medium" w:cs="Noto Sans KR Medium"/>
         <w:b/>
         <w:bCs/>
         <w:color w:val="000000" w:themeColor="text1"/>
@@ -14130,6 +14720,7 @@
     </w:tblStylePr>
     <w:tblStylePr w:type="firstCol">
       <w:rPr>
+        <w:rFonts w:ascii="Noto Sans KR Medium" w:hAnsi="Noto Sans KR Medium" w:eastAsia="Noto Sans KR Medium" w:cs="Noto Sans KR Medium"/>
         <w:color w:val="FFFFFF" w:themeColor="background1"/>
       </w:rPr>
       <w:tblPr/>
@@ -14139,6 +14730,7 @@
     </w:tblStylePr>
     <w:tblStylePr w:type="lastCol">
       <w:rPr>
+        <w:rFonts w:ascii="Noto Sans KR Medium" w:hAnsi="Noto Sans KR Medium" w:eastAsia="Noto Sans KR Medium" w:cs="Noto Sans KR Medium"/>
         <w:color w:val="FFFFFF" w:themeColor="background1"/>
       </w:rPr>
       <w:tblPr/>
@@ -14168,6 +14760,7 @@
       <w:spacing w:after="0" w:line="240" w:lineRule="auto"/>
     </w:pPr>
     <w:rPr>
+      <w:rFonts w:ascii="Noto Sans KR Medium" w:hAnsi="Noto Sans KR Medium" w:eastAsia="Noto Sans KR Medium" w:cs="Noto Sans KR Medium"/>
       <w:color w:val="000000" w:themeColor="text1"/>
     </w:rPr>
     <w:tblPr>
@@ -14189,6 +14782,7 @@
     </w:tcPr>
     <w:tblStylePr w:type="firstRow">
       <w:rPr>
+        <w:rFonts w:ascii="Noto Sans KR Medium" w:hAnsi="Noto Sans KR Medium" w:eastAsia="Noto Sans KR Medium" w:cs="Noto Sans KR Medium"/>
         <w:b/>
         <w:bCs/>
       </w:rPr>
@@ -14199,6 +14793,7 @@
     </w:tblStylePr>
     <w:tblStylePr w:type="lastRow">
       <w:rPr>
+        <w:rFonts w:ascii="Noto Sans KR Medium" w:hAnsi="Noto Sans KR Medium" w:eastAsia="Noto Sans KR Medium" w:cs="Noto Sans KR Medium"/>
         <w:b/>
         <w:bCs/>
         <w:color w:val="000000" w:themeColor="text1"/>
@@ -14210,6 +14805,7 @@
     </w:tblStylePr>
     <w:tblStylePr w:type="firstCol">
       <w:rPr>
+        <w:rFonts w:ascii="Noto Sans KR Medium" w:hAnsi="Noto Sans KR Medium" w:eastAsia="Noto Sans KR Medium" w:cs="Noto Sans KR Medium"/>
         <w:color w:val="FFFFFF" w:themeColor="background1"/>
       </w:rPr>
       <w:tblPr/>
@@ -14219,6 +14815,7 @@
     </w:tblStylePr>
     <w:tblStylePr w:type="lastCol">
       <w:rPr>
+        <w:rFonts w:ascii="Noto Sans KR Medium" w:hAnsi="Noto Sans KR Medium" w:eastAsia="Noto Sans KR Medium" w:cs="Noto Sans KR Medium"/>
         <w:color w:val="FFFFFF" w:themeColor="background1"/>
       </w:rPr>
       <w:tblPr/>
@@ -14247,7 +14844,7 @@
   <w:docDefaults>
     <w:rPrDefault>
       <w:rPr>
-        <w:rFonts w:asciiTheme="minorHAnsi" w:eastAsiaTheme="minorEastAsia" w:hAnsiTheme="minorHAnsi" w:cstheme="minorBidi"/>
+        <w:rFonts w:ascii="Noto Sans KR Medium" w:hAnsi="Noto Sans KR Medium" w:eastAsia="Noto Sans KR Medium" w:cs="Noto Sans KR Medium"/>
         <w:sz w:val="22"/>
         <w:szCs w:val="22"/>
         <w:lang w:val="en-US" w:eastAsia="en-US" w:bidi="ar-SA"/>
@@ -14418,7 +15015,7 @@
       <w:outlineLvl w:val="0"/>
     </w:pPr>
     <w:rPr>
-      <w:rFonts w:asciiTheme="majorHAnsi" w:eastAsiaTheme="majorEastAsia" w:hAnsiTheme="majorHAnsi" w:cstheme="majorBidi"/>
+      <w:rFonts w:ascii="Noto Sans KR Medium" w:hAnsi="Noto Sans KR Medium" w:eastAsia="Noto Sans KR Medium" w:cs="Noto Sans KR Medium"/>
       <w:b/>
       <w:bCs/>
       <w:color w:val="365F91" w:themeColor="accent1" w:themeShade="BF"/>
@@ -14442,7 +15039,7 @@
       <w:outlineLvl w:val="1"/>
     </w:pPr>
     <w:rPr>
-      <w:rFonts w:asciiTheme="majorHAnsi" w:eastAsiaTheme="majorEastAsia" w:hAnsiTheme="majorHAnsi" w:cstheme="majorBidi"/>
+      <w:rFonts w:ascii="Noto Sans KR Medium" w:hAnsi="Noto Sans KR Medium" w:eastAsia="Noto Sans KR Medium" w:cs="Noto Sans KR Medium"/>
       <w:b/>
       <w:bCs/>
       <w:color w:val="4F81BD" w:themeColor="accent1"/>
@@ -14466,7 +15063,7 @@
       <w:outlineLvl w:val="2"/>
     </w:pPr>
     <w:rPr>
-      <w:rFonts w:asciiTheme="majorHAnsi" w:eastAsiaTheme="majorEastAsia" w:hAnsiTheme="majorHAnsi" w:cstheme="majorBidi"/>
+      <w:rFonts w:ascii="Noto Sans KR Medium" w:hAnsi="Noto Sans KR Medium" w:eastAsia="Noto Sans KR Medium" w:cs="Noto Sans KR Medium"/>
       <w:b/>
       <w:bCs/>
       <w:color w:val="4F81BD" w:themeColor="accent1"/>
@@ -14489,7 +15086,7 @@
       <w:outlineLvl w:val="3"/>
     </w:pPr>
     <w:rPr>
-      <w:rFonts w:asciiTheme="majorHAnsi" w:eastAsiaTheme="majorEastAsia" w:hAnsiTheme="majorHAnsi" w:cstheme="majorBidi"/>
+      <w:rFonts w:ascii="Noto Sans KR Medium" w:hAnsi="Noto Sans KR Medium" w:eastAsia="Noto Sans KR Medium" w:cs="Noto Sans KR Medium"/>
       <w:b/>
       <w:bCs/>
       <w:i/>
@@ -14514,7 +15111,7 @@
       <w:outlineLvl w:val="4"/>
     </w:pPr>
     <w:rPr>
-      <w:rFonts w:asciiTheme="majorHAnsi" w:eastAsiaTheme="majorEastAsia" w:hAnsiTheme="majorHAnsi" w:cstheme="majorBidi"/>
+      <w:rFonts w:ascii="Noto Sans KR Medium" w:hAnsi="Noto Sans KR Medium" w:eastAsia="Noto Sans KR Medium" w:cs="Noto Sans KR Medium"/>
       <w:color w:val="243F60" w:themeColor="accent1" w:themeShade="7F"/>
     </w:rPr>
   </w:style>
@@ -14535,7 +15132,7 @@
       <w:outlineLvl w:val="5"/>
     </w:pPr>
     <w:rPr>
-      <w:rFonts w:asciiTheme="majorHAnsi" w:eastAsiaTheme="majorEastAsia" w:hAnsiTheme="majorHAnsi" w:cstheme="majorBidi"/>
+      <w:rFonts w:ascii="Noto Sans KR Medium" w:hAnsi="Noto Sans KR Medium" w:eastAsia="Noto Sans KR Medium" w:cs="Noto Sans KR Medium"/>
       <w:i/>
       <w:iCs/>
       <w:color w:val="243F60" w:themeColor="accent1" w:themeShade="7F"/>
@@ -14558,7 +15155,7 @@
       <w:outlineLvl w:val="6"/>
     </w:pPr>
     <w:rPr>
-      <w:rFonts w:asciiTheme="majorHAnsi" w:eastAsiaTheme="majorEastAsia" w:hAnsiTheme="majorHAnsi" w:cstheme="majorBidi"/>
+      <w:rFonts w:ascii="Noto Sans KR Medium" w:hAnsi="Noto Sans KR Medium" w:eastAsia="Noto Sans KR Medium" w:cs="Noto Sans KR Medium"/>
       <w:i/>
       <w:iCs/>
       <w:color w:val="404040" w:themeColor="text1" w:themeTint="BF"/>
@@ -14581,7 +15178,7 @@
       <w:outlineLvl w:val="7"/>
     </w:pPr>
     <w:rPr>
-      <w:rFonts w:asciiTheme="majorHAnsi" w:eastAsiaTheme="majorEastAsia" w:hAnsiTheme="majorHAnsi" w:cstheme="majorBidi"/>
+      <w:rFonts w:ascii="Noto Sans KR Medium" w:hAnsi="Noto Sans KR Medium" w:eastAsia="Noto Sans KR Medium" w:cs="Noto Sans KR Medium"/>
       <w:color w:val="4F81BD" w:themeColor="accent1"/>
       <w:sz w:val="20"/>
       <w:szCs w:val="20"/>
@@ -14604,7 +15201,7 @@
       <w:outlineLvl w:val="8"/>
     </w:pPr>
     <w:rPr>
-      <w:rFonts w:asciiTheme="majorHAnsi" w:eastAsiaTheme="majorEastAsia" w:hAnsiTheme="majorHAnsi" w:cstheme="majorBidi"/>
+      <w:rFonts w:ascii="Noto Sans KR Medium" w:hAnsi="Noto Sans KR Medium" w:eastAsia="Noto Sans KR Medium" w:cs="Noto Sans KR Medium"/>
       <w:i/>
       <w:iCs/>
       <w:color w:val="404040" w:themeColor="text1" w:themeTint="BF"/>
@@ -14655,7 +15252,7 @@
     <w:uiPriority w:val="9"/>
     <w:rsid w:val="00FC693F"/>
     <w:rPr>
-      <w:rFonts w:asciiTheme="majorHAnsi" w:eastAsiaTheme="majorEastAsia" w:hAnsiTheme="majorHAnsi" w:cstheme="majorBidi"/>
+      <w:rFonts w:ascii="Noto Sans KR Medium" w:hAnsi="Noto Sans KR Medium" w:eastAsia="Noto Sans KR Medium" w:cs="Noto Sans KR Medium"/>
       <w:b/>
       <w:bCs/>
       <w:color w:val="365F91" w:themeColor="accent1" w:themeShade="BF"/>
@@ -14670,7 +15267,7 @@
     <w:uiPriority w:val="9"/>
     <w:rsid w:val="00FC693F"/>
     <w:rPr>
-      <w:rFonts w:asciiTheme="majorHAnsi" w:eastAsiaTheme="majorEastAsia" w:hAnsiTheme="majorHAnsi" w:cstheme="majorBidi"/>
+      <w:rFonts w:ascii="Noto Sans KR Medium" w:hAnsi="Noto Sans KR Medium" w:eastAsia="Noto Sans KR Medium" w:cs="Noto Sans KR Medium"/>
       <w:b/>
       <w:bCs/>
       <w:color w:val="4F81BD" w:themeColor="accent1"/>
@@ -14685,7 +15282,7 @@
     <w:uiPriority w:val="9"/>
     <w:rsid w:val="00FC693F"/>
     <w:rPr>
-      <w:rFonts w:asciiTheme="majorHAnsi" w:eastAsiaTheme="majorEastAsia" w:hAnsiTheme="majorHAnsi" w:cstheme="majorBidi"/>
+      <w:rFonts w:ascii="Noto Sans KR Medium" w:hAnsi="Noto Sans KR Medium" w:eastAsia="Noto Sans KR Medium" w:cs="Noto Sans KR Medium"/>
       <w:b/>
       <w:bCs/>
       <w:color w:val="4F81BD" w:themeColor="accent1"/>
@@ -14707,7 +15304,7 @@
       <w:contextualSpacing/>
     </w:pPr>
     <w:rPr>
-      <w:rFonts w:asciiTheme="majorHAnsi" w:eastAsiaTheme="majorEastAsia" w:hAnsiTheme="majorHAnsi" w:cstheme="majorBidi"/>
+      <w:rFonts w:ascii="Noto Sans KR Medium" w:hAnsi="Noto Sans KR Medium" w:eastAsia="Noto Sans KR Medium" w:cs="Noto Sans KR Medium"/>
       <w:color w:val="17365D" w:themeColor="text2" w:themeShade="BF"/>
       <w:spacing w:val="5"/>
       <w:kern w:val="28"/>
@@ -14722,7 +15319,7 @@
     <w:uiPriority w:val="10"/>
     <w:rsid w:val="00FC693F"/>
     <w:rPr>
-      <w:rFonts w:asciiTheme="majorHAnsi" w:eastAsiaTheme="majorEastAsia" w:hAnsiTheme="majorHAnsi" w:cstheme="majorBidi"/>
+      <w:rFonts w:ascii="Noto Sans KR Medium" w:hAnsi="Noto Sans KR Medium" w:eastAsia="Noto Sans KR Medium" w:cs="Noto Sans KR Medium"/>
       <w:color w:val="17365D" w:themeColor="text2" w:themeShade="BF"/>
       <w:spacing w:val="5"/>
       <w:kern w:val="28"/>
@@ -14744,7 +15341,7 @@
       </w:numPr>
     </w:pPr>
     <w:rPr>
-      <w:rFonts w:asciiTheme="majorHAnsi" w:eastAsiaTheme="majorEastAsia" w:hAnsiTheme="majorHAnsi" w:cstheme="majorBidi"/>
+      <w:rFonts w:ascii="Noto Sans KR Medium" w:hAnsi="Noto Sans KR Medium" w:eastAsia="Noto Sans KR Medium" w:cs="Noto Sans KR Medium"/>
       <w:i/>
       <w:iCs/>
       <w:color w:val="4F81BD" w:themeColor="accent1"/>
@@ -14760,7 +15357,7 @@
     <w:uiPriority w:val="11"/>
     <w:rsid w:val="00FC693F"/>
     <w:rPr>
-      <w:rFonts w:asciiTheme="majorHAnsi" w:eastAsiaTheme="majorEastAsia" w:hAnsiTheme="majorHAnsi" w:cstheme="majorBidi"/>
+      <w:rFonts w:ascii="Noto Sans KR Medium" w:hAnsi="Noto Sans KR Medium" w:eastAsia="Noto Sans KR Medium" w:cs="Noto Sans KR Medium"/>
       <w:i/>
       <w:iCs/>
       <w:color w:val="4F81BD" w:themeColor="accent1"/>
@@ -14827,6 +15424,7 @@
       <w:spacing w:after="120"/>
     </w:pPr>
     <w:rPr>
+      <w:rFonts w:ascii="Noto Sans KR Medium" w:hAnsi="Noto Sans KR Medium" w:eastAsia="Noto Sans KR Medium" w:cs="Noto Sans KR Medium"/>
       <w:sz w:val="16"/>
       <w:szCs w:val="16"/>
     </w:rPr>
@@ -14838,6 +15436,7 @@
     <w:uiPriority w:val="99"/>
     <w:rsid w:val="00AA1D8D"/>
     <w:rPr>
+      <w:rFonts w:ascii="Noto Sans KR Medium" w:hAnsi="Noto Sans KR Medium" w:eastAsia="Noto Sans KR Medium" w:cs="Noto Sans KR Medium"/>
       <w:sz w:val="16"/>
       <w:szCs w:val="16"/>
     </w:rPr>
@@ -15007,7 +15606,7 @@
       </w:tabs>
     </w:pPr>
     <w:rPr>
-      <w:rFonts w:ascii="Courier" w:hAnsi="Courier"/>
+      <w:rFonts w:ascii="Noto Sans KR Medium" w:hAnsi="Noto Sans KR Medium" w:eastAsia="Noto Sans KR Medium" w:cs="Noto Sans KR Medium"/>
       <w:sz w:val="20"/>
       <w:szCs w:val="20"/>
     </w:rPr>
@@ -15019,7 +15618,7 @@
     <w:uiPriority w:val="99"/>
     <w:rsid w:val="0029639D"/>
     <w:rPr>
-      <w:rFonts w:ascii="Courier" w:hAnsi="Courier"/>
+      <w:rFonts w:ascii="Noto Sans KR Medium" w:hAnsi="Noto Sans KR Medium" w:eastAsia="Noto Sans KR Medium" w:cs="Noto Sans KR Medium"/>
       <w:sz w:val="20"/>
       <w:szCs w:val="20"/>
     </w:rPr>
@@ -15033,6 +15632,7 @@
     <w:qFormat/>
     <w:rsid w:val="00FC693F"/>
     <w:rPr>
+      <w:rFonts w:ascii="Noto Sans KR Medium" w:hAnsi="Noto Sans KR Medium" w:eastAsia="Noto Sans KR Medium" w:cs="Noto Sans KR Medium"/>
       <w:i/>
       <w:iCs/>
       <w:color w:val="000000" w:themeColor="text1"/>
@@ -15045,6 +15645,7 @@
     <w:uiPriority w:val="29"/>
     <w:rsid w:val="00FC693F"/>
     <w:rPr>
+      <w:rFonts w:ascii="Noto Sans KR Medium" w:hAnsi="Noto Sans KR Medium" w:eastAsia="Noto Sans KR Medium" w:cs="Noto Sans KR Medium"/>
       <w:i/>
       <w:iCs/>
       <w:color w:val="000000" w:themeColor="text1"/>
@@ -15058,7 +15659,7 @@
     <w:semiHidden/>
     <w:rsid w:val="00FC693F"/>
     <w:rPr>
-      <w:rFonts w:asciiTheme="majorHAnsi" w:eastAsiaTheme="majorEastAsia" w:hAnsiTheme="majorHAnsi" w:cstheme="majorBidi"/>
+      <w:rFonts w:ascii="Noto Sans KR Medium" w:hAnsi="Noto Sans KR Medium" w:eastAsia="Noto Sans KR Medium" w:cs="Noto Sans KR Medium"/>
       <w:b/>
       <w:bCs/>
       <w:i/>
@@ -15074,7 +15675,7 @@
     <w:semiHidden/>
     <w:rsid w:val="00FC693F"/>
     <w:rPr>
-      <w:rFonts w:asciiTheme="majorHAnsi" w:eastAsiaTheme="majorEastAsia" w:hAnsiTheme="majorHAnsi" w:cstheme="majorBidi"/>
+      <w:rFonts w:ascii="Noto Sans KR Medium" w:hAnsi="Noto Sans KR Medium" w:eastAsia="Noto Sans KR Medium" w:cs="Noto Sans KR Medium"/>
       <w:color w:val="243F60" w:themeColor="accent1" w:themeShade="7F"/>
     </w:rPr>
   </w:style>
@@ -15086,7 +15687,7 @@
     <w:semiHidden/>
     <w:rsid w:val="00FC693F"/>
     <w:rPr>
-      <w:rFonts w:asciiTheme="majorHAnsi" w:eastAsiaTheme="majorEastAsia" w:hAnsiTheme="majorHAnsi" w:cstheme="majorBidi"/>
+      <w:rFonts w:ascii="Noto Sans KR Medium" w:hAnsi="Noto Sans KR Medium" w:eastAsia="Noto Sans KR Medium" w:cs="Noto Sans KR Medium"/>
       <w:i/>
       <w:iCs/>
       <w:color w:val="243F60" w:themeColor="accent1" w:themeShade="7F"/>
@@ -15100,7 +15701,7 @@
     <w:semiHidden/>
     <w:rsid w:val="00FC693F"/>
     <w:rPr>
-      <w:rFonts w:asciiTheme="majorHAnsi" w:eastAsiaTheme="majorEastAsia" w:hAnsiTheme="majorHAnsi" w:cstheme="majorBidi"/>
+      <w:rFonts w:ascii="Noto Sans KR Medium" w:hAnsi="Noto Sans KR Medium" w:eastAsia="Noto Sans KR Medium" w:cs="Noto Sans KR Medium"/>
       <w:i/>
       <w:iCs/>
       <w:color w:val="404040" w:themeColor="text1" w:themeTint="BF"/>
@@ -15114,7 +15715,7 @@
     <w:semiHidden/>
     <w:rsid w:val="00FC693F"/>
     <w:rPr>
-      <w:rFonts w:asciiTheme="majorHAnsi" w:eastAsiaTheme="majorEastAsia" w:hAnsiTheme="majorHAnsi" w:cstheme="majorBidi"/>
+      <w:rFonts w:ascii="Noto Sans KR Medium" w:hAnsi="Noto Sans KR Medium" w:eastAsia="Noto Sans KR Medium" w:cs="Noto Sans KR Medium"/>
       <w:color w:val="4F81BD" w:themeColor="accent1"/>
       <w:sz w:val="20"/>
       <w:szCs w:val="20"/>
@@ -15128,7 +15729,7 @@
     <w:semiHidden/>
     <w:rsid w:val="00FC693F"/>
     <w:rPr>
-      <w:rFonts w:asciiTheme="majorHAnsi" w:eastAsiaTheme="majorEastAsia" w:hAnsiTheme="majorHAnsi" w:cstheme="majorBidi"/>
+      <w:rFonts w:ascii="Noto Sans KR Medium" w:hAnsi="Noto Sans KR Medium" w:eastAsia="Noto Sans KR Medium" w:cs="Noto Sans KR Medium"/>
       <w:i/>
       <w:iCs/>
       <w:color w:val="404040" w:themeColor="text1" w:themeTint="BF"/>
@@ -15149,6 +15750,7 @@
       <w:spacing w:line="240" w:lineRule="auto"/>
     </w:pPr>
     <w:rPr>
+      <w:rFonts w:ascii="Noto Sans KR Medium" w:hAnsi="Noto Sans KR Medium" w:eastAsia="Noto Sans KR Medium" w:cs="Noto Sans KR Medium"/>
       <w:b/>
       <w:bCs/>
       <w:color w:val="4F81BD" w:themeColor="accent1"/>
@@ -15163,6 +15765,7 @@
     <w:qFormat/>
     <w:rsid w:val="00FC693F"/>
     <w:rPr>
+      <w:rFonts w:ascii="Noto Sans KR Medium" w:hAnsi="Noto Sans KR Medium" w:eastAsia="Noto Sans KR Medium" w:cs="Noto Sans KR Medium"/>
       <w:b/>
       <w:bCs/>
     </w:rPr>
@@ -15174,6 +15777,7 @@
     <w:qFormat/>
     <w:rsid w:val="00FC693F"/>
     <w:rPr>
+      <w:rFonts w:ascii="Noto Sans KR Medium" w:hAnsi="Noto Sans KR Medium" w:eastAsia="Noto Sans KR Medium" w:cs="Noto Sans KR Medium"/>
       <w:i/>
       <w:iCs/>
     </w:rPr>
@@ -15194,6 +15798,7 @@
       <w:ind w:left="936" w:right="936"/>
     </w:pPr>
     <w:rPr>
+      <w:rFonts w:ascii="Noto Sans KR Medium" w:hAnsi="Noto Sans KR Medium" w:eastAsia="Noto Sans KR Medium" w:cs="Noto Sans KR Medium"/>
       <w:b/>
       <w:bCs/>
       <w:i/>
@@ -15208,6 +15813,7 @@
     <w:uiPriority w:val="30"/>
     <w:rsid w:val="00FC693F"/>
     <w:rPr>
+      <w:rFonts w:ascii="Noto Sans KR Medium" w:hAnsi="Noto Sans KR Medium" w:eastAsia="Noto Sans KR Medium" w:cs="Noto Sans KR Medium"/>
       <w:b/>
       <w:bCs/>
       <w:i/>
@@ -15222,6 +15828,7 @@
     <w:qFormat/>
     <w:rsid w:val="00FC693F"/>
     <w:rPr>
+      <w:rFonts w:ascii="Noto Sans KR Medium" w:hAnsi="Noto Sans KR Medium" w:eastAsia="Noto Sans KR Medium" w:cs="Noto Sans KR Medium"/>
       <w:i/>
       <w:iCs/>
       <w:color w:val="808080" w:themeColor="text1" w:themeTint="7F"/>
@@ -15234,6 +15841,7 @@
     <w:qFormat/>
     <w:rsid w:val="00FC693F"/>
     <w:rPr>
+      <w:rFonts w:ascii="Noto Sans KR Medium" w:hAnsi="Noto Sans KR Medium" w:eastAsia="Noto Sans KR Medium" w:cs="Noto Sans KR Medium"/>
       <w:b/>
       <w:bCs/>
       <w:i/>
@@ -15248,6 +15856,7 @@
     <w:qFormat/>
     <w:rsid w:val="00FC693F"/>
     <w:rPr>
+      <w:rFonts w:ascii="Noto Sans KR Medium" w:hAnsi="Noto Sans KR Medium" w:eastAsia="Noto Sans KR Medium" w:cs="Noto Sans KR Medium"/>
       <w:smallCaps/>
       <w:color w:val="C0504D" w:themeColor="accent2"/>
       <w:u w:val="single"/>
@@ -15260,6 +15869,7 @@
     <w:qFormat/>
     <w:rsid w:val="00FC693F"/>
     <w:rPr>
+      <w:rFonts w:ascii="Noto Sans KR Medium" w:hAnsi="Noto Sans KR Medium" w:eastAsia="Noto Sans KR Medium" w:cs="Noto Sans KR Medium"/>
       <w:b/>
       <w:bCs/>
       <w:smallCaps/>
@@ -15275,6 +15885,7 @@
     <w:qFormat/>
     <w:rsid w:val="00FC693F"/>
     <w:rPr>
+      <w:rFonts w:ascii="Noto Sans KR Medium" w:hAnsi="Noto Sans KR Medium" w:eastAsia="Noto Sans KR Medium" w:cs="Noto Sans KR Medium"/>
       <w:b/>
       <w:bCs/>
       <w:smallCaps/>
@@ -15329,6 +15940,7 @@
       <w:spacing w:after="0" w:line="240" w:lineRule="auto"/>
     </w:pPr>
     <w:rPr>
+      <w:rFonts w:ascii="Noto Sans KR Medium" w:hAnsi="Noto Sans KR Medium" w:eastAsia="Noto Sans KR Medium" w:cs="Noto Sans KR Medium"/>
       <w:color w:val="000000" w:themeColor="text1" w:themeShade="BF"/>
     </w:rPr>
     <w:tblPr>
@@ -15351,6 +15963,7 @@
         <w:spacing w:before="0" w:after="0" w:line="240" w:lineRule="auto"/>
       </w:pPr>
       <w:rPr>
+        <w:rFonts w:ascii="Noto Sans KR Medium" w:hAnsi="Noto Sans KR Medium" w:eastAsia="Noto Sans KR Medium" w:cs="Noto Sans KR Medium"/>
         <w:b/>
         <w:bCs/>
       </w:rPr>
@@ -15371,6 +15984,7 @@
         <w:spacing w:before="0" w:after="0" w:line="240" w:lineRule="auto"/>
       </w:pPr>
       <w:rPr>
+        <w:rFonts w:ascii="Noto Sans KR Medium" w:hAnsi="Noto Sans KR Medium" w:eastAsia="Noto Sans KR Medium" w:cs="Noto Sans KR Medium"/>
         <w:b/>
         <w:bCs/>
       </w:rPr>
@@ -15388,12 +16002,14 @@
     </w:tblStylePr>
     <w:tblStylePr w:type="firstCol">
       <w:rPr>
+        <w:rFonts w:ascii="Noto Sans KR Medium" w:hAnsi="Noto Sans KR Medium" w:eastAsia="Noto Sans KR Medium" w:cs="Noto Sans KR Medium"/>
         <w:b/>
         <w:bCs/>
       </w:rPr>
     </w:tblStylePr>
     <w:tblStylePr w:type="lastCol">
       <w:rPr>
+        <w:rFonts w:ascii="Noto Sans KR Medium" w:hAnsi="Noto Sans KR Medium" w:eastAsia="Noto Sans KR Medium" w:cs="Noto Sans KR Medium"/>
         <w:b/>
         <w:bCs/>
       </w:rPr>
@@ -15432,6 +16048,7 @@
       <w:spacing w:after="0" w:line="240" w:lineRule="auto"/>
     </w:pPr>
     <w:rPr>
+      <w:rFonts w:ascii="Noto Sans KR Medium" w:hAnsi="Noto Sans KR Medium" w:eastAsia="Noto Sans KR Medium" w:cs="Noto Sans KR Medium"/>
       <w:color w:val="365F91" w:themeColor="accent1" w:themeShade="BF"/>
     </w:rPr>
     <w:tblPr>
@@ -15454,6 +16071,7 @@
         <w:spacing w:before="0" w:after="0" w:line="240" w:lineRule="auto"/>
       </w:pPr>
       <w:rPr>
+        <w:rFonts w:ascii="Noto Sans KR Medium" w:hAnsi="Noto Sans KR Medium" w:eastAsia="Noto Sans KR Medium" w:cs="Noto Sans KR Medium"/>
         <w:b/>
         <w:bCs/>
       </w:rPr>
@@ -15474,6 +16092,7 @@
         <w:spacing w:before="0" w:after="0" w:line="240" w:lineRule="auto"/>
       </w:pPr>
       <w:rPr>
+        <w:rFonts w:ascii="Noto Sans KR Medium" w:hAnsi="Noto Sans KR Medium" w:eastAsia="Noto Sans KR Medium" w:cs="Noto Sans KR Medium"/>
         <w:b/>
         <w:bCs/>
       </w:rPr>
@@ -15491,12 +16110,14 @@
     </w:tblStylePr>
     <w:tblStylePr w:type="firstCol">
       <w:rPr>
+        <w:rFonts w:ascii="Noto Sans KR Medium" w:hAnsi="Noto Sans KR Medium" w:eastAsia="Noto Sans KR Medium" w:cs="Noto Sans KR Medium"/>
         <w:b/>
         <w:bCs/>
       </w:rPr>
     </w:tblStylePr>
     <w:tblStylePr w:type="lastCol">
       <w:rPr>
+        <w:rFonts w:ascii="Noto Sans KR Medium" w:hAnsi="Noto Sans KR Medium" w:eastAsia="Noto Sans KR Medium" w:cs="Noto Sans KR Medium"/>
         <w:b/>
         <w:bCs/>
       </w:rPr>
@@ -15535,6 +16156,7 @@
       <w:spacing w:after="0" w:line="240" w:lineRule="auto"/>
     </w:pPr>
     <w:rPr>
+      <w:rFonts w:ascii="Noto Sans KR Medium" w:hAnsi="Noto Sans KR Medium" w:eastAsia="Noto Sans KR Medium" w:cs="Noto Sans KR Medium"/>
       <w:color w:val="943634" w:themeColor="accent2" w:themeShade="BF"/>
     </w:rPr>
     <w:tblPr>
@@ -15557,6 +16179,7 @@
         <w:spacing w:before="0" w:after="0" w:line="240" w:lineRule="auto"/>
       </w:pPr>
       <w:rPr>
+        <w:rFonts w:ascii="Noto Sans KR Medium" w:hAnsi="Noto Sans KR Medium" w:eastAsia="Noto Sans KR Medium" w:cs="Noto Sans KR Medium"/>
         <w:b/>
         <w:bCs/>
       </w:rPr>
@@ -15577,6 +16200,7 @@
         <w:spacing w:before="0" w:after="0" w:line="240" w:lineRule="auto"/>
       </w:pPr>
       <w:rPr>
+        <w:rFonts w:ascii="Noto Sans KR Medium" w:hAnsi="Noto Sans KR Medium" w:eastAsia="Noto Sans KR Medium" w:cs="Noto Sans KR Medium"/>
         <w:b/>
         <w:bCs/>
       </w:rPr>
@@ -15594,12 +16218,14 @@
     </w:tblStylePr>
     <w:tblStylePr w:type="firstCol">
       <w:rPr>
+        <w:rFonts w:ascii="Noto Sans KR Medium" w:hAnsi="Noto Sans KR Medium" w:eastAsia="Noto Sans KR Medium" w:cs="Noto Sans KR Medium"/>
         <w:b/>
         <w:bCs/>
       </w:rPr>
     </w:tblStylePr>
     <w:tblStylePr w:type="lastCol">
       <w:rPr>
+        <w:rFonts w:ascii="Noto Sans KR Medium" w:hAnsi="Noto Sans KR Medium" w:eastAsia="Noto Sans KR Medium" w:cs="Noto Sans KR Medium"/>
         <w:b/>
         <w:bCs/>
       </w:rPr>
@@ -15638,6 +16264,7 @@
       <w:spacing w:after="0" w:line="240" w:lineRule="auto"/>
     </w:pPr>
     <w:rPr>
+      <w:rFonts w:ascii="Noto Sans KR Medium" w:hAnsi="Noto Sans KR Medium" w:eastAsia="Noto Sans KR Medium" w:cs="Noto Sans KR Medium"/>
       <w:color w:val="76923C" w:themeColor="accent3" w:themeShade="BF"/>
     </w:rPr>
     <w:tblPr>
@@ -15660,6 +16287,7 @@
         <w:spacing w:before="0" w:after="0" w:line="240" w:lineRule="auto"/>
       </w:pPr>
       <w:rPr>
+        <w:rFonts w:ascii="Noto Sans KR Medium" w:hAnsi="Noto Sans KR Medium" w:eastAsia="Noto Sans KR Medium" w:cs="Noto Sans KR Medium"/>
         <w:b/>
         <w:bCs/>
       </w:rPr>
@@ -15680,6 +16308,7 @@
         <w:spacing w:before="0" w:after="0" w:line="240" w:lineRule="auto"/>
       </w:pPr>
       <w:rPr>
+        <w:rFonts w:ascii="Noto Sans KR Medium" w:hAnsi="Noto Sans KR Medium" w:eastAsia="Noto Sans KR Medium" w:cs="Noto Sans KR Medium"/>
         <w:b/>
         <w:bCs/>
       </w:rPr>
@@ -15697,12 +16326,14 @@
     </w:tblStylePr>
     <w:tblStylePr w:type="firstCol">
       <w:rPr>
+        <w:rFonts w:ascii="Noto Sans KR Medium" w:hAnsi="Noto Sans KR Medium" w:eastAsia="Noto Sans KR Medium" w:cs="Noto Sans KR Medium"/>
         <w:b/>
         <w:bCs/>
       </w:rPr>
     </w:tblStylePr>
     <w:tblStylePr w:type="lastCol">
       <w:rPr>
+        <w:rFonts w:ascii="Noto Sans KR Medium" w:hAnsi="Noto Sans KR Medium" w:eastAsia="Noto Sans KR Medium" w:cs="Noto Sans KR Medium"/>
         <w:b/>
         <w:bCs/>
       </w:rPr>
@@ -15741,6 +16372,7 @@
       <w:spacing w:after="0" w:line="240" w:lineRule="auto"/>
     </w:pPr>
     <w:rPr>
+      <w:rFonts w:ascii="Noto Sans KR Medium" w:hAnsi="Noto Sans KR Medium" w:eastAsia="Noto Sans KR Medium" w:cs="Noto Sans KR Medium"/>
       <w:color w:val="5F497A" w:themeColor="accent4" w:themeShade="BF"/>
     </w:rPr>
     <w:tblPr>
@@ -15763,6 +16395,7 @@
         <w:spacing w:before="0" w:after="0" w:line="240" w:lineRule="auto"/>
       </w:pPr>
       <w:rPr>
+        <w:rFonts w:ascii="Noto Sans KR Medium" w:hAnsi="Noto Sans KR Medium" w:eastAsia="Noto Sans KR Medium" w:cs="Noto Sans KR Medium"/>
         <w:b/>
         <w:bCs/>
       </w:rPr>
@@ -15783,6 +16416,7 @@
         <w:spacing w:before="0" w:after="0" w:line="240" w:lineRule="auto"/>
       </w:pPr>
       <w:rPr>
+        <w:rFonts w:ascii="Noto Sans KR Medium" w:hAnsi="Noto Sans KR Medium" w:eastAsia="Noto Sans KR Medium" w:cs="Noto Sans KR Medium"/>
         <w:b/>
         <w:bCs/>
       </w:rPr>
@@ -15800,12 +16434,14 @@
     </w:tblStylePr>
     <w:tblStylePr w:type="firstCol">
       <w:rPr>
+        <w:rFonts w:ascii="Noto Sans KR Medium" w:hAnsi="Noto Sans KR Medium" w:eastAsia="Noto Sans KR Medium" w:cs="Noto Sans KR Medium"/>
         <w:b/>
         <w:bCs/>
       </w:rPr>
     </w:tblStylePr>
     <w:tblStylePr w:type="lastCol">
       <w:rPr>
+        <w:rFonts w:ascii="Noto Sans KR Medium" w:hAnsi="Noto Sans KR Medium" w:eastAsia="Noto Sans KR Medium" w:cs="Noto Sans KR Medium"/>
         <w:b/>
         <w:bCs/>
       </w:rPr>
@@ -15844,6 +16480,7 @@
       <w:spacing w:after="0" w:line="240" w:lineRule="auto"/>
     </w:pPr>
     <w:rPr>
+      <w:rFonts w:ascii="Noto Sans KR Medium" w:hAnsi="Noto Sans KR Medium" w:eastAsia="Noto Sans KR Medium" w:cs="Noto Sans KR Medium"/>
       <w:color w:val="31849B" w:themeColor="accent5" w:themeShade="BF"/>
     </w:rPr>
     <w:tblPr>
@@ -15866,6 +16503,7 @@
         <w:spacing w:before="0" w:after="0" w:line="240" w:lineRule="auto"/>
       </w:pPr>
       <w:rPr>
+        <w:rFonts w:ascii="Noto Sans KR Medium" w:hAnsi="Noto Sans KR Medium" w:eastAsia="Noto Sans KR Medium" w:cs="Noto Sans KR Medium"/>
         <w:b/>
         <w:bCs/>
       </w:rPr>
@@ -15886,6 +16524,7 @@
         <w:spacing w:before="0" w:after="0" w:line="240" w:lineRule="auto"/>
       </w:pPr>
       <w:rPr>
+        <w:rFonts w:ascii="Noto Sans KR Medium" w:hAnsi="Noto Sans KR Medium" w:eastAsia="Noto Sans KR Medium" w:cs="Noto Sans KR Medium"/>
         <w:b/>
         <w:bCs/>
       </w:rPr>
@@ -15903,12 +16542,14 @@
     </w:tblStylePr>
     <w:tblStylePr w:type="firstCol">
       <w:rPr>
+        <w:rFonts w:ascii="Noto Sans KR Medium" w:hAnsi="Noto Sans KR Medium" w:eastAsia="Noto Sans KR Medium" w:cs="Noto Sans KR Medium"/>
         <w:b/>
         <w:bCs/>
       </w:rPr>
     </w:tblStylePr>
     <w:tblStylePr w:type="lastCol">
       <w:rPr>
+        <w:rFonts w:ascii="Noto Sans KR Medium" w:hAnsi="Noto Sans KR Medium" w:eastAsia="Noto Sans KR Medium" w:cs="Noto Sans KR Medium"/>
         <w:b/>
         <w:bCs/>
       </w:rPr>
@@ -15947,6 +16588,7 @@
       <w:spacing w:after="0" w:line="240" w:lineRule="auto"/>
     </w:pPr>
     <w:rPr>
+      <w:rFonts w:ascii="Noto Sans KR Medium" w:hAnsi="Noto Sans KR Medium" w:eastAsia="Noto Sans KR Medium" w:cs="Noto Sans KR Medium"/>
       <w:color w:val="E36C0A" w:themeColor="accent6" w:themeShade="BF"/>
     </w:rPr>
     <w:tblPr>
@@ -15969,6 +16611,7 @@
         <w:spacing w:before="0" w:after="0" w:line="240" w:lineRule="auto"/>
       </w:pPr>
       <w:rPr>
+        <w:rFonts w:ascii="Noto Sans KR Medium" w:hAnsi="Noto Sans KR Medium" w:eastAsia="Noto Sans KR Medium" w:cs="Noto Sans KR Medium"/>
         <w:b/>
         <w:bCs/>
       </w:rPr>
@@ -15989,6 +16632,7 @@
         <w:spacing w:before="0" w:after="0" w:line="240" w:lineRule="auto"/>
       </w:pPr>
       <w:rPr>
+        <w:rFonts w:ascii="Noto Sans KR Medium" w:hAnsi="Noto Sans KR Medium" w:eastAsia="Noto Sans KR Medium" w:cs="Noto Sans KR Medium"/>
         <w:b/>
         <w:bCs/>
       </w:rPr>
@@ -16006,12 +16650,14 @@
     </w:tblStylePr>
     <w:tblStylePr w:type="firstCol">
       <w:rPr>
+        <w:rFonts w:ascii="Noto Sans KR Medium" w:hAnsi="Noto Sans KR Medium" w:eastAsia="Noto Sans KR Medium" w:cs="Noto Sans KR Medium"/>
         <w:b/>
         <w:bCs/>
       </w:rPr>
     </w:tblStylePr>
     <w:tblStylePr w:type="lastCol">
       <w:rPr>
+        <w:rFonts w:ascii="Noto Sans KR Medium" w:hAnsi="Noto Sans KR Medium" w:eastAsia="Noto Sans KR Medium" w:cs="Noto Sans KR Medium"/>
         <w:b/>
         <w:bCs/>
       </w:rPr>
@@ -16071,6 +16717,7 @@
         <w:spacing w:before="0" w:after="0" w:line="240" w:lineRule="auto"/>
       </w:pPr>
       <w:rPr>
+        <w:rFonts w:ascii="Noto Sans KR Medium" w:hAnsi="Noto Sans KR Medium" w:eastAsia="Noto Sans KR Medium" w:cs="Noto Sans KR Medium"/>
         <w:b/>
         <w:bCs/>
         <w:color w:val="FFFFFF" w:themeColor="background1"/>
@@ -16085,6 +16732,7 @@
         <w:spacing w:before="0" w:after="0" w:line="240" w:lineRule="auto"/>
       </w:pPr>
       <w:rPr>
+        <w:rFonts w:ascii="Noto Sans KR Medium" w:hAnsi="Noto Sans KR Medium" w:eastAsia="Noto Sans KR Medium" w:cs="Noto Sans KR Medium"/>
         <w:b/>
         <w:bCs/>
       </w:rPr>
@@ -16100,12 +16748,14 @@
     </w:tblStylePr>
     <w:tblStylePr w:type="firstCol">
       <w:rPr>
+        <w:rFonts w:ascii="Noto Sans KR Medium" w:hAnsi="Noto Sans KR Medium" w:eastAsia="Noto Sans KR Medium" w:cs="Noto Sans KR Medium"/>
         <w:b/>
         <w:bCs/>
       </w:rPr>
     </w:tblStylePr>
     <w:tblStylePr w:type="lastCol">
       <w:rPr>
+        <w:rFonts w:ascii="Noto Sans KR Medium" w:hAnsi="Noto Sans KR Medium" w:eastAsia="Noto Sans KR Medium" w:cs="Noto Sans KR Medium"/>
         <w:b/>
         <w:bCs/>
       </w:rPr>
@@ -16163,6 +16813,7 @@
         <w:spacing w:before="0" w:after="0" w:line="240" w:lineRule="auto"/>
       </w:pPr>
       <w:rPr>
+        <w:rFonts w:ascii="Noto Sans KR Medium" w:hAnsi="Noto Sans KR Medium" w:eastAsia="Noto Sans KR Medium" w:cs="Noto Sans KR Medium"/>
         <w:b/>
         <w:bCs/>
         <w:color w:val="FFFFFF" w:themeColor="background1"/>
@@ -16177,6 +16828,7 @@
         <w:spacing w:before="0" w:after="0" w:line="240" w:lineRule="auto"/>
       </w:pPr>
       <w:rPr>
+        <w:rFonts w:ascii="Noto Sans KR Medium" w:hAnsi="Noto Sans KR Medium" w:eastAsia="Noto Sans KR Medium" w:cs="Noto Sans KR Medium"/>
         <w:b/>
         <w:bCs/>
       </w:rPr>
@@ -16192,12 +16844,14 @@
     </w:tblStylePr>
     <w:tblStylePr w:type="firstCol">
       <w:rPr>
+        <w:rFonts w:ascii="Noto Sans KR Medium" w:hAnsi="Noto Sans KR Medium" w:eastAsia="Noto Sans KR Medium" w:cs="Noto Sans KR Medium"/>
         <w:b/>
         <w:bCs/>
       </w:rPr>
     </w:tblStylePr>
     <w:tblStylePr w:type="lastCol">
       <w:rPr>
+        <w:rFonts w:ascii="Noto Sans KR Medium" w:hAnsi="Noto Sans KR Medium" w:eastAsia="Noto Sans KR Medium" w:cs="Noto Sans KR Medium"/>
         <w:b/>
         <w:bCs/>
       </w:rPr>
@@ -16255,6 +16909,7 @@
         <w:spacing w:before="0" w:after="0" w:line="240" w:lineRule="auto"/>
       </w:pPr>
       <w:rPr>
+        <w:rFonts w:ascii="Noto Sans KR Medium" w:hAnsi="Noto Sans KR Medium" w:eastAsia="Noto Sans KR Medium" w:cs="Noto Sans KR Medium"/>
         <w:b/>
         <w:bCs/>
         <w:color w:val="FFFFFF" w:themeColor="background1"/>
@@ -16269,6 +16924,7 @@
         <w:spacing w:before="0" w:after="0" w:line="240" w:lineRule="auto"/>
       </w:pPr>
       <w:rPr>
+        <w:rFonts w:ascii="Noto Sans KR Medium" w:hAnsi="Noto Sans KR Medium" w:eastAsia="Noto Sans KR Medium" w:cs="Noto Sans KR Medium"/>
         <w:b/>
         <w:bCs/>
       </w:rPr>
@@ -16284,12 +16940,14 @@
     </w:tblStylePr>
     <w:tblStylePr w:type="firstCol">
       <w:rPr>
+        <w:rFonts w:ascii="Noto Sans KR Medium" w:hAnsi="Noto Sans KR Medium" w:eastAsia="Noto Sans KR Medium" w:cs="Noto Sans KR Medium"/>
         <w:b/>
         <w:bCs/>
       </w:rPr>
     </w:tblStylePr>
     <w:tblStylePr w:type="lastCol">
       <w:rPr>
+        <w:rFonts w:ascii="Noto Sans KR Medium" w:hAnsi="Noto Sans KR Medium" w:eastAsia="Noto Sans KR Medium" w:cs="Noto Sans KR Medium"/>
         <w:b/>
         <w:bCs/>
       </w:rPr>
@@ -16347,6 +17005,7 @@
         <w:spacing w:before="0" w:after="0" w:line="240" w:lineRule="auto"/>
       </w:pPr>
       <w:rPr>
+        <w:rFonts w:ascii="Noto Sans KR Medium" w:hAnsi="Noto Sans KR Medium" w:eastAsia="Noto Sans KR Medium" w:cs="Noto Sans KR Medium"/>
         <w:b/>
         <w:bCs/>
         <w:color w:val="FFFFFF" w:themeColor="background1"/>
@@ -16361,6 +17020,7 @@
         <w:spacing w:before="0" w:after="0" w:line="240" w:lineRule="auto"/>
       </w:pPr>
       <w:rPr>
+        <w:rFonts w:ascii="Noto Sans KR Medium" w:hAnsi="Noto Sans KR Medium" w:eastAsia="Noto Sans KR Medium" w:cs="Noto Sans KR Medium"/>
         <w:b/>
         <w:bCs/>
       </w:rPr>
@@ -16376,12 +17036,14 @@
     </w:tblStylePr>
     <w:tblStylePr w:type="firstCol">
       <w:rPr>
+        <w:rFonts w:ascii="Noto Sans KR Medium" w:hAnsi="Noto Sans KR Medium" w:eastAsia="Noto Sans KR Medium" w:cs="Noto Sans KR Medium"/>
         <w:b/>
         <w:bCs/>
       </w:rPr>
     </w:tblStylePr>
     <w:tblStylePr w:type="lastCol">
       <w:rPr>
+        <w:rFonts w:ascii="Noto Sans KR Medium" w:hAnsi="Noto Sans KR Medium" w:eastAsia="Noto Sans KR Medium" w:cs="Noto Sans KR Medium"/>
         <w:b/>
         <w:bCs/>
       </w:rPr>
@@ -16439,6 +17101,7 @@
         <w:spacing w:before="0" w:after="0" w:line="240" w:lineRule="auto"/>
       </w:pPr>
       <w:rPr>
+        <w:rFonts w:ascii="Noto Sans KR Medium" w:hAnsi="Noto Sans KR Medium" w:eastAsia="Noto Sans KR Medium" w:cs="Noto Sans KR Medium"/>
         <w:b/>
         <w:bCs/>
         <w:color w:val="FFFFFF" w:themeColor="background1"/>
@@ -16453,6 +17116,7 @@
         <w:spacing w:before="0" w:after="0" w:line="240" w:lineRule="auto"/>
       </w:pPr>
       <w:rPr>
+        <w:rFonts w:ascii="Noto Sans KR Medium" w:hAnsi="Noto Sans KR Medium" w:eastAsia="Noto Sans KR Medium" w:cs="Noto Sans KR Medium"/>
         <w:b/>
         <w:bCs/>
       </w:rPr>
@@ -16468,12 +17132,14 @@
     </w:tblStylePr>
     <w:tblStylePr w:type="firstCol">
       <w:rPr>
+        <w:rFonts w:ascii="Noto Sans KR Medium" w:hAnsi="Noto Sans KR Medium" w:eastAsia="Noto Sans KR Medium" w:cs="Noto Sans KR Medium"/>
         <w:b/>
         <w:bCs/>
       </w:rPr>
     </w:tblStylePr>
     <w:tblStylePr w:type="lastCol">
       <w:rPr>
+        <w:rFonts w:ascii="Noto Sans KR Medium" w:hAnsi="Noto Sans KR Medium" w:eastAsia="Noto Sans KR Medium" w:cs="Noto Sans KR Medium"/>
         <w:b/>
         <w:bCs/>
       </w:rPr>
@@ -16531,6 +17197,7 @@
         <w:spacing w:before="0" w:after="0" w:line="240" w:lineRule="auto"/>
       </w:pPr>
       <w:rPr>
+        <w:rFonts w:ascii="Noto Sans KR Medium" w:hAnsi="Noto Sans KR Medium" w:eastAsia="Noto Sans KR Medium" w:cs="Noto Sans KR Medium"/>
         <w:b/>
         <w:bCs/>
         <w:color w:val="FFFFFF" w:themeColor="background1"/>
@@ -16545,6 +17212,7 @@
         <w:spacing w:before="0" w:after="0" w:line="240" w:lineRule="auto"/>
       </w:pPr>
       <w:rPr>
+        <w:rFonts w:ascii="Noto Sans KR Medium" w:hAnsi="Noto Sans KR Medium" w:eastAsia="Noto Sans KR Medium" w:cs="Noto Sans KR Medium"/>
         <w:b/>
         <w:bCs/>
       </w:rPr>
@@ -16560,12 +17228,14 @@
     </w:tblStylePr>
     <w:tblStylePr w:type="firstCol">
       <w:rPr>
+        <w:rFonts w:ascii="Noto Sans KR Medium" w:hAnsi="Noto Sans KR Medium" w:eastAsia="Noto Sans KR Medium" w:cs="Noto Sans KR Medium"/>
         <w:b/>
         <w:bCs/>
       </w:rPr>
     </w:tblStylePr>
     <w:tblStylePr w:type="lastCol">
       <w:rPr>
+        <w:rFonts w:ascii="Noto Sans KR Medium" w:hAnsi="Noto Sans KR Medium" w:eastAsia="Noto Sans KR Medium" w:cs="Noto Sans KR Medium"/>
         <w:b/>
         <w:bCs/>
       </w:rPr>
@@ -16623,6 +17293,7 @@
         <w:spacing w:before="0" w:after="0" w:line="240" w:lineRule="auto"/>
       </w:pPr>
       <w:rPr>
+        <w:rFonts w:ascii="Noto Sans KR Medium" w:hAnsi="Noto Sans KR Medium" w:eastAsia="Noto Sans KR Medium" w:cs="Noto Sans KR Medium"/>
         <w:b/>
         <w:bCs/>
         <w:color w:val="FFFFFF" w:themeColor="background1"/>
@@ -16637,6 +17308,7 @@
         <w:spacing w:before="0" w:after="0" w:line="240" w:lineRule="auto"/>
       </w:pPr>
       <w:rPr>
+        <w:rFonts w:ascii="Noto Sans KR Medium" w:hAnsi="Noto Sans KR Medium" w:eastAsia="Noto Sans KR Medium" w:cs="Noto Sans KR Medium"/>
         <w:b/>
         <w:bCs/>
       </w:rPr>
@@ -16652,12 +17324,14 @@
     </w:tblStylePr>
     <w:tblStylePr w:type="firstCol">
       <w:rPr>
+        <w:rFonts w:ascii="Noto Sans KR Medium" w:hAnsi="Noto Sans KR Medium" w:eastAsia="Noto Sans KR Medium" w:cs="Noto Sans KR Medium"/>
         <w:b/>
         <w:bCs/>
       </w:rPr>
     </w:tblStylePr>
     <w:tblStylePr w:type="lastCol">
       <w:rPr>
+        <w:rFonts w:ascii="Noto Sans KR Medium" w:hAnsi="Noto Sans KR Medium" w:eastAsia="Noto Sans KR Medium" w:cs="Noto Sans KR Medium"/>
         <w:b/>
         <w:bCs/>
       </w:rPr>
@@ -16717,7 +17391,7 @@
         <w:spacing w:before="0" w:after="0" w:line="240" w:lineRule="auto"/>
       </w:pPr>
       <w:rPr>
-        <w:rFonts w:asciiTheme="majorHAnsi" w:eastAsiaTheme="majorEastAsia" w:hAnsiTheme="majorHAnsi" w:cstheme="majorBidi"/>
+        <w:rFonts w:ascii="Noto Sans KR Medium" w:hAnsi="Noto Sans KR Medium" w:eastAsia="Noto Sans KR Medium" w:cs="Noto Sans KR Medium"/>
         <w:b/>
         <w:bCs/>
       </w:rPr>
@@ -16738,7 +17412,7 @@
         <w:spacing w:before="0" w:after="0" w:line="240" w:lineRule="auto"/>
       </w:pPr>
       <w:rPr>
-        <w:rFonts w:asciiTheme="majorHAnsi" w:eastAsiaTheme="majorEastAsia" w:hAnsiTheme="majorHAnsi" w:cstheme="majorBidi"/>
+        <w:rFonts w:ascii="Noto Sans KR Medium" w:hAnsi="Noto Sans KR Medium" w:eastAsia="Noto Sans KR Medium" w:cs="Noto Sans KR Medium"/>
         <w:b/>
         <w:bCs/>
       </w:rPr>
@@ -16756,14 +17430,14 @@
     </w:tblStylePr>
     <w:tblStylePr w:type="firstCol">
       <w:rPr>
-        <w:rFonts w:asciiTheme="majorHAnsi" w:eastAsiaTheme="majorEastAsia" w:hAnsiTheme="majorHAnsi" w:cstheme="majorBidi"/>
+        <w:rFonts w:ascii="Noto Sans KR Medium" w:hAnsi="Noto Sans KR Medium" w:eastAsia="Noto Sans KR Medium" w:cs="Noto Sans KR Medium"/>
         <w:b/>
         <w:bCs/>
       </w:rPr>
     </w:tblStylePr>
     <w:tblStylePr w:type="lastCol">
       <w:rPr>
-        <w:rFonts w:asciiTheme="majorHAnsi" w:eastAsiaTheme="majorEastAsia" w:hAnsiTheme="majorHAnsi" w:cstheme="majorBidi"/>
+        <w:rFonts w:ascii="Noto Sans KR Medium" w:hAnsi="Noto Sans KR Medium" w:eastAsia="Noto Sans KR Medium" w:cs="Noto Sans KR Medium"/>
         <w:b/>
         <w:bCs/>
       </w:rPr>
@@ -16847,7 +17521,7 @@
         <w:spacing w:before="0" w:after="0" w:line="240" w:lineRule="auto"/>
       </w:pPr>
       <w:rPr>
-        <w:rFonts w:asciiTheme="majorHAnsi" w:eastAsiaTheme="majorEastAsia" w:hAnsiTheme="majorHAnsi" w:cstheme="majorBidi"/>
+        <w:rFonts w:ascii="Noto Sans KR Medium" w:hAnsi="Noto Sans KR Medium" w:eastAsia="Noto Sans KR Medium" w:cs="Noto Sans KR Medium"/>
         <w:b/>
         <w:bCs/>
       </w:rPr>
@@ -16868,7 +17542,7 @@
         <w:spacing w:before="0" w:after="0" w:line="240" w:lineRule="auto"/>
       </w:pPr>
       <w:rPr>
-        <w:rFonts w:asciiTheme="majorHAnsi" w:eastAsiaTheme="majorEastAsia" w:hAnsiTheme="majorHAnsi" w:cstheme="majorBidi"/>
+        <w:rFonts w:ascii="Noto Sans KR Medium" w:hAnsi="Noto Sans KR Medium" w:eastAsia="Noto Sans KR Medium" w:cs="Noto Sans KR Medium"/>
         <w:b/>
         <w:bCs/>
       </w:rPr>
@@ -16886,14 +17560,14 @@
     </w:tblStylePr>
     <w:tblStylePr w:type="firstCol">
       <w:rPr>
-        <w:rFonts w:asciiTheme="majorHAnsi" w:eastAsiaTheme="majorEastAsia" w:hAnsiTheme="majorHAnsi" w:cstheme="majorBidi"/>
+        <w:rFonts w:ascii="Noto Sans KR Medium" w:hAnsi="Noto Sans KR Medium" w:eastAsia="Noto Sans KR Medium" w:cs="Noto Sans KR Medium"/>
         <w:b/>
         <w:bCs/>
       </w:rPr>
     </w:tblStylePr>
     <w:tblStylePr w:type="lastCol">
       <w:rPr>
-        <w:rFonts w:asciiTheme="majorHAnsi" w:eastAsiaTheme="majorEastAsia" w:hAnsiTheme="majorHAnsi" w:cstheme="majorBidi"/>
+        <w:rFonts w:ascii="Noto Sans KR Medium" w:hAnsi="Noto Sans KR Medium" w:eastAsia="Noto Sans KR Medium" w:cs="Noto Sans KR Medium"/>
         <w:b/>
         <w:bCs/>
       </w:rPr>
@@ -16977,7 +17651,7 @@
         <w:spacing w:before="0" w:after="0" w:line="240" w:lineRule="auto"/>
       </w:pPr>
       <w:rPr>
-        <w:rFonts w:asciiTheme="majorHAnsi" w:eastAsiaTheme="majorEastAsia" w:hAnsiTheme="majorHAnsi" w:cstheme="majorBidi"/>
+        <w:rFonts w:ascii="Noto Sans KR Medium" w:hAnsi="Noto Sans KR Medium" w:eastAsia="Noto Sans KR Medium" w:cs="Noto Sans KR Medium"/>
         <w:b/>
         <w:bCs/>
       </w:rPr>
@@ -16998,7 +17672,7 @@
         <w:spacing w:before="0" w:after="0" w:line="240" w:lineRule="auto"/>
       </w:pPr>
       <w:rPr>
-        <w:rFonts w:asciiTheme="majorHAnsi" w:eastAsiaTheme="majorEastAsia" w:hAnsiTheme="majorHAnsi" w:cstheme="majorBidi"/>
+        <w:rFonts w:ascii="Noto Sans KR Medium" w:hAnsi="Noto Sans KR Medium" w:eastAsia="Noto Sans KR Medium" w:cs="Noto Sans KR Medium"/>
         <w:b/>
         <w:bCs/>
       </w:rPr>
@@ -17016,14 +17690,14 @@
     </w:tblStylePr>
     <w:tblStylePr w:type="firstCol">
       <w:rPr>
-        <w:rFonts w:asciiTheme="majorHAnsi" w:eastAsiaTheme="majorEastAsia" w:hAnsiTheme="majorHAnsi" w:cstheme="majorBidi"/>
+        <w:rFonts w:ascii="Noto Sans KR Medium" w:hAnsi="Noto Sans KR Medium" w:eastAsia="Noto Sans KR Medium" w:cs="Noto Sans KR Medium"/>
         <w:b/>
         <w:bCs/>
       </w:rPr>
     </w:tblStylePr>
     <w:tblStylePr w:type="lastCol">
       <w:rPr>
-        <w:rFonts w:asciiTheme="majorHAnsi" w:eastAsiaTheme="majorEastAsia" w:hAnsiTheme="majorHAnsi" w:cstheme="majorBidi"/>
+        <w:rFonts w:ascii="Noto Sans KR Medium" w:hAnsi="Noto Sans KR Medium" w:eastAsia="Noto Sans KR Medium" w:cs="Noto Sans KR Medium"/>
         <w:b/>
         <w:bCs/>
       </w:rPr>
@@ -17107,7 +17781,7 @@
         <w:spacing w:before="0" w:after="0" w:line="240" w:lineRule="auto"/>
       </w:pPr>
       <w:rPr>
-        <w:rFonts w:asciiTheme="majorHAnsi" w:eastAsiaTheme="majorEastAsia" w:hAnsiTheme="majorHAnsi" w:cstheme="majorBidi"/>
+        <w:rFonts w:ascii="Noto Sans KR Medium" w:hAnsi="Noto Sans KR Medium" w:eastAsia="Noto Sans KR Medium" w:cs="Noto Sans KR Medium"/>
         <w:b/>
         <w:bCs/>
       </w:rPr>
@@ -17128,7 +17802,7 @@
         <w:spacing w:before="0" w:after="0" w:line="240" w:lineRule="auto"/>
       </w:pPr>
       <w:rPr>
-        <w:rFonts w:asciiTheme="majorHAnsi" w:eastAsiaTheme="majorEastAsia" w:hAnsiTheme="majorHAnsi" w:cstheme="majorBidi"/>
+        <w:rFonts w:ascii="Noto Sans KR Medium" w:hAnsi="Noto Sans KR Medium" w:eastAsia="Noto Sans KR Medium" w:cs="Noto Sans KR Medium"/>
         <w:b/>
         <w:bCs/>
       </w:rPr>
@@ -17146,14 +17820,14 @@
     </w:tblStylePr>
     <w:tblStylePr w:type="firstCol">
       <w:rPr>
-        <w:rFonts w:asciiTheme="majorHAnsi" w:eastAsiaTheme="majorEastAsia" w:hAnsiTheme="majorHAnsi" w:cstheme="majorBidi"/>
+        <w:rFonts w:ascii="Noto Sans KR Medium" w:hAnsi="Noto Sans KR Medium" w:eastAsia="Noto Sans KR Medium" w:cs="Noto Sans KR Medium"/>
         <w:b/>
         <w:bCs/>
       </w:rPr>
     </w:tblStylePr>
     <w:tblStylePr w:type="lastCol">
       <w:rPr>
-        <w:rFonts w:asciiTheme="majorHAnsi" w:eastAsiaTheme="majorEastAsia" w:hAnsiTheme="majorHAnsi" w:cstheme="majorBidi"/>
+        <w:rFonts w:ascii="Noto Sans KR Medium" w:hAnsi="Noto Sans KR Medium" w:eastAsia="Noto Sans KR Medium" w:cs="Noto Sans KR Medium"/>
         <w:b/>
         <w:bCs/>
       </w:rPr>
@@ -17237,7 +17911,7 @@
         <w:spacing w:before="0" w:after="0" w:line="240" w:lineRule="auto"/>
       </w:pPr>
       <w:rPr>
-        <w:rFonts w:asciiTheme="majorHAnsi" w:eastAsiaTheme="majorEastAsia" w:hAnsiTheme="majorHAnsi" w:cstheme="majorBidi"/>
+        <w:rFonts w:ascii="Noto Sans KR Medium" w:hAnsi="Noto Sans KR Medium" w:eastAsia="Noto Sans KR Medium" w:cs="Noto Sans KR Medium"/>
         <w:b/>
         <w:bCs/>
       </w:rPr>
@@ -17258,7 +17932,7 @@
         <w:spacing w:before="0" w:after="0" w:line="240" w:lineRule="auto"/>
       </w:pPr>
       <w:rPr>
-        <w:rFonts w:asciiTheme="majorHAnsi" w:eastAsiaTheme="majorEastAsia" w:hAnsiTheme="majorHAnsi" w:cstheme="majorBidi"/>
+        <w:rFonts w:ascii="Noto Sans KR Medium" w:hAnsi="Noto Sans KR Medium" w:eastAsia="Noto Sans KR Medium" w:cs="Noto Sans KR Medium"/>
         <w:b/>
         <w:bCs/>
       </w:rPr>
@@ -17276,14 +17950,14 @@
     </w:tblStylePr>
     <w:tblStylePr w:type="firstCol">
       <w:rPr>
-        <w:rFonts w:asciiTheme="majorHAnsi" w:eastAsiaTheme="majorEastAsia" w:hAnsiTheme="majorHAnsi" w:cstheme="majorBidi"/>
+        <w:rFonts w:ascii="Noto Sans KR Medium" w:hAnsi="Noto Sans KR Medium" w:eastAsia="Noto Sans KR Medium" w:cs="Noto Sans KR Medium"/>
         <w:b/>
         <w:bCs/>
       </w:rPr>
     </w:tblStylePr>
     <w:tblStylePr w:type="lastCol">
       <w:rPr>
-        <w:rFonts w:asciiTheme="majorHAnsi" w:eastAsiaTheme="majorEastAsia" w:hAnsiTheme="majorHAnsi" w:cstheme="majorBidi"/>
+        <w:rFonts w:ascii="Noto Sans KR Medium" w:hAnsi="Noto Sans KR Medium" w:eastAsia="Noto Sans KR Medium" w:cs="Noto Sans KR Medium"/>
         <w:b/>
         <w:bCs/>
       </w:rPr>
@@ -17367,7 +18041,7 @@
         <w:spacing w:before="0" w:after="0" w:line="240" w:lineRule="auto"/>
       </w:pPr>
       <w:rPr>
-        <w:rFonts w:asciiTheme="majorHAnsi" w:eastAsiaTheme="majorEastAsia" w:hAnsiTheme="majorHAnsi" w:cstheme="majorBidi"/>
+        <w:rFonts w:ascii="Noto Sans KR Medium" w:hAnsi="Noto Sans KR Medium" w:eastAsia="Noto Sans KR Medium" w:cs="Noto Sans KR Medium"/>
         <w:b/>
         <w:bCs/>
       </w:rPr>
@@ -17388,7 +18062,7 @@
         <w:spacing w:before="0" w:after="0" w:line="240" w:lineRule="auto"/>
       </w:pPr>
       <w:rPr>
-        <w:rFonts w:asciiTheme="majorHAnsi" w:eastAsiaTheme="majorEastAsia" w:hAnsiTheme="majorHAnsi" w:cstheme="majorBidi"/>
+        <w:rFonts w:ascii="Noto Sans KR Medium" w:hAnsi="Noto Sans KR Medium" w:eastAsia="Noto Sans KR Medium" w:cs="Noto Sans KR Medium"/>
         <w:b/>
         <w:bCs/>
       </w:rPr>
@@ -17406,14 +18080,14 @@
     </w:tblStylePr>
     <w:tblStylePr w:type="firstCol">
       <w:rPr>
-        <w:rFonts w:asciiTheme="majorHAnsi" w:eastAsiaTheme="majorEastAsia" w:hAnsiTheme="majorHAnsi" w:cstheme="majorBidi"/>
+        <w:rFonts w:ascii="Noto Sans KR Medium" w:hAnsi="Noto Sans KR Medium" w:eastAsia="Noto Sans KR Medium" w:cs="Noto Sans KR Medium"/>
         <w:b/>
         <w:bCs/>
       </w:rPr>
     </w:tblStylePr>
     <w:tblStylePr w:type="lastCol">
       <w:rPr>
-        <w:rFonts w:asciiTheme="majorHAnsi" w:eastAsiaTheme="majorEastAsia" w:hAnsiTheme="majorHAnsi" w:cstheme="majorBidi"/>
+        <w:rFonts w:ascii="Noto Sans KR Medium" w:hAnsi="Noto Sans KR Medium" w:eastAsia="Noto Sans KR Medium" w:cs="Noto Sans KR Medium"/>
         <w:b/>
         <w:bCs/>
       </w:rPr>
@@ -17497,7 +18171,7 @@
         <w:spacing w:before="0" w:after="0" w:line="240" w:lineRule="auto"/>
       </w:pPr>
       <w:rPr>
-        <w:rFonts w:asciiTheme="majorHAnsi" w:eastAsiaTheme="majorEastAsia" w:hAnsiTheme="majorHAnsi" w:cstheme="majorBidi"/>
+        <w:rFonts w:ascii="Noto Sans KR Medium" w:hAnsi="Noto Sans KR Medium" w:eastAsia="Noto Sans KR Medium" w:cs="Noto Sans KR Medium"/>
         <w:b/>
         <w:bCs/>
       </w:rPr>
@@ -17518,7 +18192,7 @@
         <w:spacing w:before="0" w:after="0" w:line="240" w:lineRule="auto"/>
       </w:pPr>
       <w:rPr>
-        <w:rFonts w:asciiTheme="majorHAnsi" w:eastAsiaTheme="majorEastAsia" w:hAnsiTheme="majorHAnsi" w:cstheme="majorBidi"/>
+        <w:rFonts w:ascii="Noto Sans KR Medium" w:hAnsi="Noto Sans KR Medium" w:eastAsia="Noto Sans KR Medium" w:cs="Noto Sans KR Medium"/>
         <w:b/>
         <w:bCs/>
       </w:rPr>
@@ -17536,14 +18210,14 @@
     </w:tblStylePr>
     <w:tblStylePr w:type="firstCol">
       <w:rPr>
-        <w:rFonts w:asciiTheme="majorHAnsi" w:eastAsiaTheme="majorEastAsia" w:hAnsiTheme="majorHAnsi" w:cstheme="majorBidi"/>
+        <w:rFonts w:ascii="Noto Sans KR Medium" w:hAnsi="Noto Sans KR Medium" w:eastAsia="Noto Sans KR Medium" w:cs="Noto Sans KR Medium"/>
         <w:b/>
         <w:bCs/>
       </w:rPr>
     </w:tblStylePr>
     <w:tblStylePr w:type="lastCol">
       <w:rPr>
-        <w:rFonts w:asciiTheme="majorHAnsi" w:eastAsiaTheme="majorEastAsia" w:hAnsiTheme="majorHAnsi" w:cstheme="majorBidi"/>
+        <w:rFonts w:ascii="Noto Sans KR Medium" w:hAnsi="Noto Sans KR Medium" w:eastAsia="Noto Sans KR Medium" w:cs="Noto Sans KR Medium"/>
         <w:b/>
         <w:bCs/>
       </w:rPr>
@@ -17626,6 +18300,7 @@
         <w:spacing w:before="0" w:after="0" w:line="240" w:lineRule="auto"/>
       </w:pPr>
       <w:rPr>
+        <w:rFonts w:ascii="Noto Sans KR Medium" w:hAnsi="Noto Sans KR Medium" w:eastAsia="Noto Sans KR Medium" w:cs="Noto Sans KR Medium"/>
         <w:b/>
         <w:bCs/>
         <w:color w:val="FFFFFF" w:themeColor="background1"/>
@@ -17648,6 +18323,7 @@
         <w:spacing w:before="0" w:after="0" w:line="240" w:lineRule="auto"/>
       </w:pPr>
       <w:rPr>
+        <w:rFonts w:ascii="Noto Sans KR Medium" w:hAnsi="Noto Sans KR Medium" w:eastAsia="Noto Sans KR Medium" w:cs="Noto Sans KR Medium"/>
         <w:b/>
         <w:bCs/>
       </w:rPr>
@@ -17665,12 +18341,14 @@
     </w:tblStylePr>
     <w:tblStylePr w:type="firstCol">
       <w:rPr>
+        <w:rFonts w:ascii="Noto Sans KR Medium" w:hAnsi="Noto Sans KR Medium" w:eastAsia="Noto Sans KR Medium" w:cs="Noto Sans KR Medium"/>
         <w:b/>
         <w:bCs/>
       </w:rPr>
     </w:tblStylePr>
     <w:tblStylePr w:type="lastCol">
       <w:rPr>
+        <w:rFonts w:ascii="Noto Sans KR Medium" w:hAnsi="Noto Sans KR Medium" w:eastAsia="Noto Sans KR Medium" w:cs="Noto Sans KR Medium"/>
         <w:b/>
         <w:bCs/>
       </w:rPr>
@@ -17732,6 +18410,7 @@
         <w:spacing w:before="0" w:after="0" w:line="240" w:lineRule="auto"/>
       </w:pPr>
       <w:rPr>
+        <w:rFonts w:ascii="Noto Sans KR Medium" w:hAnsi="Noto Sans KR Medium" w:eastAsia="Noto Sans KR Medium" w:cs="Noto Sans KR Medium"/>
         <w:b/>
         <w:bCs/>
         <w:color w:val="FFFFFF" w:themeColor="background1"/>
@@ -17754,6 +18433,7 @@
         <w:spacing w:before="0" w:after="0" w:line="240" w:lineRule="auto"/>
       </w:pPr>
       <w:rPr>
+        <w:rFonts w:ascii="Noto Sans KR Medium" w:hAnsi="Noto Sans KR Medium" w:eastAsia="Noto Sans KR Medium" w:cs="Noto Sans KR Medium"/>
         <w:b/>
         <w:bCs/>
       </w:rPr>
@@ -17771,12 +18451,14 @@
     </w:tblStylePr>
     <w:tblStylePr w:type="firstCol">
       <w:rPr>
+        <w:rFonts w:ascii="Noto Sans KR Medium" w:hAnsi="Noto Sans KR Medium" w:eastAsia="Noto Sans KR Medium" w:cs="Noto Sans KR Medium"/>
         <w:b/>
         <w:bCs/>
       </w:rPr>
     </w:tblStylePr>
     <w:tblStylePr w:type="lastCol">
       <w:rPr>
+        <w:rFonts w:ascii="Noto Sans KR Medium" w:hAnsi="Noto Sans KR Medium" w:eastAsia="Noto Sans KR Medium" w:cs="Noto Sans KR Medium"/>
         <w:b/>
         <w:bCs/>
       </w:rPr>
@@ -17838,6 +18520,7 @@
         <w:spacing w:before="0" w:after="0" w:line="240" w:lineRule="auto"/>
       </w:pPr>
       <w:rPr>
+        <w:rFonts w:ascii="Noto Sans KR Medium" w:hAnsi="Noto Sans KR Medium" w:eastAsia="Noto Sans KR Medium" w:cs="Noto Sans KR Medium"/>
         <w:b/>
         <w:bCs/>
         <w:color w:val="FFFFFF" w:themeColor="background1"/>
@@ -17860,6 +18543,7 @@
         <w:spacing w:before="0" w:after="0" w:line="240" w:lineRule="auto"/>
       </w:pPr>
       <w:rPr>
+        <w:rFonts w:ascii="Noto Sans KR Medium" w:hAnsi="Noto Sans KR Medium" w:eastAsia="Noto Sans KR Medium" w:cs="Noto Sans KR Medium"/>
         <w:b/>
         <w:bCs/>
       </w:rPr>
@@ -17877,12 +18561,14 @@
     </w:tblStylePr>
     <w:tblStylePr w:type="firstCol">
       <w:rPr>
+        <w:rFonts w:ascii="Noto Sans KR Medium" w:hAnsi="Noto Sans KR Medium" w:eastAsia="Noto Sans KR Medium" w:cs="Noto Sans KR Medium"/>
         <w:b/>
         <w:bCs/>
       </w:rPr>
     </w:tblStylePr>
     <w:tblStylePr w:type="lastCol">
       <w:rPr>
+        <w:rFonts w:ascii="Noto Sans KR Medium" w:hAnsi="Noto Sans KR Medium" w:eastAsia="Noto Sans KR Medium" w:cs="Noto Sans KR Medium"/>
         <w:b/>
         <w:bCs/>
       </w:rPr>
@@ -17944,6 +18630,7 @@
         <w:spacing w:before="0" w:after="0" w:line="240" w:lineRule="auto"/>
       </w:pPr>
       <w:rPr>
+        <w:rFonts w:ascii="Noto Sans KR Medium" w:hAnsi="Noto Sans KR Medium" w:eastAsia="Noto Sans KR Medium" w:cs="Noto Sans KR Medium"/>
         <w:b/>
         <w:bCs/>
         <w:color w:val="FFFFFF" w:themeColor="background1"/>
@@ -17966,6 +18653,7 @@
         <w:spacing w:before="0" w:after="0" w:line="240" w:lineRule="auto"/>
       </w:pPr>
       <w:rPr>
+        <w:rFonts w:ascii="Noto Sans KR Medium" w:hAnsi="Noto Sans KR Medium" w:eastAsia="Noto Sans KR Medium" w:cs="Noto Sans KR Medium"/>
         <w:b/>
         <w:bCs/>
       </w:rPr>
@@ -17983,12 +18671,14 @@
     </w:tblStylePr>
     <w:tblStylePr w:type="firstCol">
       <w:rPr>
+        <w:rFonts w:ascii="Noto Sans KR Medium" w:hAnsi="Noto Sans KR Medium" w:eastAsia="Noto Sans KR Medium" w:cs="Noto Sans KR Medium"/>
         <w:b/>
         <w:bCs/>
       </w:rPr>
     </w:tblStylePr>
     <w:tblStylePr w:type="lastCol">
       <w:rPr>
+        <w:rFonts w:ascii="Noto Sans KR Medium" w:hAnsi="Noto Sans KR Medium" w:eastAsia="Noto Sans KR Medium" w:cs="Noto Sans KR Medium"/>
         <w:b/>
         <w:bCs/>
       </w:rPr>
@@ -18050,6 +18740,7 @@
         <w:spacing w:before="0" w:after="0" w:line="240" w:lineRule="auto"/>
       </w:pPr>
       <w:rPr>
+        <w:rFonts w:ascii="Noto Sans KR Medium" w:hAnsi="Noto Sans KR Medium" w:eastAsia="Noto Sans KR Medium" w:cs="Noto Sans KR Medium"/>
         <w:b/>
         <w:bCs/>
         <w:color w:val="FFFFFF" w:themeColor="background1"/>
@@ -18072,6 +18763,7 @@
         <w:spacing w:before="0" w:after="0" w:line="240" w:lineRule="auto"/>
       </w:pPr>
       <w:rPr>
+        <w:rFonts w:ascii="Noto Sans KR Medium" w:hAnsi="Noto Sans KR Medium" w:eastAsia="Noto Sans KR Medium" w:cs="Noto Sans KR Medium"/>
         <w:b/>
         <w:bCs/>
       </w:rPr>
@@ -18089,12 +18781,14 @@
     </w:tblStylePr>
     <w:tblStylePr w:type="firstCol">
       <w:rPr>
+        <w:rFonts w:ascii="Noto Sans KR Medium" w:hAnsi="Noto Sans KR Medium" w:eastAsia="Noto Sans KR Medium" w:cs="Noto Sans KR Medium"/>
         <w:b/>
         <w:bCs/>
       </w:rPr>
     </w:tblStylePr>
     <w:tblStylePr w:type="lastCol">
       <w:rPr>
+        <w:rFonts w:ascii="Noto Sans KR Medium" w:hAnsi="Noto Sans KR Medium" w:eastAsia="Noto Sans KR Medium" w:cs="Noto Sans KR Medium"/>
         <w:b/>
         <w:bCs/>
       </w:rPr>
@@ -18156,6 +18850,7 @@
         <w:spacing w:before="0" w:after="0" w:line="240" w:lineRule="auto"/>
       </w:pPr>
       <w:rPr>
+        <w:rFonts w:ascii="Noto Sans KR Medium" w:hAnsi="Noto Sans KR Medium" w:eastAsia="Noto Sans KR Medium" w:cs="Noto Sans KR Medium"/>
         <w:b/>
         <w:bCs/>
         <w:color w:val="FFFFFF" w:themeColor="background1"/>
@@ -18178,6 +18873,7 @@
         <w:spacing w:before="0" w:after="0" w:line="240" w:lineRule="auto"/>
       </w:pPr>
       <w:rPr>
+        <w:rFonts w:ascii="Noto Sans KR Medium" w:hAnsi="Noto Sans KR Medium" w:eastAsia="Noto Sans KR Medium" w:cs="Noto Sans KR Medium"/>
         <w:b/>
         <w:bCs/>
       </w:rPr>
@@ -18195,12 +18891,14 @@
     </w:tblStylePr>
     <w:tblStylePr w:type="firstCol">
       <w:rPr>
+        <w:rFonts w:ascii="Noto Sans KR Medium" w:hAnsi="Noto Sans KR Medium" w:eastAsia="Noto Sans KR Medium" w:cs="Noto Sans KR Medium"/>
         <w:b/>
         <w:bCs/>
       </w:rPr>
     </w:tblStylePr>
     <w:tblStylePr w:type="lastCol">
       <w:rPr>
+        <w:rFonts w:ascii="Noto Sans KR Medium" w:hAnsi="Noto Sans KR Medium" w:eastAsia="Noto Sans KR Medium" w:cs="Noto Sans KR Medium"/>
         <w:b/>
         <w:bCs/>
       </w:rPr>
@@ -18262,6 +18960,7 @@
         <w:spacing w:before="0" w:after="0" w:line="240" w:lineRule="auto"/>
       </w:pPr>
       <w:rPr>
+        <w:rFonts w:ascii="Noto Sans KR Medium" w:hAnsi="Noto Sans KR Medium" w:eastAsia="Noto Sans KR Medium" w:cs="Noto Sans KR Medium"/>
         <w:b/>
         <w:bCs/>
         <w:color w:val="FFFFFF" w:themeColor="background1"/>
@@ -18284,6 +18983,7 @@
         <w:spacing w:before="0" w:after="0" w:line="240" w:lineRule="auto"/>
       </w:pPr>
       <w:rPr>
+        <w:rFonts w:ascii="Noto Sans KR Medium" w:hAnsi="Noto Sans KR Medium" w:eastAsia="Noto Sans KR Medium" w:cs="Noto Sans KR Medium"/>
         <w:b/>
         <w:bCs/>
       </w:rPr>
@@ -18301,12 +19001,14 @@
     </w:tblStylePr>
     <w:tblStylePr w:type="firstCol">
       <w:rPr>
+        <w:rFonts w:ascii="Noto Sans KR Medium" w:hAnsi="Noto Sans KR Medium" w:eastAsia="Noto Sans KR Medium" w:cs="Noto Sans KR Medium"/>
         <w:b/>
         <w:bCs/>
       </w:rPr>
     </w:tblStylePr>
     <w:tblStylePr w:type="lastCol">
       <w:rPr>
+        <w:rFonts w:ascii="Noto Sans KR Medium" w:hAnsi="Noto Sans KR Medium" w:eastAsia="Noto Sans KR Medium" w:cs="Noto Sans KR Medium"/>
         <w:b/>
         <w:bCs/>
       </w:rPr>
@@ -18365,6 +19067,7 @@
         <w:spacing w:before="0" w:after="0" w:line="240" w:lineRule="auto"/>
       </w:pPr>
       <w:rPr>
+        <w:rFonts w:ascii="Noto Sans KR Medium" w:hAnsi="Noto Sans KR Medium" w:eastAsia="Noto Sans KR Medium" w:cs="Noto Sans KR Medium"/>
         <w:b/>
         <w:bCs/>
         <w:color w:val="FFFFFF" w:themeColor="background1"/>
@@ -18387,6 +19090,7 @@
         <w:spacing w:before="0" w:after="0" w:line="240" w:lineRule="auto"/>
       </w:pPr>
       <w:rPr>
+        <w:rFonts w:ascii="Noto Sans KR Medium" w:hAnsi="Noto Sans KR Medium" w:eastAsia="Noto Sans KR Medium" w:cs="Noto Sans KR Medium"/>
         <w:color w:val="auto"/>
       </w:rPr>
       <w:tblPr/>
@@ -18404,6 +19108,7 @@
     </w:tblStylePr>
     <w:tblStylePr w:type="firstCol">
       <w:rPr>
+        <w:rFonts w:ascii="Noto Sans KR Medium" w:hAnsi="Noto Sans KR Medium" w:eastAsia="Noto Sans KR Medium" w:cs="Noto Sans KR Medium"/>
         <w:b/>
         <w:bCs/>
         <w:color w:val="FFFFFF" w:themeColor="background1"/>
@@ -18423,6 +19128,7 @@
     </w:tblStylePr>
     <w:tblStylePr w:type="lastCol">
       <w:rPr>
+        <w:rFonts w:ascii="Noto Sans KR Medium" w:hAnsi="Noto Sans KR Medium" w:eastAsia="Noto Sans KR Medium" w:cs="Noto Sans KR Medium"/>
         <w:b/>
         <w:bCs/>
         <w:color w:val="FFFFFF" w:themeColor="background1"/>
@@ -18471,6 +19177,7 @@
     </w:tblStylePr>
     <w:tblStylePr w:type="nwCell">
       <w:rPr>
+        <w:rFonts w:ascii="Noto Sans KR Medium" w:hAnsi="Noto Sans KR Medium" w:eastAsia="Noto Sans KR Medium" w:cs="Noto Sans KR Medium"/>
         <w:color w:val="FFFFFF" w:themeColor="background1"/>
       </w:rPr>
       <w:tblPr/>
@@ -18514,6 +19221,7 @@
         <w:spacing w:before="0" w:after="0" w:line="240" w:lineRule="auto"/>
       </w:pPr>
       <w:rPr>
+        <w:rFonts w:ascii="Noto Sans KR Medium" w:hAnsi="Noto Sans KR Medium" w:eastAsia="Noto Sans KR Medium" w:cs="Noto Sans KR Medium"/>
         <w:b/>
         <w:bCs/>
         <w:color w:val="FFFFFF" w:themeColor="background1"/>
@@ -18536,6 +19244,7 @@
         <w:spacing w:before="0" w:after="0" w:line="240" w:lineRule="auto"/>
       </w:pPr>
       <w:rPr>
+        <w:rFonts w:ascii="Noto Sans KR Medium" w:hAnsi="Noto Sans KR Medium" w:eastAsia="Noto Sans KR Medium" w:cs="Noto Sans KR Medium"/>
         <w:color w:val="auto"/>
       </w:rPr>
       <w:tblPr/>
@@ -18553,6 +19262,7 @@
     </w:tblStylePr>
     <w:tblStylePr w:type="firstCol">
       <w:rPr>
+        <w:rFonts w:ascii="Noto Sans KR Medium" w:hAnsi="Noto Sans KR Medium" w:eastAsia="Noto Sans KR Medium" w:cs="Noto Sans KR Medium"/>
         <w:b/>
         <w:bCs/>
         <w:color w:val="FFFFFF" w:themeColor="background1"/>
@@ -18572,6 +19282,7 @@
     </w:tblStylePr>
     <w:tblStylePr w:type="lastCol">
       <w:rPr>
+        <w:rFonts w:ascii="Noto Sans KR Medium" w:hAnsi="Noto Sans KR Medium" w:eastAsia="Noto Sans KR Medium" w:cs="Noto Sans KR Medium"/>
         <w:b/>
         <w:bCs/>
         <w:color w:val="FFFFFF" w:themeColor="background1"/>
@@ -18620,6 +19331,7 @@
     </w:tblStylePr>
     <w:tblStylePr w:type="nwCell">
       <w:rPr>
+        <w:rFonts w:ascii="Noto Sans KR Medium" w:hAnsi="Noto Sans KR Medium" w:eastAsia="Noto Sans KR Medium" w:cs="Noto Sans KR Medium"/>
         <w:color w:val="FFFFFF" w:themeColor="background1"/>
       </w:rPr>
       <w:tblPr/>
@@ -18663,6 +19375,7 @@
         <w:spacing w:before="0" w:after="0" w:line="240" w:lineRule="auto"/>
       </w:pPr>
       <w:rPr>
+        <w:rFonts w:ascii="Noto Sans KR Medium" w:hAnsi="Noto Sans KR Medium" w:eastAsia="Noto Sans KR Medium" w:cs="Noto Sans KR Medium"/>
         <w:b/>
         <w:bCs/>
         <w:color w:val="FFFFFF" w:themeColor="background1"/>
@@ -18685,6 +19398,7 @@
         <w:spacing w:before="0" w:after="0" w:line="240" w:lineRule="auto"/>
       </w:pPr>
       <w:rPr>
+        <w:rFonts w:ascii="Noto Sans KR Medium" w:hAnsi="Noto Sans KR Medium" w:eastAsia="Noto Sans KR Medium" w:cs="Noto Sans KR Medium"/>
         <w:color w:val="auto"/>
       </w:rPr>
       <w:tblPr/>
@@ -18702,6 +19416,7 @@
     </w:tblStylePr>
     <w:tblStylePr w:type="firstCol">
       <w:rPr>
+        <w:rFonts w:ascii="Noto Sans KR Medium" w:hAnsi="Noto Sans KR Medium" w:eastAsia="Noto Sans KR Medium" w:cs="Noto Sans KR Medium"/>
         <w:b/>
         <w:bCs/>
         <w:color w:val="FFFFFF" w:themeColor="background1"/>
@@ -18721,6 +19436,7 @@
     </w:tblStylePr>
     <w:tblStylePr w:type="lastCol">
       <w:rPr>
+        <w:rFonts w:ascii="Noto Sans KR Medium" w:hAnsi="Noto Sans KR Medium" w:eastAsia="Noto Sans KR Medium" w:cs="Noto Sans KR Medium"/>
         <w:b/>
         <w:bCs/>
         <w:color w:val="FFFFFF" w:themeColor="background1"/>
@@ -18769,6 +19485,7 @@
     </w:tblStylePr>
     <w:tblStylePr w:type="nwCell">
       <w:rPr>
+        <w:rFonts w:ascii="Noto Sans KR Medium" w:hAnsi="Noto Sans KR Medium" w:eastAsia="Noto Sans KR Medium" w:cs="Noto Sans KR Medium"/>
         <w:color w:val="FFFFFF" w:themeColor="background1"/>
       </w:rPr>
       <w:tblPr/>
@@ -18812,6 +19529,7 @@
         <w:spacing w:before="0" w:after="0" w:line="240" w:lineRule="auto"/>
       </w:pPr>
       <w:rPr>
+        <w:rFonts w:ascii="Noto Sans KR Medium" w:hAnsi="Noto Sans KR Medium" w:eastAsia="Noto Sans KR Medium" w:cs="Noto Sans KR Medium"/>
         <w:b/>
         <w:bCs/>
         <w:color w:val="FFFFFF" w:themeColor="background1"/>
@@ -18834,6 +19552,7 @@
         <w:spacing w:before="0" w:after="0" w:line="240" w:lineRule="auto"/>
       </w:pPr>
       <w:rPr>
+        <w:rFonts w:ascii="Noto Sans KR Medium" w:hAnsi="Noto Sans KR Medium" w:eastAsia="Noto Sans KR Medium" w:cs="Noto Sans KR Medium"/>
         <w:color w:val="auto"/>
       </w:rPr>
       <w:tblPr/>
@@ -18851,6 +19570,7 @@
     </w:tblStylePr>
     <w:tblStylePr w:type="firstCol">
       <w:rPr>
+        <w:rFonts w:ascii="Noto Sans KR Medium" w:hAnsi="Noto Sans KR Medium" w:eastAsia="Noto Sans KR Medium" w:cs="Noto Sans KR Medium"/>
         <w:b/>
         <w:bCs/>
         <w:color w:val="FFFFFF" w:themeColor="background1"/>
@@ -18870,6 +19590,7 @@
     </w:tblStylePr>
     <w:tblStylePr w:type="lastCol">
       <w:rPr>
+        <w:rFonts w:ascii="Noto Sans KR Medium" w:hAnsi="Noto Sans KR Medium" w:eastAsia="Noto Sans KR Medium" w:cs="Noto Sans KR Medium"/>
         <w:b/>
         <w:bCs/>
         <w:color w:val="FFFFFF" w:themeColor="background1"/>
@@ -18918,6 +19639,7 @@
     </w:tblStylePr>
     <w:tblStylePr w:type="nwCell">
       <w:rPr>
+        <w:rFonts w:ascii="Noto Sans KR Medium" w:hAnsi="Noto Sans KR Medium" w:eastAsia="Noto Sans KR Medium" w:cs="Noto Sans KR Medium"/>
         <w:color w:val="FFFFFF" w:themeColor="background1"/>
       </w:rPr>
       <w:tblPr/>
@@ -18961,6 +19683,7 @@
         <w:spacing w:before="0" w:after="0" w:line="240" w:lineRule="auto"/>
       </w:pPr>
       <w:rPr>
+        <w:rFonts w:ascii="Noto Sans KR Medium" w:hAnsi="Noto Sans KR Medium" w:eastAsia="Noto Sans KR Medium" w:cs="Noto Sans KR Medium"/>
         <w:b/>
         <w:bCs/>
         <w:color w:val="FFFFFF" w:themeColor="background1"/>
@@ -18983,6 +19706,7 @@
         <w:spacing w:before="0" w:after="0" w:line="240" w:lineRule="auto"/>
       </w:pPr>
       <w:rPr>
+        <w:rFonts w:ascii="Noto Sans KR Medium" w:hAnsi="Noto Sans KR Medium" w:eastAsia="Noto Sans KR Medium" w:cs="Noto Sans KR Medium"/>
         <w:color w:val="auto"/>
       </w:rPr>
       <w:tblPr/>
@@ -19000,6 +19724,7 @@
     </w:tblStylePr>
     <w:tblStylePr w:type="firstCol">
       <w:rPr>
+        <w:rFonts w:ascii="Noto Sans KR Medium" w:hAnsi="Noto Sans KR Medium" w:eastAsia="Noto Sans KR Medium" w:cs="Noto Sans KR Medium"/>
         <w:b/>
         <w:bCs/>
         <w:color w:val="FFFFFF" w:themeColor="background1"/>
@@ -19019,6 +19744,7 @@
     </w:tblStylePr>
     <w:tblStylePr w:type="lastCol">
       <w:rPr>
+        <w:rFonts w:ascii="Noto Sans KR Medium" w:hAnsi="Noto Sans KR Medium" w:eastAsia="Noto Sans KR Medium" w:cs="Noto Sans KR Medium"/>
         <w:b/>
         <w:bCs/>
         <w:color w:val="FFFFFF" w:themeColor="background1"/>
@@ -19067,6 +19793,7 @@
     </w:tblStylePr>
     <w:tblStylePr w:type="nwCell">
       <w:rPr>
+        <w:rFonts w:ascii="Noto Sans KR Medium" w:hAnsi="Noto Sans KR Medium" w:eastAsia="Noto Sans KR Medium" w:cs="Noto Sans KR Medium"/>
         <w:color w:val="FFFFFF" w:themeColor="background1"/>
       </w:rPr>
       <w:tblPr/>
@@ -19110,6 +19837,7 @@
         <w:spacing w:before="0" w:after="0" w:line="240" w:lineRule="auto"/>
       </w:pPr>
       <w:rPr>
+        <w:rFonts w:ascii="Noto Sans KR Medium" w:hAnsi="Noto Sans KR Medium" w:eastAsia="Noto Sans KR Medium" w:cs="Noto Sans KR Medium"/>
         <w:b/>
         <w:bCs/>
         <w:color w:val="FFFFFF" w:themeColor="background1"/>
@@ -19132,6 +19860,7 @@
         <w:spacing w:before="0" w:after="0" w:line="240" w:lineRule="auto"/>
       </w:pPr>
       <w:rPr>
+        <w:rFonts w:ascii="Noto Sans KR Medium" w:hAnsi="Noto Sans KR Medium" w:eastAsia="Noto Sans KR Medium" w:cs="Noto Sans KR Medium"/>
         <w:color w:val="auto"/>
       </w:rPr>
       <w:tblPr/>
@@ -19149,6 +19878,7 @@
     </w:tblStylePr>
     <w:tblStylePr w:type="firstCol">
       <w:rPr>
+        <w:rFonts w:ascii="Noto Sans KR Medium" w:hAnsi="Noto Sans KR Medium" w:eastAsia="Noto Sans KR Medium" w:cs="Noto Sans KR Medium"/>
         <w:b/>
         <w:bCs/>
         <w:color w:val="FFFFFF" w:themeColor="background1"/>
@@ -19168,6 +19898,7 @@
     </w:tblStylePr>
     <w:tblStylePr w:type="lastCol">
       <w:rPr>
+        <w:rFonts w:ascii="Noto Sans KR Medium" w:hAnsi="Noto Sans KR Medium" w:eastAsia="Noto Sans KR Medium" w:cs="Noto Sans KR Medium"/>
         <w:b/>
         <w:bCs/>
         <w:color w:val="FFFFFF" w:themeColor="background1"/>
@@ -19216,6 +19947,7 @@
     </w:tblStylePr>
     <w:tblStylePr w:type="nwCell">
       <w:rPr>
+        <w:rFonts w:ascii="Noto Sans KR Medium" w:hAnsi="Noto Sans KR Medium" w:eastAsia="Noto Sans KR Medium" w:cs="Noto Sans KR Medium"/>
         <w:color w:val="FFFFFF" w:themeColor="background1"/>
       </w:rPr>
       <w:tblPr/>
@@ -19259,6 +19991,7 @@
         <w:spacing w:before="0" w:after="0" w:line="240" w:lineRule="auto"/>
       </w:pPr>
       <w:rPr>
+        <w:rFonts w:ascii="Noto Sans KR Medium" w:hAnsi="Noto Sans KR Medium" w:eastAsia="Noto Sans KR Medium" w:cs="Noto Sans KR Medium"/>
         <w:b/>
         <w:bCs/>
         <w:color w:val="FFFFFF" w:themeColor="background1"/>
@@ -19281,6 +20014,7 @@
         <w:spacing w:before="0" w:after="0" w:line="240" w:lineRule="auto"/>
       </w:pPr>
       <w:rPr>
+        <w:rFonts w:ascii="Noto Sans KR Medium" w:hAnsi="Noto Sans KR Medium" w:eastAsia="Noto Sans KR Medium" w:cs="Noto Sans KR Medium"/>
         <w:color w:val="auto"/>
       </w:rPr>
       <w:tblPr/>
@@ -19298,6 +20032,7 @@
     </w:tblStylePr>
     <w:tblStylePr w:type="firstCol">
       <w:rPr>
+        <w:rFonts w:ascii="Noto Sans KR Medium" w:hAnsi="Noto Sans KR Medium" w:eastAsia="Noto Sans KR Medium" w:cs="Noto Sans KR Medium"/>
         <w:b/>
         <w:bCs/>
         <w:color w:val="FFFFFF" w:themeColor="background1"/>
@@ -19317,6 +20052,7 @@
     </w:tblStylePr>
     <w:tblStylePr w:type="lastCol">
       <w:rPr>
+        <w:rFonts w:ascii="Noto Sans KR Medium" w:hAnsi="Noto Sans KR Medium" w:eastAsia="Noto Sans KR Medium" w:cs="Noto Sans KR Medium"/>
         <w:b/>
         <w:bCs/>
         <w:color w:val="FFFFFF" w:themeColor="background1"/>
@@ -19365,6 +20101,7 @@
     </w:tblStylePr>
     <w:tblStylePr w:type="nwCell">
       <w:rPr>
+        <w:rFonts w:ascii="Noto Sans KR Medium" w:hAnsi="Noto Sans KR Medium" w:eastAsia="Noto Sans KR Medium" w:cs="Noto Sans KR Medium"/>
         <w:color w:val="FFFFFF" w:themeColor="background1"/>
       </w:rPr>
       <w:tblPr/>
@@ -19389,6 +20126,7 @@
       <w:spacing w:after="0" w:line="240" w:lineRule="auto"/>
     </w:pPr>
     <w:rPr>
+      <w:rFonts w:ascii="Noto Sans KR Medium" w:hAnsi="Noto Sans KR Medium" w:eastAsia="Noto Sans KR Medium" w:cs="Noto Sans KR Medium"/>
       <w:color w:val="000000" w:themeColor="text1"/>
     </w:rPr>
     <w:tblPr>
@@ -19408,7 +20146,7 @@
     </w:tblPr>
     <w:tblStylePr w:type="firstRow">
       <w:rPr>
-        <w:rFonts w:asciiTheme="majorHAnsi" w:eastAsiaTheme="majorEastAsia" w:hAnsiTheme="majorHAnsi" w:cstheme="majorBidi"/>
+        <w:rFonts w:ascii="Noto Sans KR Medium" w:hAnsi="Noto Sans KR Medium" w:eastAsia="Noto Sans KR Medium" w:cs="Noto Sans KR Medium"/>
       </w:rPr>
       <w:tblPr/>
       <w:tcPr>
@@ -19420,6 +20158,7 @@
     </w:tblStylePr>
     <w:tblStylePr w:type="lastRow">
       <w:rPr>
+        <w:rFonts w:ascii="Noto Sans KR Medium" w:hAnsi="Noto Sans KR Medium" w:eastAsia="Noto Sans KR Medium" w:cs="Noto Sans KR Medium"/>
         <w:b/>
         <w:bCs/>
         <w:color w:val="1F497D" w:themeColor="text2"/>
@@ -19434,12 +20173,14 @@
     </w:tblStylePr>
     <w:tblStylePr w:type="firstCol">
       <w:rPr>
+        <w:rFonts w:ascii="Noto Sans KR Medium" w:hAnsi="Noto Sans KR Medium" w:eastAsia="Noto Sans KR Medium" w:cs="Noto Sans KR Medium"/>
         <w:b/>
         <w:bCs/>
       </w:rPr>
     </w:tblStylePr>
     <w:tblStylePr w:type="lastCol">
       <w:rPr>
+        <w:rFonts w:ascii="Noto Sans KR Medium" w:hAnsi="Noto Sans KR Medium" w:eastAsia="Noto Sans KR Medium" w:cs="Noto Sans KR Medium"/>
         <w:b/>
         <w:bCs/>
       </w:rPr>
@@ -19473,6 +20214,7 @@
       <w:spacing w:after="0" w:line="240" w:lineRule="auto"/>
     </w:pPr>
     <w:rPr>
+      <w:rFonts w:ascii="Noto Sans KR Medium" w:hAnsi="Noto Sans KR Medium" w:eastAsia="Noto Sans KR Medium" w:cs="Noto Sans KR Medium"/>
       <w:color w:val="000000" w:themeColor="text1"/>
     </w:rPr>
     <w:tblPr>
@@ -19492,7 +20234,7 @@
     </w:tblPr>
     <w:tblStylePr w:type="firstRow">
       <w:rPr>
-        <w:rFonts w:asciiTheme="majorHAnsi" w:eastAsiaTheme="majorEastAsia" w:hAnsiTheme="majorHAnsi" w:cstheme="majorBidi"/>
+        <w:rFonts w:ascii="Noto Sans KR Medium" w:hAnsi="Noto Sans KR Medium" w:eastAsia="Noto Sans KR Medium" w:cs="Noto Sans KR Medium"/>
       </w:rPr>
       <w:tblPr/>
       <w:tcPr>
@@ -19504,6 +20246,7 @@
     </w:tblStylePr>
     <w:tblStylePr w:type="lastRow">
       <w:rPr>
+        <w:rFonts w:ascii="Noto Sans KR Medium" w:hAnsi="Noto Sans KR Medium" w:eastAsia="Noto Sans KR Medium" w:cs="Noto Sans KR Medium"/>
         <w:b/>
         <w:bCs/>
         <w:color w:val="1F497D" w:themeColor="text2"/>
@@ -19518,12 +20261,14 @@
     </w:tblStylePr>
     <w:tblStylePr w:type="firstCol">
       <w:rPr>
+        <w:rFonts w:ascii="Noto Sans KR Medium" w:hAnsi="Noto Sans KR Medium" w:eastAsia="Noto Sans KR Medium" w:cs="Noto Sans KR Medium"/>
         <w:b/>
         <w:bCs/>
       </w:rPr>
     </w:tblStylePr>
     <w:tblStylePr w:type="lastCol">
       <w:rPr>
+        <w:rFonts w:ascii="Noto Sans KR Medium" w:hAnsi="Noto Sans KR Medium" w:eastAsia="Noto Sans KR Medium" w:cs="Noto Sans KR Medium"/>
         <w:b/>
         <w:bCs/>
       </w:rPr>
@@ -19557,6 +20302,7 @@
       <w:spacing w:after="0" w:line="240" w:lineRule="auto"/>
     </w:pPr>
     <w:rPr>
+      <w:rFonts w:ascii="Noto Sans KR Medium" w:hAnsi="Noto Sans KR Medium" w:eastAsia="Noto Sans KR Medium" w:cs="Noto Sans KR Medium"/>
       <w:color w:val="000000" w:themeColor="text1"/>
     </w:rPr>
     <w:tblPr>
@@ -19576,7 +20322,7 @@
     </w:tblPr>
     <w:tblStylePr w:type="firstRow">
       <w:rPr>
-        <w:rFonts w:asciiTheme="majorHAnsi" w:eastAsiaTheme="majorEastAsia" w:hAnsiTheme="majorHAnsi" w:cstheme="majorBidi"/>
+        <w:rFonts w:ascii="Noto Sans KR Medium" w:hAnsi="Noto Sans KR Medium" w:eastAsia="Noto Sans KR Medium" w:cs="Noto Sans KR Medium"/>
       </w:rPr>
       <w:tblPr/>
       <w:tcPr>
@@ -19588,6 +20334,7 @@
     </w:tblStylePr>
     <w:tblStylePr w:type="lastRow">
       <w:rPr>
+        <w:rFonts w:ascii="Noto Sans KR Medium" w:hAnsi="Noto Sans KR Medium" w:eastAsia="Noto Sans KR Medium" w:cs="Noto Sans KR Medium"/>
         <w:b/>
         <w:bCs/>
         <w:color w:val="1F497D" w:themeColor="text2"/>
@@ -19602,12 +20349,14 @@
     </w:tblStylePr>
     <w:tblStylePr w:type="firstCol">
       <w:rPr>
+        <w:rFonts w:ascii="Noto Sans KR Medium" w:hAnsi="Noto Sans KR Medium" w:eastAsia="Noto Sans KR Medium" w:cs="Noto Sans KR Medium"/>
         <w:b/>
         <w:bCs/>
       </w:rPr>
     </w:tblStylePr>
     <w:tblStylePr w:type="lastCol">
       <w:rPr>
+        <w:rFonts w:ascii="Noto Sans KR Medium" w:hAnsi="Noto Sans KR Medium" w:eastAsia="Noto Sans KR Medium" w:cs="Noto Sans KR Medium"/>
         <w:b/>
         <w:bCs/>
       </w:rPr>
@@ -19641,6 +20390,7 @@
       <w:spacing w:after="0" w:line="240" w:lineRule="auto"/>
     </w:pPr>
     <w:rPr>
+      <w:rFonts w:ascii="Noto Sans KR Medium" w:hAnsi="Noto Sans KR Medium" w:eastAsia="Noto Sans KR Medium" w:cs="Noto Sans KR Medium"/>
       <w:color w:val="000000" w:themeColor="text1"/>
     </w:rPr>
     <w:tblPr>
@@ -19660,7 +20410,7 @@
     </w:tblPr>
     <w:tblStylePr w:type="firstRow">
       <w:rPr>
-        <w:rFonts w:asciiTheme="majorHAnsi" w:eastAsiaTheme="majorEastAsia" w:hAnsiTheme="majorHAnsi" w:cstheme="majorBidi"/>
+        <w:rFonts w:ascii="Noto Sans KR Medium" w:hAnsi="Noto Sans KR Medium" w:eastAsia="Noto Sans KR Medium" w:cs="Noto Sans KR Medium"/>
       </w:rPr>
       <w:tblPr/>
       <w:tcPr>
@@ -19672,6 +20422,7 @@
     </w:tblStylePr>
     <w:tblStylePr w:type="lastRow">
       <w:rPr>
+        <w:rFonts w:ascii="Noto Sans KR Medium" w:hAnsi="Noto Sans KR Medium" w:eastAsia="Noto Sans KR Medium" w:cs="Noto Sans KR Medium"/>
         <w:b/>
         <w:bCs/>
         <w:color w:val="1F497D" w:themeColor="text2"/>
@@ -19686,12 +20437,14 @@
     </w:tblStylePr>
     <w:tblStylePr w:type="firstCol">
       <w:rPr>
+        <w:rFonts w:ascii="Noto Sans KR Medium" w:hAnsi="Noto Sans KR Medium" w:eastAsia="Noto Sans KR Medium" w:cs="Noto Sans KR Medium"/>
         <w:b/>
         <w:bCs/>
       </w:rPr>
     </w:tblStylePr>
     <w:tblStylePr w:type="lastCol">
       <w:rPr>
+        <w:rFonts w:ascii="Noto Sans KR Medium" w:hAnsi="Noto Sans KR Medium" w:eastAsia="Noto Sans KR Medium" w:cs="Noto Sans KR Medium"/>
         <w:b/>
         <w:bCs/>
       </w:rPr>
@@ -19725,6 +20478,7 @@
       <w:spacing w:after="0" w:line="240" w:lineRule="auto"/>
     </w:pPr>
     <w:rPr>
+      <w:rFonts w:ascii="Noto Sans KR Medium" w:hAnsi="Noto Sans KR Medium" w:eastAsia="Noto Sans KR Medium" w:cs="Noto Sans KR Medium"/>
       <w:color w:val="000000" w:themeColor="text1"/>
     </w:rPr>
     <w:tblPr>
@@ -19744,7 +20498,7 @@
     </w:tblPr>
     <w:tblStylePr w:type="firstRow">
       <w:rPr>
-        <w:rFonts w:asciiTheme="majorHAnsi" w:eastAsiaTheme="majorEastAsia" w:hAnsiTheme="majorHAnsi" w:cstheme="majorBidi"/>
+        <w:rFonts w:ascii="Noto Sans KR Medium" w:hAnsi="Noto Sans KR Medium" w:eastAsia="Noto Sans KR Medium" w:cs="Noto Sans KR Medium"/>
       </w:rPr>
       <w:tblPr/>
       <w:tcPr>
@@ -19756,6 +20510,7 @@
     </w:tblStylePr>
     <w:tblStylePr w:type="lastRow">
       <w:rPr>
+        <w:rFonts w:ascii="Noto Sans KR Medium" w:hAnsi="Noto Sans KR Medium" w:eastAsia="Noto Sans KR Medium" w:cs="Noto Sans KR Medium"/>
         <w:b/>
         <w:bCs/>
         <w:color w:val="1F497D" w:themeColor="text2"/>
@@ -19770,12 +20525,14 @@
     </w:tblStylePr>
     <w:tblStylePr w:type="firstCol">
       <w:rPr>
+        <w:rFonts w:ascii="Noto Sans KR Medium" w:hAnsi="Noto Sans KR Medium" w:eastAsia="Noto Sans KR Medium" w:cs="Noto Sans KR Medium"/>
         <w:b/>
         <w:bCs/>
       </w:rPr>
     </w:tblStylePr>
     <w:tblStylePr w:type="lastCol">
       <w:rPr>
+        <w:rFonts w:ascii="Noto Sans KR Medium" w:hAnsi="Noto Sans KR Medium" w:eastAsia="Noto Sans KR Medium" w:cs="Noto Sans KR Medium"/>
         <w:b/>
         <w:bCs/>
       </w:rPr>
@@ -19809,6 +20566,7 @@
       <w:spacing w:after="0" w:line="240" w:lineRule="auto"/>
     </w:pPr>
     <w:rPr>
+      <w:rFonts w:ascii="Noto Sans KR Medium" w:hAnsi="Noto Sans KR Medium" w:eastAsia="Noto Sans KR Medium" w:cs="Noto Sans KR Medium"/>
       <w:color w:val="000000" w:themeColor="text1"/>
     </w:rPr>
     <w:tblPr>
@@ -19828,7 +20586,7 @@
     </w:tblPr>
     <w:tblStylePr w:type="firstRow">
       <w:rPr>
-        <w:rFonts w:asciiTheme="majorHAnsi" w:eastAsiaTheme="majorEastAsia" w:hAnsiTheme="majorHAnsi" w:cstheme="majorBidi"/>
+        <w:rFonts w:ascii="Noto Sans KR Medium" w:hAnsi="Noto Sans KR Medium" w:eastAsia="Noto Sans KR Medium" w:cs="Noto Sans KR Medium"/>
       </w:rPr>
       <w:tblPr/>
       <w:tcPr>
@@ -19840,6 +20598,7 @@
     </w:tblStylePr>
     <w:tblStylePr w:type="lastRow">
       <w:rPr>
+        <w:rFonts w:ascii="Noto Sans KR Medium" w:hAnsi="Noto Sans KR Medium" w:eastAsia="Noto Sans KR Medium" w:cs="Noto Sans KR Medium"/>
         <w:b/>
         <w:bCs/>
         <w:color w:val="1F497D" w:themeColor="text2"/>
@@ -19854,12 +20613,14 @@
     </w:tblStylePr>
     <w:tblStylePr w:type="firstCol">
       <w:rPr>
+        <w:rFonts w:ascii="Noto Sans KR Medium" w:hAnsi="Noto Sans KR Medium" w:eastAsia="Noto Sans KR Medium" w:cs="Noto Sans KR Medium"/>
         <w:b/>
         <w:bCs/>
       </w:rPr>
     </w:tblStylePr>
     <w:tblStylePr w:type="lastCol">
       <w:rPr>
+        <w:rFonts w:ascii="Noto Sans KR Medium" w:hAnsi="Noto Sans KR Medium" w:eastAsia="Noto Sans KR Medium" w:cs="Noto Sans KR Medium"/>
         <w:b/>
         <w:bCs/>
       </w:rPr>
@@ -19893,6 +20654,7 @@
       <w:spacing w:after="0" w:line="240" w:lineRule="auto"/>
     </w:pPr>
     <w:rPr>
+      <w:rFonts w:ascii="Noto Sans KR Medium" w:hAnsi="Noto Sans KR Medium" w:eastAsia="Noto Sans KR Medium" w:cs="Noto Sans KR Medium"/>
       <w:color w:val="000000" w:themeColor="text1"/>
     </w:rPr>
     <w:tblPr>
@@ -19912,7 +20674,7 @@
     </w:tblPr>
     <w:tblStylePr w:type="firstRow">
       <w:rPr>
-        <w:rFonts w:asciiTheme="majorHAnsi" w:eastAsiaTheme="majorEastAsia" w:hAnsiTheme="majorHAnsi" w:cstheme="majorBidi"/>
+        <w:rFonts w:ascii="Noto Sans KR Medium" w:hAnsi="Noto Sans KR Medium" w:eastAsia="Noto Sans KR Medium" w:cs="Noto Sans KR Medium"/>
       </w:rPr>
       <w:tblPr/>
       <w:tcPr>
@@ -19924,6 +20686,7 @@
     </w:tblStylePr>
     <w:tblStylePr w:type="lastRow">
       <w:rPr>
+        <w:rFonts w:ascii="Noto Sans KR Medium" w:hAnsi="Noto Sans KR Medium" w:eastAsia="Noto Sans KR Medium" w:cs="Noto Sans KR Medium"/>
         <w:b/>
         <w:bCs/>
         <w:color w:val="1F497D" w:themeColor="text2"/>
@@ -19938,12 +20701,14 @@
     </w:tblStylePr>
     <w:tblStylePr w:type="firstCol">
       <w:rPr>
+        <w:rFonts w:ascii="Noto Sans KR Medium" w:hAnsi="Noto Sans KR Medium" w:eastAsia="Noto Sans KR Medium" w:cs="Noto Sans KR Medium"/>
         <w:b/>
         <w:bCs/>
       </w:rPr>
     </w:tblStylePr>
     <w:tblStylePr w:type="lastCol">
       <w:rPr>
+        <w:rFonts w:ascii="Noto Sans KR Medium" w:hAnsi="Noto Sans KR Medium" w:eastAsia="Noto Sans KR Medium" w:cs="Noto Sans KR Medium"/>
         <w:b/>
         <w:bCs/>
       </w:rPr>
@@ -19977,7 +20742,7 @@
       <w:spacing w:after="0" w:line="240" w:lineRule="auto"/>
     </w:pPr>
     <w:rPr>
-      <w:rFonts w:asciiTheme="majorHAnsi" w:eastAsiaTheme="majorEastAsia" w:hAnsiTheme="majorHAnsi" w:cstheme="majorBidi"/>
+      <w:rFonts w:ascii="Noto Sans KR Medium" w:hAnsi="Noto Sans KR Medium" w:eastAsia="Noto Sans KR Medium" w:cs="Noto Sans KR Medium"/>
       <w:color w:val="000000" w:themeColor="text1"/>
     </w:rPr>
     <w:tblPr>
@@ -19999,6 +20764,7 @@
     </w:tblPr>
     <w:tblStylePr w:type="firstRow">
       <w:rPr>
+        <w:rFonts w:ascii="Noto Sans KR Medium" w:hAnsi="Noto Sans KR Medium" w:eastAsia="Noto Sans KR Medium" w:cs="Noto Sans KR Medium"/>
         <w:sz w:val="24"/>
         <w:szCs w:val="24"/>
       </w:rPr>
@@ -20105,7 +20871,7 @@
       <w:spacing w:after="0" w:line="240" w:lineRule="auto"/>
     </w:pPr>
     <w:rPr>
-      <w:rFonts w:asciiTheme="majorHAnsi" w:eastAsiaTheme="majorEastAsia" w:hAnsiTheme="majorHAnsi" w:cstheme="majorBidi"/>
+      <w:rFonts w:ascii="Noto Sans KR Medium" w:hAnsi="Noto Sans KR Medium" w:eastAsia="Noto Sans KR Medium" w:cs="Noto Sans KR Medium"/>
       <w:color w:val="000000" w:themeColor="text1"/>
     </w:rPr>
     <w:tblPr>
@@ -20127,6 +20893,7 @@
     </w:tblPr>
     <w:tblStylePr w:type="firstRow">
       <w:rPr>
+        <w:rFonts w:ascii="Noto Sans KR Medium" w:hAnsi="Noto Sans KR Medium" w:eastAsia="Noto Sans KR Medium" w:cs="Noto Sans KR Medium"/>
         <w:sz w:val="24"/>
         <w:szCs w:val="24"/>
       </w:rPr>
@@ -20233,7 +21000,7 @@
       <w:spacing w:after="0" w:line="240" w:lineRule="auto"/>
     </w:pPr>
     <w:rPr>
-      <w:rFonts w:asciiTheme="majorHAnsi" w:eastAsiaTheme="majorEastAsia" w:hAnsiTheme="majorHAnsi" w:cstheme="majorBidi"/>
+      <w:rFonts w:ascii="Noto Sans KR Medium" w:hAnsi="Noto Sans KR Medium" w:eastAsia="Noto Sans KR Medium" w:cs="Noto Sans KR Medium"/>
       <w:color w:val="000000" w:themeColor="text1"/>
     </w:rPr>
     <w:tblPr>
@@ -20255,6 +21022,7 @@
     </w:tblPr>
     <w:tblStylePr w:type="firstRow">
       <w:rPr>
+        <w:rFonts w:ascii="Noto Sans KR Medium" w:hAnsi="Noto Sans KR Medium" w:eastAsia="Noto Sans KR Medium" w:cs="Noto Sans KR Medium"/>
         <w:sz w:val="24"/>
         <w:szCs w:val="24"/>
       </w:rPr>
@@ -20361,7 +21129,7 @@
       <w:spacing w:after="0" w:line="240" w:lineRule="auto"/>
     </w:pPr>
     <w:rPr>
-      <w:rFonts w:asciiTheme="majorHAnsi" w:eastAsiaTheme="majorEastAsia" w:hAnsiTheme="majorHAnsi" w:cstheme="majorBidi"/>
+      <w:rFonts w:ascii="Noto Sans KR Medium" w:hAnsi="Noto Sans KR Medium" w:eastAsia="Noto Sans KR Medium" w:cs="Noto Sans KR Medium"/>
       <w:color w:val="000000" w:themeColor="text1"/>
     </w:rPr>
     <w:tblPr>
@@ -20383,6 +21151,7 @@
     </w:tblPr>
     <w:tblStylePr w:type="firstRow">
       <w:rPr>
+        <w:rFonts w:ascii="Noto Sans KR Medium" w:hAnsi="Noto Sans KR Medium" w:eastAsia="Noto Sans KR Medium" w:cs="Noto Sans KR Medium"/>
         <w:sz w:val="24"/>
         <w:szCs w:val="24"/>
       </w:rPr>
@@ -20489,7 +21258,7 @@
       <w:spacing w:after="0" w:line="240" w:lineRule="auto"/>
     </w:pPr>
     <w:rPr>
-      <w:rFonts w:asciiTheme="majorHAnsi" w:eastAsiaTheme="majorEastAsia" w:hAnsiTheme="majorHAnsi" w:cstheme="majorBidi"/>
+      <w:rFonts w:ascii="Noto Sans KR Medium" w:hAnsi="Noto Sans KR Medium" w:eastAsia="Noto Sans KR Medium" w:cs="Noto Sans KR Medium"/>
       <w:color w:val="000000" w:themeColor="text1"/>
     </w:rPr>
     <w:tblPr>
@@ -20511,6 +21280,7 @@
     </w:tblPr>
     <w:tblStylePr w:type="firstRow">
       <w:rPr>
+        <w:rFonts w:ascii="Noto Sans KR Medium" w:hAnsi="Noto Sans KR Medium" w:eastAsia="Noto Sans KR Medium" w:cs="Noto Sans KR Medium"/>
         <w:sz w:val="24"/>
         <w:szCs w:val="24"/>
       </w:rPr>
@@ -20617,7 +21387,7 @@
       <w:spacing w:after="0" w:line="240" w:lineRule="auto"/>
     </w:pPr>
     <w:rPr>
-      <w:rFonts w:asciiTheme="majorHAnsi" w:eastAsiaTheme="majorEastAsia" w:hAnsiTheme="majorHAnsi" w:cstheme="majorBidi"/>
+      <w:rFonts w:ascii="Noto Sans KR Medium" w:hAnsi="Noto Sans KR Medium" w:eastAsia="Noto Sans KR Medium" w:cs="Noto Sans KR Medium"/>
       <w:color w:val="000000" w:themeColor="text1"/>
     </w:rPr>
     <w:tblPr>
@@ -20639,6 +21409,7 @@
     </w:tblPr>
     <w:tblStylePr w:type="firstRow">
       <w:rPr>
+        <w:rFonts w:ascii="Noto Sans KR Medium" w:hAnsi="Noto Sans KR Medium" w:eastAsia="Noto Sans KR Medium" w:cs="Noto Sans KR Medium"/>
         <w:sz w:val="24"/>
         <w:szCs w:val="24"/>
       </w:rPr>
@@ -20745,7 +21516,7 @@
       <w:spacing w:after="0" w:line="240" w:lineRule="auto"/>
     </w:pPr>
     <w:rPr>
-      <w:rFonts w:asciiTheme="majorHAnsi" w:eastAsiaTheme="majorEastAsia" w:hAnsiTheme="majorHAnsi" w:cstheme="majorBidi"/>
+      <w:rFonts w:ascii="Noto Sans KR Medium" w:hAnsi="Noto Sans KR Medium" w:eastAsia="Noto Sans KR Medium" w:cs="Noto Sans KR Medium"/>
       <w:color w:val="000000" w:themeColor="text1"/>
     </w:rPr>
     <w:tblPr>
@@ -20767,6 +21538,7 @@
     </w:tblPr>
     <w:tblStylePr w:type="firstRow">
       <w:rPr>
+        <w:rFonts w:ascii="Noto Sans KR Medium" w:hAnsi="Noto Sans KR Medium" w:eastAsia="Noto Sans KR Medium" w:cs="Noto Sans KR Medium"/>
         <w:sz w:val="24"/>
         <w:szCs w:val="24"/>
       </w:rPr>
@@ -20896,12 +21668,14 @@
     </w:tcPr>
     <w:tblStylePr w:type="firstRow">
       <w:rPr>
+        <w:rFonts w:ascii="Noto Sans KR Medium" w:hAnsi="Noto Sans KR Medium" w:eastAsia="Noto Sans KR Medium" w:cs="Noto Sans KR Medium"/>
         <w:b/>
         <w:bCs/>
       </w:rPr>
     </w:tblStylePr>
     <w:tblStylePr w:type="lastRow">
       <w:rPr>
+        <w:rFonts w:ascii="Noto Sans KR Medium" w:hAnsi="Noto Sans KR Medium" w:eastAsia="Noto Sans KR Medium" w:cs="Noto Sans KR Medium"/>
         <w:b/>
         <w:bCs/>
       </w:rPr>
@@ -20914,12 +21688,14 @@
     </w:tblStylePr>
     <w:tblStylePr w:type="firstCol">
       <w:rPr>
+        <w:rFonts w:ascii="Noto Sans KR Medium" w:hAnsi="Noto Sans KR Medium" w:eastAsia="Noto Sans KR Medium" w:cs="Noto Sans KR Medium"/>
         <w:b/>
         <w:bCs/>
       </w:rPr>
     </w:tblStylePr>
     <w:tblStylePr w:type="lastCol">
       <w:rPr>
+        <w:rFonts w:ascii="Noto Sans KR Medium" w:hAnsi="Noto Sans KR Medium" w:eastAsia="Noto Sans KR Medium" w:cs="Noto Sans KR Medium"/>
         <w:b/>
         <w:bCs/>
       </w:rPr>
@@ -20969,12 +21745,14 @@
     </w:tcPr>
     <w:tblStylePr w:type="firstRow">
       <w:rPr>
+        <w:rFonts w:ascii="Noto Sans KR Medium" w:hAnsi="Noto Sans KR Medium" w:eastAsia="Noto Sans KR Medium" w:cs="Noto Sans KR Medium"/>
         <w:b/>
         <w:bCs/>
       </w:rPr>
     </w:tblStylePr>
     <w:tblStylePr w:type="lastRow">
       <w:rPr>
+        <w:rFonts w:ascii="Noto Sans KR Medium" w:hAnsi="Noto Sans KR Medium" w:eastAsia="Noto Sans KR Medium" w:cs="Noto Sans KR Medium"/>
         <w:b/>
         <w:bCs/>
       </w:rPr>
@@ -20987,12 +21765,14 @@
     </w:tblStylePr>
     <w:tblStylePr w:type="firstCol">
       <w:rPr>
+        <w:rFonts w:ascii="Noto Sans KR Medium" w:hAnsi="Noto Sans KR Medium" w:eastAsia="Noto Sans KR Medium" w:cs="Noto Sans KR Medium"/>
         <w:b/>
         <w:bCs/>
       </w:rPr>
     </w:tblStylePr>
     <w:tblStylePr w:type="lastCol">
       <w:rPr>
+        <w:rFonts w:ascii="Noto Sans KR Medium" w:hAnsi="Noto Sans KR Medium" w:eastAsia="Noto Sans KR Medium" w:cs="Noto Sans KR Medium"/>
         <w:b/>
         <w:bCs/>
       </w:rPr>
@@ -21042,12 +21822,14 @@
     </w:tcPr>
     <w:tblStylePr w:type="firstRow">
       <w:rPr>
+        <w:rFonts w:ascii="Noto Sans KR Medium" w:hAnsi="Noto Sans KR Medium" w:eastAsia="Noto Sans KR Medium" w:cs="Noto Sans KR Medium"/>
         <w:b/>
         <w:bCs/>
       </w:rPr>
     </w:tblStylePr>
     <w:tblStylePr w:type="lastRow">
       <w:rPr>
+        <w:rFonts w:ascii="Noto Sans KR Medium" w:hAnsi="Noto Sans KR Medium" w:eastAsia="Noto Sans KR Medium" w:cs="Noto Sans KR Medium"/>
         <w:b/>
         <w:bCs/>
       </w:rPr>
@@ -21060,12 +21842,14 @@
     </w:tblStylePr>
     <w:tblStylePr w:type="firstCol">
       <w:rPr>
+        <w:rFonts w:ascii="Noto Sans KR Medium" w:hAnsi="Noto Sans KR Medium" w:eastAsia="Noto Sans KR Medium" w:cs="Noto Sans KR Medium"/>
         <w:b/>
         <w:bCs/>
       </w:rPr>
     </w:tblStylePr>
     <w:tblStylePr w:type="lastCol">
       <w:rPr>
+        <w:rFonts w:ascii="Noto Sans KR Medium" w:hAnsi="Noto Sans KR Medium" w:eastAsia="Noto Sans KR Medium" w:cs="Noto Sans KR Medium"/>
         <w:b/>
         <w:bCs/>
       </w:rPr>
@@ -21115,12 +21899,14 @@
     </w:tcPr>
     <w:tblStylePr w:type="firstRow">
       <w:rPr>
+        <w:rFonts w:ascii="Noto Sans KR Medium" w:hAnsi="Noto Sans KR Medium" w:eastAsia="Noto Sans KR Medium" w:cs="Noto Sans KR Medium"/>
         <w:b/>
         <w:bCs/>
       </w:rPr>
     </w:tblStylePr>
     <w:tblStylePr w:type="lastRow">
       <w:rPr>
+        <w:rFonts w:ascii="Noto Sans KR Medium" w:hAnsi="Noto Sans KR Medium" w:eastAsia="Noto Sans KR Medium" w:cs="Noto Sans KR Medium"/>
         <w:b/>
         <w:bCs/>
       </w:rPr>
@@ -21133,12 +21919,14 @@
     </w:tblStylePr>
     <w:tblStylePr w:type="firstCol">
       <w:rPr>
+        <w:rFonts w:ascii="Noto Sans KR Medium" w:hAnsi="Noto Sans KR Medium" w:eastAsia="Noto Sans KR Medium" w:cs="Noto Sans KR Medium"/>
         <w:b/>
         <w:bCs/>
       </w:rPr>
     </w:tblStylePr>
     <w:tblStylePr w:type="lastCol">
       <w:rPr>
+        <w:rFonts w:ascii="Noto Sans KR Medium" w:hAnsi="Noto Sans KR Medium" w:eastAsia="Noto Sans KR Medium" w:cs="Noto Sans KR Medium"/>
         <w:b/>
         <w:bCs/>
       </w:rPr>
@@ -21188,12 +21976,14 @@
     </w:tcPr>
     <w:tblStylePr w:type="firstRow">
       <w:rPr>
+        <w:rFonts w:ascii="Noto Sans KR Medium" w:hAnsi="Noto Sans KR Medium" w:eastAsia="Noto Sans KR Medium" w:cs="Noto Sans KR Medium"/>
         <w:b/>
         <w:bCs/>
       </w:rPr>
     </w:tblStylePr>
     <w:tblStylePr w:type="lastRow">
       <w:rPr>
+        <w:rFonts w:ascii="Noto Sans KR Medium" w:hAnsi="Noto Sans KR Medium" w:eastAsia="Noto Sans KR Medium" w:cs="Noto Sans KR Medium"/>
         <w:b/>
         <w:bCs/>
       </w:rPr>
@@ -21206,12 +21996,14 @@
     </w:tblStylePr>
     <w:tblStylePr w:type="firstCol">
       <w:rPr>
+        <w:rFonts w:ascii="Noto Sans KR Medium" w:hAnsi="Noto Sans KR Medium" w:eastAsia="Noto Sans KR Medium" w:cs="Noto Sans KR Medium"/>
         <w:b/>
         <w:bCs/>
       </w:rPr>
     </w:tblStylePr>
     <w:tblStylePr w:type="lastCol">
       <w:rPr>
+        <w:rFonts w:ascii="Noto Sans KR Medium" w:hAnsi="Noto Sans KR Medium" w:eastAsia="Noto Sans KR Medium" w:cs="Noto Sans KR Medium"/>
         <w:b/>
         <w:bCs/>
       </w:rPr>
@@ -21261,12 +22053,14 @@
     </w:tcPr>
     <w:tblStylePr w:type="firstRow">
       <w:rPr>
+        <w:rFonts w:ascii="Noto Sans KR Medium" w:hAnsi="Noto Sans KR Medium" w:eastAsia="Noto Sans KR Medium" w:cs="Noto Sans KR Medium"/>
         <w:b/>
         <w:bCs/>
       </w:rPr>
     </w:tblStylePr>
     <w:tblStylePr w:type="lastRow">
       <w:rPr>
+        <w:rFonts w:ascii="Noto Sans KR Medium" w:hAnsi="Noto Sans KR Medium" w:eastAsia="Noto Sans KR Medium" w:cs="Noto Sans KR Medium"/>
         <w:b/>
         <w:bCs/>
       </w:rPr>
@@ -21279,12 +22073,14 @@
     </w:tblStylePr>
     <w:tblStylePr w:type="firstCol">
       <w:rPr>
+        <w:rFonts w:ascii="Noto Sans KR Medium" w:hAnsi="Noto Sans KR Medium" w:eastAsia="Noto Sans KR Medium" w:cs="Noto Sans KR Medium"/>
         <w:b/>
         <w:bCs/>
       </w:rPr>
     </w:tblStylePr>
     <w:tblStylePr w:type="lastCol">
       <w:rPr>
+        <w:rFonts w:ascii="Noto Sans KR Medium" w:hAnsi="Noto Sans KR Medium" w:eastAsia="Noto Sans KR Medium" w:cs="Noto Sans KR Medium"/>
         <w:b/>
         <w:bCs/>
       </w:rPr>
@@ -21334,12 +22130,14 @@
     </w:tcPr>
     <w:tblStylePr w:type="firstRow">
       <w:rPr>
+        <w:rFonts w:ascii="Noto Sans KR Medium" w:hAnsi="Noto Sans KR Medium" w:eastAsia="Noto Sans KR Medium" w:cs="Noto Sans KR Medium"/>
         <w:b/>
         <w:bCs/>
       </w:rPr>
     </w:tblStylePr>
     <w:tblStylePr w:type="lastRow">
       <w:rPr>
+        <w:rFonts w:ascii="Noto Sans KR Medium" w:hAnsi="Noto Sans KR Medium" w:eastAsia="Noto Sans KR Medium" w:cs="Noto Sans KR Medium"/>
         <w:b/>
         <w:bCs/>
       </w:rPr>
@@ -21352,12 +22150,14 @@
     </w:tblStylePr>
     <w:tblStylePr w:type="firstCol">
       <w:rPr>
+        <w:rFonts w:ascii="Noto Sans KR Medium" w:hAnsi="Noto Sans KR Medium" w:eastAsia="Noto Sans KR Medium" w:cs="Noto Sans KR Medium"/>
         <w:b/>
         <w:bCs/>
       </w:rPr>
     </w:tblStylePr>
     <w:tblStylePr w:type="lastCol">
       <w:rPr>
+        <w:rFonts w:ascii="Noto Sans KR Medium" w:hAnsi="Noto Sans KR Medium" w:eastAsia="Noto Sans KR Medium" w:cs="Noto Sans KR Medium"/>
         <w:b/>
         <w:bCs/>
       </w:rPr>
@@ -21384,7 +22184,7 @@
       <w:spacing w:after="0" w:line="240" w:lineRule="auto"/>
     </w:pPr>
     <w:rPr>
-      <w:rFonts w:asciiTheme="majorHAnsi" w:eastAsiaTheme="majorEastAsia" w:hAnsiTheme="majorHAnsi" w:cstheme="majorBidi"/>
+      <w:rFonts w:ascii="Noto Sans KR Medium" w:hAnsi="Noto Sans KR Medium" w:eastAsia="Noto Sans KR Medium" w:cs="Noto Sans KR Medium"/>
       <w:color w:val="000000" w:themeColor="text1"/>
     </w:rPr>
     <w:tblPr>
@@ -21411,6 +22211,7 @@
     </w:tcPr>
     <w:tblStylePr w:type="firstRow">
       <w:rPr>
+        <w:rFonts w:ascii="Noto Sans KR Medium" w:hAnsi="Noto Sans KR Medium" w:eastAsia="Noto Sans KR Medium" w:cs="Noto Sans KR Medium"/>
         <w:b/>
         <w:bCs/>
         <w:color w:val="000000" w:themeColor="text1"/>
@@ -21422,6 +22223,7 @@
     </w:tblStylePr>
     <w:tblStylePr w:type="lastRow">
       <w:rPr>
+        <w:rFonts w:ascii="Noto Sans KR Medium" w:hAnsi="Noto Sans KR Medium" w:eastAsia="Noto Sans KR Medium" w:cs="Noto Sans KR Medium"/>
         <w:b/>
         <w:bCs/>
         <w:color w:val="000000" w:themeColor="text1"/>
@@ -21441,6 +22243,7 @@
     </w:tblStylePr>
     <w:tblStylePr w:type="firstCol">
       <w:rPr>
+        <w:rFonts w:ascii="Noto Sans KR Medium" w:hAnsi="Noto Sans KR Medium" w:eastAsia="Noto Sans KR Medium" w:cs="Noto Sans KR Medium"/>
         <w:b/>
         <w:bCs/>
         <w:color w:val="000000" w:themeColor="text1"/>
@@ -21460,6 +22263,7 @@
     </w:tblStylePr>
     <w:tblStylePr w:type="lastCol">
       <w:rPr>
+        <w:rFonts w:ascii="Noto Sans KR Medium" w:hAnsi="Noto Sans KR Medium" w:eastAsia="Noto Sans KR Medium" w:cs="Noto Sans KR Medium"/>
         <w:b w:val="0"/>
         <w:bCs w:val="0"/>
         <w:color w:val="000000" w:themeColor="text1"/>
@@ -21509,7 +22313,7 @@
       <w:spacing w:after="0" w:line="240" w:lineRule="auto"/>
     </w:pPr>
     <w:rPr>
-      <w:rFonts w:asciiTheme="majorHAnsi" w:eastAsiaTheme="majorEastAsia" w:hAnsiTheme="majorHAnsi" w:cstheme="majorBidi"/>
+      <w:rFonts w:ascii="Noto Sans KR Medium" w:hAnsi="Noto Sans KR Medium" w:eastAsia="Noto Sans KR Medium" w:cs="Noto Sans KR Medium"/>
       <w:color w:val="000000" w:themeColor="text1"/>
     </w:rPr>
     <w:tblPr>
@@ -21536,6 +22340,7 @@
     </w:tcPr>
     <w:tblStylePr w:type="firstRow">
       <w:rPr>
+        <w:rFonts w:ascii="Noto Sans KR Medium" w:hAnsi="Noto Sans KR Medium" w:eastAsia="Noto Sans KR Medium" w:cs="Noto Sans KR Medium"/>
         <w:b/>
         <w:bCs/>
         <w:color w:val="000000" w:themeColor="text1"/>
@@ -21547,6 +22352,7 @@
     </w:tblStylePr>
     <w:tblStylePr w:type="lastRow">
       <w:rPr>
+        <w:rFonts w:ascii="Noto Sans KR Medium" w:hAnsi="Noto Sans KR Medium" w:eastAsia="Noto Sans KR Medium" w:cs="Noto Sans KR Medium"/>
         <w:b/>
         <w:bCs/>
         <w:color w:val="000000" w:themeColor="text1"/>
@@ -21566,6 +22372,7 @@
     </w:tblStylePr>
     <w:tblStylePr w:type="firstCol">
       <w:rPr>
+        <w:rFonts w:ascii="Noto Sans KR Medium" w:hAnsi="Noto Sans KR Medium" w:eastAsia="Noto Sans KR Medium" w:cs="Noto Sans KR Medium"/>
         <w:b/>
         <w:bCs/>
         <w:color w:val="000000" w:themeColor="text1"/>
@@ -21585,6 +22392,7 @@
     </w:tblStylePr>
     <w:tblStylePr w:type="lastCol">
       <w:rPr>
+        <w:rFonts w:ascii="Noto Sans KR Medium" w:hAnsi="Noto Sans KR Medium" w:eastAsia="Noto Sans KR Medium" w:cs="Noto Sans KR Medium"/>
         <w:b w:val="0"/>
         <w:bCs w:val="0"/>
         <w:color w:val="000000" w:themeColor="text1"/>
@@ -21634,7 +22442,7 @@
       <w:spacing w:after="0" w:line="240" w:lineRule="auto"/>
     </w:pPr>
     <w:rPr>
-      <w:rFonts w:asciiTheme="majorHAnsi" w:eastAsiaTheme="majorEastAsia" w:hAnsiTheme="majorHAnsi" w:cstheme="majorBidi"/>
+      <w:rFonts w:ascii="Noto Sans KR Medium" w:hAnsi="Noto Sans KR Medium" w:eastAsia="Noto Sans KR Medium" w:cs="Noto Sans KR Medium"/>
       <w:color w:val="000000" w:themeColor="text1"/>
     </w:rPr>
     <w:tblPr>
@@ -21661,6 +22469,7 @@
     </w:tcPr>
     <w:tblStylePr w:type="firstRow">
       <w:rPr>
+        <w:rFonts w:ascii="Noto Sans KR Medium" w:hAnsi="Noto Sans KR Medium" w:eastAsia="Noto Sans KR Medium" w:cs="Noto Sans KR Medium"/>
         <w:b/>
         <w:bCs/>
         <w:color w:val="000000" w:themeColor="text1"/>
@@ -21672,6 +22481,7 @@
     </w:tblStylePr>
     <w:tblStylePr w:type="lastRow">
       <w:rPr>
+        <w:rFonts w:ascii="Noto Sans KR Medium" w:hAnsi="Noto Sans KR Medium" w:eastAsia="Noto Sans KR Medium" w:cs="Noto Sans KR Medium"/>
         <w:b/>
         <w:bCs/>
         <w:color w:val="000000" w:themeColor="text1"/>
@@ -21691,6 +22501,7 @@
     </w:tblStylePr>
     <w:tblStylePr w:type="firstCol">
       <w:rPr>
+        <w:rFonts w:ascii="Noto Sans KR Medium" w:hAnsi="Noto Sans KR Medium" w:eastAsia="Noto Sans KR Medium" w:cs="Noto Sans KR Medium"/>
         <w:b/>
         <w:bCs/>
         <w:color w:val="000000" w:themeColor="text1"/>
@@ -21710,6 +22521,7 @@
     </w:tblStylePr>
     <w:tblStylePr w:type="lastCol">
       <w:rPr>
+        <w:rFonts w:ascii="Noto Sans KR Medium" w:hAnsi="Noto Sans KR Medium" w:eastAsia="Noto Sans KR Medium" w:cs="Noto Sans KR Medium"/>
         <w:b w:val="0"/>
         <w:bCs w:val="0"/>
         <w:color w:val="000000" w:themeColor="text1"/>
@@ -21759,7 +22571,7 @@
       <w:spacing w:after="0" w:line="240" w:lineRule="auto"/>
     </w:pPr>
     <w:rPr>
-      <w:rFonts w:asciiTheme="majorHAnsi" w:eastAsiaTheme="majorEastAsia" w:hAnsiTheme="majorHAnsi" w:cstheme="majorBidi"/>
+      <w:rFonts w:ascii="Noto Sans KR Medium" w:hAnsi="Noto Sans KR Medium" w:eastAsia="Noto Sans KR Medium" w:cs="Noto Sans KR Medium"/>
       <w:color w:val="000000" w:themeColor="text1"/>
     </w:rPr>
     <w:tblPr>
@@ -21786,6 +22598,7 @@
     </w:tcPr>
     <w:tblStylePr w:type="firstRow">
       <w:rPr>
+        <w:rFonts w:ascii="Noto Sans KR Medium" w:hAnsi="Noto Sans KR Medium" w:eastAsia="Noto Sans KR Medium" w:cs="Noto Sans KR Medium"/>
         <w:b/>
         <w:bCs/>
         <w:color w:val="000000" w:themeColor="text1"/>
@@ -21797,6 +22610,7 @@
     </w:tblStylePr>
     <w:tblStylePr w:type="lastRow">
       <w:rPr>
+        <w:rFonts w:ascii="Noto Sans KR Medium" w:hAnsi="Noto Sans KR Medium" w:eastAsia="Noto Sans KR Medium" w:cs="Noto Sans KR Medium"/>
         <w:b/>
         <w:bCs/>
         <w:color w:val="000000" w:themeColor="text1"/>
@@ -21816,6 +22630,7 @@
     </w:tblStylePr>
     <w:tblStylePr w:type="firstCol">
       <w:rPr>
+        <w:rFonts w:ascii="Noto Sans KR Medium" w:hAnsi="Noto Sans KR Medium" w:eastAsia="Noto Sans KR Medium" w:cs="Noto Sans KR Medium"/>
         <w:b/>
         <w:bCs/>
         <w:color w:val="000000" w:themeColor="text1"/>
@@ -21835,6 +22650,7 @@
     </w:tblStylePr>
     <w:tblStylePr w:type="lastCol">
       <w:rPr>
+        <w:rFonts w:ascii="Noto Sans KR Medium" w:hAnsi="Noto Sans KR Medium" w:eastAsia="Noto Sans KR Medium" w:cs="Noto Sans KR Medium"/>
         <w:b w:val="0"/>
         <w:bCs w:val="0"/>
         <w:color w:val="000000" w:themeColor="text1"/>
@@ -21884,7 +22700,7 @@
       <w:spacing w:after="0" w:line="240" w:lineRule="auto"/>
     </w:pPr>
     <w:rPr>
-      <w:rFonts w:asciiTheme="majorHAnsi" w:eastAsiaTheme="majorEastAsia" w:hAnsiTheme="majorHAnsi" w:cstheme="majorBidi"/>
+      <w:rFonts w:ascii="Noto Sans KR Medium" w:hAnsi="Noto Sans KR Medium" w:eastAsia="Noto Sans KR Medium" w:cs="Noto Sans KR Medium"/>
       <w:color w:val="000000" w:themeColor="text1"/>
     </w:rPr>
     <w:tblPr>
@@ -21911,6 +22727,7 @@
     </w:tcPr>
     <w:tblStylePr w:type="firstRow">
       <w:rPr>
+        <w:rFonts w:ascii="Noto Sans KR Medium" w:hAnsi="Noto Sans KR Medium" w:eastAsia="Noto Sans KR Medium" w:cs="Noto Sans KR Medium"/>
         <w:b/>
         <w:bCs/>
         <w:color w:val="000000" w:themeColor="text1"/>
@@ -21922,6 +22739,7 @@
     </w:tblStylePr>
     <w:tblStylePr w:type="lastRow">
       <w:rPr>
+        <w:rFonts w:ascii="Noto Sans KR Medium" w:hAnsi="Noto Sans KR Medium" w:eastAsia="Noto Sans KR Medium" w:cs="Noto Sans KR Medium"/>
         <w:b/>
         <w:bCs/>
         <w:color w:val="000000" w:themeColor="text1"/>
@@ -21941,6 +22759,7 @@
     </w:tblStylePr>
     <w:tblStylePr w:type="firstCol">
       <w:rPr>
+        <w:rFonts w:ascii="Noto Sans KR Medium" w:hAnsi="Noto Sans KR Medium" w:eastAsia="Noto Sans KR Medium" w:cs="Noto Sans KR Medium"/>
         <w:b/>
         <w:bCs/>
         <w:color w:val="000000" w:themeColor="text1"/>
@@ -21960,6 +22779,7 @@
     </w:tblStylePr>
     <w:tblStylePr w:type="lastCol">
       <w:rPr>
+        <w:rFonts w:ascii="Noto Sans KR Medium" w:hAnsi="Noto Sans KR Medium" w:eastAsia="Noto Sans KR Medium" w:cs="Noto Sans KR Medium"/>
         <w:b w:val="0"/>
         <w:bCs w:val="0"/>
         <w:color w:val="000000" w:themeColor="text1"/>
@@ -22009,7 +22829,7 @@
       <w:spacing w:after="0" w:line="240" w:lineRule="auto"/>
     </w:pPr>
     <w:rPr>
-      <w:rFonts w:asciiTheme="majorHAnsi" w:eastAsiaTheme="majorEastAsia" w:hAnsiTheme="majorHAnsi" w:cstheme="majorBidi"/>
+      <w:rFonts w:ascii="Noto Sans KR Medium" w:hAnsi="Noto Sans KR Medium" w:eastAsia="Noto Sans KR Medium" w:cs="Noto Sans KR Medium"/>
       <w:color w:val="000000" w:themeColor="text1"/>
     </w:rPr>
     <w:tblPr>
@@ -22036,6 +22856,7 @@
     </w:tcPr>
     <w:tblStylePr w:type="firstRow">
       <w:rPr>
+        <w:rFonts w:ascii="Noto Sans KR Medium" w:hAnsi="Noto Sans KR Medium" w:eastAsia="Noto Sans KR Medium" w:cs="Noto Sans KR Medium"/>
         <w:b/>
         <w:bCs/>
         <w:color w:val="000000" w:themeColor="text1"/>
@@ -22047,6 +22868,7 @@
     </w:tblStylePr>
     <w:tblStylePr w:type="lastRow">
       <w:rPr>
+        <w:rFonts w:ascii="Noto Sans KR Medium" w:hAnsi="Noto Sans KR Medium" w:eastAsia="Noto Sans KR Medium" w:cs="Noto Sans KR Medium"/>
         <w:b/>
         <w:bCs/>
         <w:color w:val="000000" w:themeColor="text1"/>
@@ -22066,6 +22888,7 @@
     </w:tblStylePr>
     <w:tblStylePr w:type="firstCol">
       <w:rPr>
+        <w:rFonts w:ascii="Noto Sans KR Medium" w:hAnsi="Noto Sans KR Medium" w:eastAsia="Noto Sans KR Medium" w:cs="Noto Sans KR Medium"/>
         <w:b/>
         <w:bCs/>
         <w:color w:val="000000" w:themeColor="text1"/>
@@ -22085,6 +22908,7 @@
     </w:tblStylePr>
     <w:tblStylePr w:type="lastCol">
       <w:rPr>
+        <w:rFonts w:ascii="Noto Sans KR Medium" w:hAnsi="Noto Sans KR Medium" w:eastAsia="Noto Sans KR Medium" w:cs="Noto Sans KR Medium"/>
         <w:b w:val="0"/>
         <w:bCs w:val="0"/>
         <w:color w:val="000000" w:themeColor="text1"/>
@@ -22134,7 +22958,7 @@
       <w:spacing w:after="0" w:line="240" w:lineRule="auto"/>
     </w:pPr>
     <w:rPr>
-      <w:rFonts w:asciiTheme="majorHAnsi" w:eastAsiaTheme="majorEastAsia" w:hAnsiTheme="majorHAnsi" w:cstheme="majorBidi"/>
+      <w:rFonts w:ascii="Noto Sans KR Medium" w:hAnsi="Noto Sans KR Medium" w:eastAsia="Noto Sans KR Medium" w:cs="Noto Sans KR Medium"/>
       <w:color w:val="000000" w:themeColor="text1"/>
     </w:rPr>
     <w:tblPr>
@@ -22161,6 +22985,7 @@
     </w:tcPr>
     <w:tblStylePr w:type="firstRow">
       <w:rPr>
+        <w:rFonts w:ascii="Noto Sans KR Medium" w:hAnsi="Noto Sans KR Medium" w:eastAsia="Noto Sans KR Medium" w:cs="Noto Sans KR Medium"/>
         <w:b/>
         <w:bCs/>
         <w:color w:val="000000" w:themeColor="text1"/>
@@ -22172,6 +22997,7 @@
     </w:tblStylePr>
     <w:tblStylePr w:type="lastRow">
       <w:rPr>
+        <w:rFonts w:ascii="Noto Sans KR Medium" w:hAnsi="Noto Sans KR Medium" w:eastAsia="Noto Sans KR Medium" w:cs="Noto Sans KR Medium"/>
         <w:b/>
         <w:bCs/>
         <w:color w:val="000000" w:themeColor="text1"/>
@@ -22191,6 +23017,7 @@
     </w:tblStylePr>
     <w:tblStylePr w:type="firstCol">
       <w:rPr>
+        <w:rFonts w:ascii="Noto Sans KR Medium" w:hAnsi="Noto Sans KR Medium" w:eastAsia="Noto Sans KR Medium" w:cs="Noto Sans KR Medium"/>
         <w:b/>
         <w:bCs/>
         <w:color w:val="000000" w:themeColor="text1"/>
@@ -22210,6 +23037,7 @@
     </w:tblStylePr>
     <w:tblStylePr w:type="lastCol">
       <w:rPr>
+        <w:rFonts w:ascii="Noto Sans KR Medium" w:hAnsi="Noto Sans KR Medium" w:eastAsia="Noto Sans KR Medium" w:cs="Noto Sans KR Medium"/>
         <w:b w:val="0"/>
         <w:bCs w:val="0"/>
         <w:color w:val="000000" w:themeColor="text1"/>
@@ -22282,6 +23110,7 @@
     </w:tcPr>
     <w:tblStylePr w:type="firstRow">
       <w:rPr>
+        <w:rFonts w:ascii="Noto Sans KR Medium" w:hAnsi="Noto Sans KR Medium" w:eastAsia="Noto Sans KR Medium" w:cs="Noto Sans KR Medium"/>
         <w:b/>
         <w:bCs/>
         <w:i w:val="0"/>
@@ -22303,6 +23132,7 @@
     </w:tblStylePr>
     <w:tblStylePr w:type="lastRow">
       <w:rPr>
+        <w:rFonts w:ascii="Noto Sans KR Medium" w:hAnsi="Noto Sans KR Medium" w:eastAsia="Noto Sans KR Medium" w:cs="Noto Sans KR Medium"/>
         <w:b/>
         <w:bCs/>
         <w:i w:val="0"/>
@@ -22324,6 +23154,7 @@
     </w:tblStylePr>
     <w:tblStylePr w:type="firstCol">
       <w:rPr>
+        <w:rFonts w:ascii="Noto Sans KR Medium" w:hAnsi="Noto Sans KR Medium" w:eastAsia="Noto Sans KR Medium" w:cs="Noto Sans KR Medium"/>
         <w:b/>
         <w:bCs/>
         <w:i w:val="0"/>
@@ -22343,6 +23174,7 @@
     </w:tblStylePr>
     <w:tblStylePr w:type="lastCol">
       <w:rPr>
+        <w:rFonts w:ascii="Noto Sans KR Medium" w:hAnsi="Noto Sans KR Medium" w:eastAsia="Noto Sans KR Medium" w:cs="Noto Sans KR Medium"/>
         <w:b/>
         <w:bCs/>
         <w:i w:val="0"/>
@@ -22423,6 +23255,7 @@
     </w:tcPr>
     <w:tblStylePr w:type="firstRow">
       <w:rPr>
+        <w:rFonts w:ascii="Noto Sans KR Medium" w:hAnsi="Noto Sans KR Medium" w:eastAsia="Noto Sans KR Medium" w:cs="Noto Sans KR Medium"/>
         <w:b/>
         <w:bCs/>
         <w:i w:val="0"/>
@@ -22444,6 +23277,7 @@
     </w:tblStylePr>
     <w:tblStylePr w:type="lastRow">
       <w:rPr>
+        <w:rFonts w:ascii="Noto Sans KR Medium" w:hAnsi="Noto Sans KR Medium" w:eastAsia="Noto Sans KR Medium" w:cs="Noto Sans KR Medium"/>
         <w:b/>
         <w:bCs/>
         <w:i w:val="0"/>
@@ -22465,6 +23299,7 @@
     </w:tblStylePr>
     <w:tblStylePr w:type="firstCol">
       <w:rPr>
+        <w:rFonts w:ascii="Noto Sans KR Medium" w:hAnsi="Noto Sans KR Medium" w:eastAsia="Noto Sans KR Medium" w:cs="Noto Sans KR Medium"/>
         <w:b/>
         <w:bCs/>
         <w:i w:val="0"/>
@@ -22484,6 +23319,7 @@
     </w:tblStylePr>
     <w:tblStylePr w:type="lastCol">
       <w:rPr>
+        <w:rFonts w:ascii="Noto Sans KR Medium" w:hAnsi="Noto Sans KR Medium" w:eastAsia="Noto Sans KR Medium" w:cs="Noto Sans KR Medium"/>
         <w:b/>
         <w:bCs/>
         <w:i w:val="0"/>
@@ -22564,6 +23400,7 @@
     </w:tcPr>
     <w:tblStylePr w:type="firstRow">
       <w:rPr>
+        <w:rFonts w:ascii="Noto Sans KR Medium" w:hAnsi="Noto Sans KR Medium" w:eastAsia="Noto Sans KR Medium" w:cs="Noto Sans KR Medium"/>
         <w:b/>
         <w:bCs/>
         <w:i w:val="0"/>
@@ -22585,6 +23422,7 @@
     </w:tblStylePr>
     <w:tblStylePr w:type="lastRow">
       <w:rPr>
+        <w:rFonts w:ascii="Noto Sans KR Medium" w:hAnsi="Noto Sans KR Medium" w:eastAsia="Noto Sans KR Medium" w:cs="Noto Sans KR Medium"/>
         <w:b/>
         <w:bCs/>
         <w:i w:val="0"/>
@@ -22606,6 +23444,7 @@
     </w:tblStylePr>
     <w:tblStylePr w:type="firstCol">
       <w:rPr>
+        <w:rFonts w:ascii="Noto Sans KR Medium" w:hAnsi="Noto Sans KR Medium" w:eastAsia="Noto Sans KR Medium" w:cs="Noto Sans KR Medium"/>
         <w:b/>
         <w:bCs/>
         <w:i w:val="0"/>
@@ -22625,6 +23464,7 @@
     </w:tblStylePr>
     <w:tblStylePr w:type="lastCol">
       <w:rPr>
+        <w:rFonts w:ascii="Noto Sans KR Medium" w:hAnsi="Noto Sans KR Medium" w:eastAsia="Noto Sans KR Medium" w:cs="Noto Sans KR Medium"/>
         <w:b/>
         <w:bCs/>
         <w:i w:val="0"/>
@@ -22705,6 +23545,7 @@
     </w:tcPr>
     <w:tblStylePr w:type="firstRow">
       <w:rPr>
+        <w:rFonts w:ascii="Noto Sans KR Medium" w:hAnsi="Noto Sans KR Medium" w:eastAsia="Noto Sans KR Medium" w:cs="Noto Sans KR Medium"/>
         <w:b/>
         <w:bCs/>
         <w:i w:val="0"/>
@@ -22726,6 +23567,7 @@
     </w:tblStylePr>
     <w:tblStylePr w:type="lastRow">
       <w:rPr>
+        <w:rFonts w:ascii="Noto Sans KR Medium" w:hAnsi="Noto Sans KR Medium" w:eastAsia="Noto Sans KR Medium" w:cs="Noto Sans KR Medium"/>
         <w:b/>
         <w:bCs/>
         <w:i w:val="0"/>
@@ -22747,6 +23589,7 @@
     </w:tblStylePr>
     <w:tblStylePr w:type="firstCol">
       <w:rPr>
+        <w:rFonts w:ascii="Noto Sans KR Medium" w:hAnsi="Noto Sans KR Medium" w:eastAsia="Noto Sans KR Medium" w:cs="Noto Sans KR Medium"/>
         <w:b/>
         <w:bCs/>
         <w:i w:val="0"/>
@@ -22766,6 +23609,7 @@
     </w:tblStylePr>
     <w:tblStylePr w:type="lastCol">
       <w:rPr>
+        <w:rFonts w:ascii="Noto Sans KR Medium" w:hAnsi="Noto Sans KR Medium" w:eastAsia="Noto Sans KR Medium" w:cs="Noto Sans KR Medium"/>
         <w:b/>
         <w:bCs/>
         <w:i w:val="0"/>
@@ -22846,6 +23690,7 @@
     </w:tcPr>
     <w:tblStylePr w:type="firstRow">
       <w:rPr>
+        <w:rFonts w:ascii="Noto Sans KR Medium" w:hAnsi="Noto Sans KR Medium" w:eastAsia="Noto Sans KR Medium" w:cs="Noto Sans KR Medium"/>
         <w:b/>
         <w:bCs/>
         <w:i w:val="0"/>
@@ -22867,6 +23712,7 @@
     </w:tblStylePr>
     <w:tblStylePr w:type="lastRow">
       <w:rPr>
+        <w:rFonts w:ascii="Noto Sans KR Medium" w:hAnsi="Noto Sans KR Medium" w:eastAsia="Noto Sans KR Medium" w:cs="Noto Sans KR Medium"/>
         <w:b/>
         <w:bCs/>
         <w:i w:val="0"/>
@@ -22888,6 +23734,7 @@
     </w:tblStylePr>
     <w:tblStylePr w:type="firstCol">
       <w:rPr>
+        <w:rFonts w:ascii="Noto Sans KR Medium" w:hAnsi="Noto Sans KR Medium" w:eastAsia="Noto Sans KR Medium" w:cs="Noto Sans KR Medium"/>
         <w:b/>
         <w:bCs/>
         <w:i w:val="0"/>
@@ -22907,6 +23754,7 @@
     </w:tblStylePr>
     <w:tblStylePr w:type="lastCol">
       <w:rPr>
+        <w:rFonts w:ascii="Noto Sans KR Medium" w:hAnsi="Noto Sans KR Medium" w:eastAsia="Noto Sans KR Medium" w:cs="Noto Sans KR Medium"/>
         <w:b/>
         <w:bCs/>
         <w:i w:val="0"/>
@@ -22987,6 +23835,7 @@
     </w:tcPr>
     <w:tblStylePr w:type="firstRow">
       <w:rPr>
+        <w:rFonts w:ascii="Noto Sans KR Medium" w:hAnsi="Noto Sans KR Medium" w:eastAsia="Noto Sans KR Medium" w:cs="Noto Sans KR Medium"/>
         <w:b/>
         <w:bCs/>
         <w:i w:val="0"/>
@@ -23008,6 +23857,7 @@
     </w:tblStylePr>
     <w:tblStylePr w:type="lastRow">
       <w:rPr>
+        <w:rFonts w:ascii="Noto Sans KR Medium" w:hAnsi="Noto Sans KR Medium" w:eastAsia="Noto Sans KR Medium" w:cs="Noto Sans KR Medium"/>
         <w:b/>
         <w:bCs/>
         <w:i w:val="0"/>
@@ -23029,6 +23879,7 @@
     </w:tblStylePr>
     <w:tblStylePr w:type="firstCol">
       <w:rPr>
+        <w:rFonts w:ascii="Noto Sans KR Medium" w:hAnsi="Noto Sans KR Medium" w:eastAsia="Noto Sans KR Medium" w:cs="Noto Sans KR Medium"/>
         <w:b/>
         <w:bCs/>
         <w:i w:val="0"/>
@@ -23048,6 +23899,7 @@
     </w:tblStylePr>
     <w:tblStylePr w:type="lastCol">
       <w:rPr>
+        <w:rFonts w:ascii="Noto Sans KR Medium" w:hAnsi="Noto Sans KR Medium" w:eastAsia="Noto Sans KR Medium" w:cs="Noto Sans KR Medium"/>
         <w:b/>
         <w:bCs/>
         <w:i w:val="0"/>
@@ -23128,6 +23980,7 @@
     </w:tcPr>
     <w:tblStylePr w:type="firstRow">
       <w:rPr>
+        <w:rFonts w:ascii="Noto Sans KR Medium" w:hAnsi="Noto Sans KR Medium" w:eastAsia="Noto Sans KR Medium" w:cs="Noto Sans KR Medium"/>
         <w:b/>
         <w:bCs/>
         <w:i w:val="0"/>
@@ -23149,6 +24002,7 @@
     </w:tblStylePr>
     <w:tblStylePr w:type="lastRow">
       <w:rPr>
+        <w:rFonts w:ascii="Noto Sans KR Medium" w:hAnsi="Noto Sans KR Medium" w:eastAsia="Noto Sans KR Medium" w:cs="Noto Sans KR Medium"/>
         <w:b/>
         <w:bCs/>
         <w:i w:val="0"/>
@@ -23170,6 +24024,7 @@
     </w:tblStylePr>
     <w:tblStylePr w:type="firstCol">
       <w:rPr>
+        <w:rFonts w:ascii="Noto Sans KR Medium" w:hAnsi="Noto Sans KR Medium" w:eastAsia="Noto Sans KR Medium" w:cs="Noto Sans KR Medium"/>
         <w:b/>
         <w:bCs/>
         <w:i w:val="0"/>
@@ -23189,6 +24044,7 @@
     </w:tblStylePr>
     <w:tblStylePr w:type="lastCol">
       <w:rPr>
+        <w:rFonts w:ascii="Noto Sans KR Medium" w:hAnsi="Noto Sans KR Medium" w:eastAsia="Noto Sans KR Medium" w:cs="Noto Sans KR Medium"/>
         <w:b/>
         <w:bCs/>
         <w:i w:val="0"/>
@@ -23246,6 +24102,7 @@
       <w:spacing w:after="0" w:line="240" w:lineRule="auto"/>
     </w:pPr>
     <w:rPr>
+      <w:rFonts w:ascii="Noto Sans KR Medium" w:hAnsi="Noto Sans KR Medium" w:eastAsia="Noto Sans KR Medium" w:cs="Noto Sans KR Medium"/>
       <w:color w:val="FFFFFF" w:themeColor="background1"/>
     </w:rPr>
     <w:tblPr>
@@ -23264,6 +24121,7 @@
     </w:tcPr>
     <w:tblStylePr w:type="firstRow">
       <w:rPr>
+        <w:rFonts w:ascii="Noto Sans KR Medium" w:hAnsi="Noto Sans KR Medium" w:eastAsia="Noto Sans KR Medium" w:cs="Noto Sans KR Medium"/>
         <w:b/>
         <w:bCs/>
       </w:rPr>
@@ -23360,6 +24218,7 @@
       <w:spacing w:after="0" w:line="240" w:lineRule="auto"/>
     </w:pPr>
     <w:rPr>
+      <w:rFonts w:ascii="Noto Sans KR Medium" w:hAnsi="Noto Sans KR Medium" w:eastAsia="Noto Sans KR Medium" w:cs="Noto Sans KR Medium"/>
       <w:color w:val="FFFFFF" w:themeColor="background1"/>
     </w:rPr>
     <w:tblPr>
@@ -23378,6 +24237,7 @@
     </w:tcPr>
     <w:tblStylePr w:type="firstRow">
       <w:rPr>
+        <w:rFonts w:ascii="Noto Sans KR Medium" w:hAnsi="Noto Sans KR Medium" w:eastAsia="Noto Sans KR Medium" w:cs="Noto Sans KR Medium"/>
         <w:b/>
         <w:bCs/>
       </w:rPr>
@@ -23474,6 +24334,7 @@
       <w:spacing w:after="0" w:line="240" w:lineRule="auto"/>
     </w:pPr>
     <w:rPr>
+      <w:rFonts w:ascii="Noto Sans KR Medium" w:hAnsi="Noto Sans KR Medium" w:eastAsia="Noto Sans KR Medium" w:cs="Noto Sans KR Medium"/>
       <w:color w:val="FFFFFF" w:themeColor="background1"/>
     </w:rPr>
     <w:tblPr>
@@ -23492,6 +24353,7 @@
     </w:tcPr>
     <w:tblStylePr w:type="firstRow">
       <w:rPr>
+        <w:rFonts w:ascii="Noto Sans KR Medium" w:hAnsi="Noto Sans KR Medium" w:eastAsia="Noto Sans KR Medium" w:cs="Noto Sans KR Medium"/>
         <w:b/>
         <w:bCs/>
       </w:rPr>
@@ -23588,6 +24450,7 @@
       <w:spacing w:after="0" w:line="240" w:lineRule="auto"/>
     </w:pPr>
     <w:rPr>
+      <w:rFonts w:ascii="Noto Sans KR Medium" w:hAnsi="Noto Sans KR Medium" w:eastAsia="Noto Sans KR Medium" w:cs="Noto Sans KR Medium"/>
       <w:color w:val="FFFFFF" w:themeColor="background1"/>
     </w:rPr>
     <w:tblPr>
@@ -23606,6 +24469,7 @@
     </w:tcPr>
     <w:tblStylePr w:type="firstRow">
       <w:rPr>
+        <w:rFonts w:ascii="Noto Sans KR Medium" w:hAnsi="Noto Sans KR Medium" w:eastAsia="Noto Sans KR Medium" w:cs="Noto Sans KR Medium"/>
         <w:b/>
         <w:bCs/>
       </w:rPr>
@@ -23702,6 +24566,7 @@
       <w:spacing w:after="0" w:line="240" w:lineRule="auto"/>
     </w:pPr>
     <w:rPr>
+      <w:rFonts w:ascii="Noto Sans KR Medium" w:hAnsi="Noto Sans KR Medium" w:eastAsia="Noto Sans KR Medium" w:cs="Noto Sans KR Medium"/>
       <w:color w:val="FFFFFF" w:themeColor="background1"/>
     </w:rPr>
     <w:tblPr>
@@ -23720,6 +24585,7 @@
     </w:tcPr>
     <w:tblStylePr w:type="firstRow">
       <w:rPr>
+        <w:rFonts w:ascii="Noto Sans KR Medium" w:hAnsi="Noto Sans KR Medium" w:eastAsia="Noto Sans KR Medium" w:cs="Noto Sans KR Medium"/>
         <w:b/>
         <w:bCs/>
       </w:rPr>
@@ -23816,6 +24682,7 @@
       <w:spacing w:after="0" w:line="240" w:lineRule="auto"/>
     </w:pPr>
     <w:rPr>
+      <w:rFonts w:ascii="Noto Sans KR Medium" w:hAnsi="Noto Sans KR Medium" w:eastAsia="Noto Sans KR Medium" w:cs="Noto Sans KR Medium"/>
       <w:color w:val="FFFFFF" w:themeColor="background1"/>
     </w:rPr>
     <w:tblPr>
@@ -23834,6 +24701,7 @@
     </w:tcPr>
     <w:tblStylePr w:type="firstRow">
       <w:rPr>
+        <w:rFonts w:ascii="Noto Sans KR Medium" w:hAnsi="Noto Sans KR Medium" w:eastAsia="Noto Sans KR Medium" w:cs="Noto Sans KR Medium"/>
         <w:b/>
         <w:bCs/>
       </w:rPr>
@@ -23930,6 +24798,7 @@
       <w:spacing w:after="0" w:line="240" w:lineRule="auto"/>
     </w:pPr>
     <w:rPr>
+      <w:rFonts w:ascii="Noto Sans KR Medium" w:hAnsi="Noto Sans KR Medium" w:eastAsia="Noto Sans KR Medium" w:cs="Noto Sans KR Medium"/>
       <w:color w:val="FFFFFF" w:themeColor="background1"/>
     </w:rPr>
     <w:tblPr>
@@ -23948,6 +24817,7 @@
     </w:tcPr>
     <w:tblStylePr w:type="firstRow">
       <w:rPr>
+        <w:rFonts w:ascii="Noto Sans KR Medium" w:hAnsi="Noto Sans KR Medium" w:eastAsia="Noto Sans KR Medium" w:cs="Noto Sans KR Medium"/>
         <w:b/>
         <w:bCs/>
       </w:rPr>
@@ -24044,6 +24914,7 @@
       <w:spacing w:after="0" w:line="240" w:lineRule="auto"/>
     </w:pPr>
     <w:rPr>
+      <w:rFonts w:ascii="Noto Sans KR Medium" w:hAnsi="Noto Sans KR Medium" w:eastAsia="Noto Sans KR Medium" w:cs="Noto Sans KR Medium"/>
       <w:color w:val="000000" w:themeColor="text1"/>
     </w:rPr>
     <w:tblPr>
@@ -24070,6 +24941,7 @@
     </w:tcPr>
     <w:tblStylePr w:type="firstRow">
       <w:rPr>
+        <w:rFonts w:ascii="Noto Sans KR Medium" w:hAnsi="Noto Sans KR Medium" w:eastAsia="Noto Sans KR Medium" w:cs="Noto Sans KR Medium"/>
         <w:b/>
         <w:bCs/>
       </w:rPr>
@@ -24088,6 +24960,7 @@
     </w:tblStylePr>
     <w:tblStylePr w:type="lastRow">
       <w:rPr>
+        <w:rFonts w:ascii="Noto Sans KR Medium" w:hAnsi="Noto Sans KR Medium" w:eastAsia="Noto Sans KR Medium" w:cs="Noto Sans KR Medium"/>
         <w:b/>
         <w:bCs/>
         <w:color w:val="FFFFFF" w:themeColor="background1"/>
@@ -24102,6 +24975,7 @@
     </w:tblStylePr>
     <w:tblStylePr w:type="firstCol">
       <w:rPr>
+        <w:rFonts w:ascii="Noto Sans KR Medium" w:hAnsi="Noto Sans KR Medium" w:eastAsia="Noto Sans KR Medium" w:cs="Noto Sans KR Medium"/>
         <w:color w:val="FFFFFF" w:themeColor="background1"/>
       </w:rPr>
       <w:tblPr/>
@@ -24119,6 +24993,7 @@
     </w:tblStylePr>
     <w:tblStylePr w:type="lastCol">
       <w:rPr>
+        <w:rFonts w:ascii="Noto Sans KR Medium" w:hAnsi="Noto Sans KR Medium" w:eastAsia="Noto Sans KR Medium" w:cs="Noto Sans KR Medium"/>
         <w:color w:val="FFFFFF" w:themeColor="background1"/>
       </w:rPr>
       <w:tblPr/>
@@ -24148,11 +25023,13 @@
     </w:tblStylePr>
     <w:tblStylePr w:type="neCell">
       <w:rPr>
+        <w:rFonts w:ascii="Noto Sans KR Medium" w:hAnsi="Noto Sans KR Medium" w:eastAsia="Noto Sans KR Medium" w:cs="Noto Sans KR Medium"/>
         <w:color w:val="000000" w:themeColor="text1"/>
       </w:rPr>
     </w:tblStylePr>
     <w:tblStylePr w:type="nwCell">
       <w:rPr>
+        <w:rFonts w:ascii="Noto Sans KR Medium" w:hAnsi="Noto Sans KR Medium" w:eastAsia="Noto Sans KR Medium" w:cs="Noto Sans KR Medium"/>
         <w:color w:val="000000" w:themeColor="text1"/>
       </w:rPr>
     </w:tblStylePr>
@@ -24166,6 +25043,7 @@
       <w:spacing w:after="0" w:line="240" w:lineRule="auto"/>
     </w:pPr>
     <w:rPr>
+      <w:rFonts w:ascii="Noto Sans KR Medium" w:hAnsi="Noto Sans KR Medium" w:eastAsia="Noto Sans KR Medium" w:cs="Noto Sans KR Medium"/>
       <w:color w:val="000000" w:themeColor="text1"/>
     </w:rPr>
     <w:tblPr>
@@ -24192,6 +25070,7 @@
     </w:tcPr>
     <w:tblStylePr w:type="firstRow">
       <w:rPr>
+        <w:rFonts w:ascii="Noto Sans KR Medium" w:hAnsi="Noto Sans KR Medium" w:eastAsia="Noto Sans KR Medium" w:cs="Noto Sans KR Medium"/>
         <w:b/>
         <w:bCs/>
       </w:rPr>
@@ -24210,6 +25089,7 @@
     </w:tblStylePr>
     <w:tblStylePr w:type="lastRow">
       <w:rPr>
+        <w:rFonts w:ascii="Noto Sans KR Medium" w:hAnsi="Noto Sans KR Medium" w:eastAsia="Noto Sans KR Medium" w:cs="Noto Sans KR Medium"/>
         <w:b/>
         <w:bCs/>
         <w:color w:val="FFFFFF" w:themeColor="background1"/>
@@ -24224,6 +25104,7 @@
     </w:tblStylePr>
     <w:tblStylePr w:type="firstCol">
       <w:rPr>
+        <w:rFonts w:ascii="Noto Sans KR Medium" w:hAnsi="Noto Sans KR Medium" w:eastAsia="Noto Sans KR Medium" w:cs="Noto Sans KR Medium"/>
         <w:color w:val="FFFFFF" w:themeColor="background1"/>
       </w:rPr>
       <w:tblPr/>
@@ -24241,6 +25122,7 @@
     </w:tblStylePr>
     <w:tblStylePr w:type="lastCol">
       <w:rPr>
+        <w:rFonts w:ascii="Noto Sans KR Medium" w:hAnsi="Noto Sans KR Medium" w:eastAsia="Noto Sans KR Medium" w:cs="Noto Sans KR Medium"/>
         <w:color w:val="FFFFFF" w:themeColor="background1"/>
       </w:rPr>
       <w:tblPr/>
@@ -24270,11 +25152,13 @@
     </w:tblStylePr>
     <w:tblStylePr w:type="neCell">
       <w:rPr>
+        <w:rFonts w:ascii="Noto Sans KR Medium" w:hAnsi="Noto Sans KR Medium" w:eastAsia="Noto Sans KR Medium" w:cs="Noto Sans KR Medium"/>
         <w:color w:val="000000" w:themeColor="text1"/>
       </w:rPr>
     </w:tblStylePr>
     <w:tblStylePr w:type="nwCell">
       <w:rPr>
+        <w:rFonts w:ascii="Noto Sans KR Medium" w:hAnsi="Noto Sans KR Medium" w:eastAsia="Noto Sans KR Medium" w:cs="Noto Sans KR Medium"/>
         <w:color w:val="000000" w:themeColor="text1"/>
       </w:rPr>
     </w:tblStylePr>
@@ -24288,6 +25172,7 @@
       <w:spacing w:after="0" w:line="240" w:lineRule="auto"/>
     </w:pPr>
     <w:rPr>
+      <w:rFonts w:ascii="Noto Sans KR Medium" w:hAnsi="Noto Sans KR Medium" w:eastAsia="Noto Sans KR Medium" w:cs="Noto Sans KR Medium"/>
       <w:color w:val="000000" w:themeColor="text1"/>
     </w:rPr>
     <w:tblPr>
@@ -24314,6 +25199,7 @@
     </w:tcPr>
     <w:tblStylePr w:type="firstRow">
       <w:rPr>
+        <w:rFonts w:ascii="Noto Sans KR Medium" w:hAnsi="Noto Sans KR Medium" w:eastAsia="Noto Sans KR Medium" w:cs="Noto Sans KR Medium"/>
         <w:b/>
         <w:bCs/>
       </w:rPr>
@@ -24332,6 +25218,7 @@
     </w:tblStylePr>
     <w:tblStylePr w:type="lastRow">
       <w:rPr>
+        <w:rFonts w:ascii="Noto Sans KR Medium" w:hAnsi="Noto Sans KR Medium" w:eastAsia="Noto Sans KR Medium" w:cs="Noto Sans KR Medium"/>
         <w:b/>
         <w:bCs/>
         <w:color w:val="FFFFFF" w:themeColor="background1"/>
@@ -24346,6 +25233,7 @@
     </w:tblStylePr>
     <w:tblStylePr w:type="firstCol">
       <w:rPr>
+        <w:rFonts w:ascii="Noto Sans KR Medium" w:hAnsi="Noto Sans KR Medium" w:eastAsia="Noto Sans KR Medium" w:cs="Noto Sans KR Medium"/>
         <w:color w:val="FFFFFF" w:themeColor="background1"/>
       </w:rPr>
       <w:tblPr/>
@@ -24363,6 +25251,7 @@
     </w:tblStylePr>
     <w:tblStylePr w:type="lastCol">
       <w:rPr>
+        <w:rFonts w:ascii="Noto Sans KR Medium" w:hAnsi="Noto Sans KR Medium" w:eastAsia="Noto Sans KR Medium" w:cs="Noto Sans KR Medium"/>
         <w:color w:val="FFFFFF" w:themeColor="background1"/>
       </w:rPr>
       <w:tblPr/>
@@ -24392,11 +25281,13 @@
     </w:tblStylePr>
     <w:tblStylePr w:type="neCell">
       <w:rPr>
+        <w:rFonts w:ascii="Noto Sans KR Medium" w:hAnsi="Noto Sans KR Medium" w:eastAsia="Noto Sans KR Medium" w:cs="Noto Sans KR Medium"/>
         <w:color w:val="000000" w:themeColor="text1"/>
       </w:rPr>
     </w:tblStylePr>
     <w:tblStylePr w:type="nwCell">
       <w:rPr>
+        <w:rFonts w:ascii="Noto Sans KR Medium" w:hAnsi="Noto Sans KR Medium" w:eastAsia="Noto Sans KR Medium" w:cs="Noto Sans KR Medium"/>
         <w:color w:val="000000" w:themeColor="text1"/>
       </w:rPr>
     </w:tblStylePr>
@@ -24410,6 +25301,7 @@
       <w:spacing w:after="0" w:line="240" w:lineRule="auto"/>
     </w:pPr>
     <w:rPr>
+      <w:rFonts w:ascii="Noto Sans KR Medium" w:hAnsi="Noto Sans KR Medium" w:eastAsia="Noto Sans KR Medium" w:cs="Noto Sans KR Medium"/>
       <w:color w:val="000000" w:themeColor="text1"/>
     </w:rPr>
     <w:tblPr>
@@ -24436,6 +25328,7 @@
     </w:tcPr>
     <w:tblStylePr w:type="firstRow">
       <w:rPr>
+        <w:rFonts w:ascii="Noto Sans KR Medium" w:hAnsi="Noto Sans KR Medium" w:eastAsia="Noto Sans KR Medium" w:cs="Noto Sans KR Medium"/>
         <w:b/>
         <w:bCs/>
       </w:rPr>
@@ -24454,6 +25347,7 @@
     </w:tblStylePr>
     <w:tblStylePr w:type="lastRow">
       <w:rPr>
+        <w:rFonts w:ascii="Noto Sans KR Medium" w:hAnsi="Noto Sans KR Medium" w:eastAsia="Noto Sans KR Medium" w:cs="Noto Sans KR Medium"/>
         <w:b/>
         <w:bCs/>
         <w:color w:val="FFFFFF" w:themeColor="background1"/>
@@ -24468,6 +25362,7 @@
     </w:tblStylePr>
     <w:tblStylePr w:type="firstCol">
       <w:rPr>
+        <w:rFonts w:ascii="Noto Sans KR Medium" w:hAnsi="Noto Sans KR Medium" w:eastAsia="Noto Sans KR Medium" w:cs="Noto Sans KR Medium"/>
         <w:color w:val="FFFFFF" w:themeColor="background1"/>
       </w:rPr>
       <w:tblPr/>
@@ -24485,6 +25380,7 @@
     </w:tblStylePr>
     <w:tblStylePr w:type="lastCol">
       <w:rPr>
+        <w:rFonts w:ascii="Noto Sans KR Medium" w:hAnsi="Noto Sans KR Medium" w:eastAsia="Noto Sans KR Medium" w:cs="Noto Sans KR Medium"/>
         <w:color w:val="FFFFFF" w:themeColor="background1"/>
       </w:rPr>
       <w:tblPr/>
@@ -24522,6 +25418,7 @@
       <w:spacing w:after="0" w:line="240" w:lineRule="auto"/>
     </w:pPr>
     <w:rPr>
+      <w:rFonts w:ascii="Noto Sans KR Medium" w:hAnsi="Noto Sans KR Medium" w:eastAsia="Noto Sans KR Medium" w:cs="Noto Sans KR Medium"/>
       <w:color w:val="000000" w:themeColor="text1"/>
     </w:rPr>
     <w:tblPr>
@@ -24548,6 +25445,7 @@
     </w:tcPr>
     <w:tblStylePr w:type="firstRow">
       <w:rPr>
+        <w:rFonts w:ascii="Noto Sans KR Medium" w:hAnsi="Noto Sans KR Medium" w:eastAsia="Noto Sans KR Medium" w:cs="Noto Sans KR Medium"/>
         <w:b/>
         <w:bCs/>
       </w:rPr>
@@ -24566,6 +25464,7 @@
     </w:tblStylePr>
     <w:tblStylePr w:type="lastRow">
       <w:rPr>
+        <w:rFonts w:ascii="Noto Sans KR Medium" w:hAnsi="Noto Sans KR Medium" w:eastAsia="Noto Sans KR Medium" w:cs="Noto Sans KR Medium"/>
         <w:b/>
         <w:bCs/>
         <w:color w:val="FFFFFF" w:themeColor="background1"/>
@@ -24580,6 +25479,7 @@
     </w:tblStylePr>
     <w:tblStylePr w:type="firstCol">
       <w:rPr>
+        <w:rFonts w:ascii="Noto Sans KR Medium" w:hAnsi="Noto Sans KR Medium" w:eastAsia="Noto Sans KR Medium" w:cs="Noto Sans KR Medium"/>
         <w:color w:val="FFFFFF" w:themeColor="background1"/>
       </w:rPr>
       <w:tblPr/>
@@ -24597,6 +25497,7 @@
     </w:tblStylePr>
     <w:tblStylePr w:type="lastCol">
       <w:rPr>
+        <w:rFonts w:ascii="Noto Sans KR Medium" w:hAnsi="Noto Sans KR Medium" w:eastAsia="Noto Sans KR Medium" w:cs="Noto Sans KR Medium"/>
         <w:color w:val="FFFFFF" w:themeColor="background1"/>
       </w:rPr>
       <w:tblPr/>
@@ -24626,11 +25527,13 @@
     </w:tblStylePr>
     <w:tblStylePr w:type="neCell">
       <w:rPr>
+        <w:rFonts w:ascii="Noto Sans KR Medium" w:hAnsi="Noto Sans KR Medium" w:eastAsia="Noto Sans KR Medium" w:cs="Noto Sans KR Medium"/>
         <w:color w:val="000000" w:themeColor="text1"/>
       </w:rPr>
     </w:tblStylePr>
     <w:tblStylePr w:type="nwCell">
       <w:rPr>
+        <w:rFonts w:ascii="Noto Sans KR Medium" w:hAnsi="Noto Sans KR Medium" w:eastAsia="Noto Sans KR Medium" w:cs="Noto Sans KR Medium"/>
         <w:color w:val="000000" w:themeColor="text1"/>
       </w:rPr>
     </w:tblStylePr>
@@ -24644,6 +25547,7 @@
       <w:spacing w:after="0" w:line="240" w:lineRule="auto"/>
     </w:pPr>
     <w:rPr>
+      <w:rFonts w:ascii="Noto Sans KR Medium" w:hAnsi="Noto Sans KR Medium" w:eastAsia="Noto Sans KR Medium" w:cs="Noto Sans KR Medium"/>
       <w:color w:val="000000" w:themeColor="text1"/>
     </w:rPr>
     <w:tblPr>
@@ -24670,6 +25574,7 @@
     </w:tcPr>
     <w:tblStylePr w:type="firstRow">
       <w:rPr>
+        <w:rFonts w:ascii="Noto Sans KR Medium" w:hAnsi="Noto Sans KR Medium" w:eastAsia="Noto Sans KR Medium" w:cs="Noto Sans KR Medium"/>
         <w:b/>
         <w:bCs/>
       </w:rPr>
@@ -24688,6 +25593,7 @@
     </w:tblStylePr>
     <w:tblStylePr w:type="lastRow">
       <w:rPr>
+        <w:rFonts w:ascii="Noto Sans KR Medium" w:hAnsi="Noto Sans KR Medium" w:eastAsia="Noto Sans KR Medium" w:cs="Noto Sans KR Medium"/>
         <w:b/>
         <w:bCs/>
         <w:color w:val="FFFFFF" w:themeColor="background1"/>
@@ -24702,6 +25608,7 @@
     </w:tblStylePr>
     <w:tblStylePr w:type="firstCol">
       <w:rPr>
+        <w:rFonts w:ascii="Noto Sans KR Medium" w:hAnsi="Noto Sans KR Medium" w:eastAsia="Noto Sans KR Medium" w:cs="Noto Sans KR Medium"/>
         <w:color w:val="FFFFFF" w:themeColor="background1"/>
       </w:rPr>
       <w:tblPr/>
@@ -24719,6 +25626,7 @@
     </w:tblStylePr>
     <w:tblStylePr w:type="lastCol">
       <w:rPr>
+        <w:rFonts w:ascii="Noto Sans KR Medium" w:hAnsi="Noto Sans KR Medium" w:eastAsia="Noto Sans KR Medium" w:cs="Noto Sans KR Medium"/>
         <w:color w:val="FFFFFF" w:themeColor="background1"/>
       </w:rPr>
       <w:tblPr/>
@@ -24748,11 +25656,13 @@
     </w:tblStylePr>
     <w:tblStylePr w:type="neCell">
       <w:rPr>
+        <w:rFonts w:ascii="Noto Sans KR Medium" w:hAnsi="Noto Sans KR Medium" w:eastAsia="Noto Sans KR Medium" w:cs="Noto Sans KR Medium"/>
         <w:color w:val="000000" w:themeColor="text1"/>
       </w:rPr>
     </w:tblStylePr>
     <w:tblStylePr w:type="nwCell">
       <w:rPr>
+        <w:rFonts w:ascii="Noto Sans KR Medium" w:hAnsi="Noto Sans KR Medium" w:eastAsia="Noto Sans KR Medium" w:cs="Noto Sans KR Medium"/>
         <w:color w:val="000000" w:themeColor="text1"/>
       </w:rPr>
     </w:tblStylePr>
@@ -24766,6 +25676,7 @@
       <w:spacing w:after="0" w:line="240" w:lineRule="auto"/>
     </w:pPr>
     <w:rPr>
+      <w:rFonts w:ascii="Noto Sans KR Medium" w:hAnsi="Noto Sans KR Medium" w:eastAsia="Noto Sans KR Medium" w:cs="Noto Sans KR Medium"/>
       <w:color w:val="000000" w:themeColor="text1"/>
     </w:rPr>
     <w:tblPr>
@@ -24792,6 +25703,7 @@
     </w:tcPr>
     <w:tblStylePr w:type="firstRow">
       <w:rPr>
+        <w:rFonts w:ascii="Noto Sans KR Medium" w:hAnsi="Noto Sans KR Medium" w:eastAsia="Noto Sans KR Medium" w:cs="Noto Sans KR Medium"/>
         <w:b/>
         <w:bCs/>
       </w:rPr>
@@ -24810,6 +25722,7 @@
     </w:tblStylePr>
     <w:tblStylePr w:type="lastRow">
       <w:rPr>
+        <w:rFonts w:ascii="Noto Sans KR Medium" w:hAnsi="Noto Sans KR Medium" w:eastAsia="Noto Sans KR Medium" w:cs="Noto Sans KR Medium"/>
         <w:b/>
         <w:bCs/>
         <w:color w:val="FFFFFF" w:themeColor="background1"/>
@@ -24824,6 +25737,7 @@
     </w:tblStylePr>
     <w:tblStylePr w:type="firstCol">
       <w:rPr>
+        <w:rFonts w:ascii="Noto Sans KR Medium" w:hAnsi="Noto Sans KR Medium" w:eastAsia="Noto Sans KR Medium" w:cs="Noto Sans KR Medium"/>
         <w:color w:val="FFFFFF" w:themeColor="background1"/>
       </w:rPr>
       <w:tblPr/>
@@ -24841,6 +25755,7 @@
     </w:tblStylePr>
     <w:tblStylePr w:type="lastCol">
       <w:rPr>
+        <w:rFonts w:ascii="Noto Sans KR Medium" w:hAnsi="Noto Sans KR Medium" w:eastAsia="Noto Sans KR Medium" w:cs="Noto Sans KR Medium"/>
         <w:color w:val="FFFFFF" w:themeColor="background1"/>
       </w:rPr>
       <w:tblPr/>
@@ -24870,11 +25785,13 @@
     </w:tblStylePr>
     <w:tblStylePr w:type="neCell">
       <w:rPr>
+        <w:rFonts w:ascii="Noto Sans KR Medium" w:hAnsi="Noto Sans KR Medium" w:eastAsia="Noto Sans KR Medium" w:cs="Noto Sans KR Medium"/>
         <w:color w:val="000000" w:themeColor="text1"/>
       </w:rPr>
     </w:tblStylePr>
     <w:tblStylePr w:type="nwCell">
       <w:rPr>
+        <w:rFonts w:ascii="Noto Sans KR Medium" w:hAnsi="Noto Sans KR Medium" w:eastAsia="Noto Sans KR Medium" w:cs="Noto Sans KR Medium"/>
         <w:color w:val="000000" w:themeColor="text1"/>
       </w:rPr>
     </w:tblStylePr>
@@ -24888,6 +25805,7 @@
       <w:spacing w:after="0" w:line="240" w:lineRule="auto"/>
     </w:pPr>
     <w:rPr>
+      <w:rFonts w:ascii="Noto Sans KR Medium" w:hAnsi="Noto Sans KR Medium" w:eastAsia="Noto Sans KR Medium" w:cs="Noto Sans KR Medium"/>
       <w:color w:val="000000" w:themeColor="text1"/>
     </w:rPr>
     <w:tblPr>
@@ -24906,6 +25824,7 @@
     </w:tcPr>
     <w:tblStylePr w:type="firstRow">
       <w:rPr>
+        <w:rFonts w:ascii="Noto Sans KR Medium" w:hAnsi="Noto Sans KR Medium" w:eastAsia="Noto Sans KR Medium" w:cs="Noto Sans KR Medium"/>
         <w:b/>
         <w:bCs/>
         <w:color w:val="FFFFFF" w:themeColor="background1"/>
@@ -24920,6 +25839,7 @@
     </w:tblStylePr>
     <w:tblStylePr w:type="lastRow">
       <w:rPr>
+        <w:rFonts w:ascii="Noto Sans KR Medium" w:hAnsi="Noto Sans KR Medium" w:eastAsia="Noto Sans KR Medium" w:cs="Noto Sans KR Medium"/>
         <w:b/>
         <w:bCs/>
         <w:color w:val="9E3A38" w:themeColor="accent2" w:themeShade="CC"/>
@@ -24934,12 +25854,14 @@
     </w:tblStylePr>
     <w:tblStylePr w:type="firstCol">
       <w:rPr>
+        <w:rFonts w:ascii="Noto Sans KR Medium" w:hAnsi="Noto Sans KR Medium" w:eastAsia="Noto Sans KR Medium" w:cs="Noto Sans KR Medium"/>
         <w:b/>
         <w:bCs/>
       </w:rPr>
     </w:tblStylePr>
     <w:tblStylePr w:type="lastCol">
       <w:rPr>
+        <w:rFonts w:ascii="Noto Sans KR Medium" w:hAnsi="Noto Sans KR Medium" w:eastAsia="Noto Sans KR Medium" w:cs="Noto Sans KR Medium"/>
         <w:b/>
         <w:bCs/>
       </w:rPr>
@@ -24974,6 +25896,7 @@
       <w:spacing w:after="0" w:line="240" w:lineRule="auto"/>
     </w:pPr>
     <w:rPr>
+      <w:rFonts w:ascii="Noto Sans KR Medium" w:hAnsi="Noto Sans KR Medium" w:eastAsia="Noto Sans KR Medium" w:cs="Noto Sans KR Medium"/>
       <w:color w:val="000000" w:themeColor="text1"/>
     </w:rPr>
     <w:tblPr>
@@ -24992,6 +25915,7 @@
     </w:tcPr>
     <w:tblStylePr w:type="firstRow">
       <w:rPr>
+        <w:rFonts w:ascii="Noto Sans KR Medium" w:hAnsi="Noto Sans KR Medium" w:eastAsia="Noto Sans KR Medium" w:cs="Noto Sans KR Medium"/>
         <w:b/>
         <w:bCs/>
         <w:color w:val="FFFFFF" w:themeColor="background1"/>
@@ -25006,6 +25930,7 @@
     </w:tblStylePr>
     <w:tblStylePr w:type="lastRow">
       <w:rPr>
+        <w:rFonts w:ascii="Noto Sans KR Medium" w:hAnsi="Noto Sans KR Medium" w:eastAsia="Noto Sans KR Medium" w:cs="Noto Sans KR Medium"/>
         <w:b/>
         <w:bCs/>
         <w:color w:val="9E3A38" w:themeColor="accent2" w:themeShade="CC"/>
@@ -25020,12 +25945,14 @@
     </w:tblStylePr>
     <w:tblStylePr w:type="firstCol">
       <w:rPr>
+        <w:rFonts w:ascii="Noto Sans KR Medium" w:hAnsi="Noto Sans KR Medium" w:eastAsia="Noto Sans KR Medium" w:cs="Noto Sans KR Medium"/>
         <w:b/>
         <w:bCs/>
       </w:rPr>
     </w:tblStylePr>
     <w:tblStylePr w:type="lastCol">
       <w:rPr>
+        <w:rFonts w:ascii="Noto Sans KR Medium" w:hAnsi="Noto Sans KR Medium" w:eastAsia="Noto Sans KR Medium" w:cs="Noto Sans KR Medium"/>
         <w:b/>
         <w:bCs/>
       </w:rPr>
@@ -25060,6 +25987,7 @@
       <w:spacing w:after="0" w:line="240" w:lineRule="auto"/>
     </w:pPr>
     <w:rPr>
+      <w:rFonts w:ascii="Noto Sans KR Medium" w:hAnsi="Noto Sans KR Medium" w:eastAsia="Noto Sans KR Medium" w:cs="Noto Sans KR Medium"/>
       <w:color w:val="000000" w:themeColor="text1"/>
     </w:rPr>
     <w:tblPr>
@@ -25078,6 +26006,7 @@
     </w:tcPr>
     <w:tblStylePr w:type="firstRow">
       <w:rPr>
+        <w:rFonts w:ascii="Noto Sans KR Medium" w:hAnsi="Noto Sans KR Medium" w:eastAsia="Noto Sans KR Medium" w:cs="Noto Sans KR Medium"/>
         <w:b/>
         <w:bCs/>
         <w:color w:val="FFFFFF" w:themeColor="background1"/>
@@ -25092,6 +26021,7 @@
     </w:tblStylePr>
     <w:tblStylePr w:type="lastRow">
       <w:rPr>
+        <w:rFonts w:ascii="Noto Sans KR Medium" w:hAnsi="Noto Sans KR Medium" w:eastAsia="Noto Sans KR Medium" w:cs="Noto Sans KR Medium"/>
         <w:b/>
         <w:bCs/>
         <w:color w:val="9E3A38" w:themeColor="accent2" w:themeShade="CC"/>
@@ -25106,12 +26036,14 @@
     </w:tblStylePr>
     <w:tblStylePr w:type="firstCol">
       <w:rPr>
+        <w:rFonts w:ascii="Noto Sans KR Medium" w:hAnsi="Noto Sans KR Medium" w:eastAsia="Noto Sans KR Medium" w:cs="Noto Sans KR Medium"/>
         <w:b/>
         <w:bCs/>
       </w:rPr>
     </w:tblStylePr>
     <w:tblStylePr w:type="lastCol">
       <w:rPr>
+        <w:rFonts w:ascii="Noto Sans KR Medium" w:hAnsi="Noto Sans KR Medium" w:eastAsia="Noto Sans KR Medium" w:cs="Noto Sans KR Medium"/>
         <w:b/>
         <w:bCs/>
       </w:rPr>
@@ -25146,6 +26078,7 @@
       <w:spacing w:after="0" w:line="240" w:lineRule="auto"/>
     </w:pPr>
     <w:rPr>
+      <w:rFonts w:ascii="Noto Sans KR Medium" w:hAnsi="Noto Sans KR Medium" w:eastAsia="Noto Sans KR Medium" w:cs="Noto Sans KR Medium"/>
       <w:color w:val="000000" w:themeColor="text1"/>
     </w:rPr>
     <w:tblPr>
@@ -25164,6 +26097,7 @@
     </w:tcPr>
     <w:tblStylePr w:type="firstRow">
       <w:rPr>
+        <w:rFonts w:ascii="Noto Sans KR Medium" w:hAnsi="Noto Sans KR Medium" w:eastAsia="Noto Sans KR Medium" w:cs="Noto Sans KR Medium"/>
         <w:b/>
         <w:bCs/>
         <w:color w:val="FFFFFF" w:themeColor="background1"/>
@@ -25178,6 +26112,7 @@
     </w:tblStylePr>
     <w:tblStylePr w:type="lastRow">
       <w:rPr>
+        <w:rFonts w:ascii="Noto Sans KR Medium" w:hAnsi="Noto Sans KR Medium" w:eastAsia="Noto Sans KR Medium" w:cs="Noto Sans KR Medium"/>
         <w:b/>
         <w:bCs/>
         <w:color w:val="664E82" w:themeColor="accent4" w:themeShade="CC"/>
@@ -25192,12 +26127,14 @@
     </w:tblStylePr>
     <w:tblStylePr w:type="firstCol">
       <w:rPr>
+        <w:rFonts w:ascii="Noto Sans KR Medium" w:hAnsi="Noto Sans KR Medium" w:eastAsia="Noto Sans KR Medium" w:cs="Noto Sans KR Medium"/>
         <w:b/>
         <w:bCs/>
       </w:rPr>
     </w:tblStylePr>
     <w:tblStylePr w:type="lastCol">
       <w:rPr>
+        <w:rFonts w:ascii="Noto Sans KR Medium" w:hAnsi="Noto Sans KR Medium" w:eastAsia="Noto Sans KR Medium" w:cs="Noto Sans KR Medium"/>
         <w:b/>
         <w:bCs/>
       </w:rPr>
@@ -25232,6 +26169,7 @@
       <w:spacing w:after="0" w:line="240" w:lineRule="auto"/>
     </w:pPr>
     <w:rPr>
+      <w:rFonts w:ascii="Noto Sans KR Medium" w:hAnsi="Noto Sans KR Medium" w:eastAsia="Noto Sans KR Medium" w:cs="Noto Sans KR Medium"/>
       <w:color w:val="000000" w:themeColor="text1"/>
     </w:rPr>
     <w:tblPr>
@@ -25250,6 +26188,7 @@
     </w:tcPr>
     <w:tblStylePr w:type="firstRow">
       <w:rPr>
+        <w:rFonts w:ascii="Noto Sans KR Medium" w:hAnsi="Noto Sans KR Medium" w:eastAsia="Noto Sans KR Medium" w:cs="Noto Sans KR Medium"/>
         <w:b/>
         <w:bCs/>
         <w:color w:val="FFFFFF" w:themeColor="background1"/>
@@ -25264,6 +26203,7 @@
     </w:tblStylePr>
     <w:tblStylePr w:type="lastRow">
       <w:rPr>
+        <w:rFonts w:ascii="Noto Sans KR Medium" w:hAnsi="Noto Sans KR Medium" w:eastAsia="Noto Sans KR Medium" w:cs="Noto Sans KR Medium"/>
         <w:b/>
         <w:bCs/>
         <w:color w:val="7E9C40" w:themeColor="accent3" w:themeShade="CC"/>
@@ -25278,12 +26218,14 @@
     </w:tblStylePr>
     <w:tblStylePr w:type="firstCol">
       <w:rPr>
+        <w:rFonts w:ascii="Noto Sans KR Medium" w:hAnsi="Noto Sans KR Medium" w:eastAsia="Noto Sans KR Medium" w:cs="Noto Sans KR Medium"/>
         <w:b/>
         <w:bCs/>
       </w:rPr>
     </w:tblStylePr>
     <w:tblStylePr w:type="lastCol">
       <w:rPr>
+        <w:rFonts w:ascii="Noto Sans KR Medium" w:hAnsi="Noto Sans KR Medium" w:eastAsia="Noto Sans KR Medium" w:cs="Noto Sans KR Medium"/>
         <w:b/>
         <w:bCs/>
       </w:rPr>
@@ -25318,6 +26260,7 @@
       <w:spacing w:after="0" w:line="240" w:lineRule="auto"/>
     </w:pPr>
     <w:rPr>
+      <w:rFonts w:ascii="Noto Sans KR Medium" w:hAnsi="Noto Sans KR Medium" w:eastAsia="Noto Sans KR Medium" w:cs="Noto Sans KR Medium"/>
       <w:color w:val="000000" w:themeColor="text1"/>
     </w:rPr>
     <w:tblPr>
@@ -25336,6 +26279,7 @@
     </w:tcPr>
     <w:tblStylePr w:type="firstRow">
       <w:rPr>
+        <w:rFonts w:ascii="Noto Sans KR Medium" w:hAnsi="Noto Sans KR Medium" w:eastAsia="Noto Sans KR Medium" w:cs="Noto Sans KR Medium"/>
         <w:b/>
         <w:bCs/>
         <w:color w:val="FFFFFF" w:themeColor="background1"/>
@@ -25350,6 +26294,7 @@
     </w:tblStylePr>
     <w:tblStylePr w:type="lastRow">
       <w:rPr>
+        <w:rFonts w:ascii="Noto Sans KR Medium" w:hAnsi="Noto Sans KR Medium" w:eastAsia="Noto Sans KR Medium" w:cs="Noto Sans KR Medium"/>
         <w:b/>
         <w:bCs/>
         <w:color w:val="F2730A" w:themeColor="accent6" w:themeShade="CC"/>
@@ -25364,12 +26309,14 @@
     </w:tblStylePr>
     <w:tblStylePr w:type="firstCol">
       <w:rPr>
+        <w:rFonts w:ascii="Noto Sans KR Medium" w:hAnsi="Noto Sans KR Medium" w:eastAsia="Noto Sans KR Medium" w:cs="Noto Sans KR Medium"/>
         <w:b/>
         <w:bCs/>
       </w:rPr>
     </w:tblStylePr>
     <w:tblStylePr w:type="lastCol">
       <w:rPr>
+        <w:rFonts w:ascii="Noto Sans KR Medium" w:hAnsi="Noto Sans KR Medium" w:eastAsia="Noto Sans KR Medium" w:cs="Noto Sans KR Medium"/>
         <w:b/>
         <w:bCs/>
       </w:rPr>
@@ -25404,6 +26351,7 @@
       <w:spacing w:after="0" w:line="240" w:lineRule="auto"/>
     </w:pPr>
     <w:rPr>
+      <w:rFonts w:ascii="Noto Sans KR Medium" w:hAnsi="Noto Sans KR Medium" w:eastAsia="Noto Sans KR Medium" w:cs="Noto Sans KR Medium"/>
       <w:color w:val="000000" w:themeColor="text1"/>
     </w:rPr>
     <w:tblPr>
@@ -25422,6 +26370,7 @@
     </w:tcPr>
     <w:tblStylePr w:type="firstRow">
       <w:rPr>
+        <w:rFonts w:ascii="Noto Sans KR Medium" w:hAnsi="Noto Sans KR Medium" w:eastAsia="Noto Sans KR Medium" w:cs="Noto Sans KR Medium"/>
         <w:b/>
         <w:bCs/>
         <w:color w:val="FFFFFF" w:themeColor="background1"/>
@@ -25436,6 +26385,7 @@
     </w:tblStylePr>
     <w:tblStylePr w:type="lastRow">
       <w:rPr>
+        <w:rFonts w:ascii="Noto Sans KR Medium" w:hAnsi="Noto Sans KR Medium" w:eastAsia="Noto Sans KR Medium" w:cs="Noto Sans KR Medium"/>
         <w:b/>
         <w:bCs/>
         <w:color w:val="348DA5" w:themeColor="accent5" w:themeShade="CC"/>
@@ -25450,12 +26400,14 @@
     </w:tblStylePr>
     <w:tblStylePr w:type="firstCol">
       <w:rPr>
+        <w:rFonts w:ascii="Noto Sans KR Medium" w:hAnsi="Noto Sans KR Medium" w:eastAsia="Noto Sans KR Medium" w:cs="Noto Sans KR Medium"/>
         <w:b/>
         <w:bCs/>
       </w:rPr>
     </w:tblStylePr>
     <w:tblStylePr w:type="lastCol">
       <w:rPr>
+        <w:rFonts w:ascii="Noto Sans KR Medium" w:hAnsi="Noto Sans KR Medium" w:eastAsia="Noto Sans KR Medium" w:cs="Noto Sans KR Medium"/>
         <w:b/>
         <w:bCs/>
       </w:rPr>
@@ -25490,6 +26442,7 @@
       <w:spacing w:after="0" w:line="240" w:lineRule="auto"/>
     </w:pPr>
     <w:rPr>
+      <w:rFonts w:ascii="Noto Sans KR Medium" w:hAnsi="Noto Sans KR Medium" w:eastAsia="Noto Sans KR Medium" w:cs="Noto Sans KR Medium"/>
       <w:color w:val="000000" w:themeColor="text1"/>
     </w:rPr>
     <w:tblPr>
@@ -25511,6 +26464,7 @@
     </w:tcPr>
     <w:tblStylePr w:type="firstRow">
       <w:rPr>
+        <w:rFonts w:ascii="Noto Sans KR Medium" w:hAnsi="Noto Sans KR Medium" w:eastAsia="Noto Sans KR Medium" w:cs="Noto Sans KR Medium"/>
         <w:b/>
         <w:bCs/>
       </w:rPr>
@@ -25521,6 +26475,7 @@
     </w:tblStylePr>
     <w:tblStylePr w:type="lastRow">
       <w:rPr>
+        <w:rFonts w:ascii="Noto Sans KR Medium" w:hAnsi="Noto Sans KR Medium" w:eastAsia="Noto Sans KR Medium" w:cs="Noto Sans KR Medium"/>
         <w:b/>
         <w:bCs/>
         <w:color w:val="000000" w:themeColor="text1"/>
@@ -25532,6 +26487,7 @@
     </w:tblStylePr>
     <w:tblStylePr w:type="firstCol">
       <w:rPr>
+        <w:rFonts w:ascii="Noto Sans KR Medium" w:hAnsi="Noto Sans KR Medium" w:eastAsia="Noto Sans KR Medium" w:cs="Noto Sans KR Medium"/>
         <w:color w:val="FFFFFF" w:themeColor="background1"/>
       </w:rPr>
       <w:tblPr/>
@@ -25541,6 +26497,7 @@
     </w:tblStylePr>
     <w:tblStylePr w:type="lastCol">
       <w:rPr>
+        <w:rFonts w:ascii="Noto Sans KR Medium" w:hAnsi="Noto Sans KR Medium" w:eastAsia="Noto Sans KR Medium" w:cs="Noto Sans KR Medium"/>
         <w:color w:val="FFFFFF" w:themeColor="background1"/>
       </w:rPr>
       <w:tblPr/>
@@ -25570,6 +26527,7 @@
       <w:spacing w:after="0" w:line="240" w:lineRule="auto"/>
     </w:pPr>
     <w:rPr>
+      <w:rFonts w:ascii="Noto Sans KR Medium" w:hAnsi="Noto Sans KR Medium" w:eastAsia="Noto Sans KR Medium" w:cs="Noto Sans KR Medium"/>
       <w:color w:val="000000" w:themeColor="text1"/>
     </w:rPr>
     <w:tblPr>
@@ -25591,6 +26549,7 @@
     </w:tcPr>
     <w:tblStylePr w:type="firstRow">
       <w:rPr>
+        <w:rFonts w:ascii="Noto Sans KR Medium" w:hAnsi="Noto Sans KR Medium" w:eastAsia="Noto Sans KR Medium" w:cs="Noto Sans KR Medium"/>
         <w:b/>
         <w:bCs/>
       </w:rPr>
@@ -25601,6 +26560,7 @@
     </w:tblStylePr>
     <w:tblStylePr w:type="lastRow">
       <w:rPr>
+        <w:rFonts w:ascii="Noto Sans KR Medium" w:hAnsi="Noto Sans KR Medium" w:eastAsia="Noto Sans KR Medium" w:cs="Noto Sans KR Medium"/>
         <w:b/>
         <w:bCs/>
         <w:color w:val="000000" w:themeColor="text1"/>
@@ -25612,6 +26572,7 @@
     </w:tblStylePr>
     <w:tblStylePr w:type="firstCol">
       <w:rPr>
+        <w:rFonts w:ascii="Noto Sans KR Medium" w:hAnsi="Noto Sans KR Medium" w:eastAsia="Noto Sans KR Medium" w:cs="Noto Sans KR Medium"/>
         <w:color w:val="FFFFFF" w:themeColor="background1"/>
       </w:rPr>
       <w:tblPr/>
@@ -25621,6 +26582,7 @@
     </w:tblStylePr>
     <w:tblStylePr w:type="lastCol">
       <w:rPr>
+        <w:rFonts w:ascii="Noto Sans KR Medium" w:hAnsi="Noto Sans KR Medium" w:eastAsia="Noto Sans KR Medium" w:cs="Noto Sans KR Medium"/>
         <w:color w:val="FFFFFF" w:themeColor="background1"/>
       </w:rPr>
       <w:tblPr/>
@@ -25650,6 +26612,7 @@
       <w:spacing w:after="0" w:line="240" w:lineRule="auto"/>
     </w:pPr>
     <w:rPr>
+      <w:rFonts w:ascii="Noto Sans KR Medium" w:hAnsi="Noto Sans KR Medium" w:eastAsia="Noto Sans KR Medium" w:cs="Noto Sans KR Medium"/>
       <w:color w:val="000000" w:themeColor="text1"/>
     </w:rPr>
     <w:tblPr>
@@ -25671,6 +26634,7 @@
     </w:tcPr>
     <w:tblStylePr w:type="firstRow">
       <w:rPr>
+        <w:rFonts w:ascii="Noto Sans KR Medium" w:hAnsi="Noto Sans KR Medium" w:eastAsia="Noto Sans KR Medium" w:cs="Noto Sans KR Medium"/>
         <w:b/>
         <w:bCs/>
       </w:rPr>
@@ -25681,6 +26645,7 @@
     </w:tblStylePr>
     <w:tblStylePr w:type="lastRow">
       <w:rPr>
+        <w:rFonts w:ascii="Noto Sans KR Medium" w:hAnsi="Noto Sans KR Medium" w:eastAsia="Noto Sans KR Medium" w:cs="Noto Sans KR Medium"/>
         <w:b/>
         <w:bCs/>
         <w:color w:val="000000" w:themeColor="text1"/>
@@ -25692,6 +26657,7 @@
     </w:tblStylePr>
     <w:tblStylePr w:type="firstCol">
       <w:rPr>
+        <w:rFonts w:ascii="Noto Sans KR Medium" w:hAnsi="Noto Sans KR Medium" w:eastAsia="Noto Sans KR Medium" w:cs="Noto Sans KR Medium"/>
         <w:color w:val="FFFFFF" w:themeColor="background1"/>
       </w:rPr>
       <w:tblPr/>
@@ -25701,6 +26667,7 @@
     </w:tblStylePr>
     <w:tblStylePr w:type="lastCol">
       <w:rPr>
+        <w:rFonts w:ascii="Noto Sans KR Medium" w:hAnsi="Noto Sans KR Medium" w:eastAsia="Noto Sans KR Medium" w:cs="Noto Sans KR Medium"/>
         <w:color w:val="FFFFFF" w:themeColor="background1"/>
       </w:rPr>
       <w:tblPr/>
@@ -25730,6 +26697,7 @@
       <w:spacing w:after="0" w:line="240" w:lineRule="auto"/>
     </w:pPr>
     <w:rPr>
+      <w:rFonts w:ascii="Noto Sans KR Medium" w:hAnsi="Noto Sans KR Medium" w:eastAsia="Noto Sans KR Medium" w:cs="Noto Sans KR Medium"/>
       <w:color w:val="000000" w:themeColor="text1"/>
     </w:rPr>
     <w:tblPr>
@@ -25751,6 +26719,7 @@
     </w:tcPr>
     <w:tblStylePr w:type="firstRow">
       <w:rPr>
+        <w:rFonts w:ascii="Noto Sans KR Medium" w:hAnsi="Noto Sans KR Medium" w:eastAsia="Noto Sans KR Medium" w:cs="Noto Sans KR Medium"/>
         <w:b/>
         <w:bCs/>
       </w:rPr>
@@ -25761,6 +26730,7 @@
     </w:tblStylePr>
     <w:tblStylePr w:type="lastRow">
       <w:rPr>
+        <w:rFonts w:ascii="Noto Sans KR Medium" w:hAnsi="Noto Sans KR Medium" w:eastAsia="Noto Sans KR Medium" w:cs="Noto Sans KR Medium"/>
         <w:b/>
         <w:bCs/>
         <w:color w:val="000000" w:themeColor="text1"/>
@@ -25772,6 +26742,7 @@
     </w:tblStylePr>
     <w:tblStylePr w:type="firstCol">
       <w:rPr>
+        <w:rFonts w:ascii="Noto Sans KR Medium" w:hAnsi="Noto Sans KR Medium" w:eastAsia="Noto Sans KR Medium" w:cs="Noto Sans KR Medium"/>
         <w:color w:val="FFFFFF" w:themeColor="background1"/>
       </w:rPr>
       <w:tblPr/>
@@ -25781,6 +26752,7 @@
     </w:tblStylePr>
     <w:tblStylePr w:type="lastCol">
       <w:rPr>
+        <w:rFonts w:ascii="Noto Sans KR Medium" w:hAnsi="Noto Sans KR Medium" w:eastAsia="Noto Sans KR Medium" w:cs="Noto Sans KR Medium"/>
         <w:color w:val="FFFFFF" w:themeColor="background1"/>
       </w:rPr>
       <w:tblPr/>
@@ -25810,6 +26782,7 @@
       <w:spacing w:after="0" w:line="240" w:lineRule="auto"/>
     </w:pPr>
     <w:rPr>
+      <w:rFonts w:ascii="Noto Sans KR Medium" w:hAnsi="Noto Sans KR Medium" w:eastAsia="Noto Sans KR Medium" w:cs="Noto Sans KR Medium"/>
       <w:color w:val="000000" w:themeColor="text1"/>
     </w:rPr>
     <w:tblPr>
@@ -25831,6 +26804,7 @@
     </w:tcPr>
     <w:tblStylePr w:type="firstRow">
       <w:rPr>
+        <w:rFonts w:ascii="Noto Sans KR Medium" w:hAnsi="Noto Sans KR Medium" w:eastAsia="Noto Sans KR Medium" w:cs="Noto Sans KR Medium"/>
         <w:b/>
         <w:bCs/>
       </w:rPr>
@@ -25841,6 +26815,7 @@
     </w:tblStylePr>
     <w:tblStylePr w:type="lastRow">
       <w:rPr>
+        <w:rFonts w:ascii="Noto Sans KR Medium" w:hAnsi="Noto Sans KR Medium" w:eastAsia="Noto Sans KR Medium" w:cs="Noto Sans KR Medium"/>
         <w:b/>
         <w:bCs/>
         <w:color w:val="000000" w:themeColor="text1"/>
@@ -25852,6 +26827,7 @@
     </w:tblStylePr>
     <w:tblStylePr w:type="firstCol">
       <w:rPr>
+        <w:rFonts w:ascii="Noto Sans KR Medium" w:hAnsi="Noto Sans KR Medium" w:eastAsia="Noto Sans KR Medium" w:cs="Noto Sans KR Medium"/>
         <w:color w:val="FFFFFF" w:themeColor="background1"/>
       </w:rPr>
       <w:tblPr/>
@@ -25861,6 +26837,7 @@
     </w:tblStylePr>
     <w:tblStylePr w:type="lastCol">
       <w:rPr>
+        <w:rFonts w:ascii="Noto Sans KR Medium" w:hAnsi="Noto Sans KR Medium" w:eastAsia="Noto Sans KR Medium" w:cs="Noto Sans KR Medium"/>
         <w:color w:val="FFFFFF" w:themeColor="background1"/>
       </w:rPr>
       <w:tblPr/>
@@ -25890,6 +26867,7 @@
       <w:spacing w:after="0" w:line="240" w:lineRule="auto"/>
     </w:pPr>
     <w:rPr>
+      <w:rFonts w:ascii="Noto Sans KR Medium" w:hAnsi="Noto Sans KR Medium" w:eastAsia="Noto Sans KR Medium" w:cs="Noto Sans KR Medium"/>
       <w:color w:val="000000" w:themeColor="text1"/>
     </w:rPr>
     <w:tblPr>
@@ -25911,6 +26889,7 @@
     </w:tcPr>
     <w:tblStylePr w:type="firstRow">
       <w:rPr>
+        <w:rFonts w:ascii="Noto Sans KR Medium" w:hAnsi="Noto Sans KR Medium" w:eastAsia="Noto Sans KR Medium" w:cs="Noto Sans KR Medium"/>
         <w:b/>
         <w:bCs/>
       </w:rPr>
@@ -25921,6 +26900,7 @@
     </w:tblStylePr>
     <w:tblStylePr w:type="lastRow">
       <w:rPr>
+        <w:rFonts w:ascii="Noto Sans KR Medium" w:hAnsi="Noto Sans KR Medium" w:eastAsia="Noto Sans KR Medium" w:cs="Noto Sans KR Medium"/>
         <w:b/>
         <w:bCs/>
         <w:color w:val="000000" w:themeColor="text1"/>
@@ -25932,6 +26912,7 @@
     </w:tblStylePr>
     <w:tblStylePr w:type="firstCol">
       <w:rPr>
+        <w:rFonts w:ascii="Noto Sans KR Medium" w:hAnsi="Noto Sans KR Medium" w:eastAsia="Noto Sans KR Medium" w:cs="Noto Sans KR Medium"/>
         <w:color w:val="FFFFFF" w:themeColor="background1"/>
       </w:rPr>
       <w:tblPr/>
@@ -25941,6 +26922,7 @@
     </w:tblStylePr>
     <w:tblStylePr w:type="lastCol">
       <w:rPr>
+        <w:rFonts w:ascii="Noto Sans KR Medium" w:hAnsi="Noto Sans KR Medium" w:eastAsia="Noto Sans KR Medium" w:cs="Noto Sans KR Medium"/>
         <w:color w:val="FFFFFF" w:themeColor="background1"/>
       </w:rPr>
       <w:tblPr/>
@@ -25970,6 +26952,7 @@
       <w:spacing w:after="0" w:line="240" w:lineRule="auto"/>
     </w:pPr>
     <w:rPr>
+      <w:rFonts w:ascii="Noto Sans KR Medium" w:hAnsi="Noto Sans KR Medium" w:eastAsia="Noto Sans KR Medium" w:cs="Noto Sans KR Medium"/>
       <w:color w:val="000000" w:themeColor="text1"/>
     </w:rPr>
     <w:tblPr>
@@ -25991,6 +26974,7 @@
     </w:tcPr>
     <w:tblStylePr w:type="firstRow">
       <w:rPr>
+        <w:rFonts w:ascii="Noto Sans KR Medium" w:hAnsi="Noto Sans KR Medium" w:eastAsia="Noto Sans KR Medium" w:cs="Noto Sans KR Medium"/>
         <w:b/>
         <w:bCs/>
       </w:rPr>
@@ -26001,6 +26985,7 @@
     </w:tblStylePr>
     <w:tblStylePr w:type="lastRow">
       <w:rPr>
+        <w:rFonts w:ascii="Noto Sans KR Medium" w:hAnsi="Noto Sans KR Medium" w:eastAsia="Noto Sans KR Medium" w:cs="Noto Sans KR Medium"/>
         <w:b/>
         <w:bCs/>
         <w:color w:val="000000" w:themeColor="text1"/>
@@ -26012,6 +26997,7 @@
     </w:tblStylePr>
     <w:tblStylePr w:type="firstCol">
       <w:rPr>
+        <w:rFonts w:ascii="Noto Sans KR Medium" w:hAnsi="Noto Sans KR Medium" w:eastAsia="Noto Sans KR Medium" w:cs="Noto Sans KR Medium"/>
         <w:color w:val="FFFFFF" w:themeColor="background1"/>
       </w:rPr>
       <w:tblPr/>
@@ -26021,6 +27007,7 @@
     </w:tblStylePr>
     <w:tblStylePr w:type="lastCol">
       <w:rPr>
+        <w:rFonts w:ascii="Noto Sans KR Medium" w:hAnsi="Noto Sans KR Medium" w:eastAsia="Noto Sans KR Medium" w:cs="Noto Sans KR Medium"/>
         <w:color w:val="FFFFFF" w:themeColor="background1"/>
       </w:rPr>
       <w:tblPr/>
